--- a/docs/government-project/01_요구사항정의서.docx
+++ b/docs/government-project/01_요구사항정의서.docx
@@ -1609,7 +1609,7 @@
                 <w:sz w:val="18"/>
                 <w:rFonts w:eastAsia="맑은 고딕"/>
               </w:rPr>
-              <w:t>/ru 또는 /kk (다국어 홈), /intake, /consultation/[id], /patient/*</w:t>
+              <w:t>/ru 또는 /kk (다국어 홈), /inquiry (통합 문의 퍼널), /consultation/[id], /patient/*</w:t>
             </w:r>
           </w:p>
         </w:tc>
@@ -2239,15 +2239,15 @@
                 <w:sz w:val="18"/>
                 <w:rFonts w:eastAsia="맑은 고딕"/>
               </w:rPr>
-              <w:t>① Doctor 포털 로그인</w:t>
+              <w:t>① 상담방 초대링크 수신(계정 발급 불필요)</w:t>
               <w:br/>
               <w:t>② 환자 문서 열람 (사전 검토)</w:t>
               <w:br/>
-              <w:t>③ 화상상담 참여 (AI 번역 지원)</w:t>
+              <w:t>③ 화상상담 참여 (실시간 자막·통역 지원)</w:t>
               <w:br/>
               <w:t>④ 처방·메모 기록</w:t>
               <w:br/>
-              <w:t>⑤ 협진 의뢰서 전송</w:t>
+              <w:t>⑤ 전문의 소견 전송</w:t>
             </w:r>
           </w:p>
         </w:tc>
@@ -2283,7 +2283,7 @@
                 <w:sz w:val="18"/>
                 <w:rFonts w:eastAsia="맑은 고딕"/>
               </w:rPr>
-              <w:t>/doctor/*, /partner/*, /consultation/[id]</w:t>
+              <w:t>/consultation/[id] (초대링크 입장), /opinion/[token] (소견 작성), /hospital/* (병원 담당자 계정)</w:t>
             </w:r>
           </w:p>
         </w:tc>
@@ -2932,7 +2932,7 @@
                 <w:sz w:val="18"/>
                 <w:rFonts w:eastAsia="맑은 고딕"/>
               </w:rPr>
-              <w:t>app_metadata.role 기준 환자/coordinator/admin/doctor/partner 역할 분기. 미들웨어에서 /patient/*, /admin/*, /coordinator/* 보호.</w:t>
+              <w:t>계정 계층 7종(비회원·환자·코디네이터·관리자·국내 의료기관·해외 에이전시·해외 의료기관)으로 분기. 권한 저장 위치는 계층별로 다름(app_metadata.role / hospital_users / agency_users / 초대링크 토큰). 미들웨어에서 /patient/*, /admin/*, /coordinator/*, /hospital/*, /agency/*, /clinic/* 보호. ※ 의사는 계정 계층이 아니라 상담방 초대링크 게스트 또는 병원 계정으로 참여함.</w:t>
             </w:r>
           </w:p>
         </w:tc>
@@ -2949,7 +2949,7 @@
                 <w:sz w:val="18"/>
                 <w:rFonts w:eastAsia="맑은 고딕"/>
               </w:rPr>
-              <w:t>✅ middleware.js, src/lib/auth</w:t>
+              <w:t>✅ middleware.js, src/lib/auth/accountTiers.ts (계층 단일 표준)</w:t>
             </w:r>
           </w:p>
         </w:tc>
@@ -3123,7 +3123,7 @@
                 <w:sz w:val="18"/>
                 <w:rFonts w:eastAsia="맑은 고딕"/>
               </w:rPr>
-              <w:t>✅ /app/intake, IntakePremium.jsx, migrations/20260125_inquiries_intake_progressive</w:t>
+              <w:t>✅ /app/inquiry (통합 문의 퍼널), migrations/20260125_inquiries_intake_progressive</w:t>
             </w:r>
           </w:p>
         </w:tc>
@@ -4725,7 +4725,7 @@
                 <w:sz w:val="18"/>
                 <w:rFonts w:eastAsia="맑은 고딕"/>
               </w:rPr>
-              <w:t>파트너 병원 포털</w:t>
+              <w:t>국내 의료기관 포털</w:t>
             </w:r>
           </w:p>
         </w:tc>
@@ -4759,7 +4759,7 @@
                 <w:sz w:val="18"/>
                 <w:rFonts w:eastAsia="맑은 고딕"/>
               </w:rPr>
-              <w:t>병원 정보 관리, 의료진 등록, 협진 의뢰 수신, 진료 결과 입력.</w:t>
+              <w:t>병원 정보 관리, 의료진 등록, 협진 의뢰(리드) 수신, 진료 결과 입력.</w:t>
             </w:r>
           </w:p>
         </w:tc>
@@ -4776,7 +4776,7 @@
                 <w:sz w:val="18"/>
                 <w:rFonts w:eastAsia="맑은 고딕"/>
               </w:rPr>
-              <w:t>✅ /app/partner/*, migrations/20260407_partner_doctors_branches</w:t>
+              <w:t>✅ /app/hospital/* (구 파트너 경로에서 개명), migrations/20260407_partner_doctors_branches</w:t>
             </w:r>
           </w:p>
         </w:tc>
@@ -8229,7 +8229,7 @@
                 <w:sz w:val="18"/>
                 <w:rFonts w:eastAsia="맑은 고딕"/>
               </w:rPr>
-              <w:t>환자가 플랫폼에 최초 정보를 입력하는 단계. /intake 라우트</w:t>
+              <w:t>환자가 플랫폼에 최초 정보를 입력하는 단계. 통합 문의 퍼널(/inquiry) 내에서 수행</w:t>
             </w:r>
           </w:p>
         </w:tc>

--- a/docs/government-project/01_요구사항정의서.docx
+++ b/docs/government-project/01_요구사항정의서.docx
@@ -147,7 +147,7 @@
                 <w:sz w:val="20"/>
                 <w:rFonts w:eastAsia="맑은 고딕"/>
               </w:rPr>
-              <w:t>(주)본로이 (Bonroi)</w:t>
+              <w:t>본로이 (Bonroi)</w:t>
             </w:r>
           </w:p>
         </w:tc>

--- a/docs/government-project/01_요구사항정의서.docx
+++ b/docs/government-project/01_요구사항정의서.docx
@@ -184,7 +184,7 @@
                 <w:sz w:val="20"/>
                 <w:rFonts w:eastAsia="맑은 고딕"/>
               </w:rPr>
-              <w:t>2026년 4월 30일</w:t>
+              <w:t>2026년 8월 19일</w:t>
             </w:r>
           </w:p>
         </w:tc>
@@ -4950,7 +4950,7 @@
                 <w:sz w:val="18"/>
                 <w:rFonts w:eastAsia="맑은 고딕"/>
               </w:rPr>
-              <w:t>✅ /app/api/email, src/lib/email</w:t>
+              <w:t>✅ src/lib/email/sendEmail.ts, src/lib/email</w:t>
             </w:r>
           </w:p>
         </w:tc>
@@ -5124,7 +5124,7 @@
                 <w:sz w:val="18"/>
                 <w:rFonts w:eastAsia="맑은 고딕"/>
               </w:rPr>
-              <w:t>✅ src/lib/security/encryptionV2.ts, migrations/20260420_drop_*_plaintext</w:t>
+              <w:t>✅ src/lib/security/encryptionV2.ts, migrations/20260420_drop_*_plaintext (작성 완료·미실행) (작성 완료·미실행) (작성 완료·미실행)</w:t>
             </w:r>
           </w:p>
         </w:tc>
@@ -6794,7 +6794,7 @@
                 <w:sz w:val="18"/>
                 <w:rFonts w:eastAsia="맑은 고딕"/>
               </w:rPr>
-              <w:t>/app/api/livekit/route.ts</w:t>
+              <w:t>/app/api/khidi/consultation/token (+ /app/api/livekit/webhook)</w:t>
               <w:br/>
               <w:t>/app/telemedicine/</w:t>
             </w:r>
@@ -6870,7 +6870,7 @@
                 <w:sz w:val="18"/>
                 <w:rFonts w:eastAsia="맑은 고딕"/>
               </w:rPr>
-              <w:t>/app/api/email/*</w:t>
+              <w:t>src/lib/email/sendEmail.ts</w:t>
               <w:br/>
               <w:t>src/lib/email/*</w:t>
             </w:r>

--- a/docs/government-project/01_요구사항정의서.docx
+++ b/docs/government-project/01_요구사항정의서.docx
@@ -63,7 +63,7 @@
           <w:sz w:val="20"/>
           <w:rFonts w:eastAsia="맑은 고딕"/>
         </w:rPr>
-        <w:t>Requirements Definition Document  |  v1.0  |  2026.04.30</w:t>
+        <w:t>Requirements Definition Document  |  v1.1  |  2026.08.19</w:t>
       </w:r>
     </w:p>
     <w:p/>
@@ -221,7 +221,7 @@
                 <w:sz w:val="20"/>
                 <w:rFonts w:eastAsia="맑은 고딕"/>
               </w:rPr>
-              <w:t>v1.0</w:t>
+              <w:t>v1.1</w:t>
             </w:r>
           </w:p>
         </w:tc>
@@ -2666,7 +2666,7 @@
           <w:sz w:val="20"/>
           <w:rFonts w:eastAsia="맑은 고딕"/>
         </w:rPr>
-        <w:t>현황: ✅완료 / 🟡부분구현 / ❌미구현</w:t>
+        <w:t>현황 표기: 완료 / 부분구현 / 미구현</w:t>
       </w:r>
     </w:p>
     <w:p/>
@@ -2862,7 +2862,7 @@
                 <w:sz w:val="18"/>
                 <w:rFonts w:eastAsia="맑은 고딕"/>
               </w:rPr>
-              <w:t>✅ /app/signup, /app/login, /app/auth</w:t>
+              <w:t>완료 · /app/signup, /app/login, /app/auth</w:t>
             </w:r>
           </w:p>
         </w:tc>
@@ -2949,7 +2949,7 @@
                 <w:sz w:val="18"/>
                 <w:rFonts w:eastAsia="맑은 고딕"/>
               </w:rPr>
-              <w:t>✅ middleware.js, src/lib/auth/accountTiers.ts (계층 단일 표준)</w:t>
+              <w:t>완료 · middleware.js, src/lib/auth/accountTiers.ts (계층 단일 표준)</w:t>
             </w:r>
           </w:p>
         </w:tc>
@@ -3036,7 +3036,7 @@
                 <w:sz w:val="18"/>
                 <w:rFonts w:eastAsia="맑은 고딕"/>
               </w:rPr>
-              <w:t>✅ migrations/20260125_inquiries_public_token</w:t>
+              <w:t>완료 · migrations/20260125_inquiries_public_token</w:t>
             </w:r>
           </w:p>
         </w:tc>
@@ -3123,7 +3123,7 @@
                 <w:sz w:val="18"/>
                 <w:rFonts w:eastAsia="맑은 고딕"/>
               </w:rPr>
-              <w:t>✅ /app/inquiry (통합 문의 퍼널), migrations/20260125_inquiries_intake_progressive</w:t>
+              <w:t>완료 · /app/inquiry (통합 문의 퍼널), migrations/20260125_inquiries_intake_progressive</w:t>
             </w:r>
           </w:p>
         </w:tc>
@@ -3210,7 +3210,7 @@
                 <w:sz w:val="18"/>
                 <w:rFonts w:eastAsia="맑은 고딕"/>
               </w:rPr>
-              <w:t>✅ /app/api/attachments, migrations/20260406_consultation_documents</w:t>
+              <w:t>완료 · /app/api/attachments, migrations/20260406_consultation_documents</w:t>
             </w:r>
           </w:p>
         </w:tc>
@@ -3297,7 +3297,7 @@
                 <w:sz w:val="18"/>
                 <w:rFonts w:eastAsia="맑은 고딕"/>
               </w:rPr>
-              <w:t>✅ /app/api/pdf, src/lib/pdf</w:t>
+              <w:t>완료 · /app/api/pdf, src/lib/pdf</w:t>
             </w:r>
           </w:p>
         </w:tc>
@@ -3384,7 +3384,7 @@
                 <w:sz w:val="18"/>
                 <w:rFonts w:eastAsia="맑은 고딕"/>
               </w:rPr>
-              <w:t>✅ /app/api/chat, src/lib/chat/generateReply.ts, src/lib/rag</w:t>
+              <w:t>완료 · /app/api/chat, src/lib/chat/generateReply.ts, src/lib/rag</w:t>
             </w:r>
           </w:p>
         </w:tc>
@@ -3471,7 +3471,7 @@
                 <w:sz w:val="18"/>
                 <w:rFonts w:eastAsia="맑은 고딕"/>
               </w:rPr>
-              <w:t>✅ /app/hospitals, migrations/20260223_i18n_jsonb</w:t>
+              <w:t>완료 · /app/hospitals, migrations/20260223_i18n_jsonb</w:t>
             </w:r>
           </w:p>
         </w:tc>
@@ -3558,7 +3558,7 @@
                 <w:sz w:val="18"/>
                 <w:rFonts w:eastAsia="맑은 고딕"/>
               </w:rPr>
-              <w:t>🟡 /app/patient/cost-estimates (UI 있음, AI 자동산출 부분구현)</w:t>
+              <w:t>부분구현 · /app/patient/cost-estimates (UI 있음, AI 자동산출 부분구현)</w:t>
             </w:r>
           </w:p>
         </w:tc>
@@ -3645,7 +3645,7 @@
                 <w:sz w:val="18"/>
                 <w:rFonts w:eastAsia="맑은 고딕"/>
               </w:rPr>
-              <w:t>✅ /app/api/chat, src/lib/chat, src/lib/rag</w:t>
+              <w:t>완료 · /app/api/chat, src/lib/chat, src/lib/rag</w:t>
             </w:r>
           </w:p>
         </w:tc>
@@ -3732,7 +3732,7 @@
                 <w:sz w:val="18"/>
                 <w:rFonts w:eastAsia="맑은 고딕"/>
               </w:rPr>
-              <w:t>✅ /app/coordinator/messages, migrations/20260225_chat_threads</w:t>
+              <w:t>완료 · /app/coordinator/messages, migrations/20260225_chat_threads</w:t>
             </w:r>
           </w:p>
         </w:tc>
@@ -3819,7 +3819,7 @@
                 <w:sz w:val="18"/>
                 <w:rFonts w:eastAsia="맑은 고딕"/>
               </w:rPr>
-              <w:t>✅ /app/telemedicine, /app/api/livekit, @livekit/components-react</w:t>
+              <w:t>완료 · /app/telemedicine, /app/api/livekit, @livekit/components-react</w:t>
             </w:r>
           </w:p>
         </w:tc>
@@ -3906,7 +3906,7 @@
                 <w:sz w:val="18"/>
                 <w:rFonts w:eastAsia="맑은 고딕"/>
               </w:rPr>
-              <w:t>🟡 /app/api/translate, /app/api/translate-text (번역 API 완성, 화상 내 실시간 통합 부분구현)</w:t>
+              <w:t>부분구현 · /app/api/translate, /app/api/translate-text (번역 API 완성, 화상 내 실시간 통합 부분구현)</w:t>
             </w:r>
           </w:p>
         </w:tc>
@@ -3993,7 +3993,7 @@
                 <w:sz w:val="18"/>
                 <w:rFonts w:eastAsia="맑은 고딕"/>
               </w:rPr>
-              <w:t>🟡 /app/patient/calendar (UI 있음, 자동 리마인더 부분구현)</w:t>
+              <w:t>부분구현 · /app/patient/calendar (UI 있음, 자동 리마인더 부분구현)</w:t>
             </w:r>
           </w:p>
         </w:tc>
@@ -4080,7 +4080,7 @@
                 <w:sz w:val="18"/>
                 <w:rFonts w:eastAsia="맑은 고딕"/>
               </w:rPr>
-              <w:t>✅ /app/patient/visa, /app/visa, migrations/20260406_education_visa_rebooking</w:t>
+              <w:t>완료 · /app/patient/visa, /app/visa, migrations/20260406_education_visa_rebooking</w:t>
             </w:r>
           </w:p>
         </w:tc>
@@ -4167,7 +4167,7 @@
                 <w:sz w:val="18"/>
                 <w:rFonts w:eastAsia="맑은 고딕"/>
               </w:rPr>
-              <w:t>🟡 /app/patient/symptoms (화면 있음, AI 자동감지 부분구현)</w:t>
+              <w:t>부분구현 · /app/patient/symptoms (화면 있음, AI 자동감지 부분구현)</w:t>
             </w:r>
           </w:p>
         </w:tc>
@@ -4254,7 +4254,7 @@
                 <w:sz w:val="18"/>
                 <w:rFonts w:eastAsia="맑은 고딕"/>
               </w:rPr>
-              <w:t>🟡 /app/patient/education, /app/education (화면 있음, 러시아어 콘텐츠 일부)</w:t>
+              <w:t>부분구현 · /app/patient/education, /app/education (화면 있음, 러시아어 콘텐츠 일부)</w:t>
             </w:r>
           </w:p>
         </w:tc>
@@ -4341,7 +4341,7 @@
                 <w:sz w:val="18"/>
                 <w:rFonts w:eastAsia="맑은 고딕"/>
               </w:rPr>
-              <w:t>✅ /app/patient/rebooking, migrations/20260406_education_visa_rebooking</w:t>
+              <w:t>완료 · /app/patient/rebooking, migrations/20260406_education_visa_rebooking</w:t>
             </w:r>
           </w:p>
         </w:tc>
@@ -4428,7 +4428,7 @@
                 <w:sz w:val="18"/>
                 <w:rFonts w:eastAsia="맑은 고딕"/>
               </w:rPr>
-              <w:t>🟡 /app/ru, /app/kk (라우트 있음, 일부 콘텐츠 번역 진행 중)</w:t>
+              <w:t>부분구현 · /app/ru, /app/kk (라우트 있음, 일부 콘텐츠 번역 진행 중)</w:t>
             </w:r>
           </w:p>
         </w:tc>
@@ -4515,7 +4515,7 @@
                 <w:sz w:val="18"/>
                 <w:rFonts w:eastAsia="맑은 고딕"/>
               </w:rPr>
-              <w:t>✅ /app/api/rag, migrations/20260223_auto_translate_fields</w:t>
+              <w:t>완료 · /app/api/rag, migrations/20260223_auto_translate_fields</w:t>
             </w:r>
           </w:p>
         </w:tc>
@@ -4602,7 +4602,7 @@
                 <w:sz w:val="18"/>
                 <w:rFonts w:eastAsia="맑은 고딕"/>
               </w:rPr>
-              <w:t>✅ /app/patient/*, PatientDashboardPremium.jsx</w:t>
+              <w:t>완료 · /app/patient/*, PatientDashboardPremium.jsx</w:t>
             </w:r>
           </w:p>
         </w:tc>
@@ -4689,7 +4689,7 @@
                 <w:sz w:val="18"/>
                 <w:rFonts w:eastAsia="맑은 고딕"/>
               </w:rPr>
-              <w:t>✅ /app/coordinator/*</w:t>
+              <w:t>완료 · /app/coordinator/*</w:t>
             </w:r>
           </w:p>
         </w:tc>
@@ -4776,7 +4776,7 @@
                 <w:sz w:val="18"/>
                 <w:rFonts w:eastAsia="맑은 고딕"/>
               </w:rPr>
-              <w:t>✅ /app/hospital/* (구 파트너 경로에서 개명), migrations/20260407_partner_doctors_branches</w:t>
+              <w:t>완료 · /app/hospital/* (구 파트너 경로에서 개명), migrations/20260407_partner_doctors_branches</w:t>
             </w:r>
           </w:p>
         </w:tc>
@@ -4863,7 +4863,7 @@
                 <w:sz w:val="18"/>
                 <w:rFonts w:eastAsia="맑은 고딕"/>
               </w:rPr>
-              <w:t>✅ /app/admin/*, migrations/20260129_add_admin_audit_logs</w:t>
+              <w:t>완료 · /app/admin/*, migrations/20260129_add_admin_audit_logs</w:t>
             </w:r>
           </w:p>
         </w:tc>
@@ -4950,7 +4950,7 @@
                 <w:sz w:val="18"/>
                 <w:rFonts w:eastAsia="맑은 고딕"/>
               </w:rPr>
-              <w:t>✅ src/lib/email/sendEmail.ts, src/lib/email</w:t>
+              <w:t>완료 · src/lib/email/sendEmail.ts, src/lib/email</w:t>
             </w:r>
           </w:p>
         </w:tc>
@@ -5037,7 +5037,7 @@
                 <w:sz w:val="18"/>
                 <w:rFonts w:eastAsia="맑은 고딕"/>
               </w:rPr>
-              <w:t>🟡 /app/patient/messages (화면 있음, 실시간 푸시 부분구현)</w:t>
+              <w:t>부분구현 · /app/patient/messages (화면 있음, 실시간 푸시 부분구현)</w:t>
             </w:r>
           </w:p>
         </w:tc>
@@ -5124,7 +5124,7 @@
                 <w:sz w:val="18"/>
                 <w:rFonts w:eastAsia="맑은 고딕"/>
               </w:rPr>
-              <w:t>✅ src/lib/security/encryptionV2.ts, migrations/20260420_drop_*_plaintext (작성 완료·미실행) (작성 완료·미실행) (작성 완료·미실행)</w:t>
+              <w:t>완료 · src/lib/security/encryptionV2.ts, migrations/20260420_drop_*_plaintext (작성 완료·미실행)</w:t>
             </w:r>
           </w:p>
         </w:tc>
@@ -5211,7 +5211,7 @@
                 <w:sz w:val="18"/>
                 <w:rFonts w:eastAsia="맑은 고딕"/>
               </w:rPr>
-              <w:t>✅ src/lib/rateLimit.ts</w:t>
+              <w:t>완료 · src/lib/rateLimit.ts</w:t>
             </w:r>
           </w:p>
         </w:tc>
@@ -6870,7 +6870,7 @@
                 <w:sz w:val="18"/>
                 <w:rFonts w:eastAsia="맑은 고딕"/>
               </w:rPr>
-              <w:t>src/lib/email/sendEmail.ts</w:t>
+              <w:t>src/lib/email/sendEmail.ts/*</w:t>
               <w:br/>
               <w:t>src/lib/email/*</w:t>
             </w:r>

--- a/docs/government-project/01_요구사항정의서.docx
+++ b/docs/government-project/01_요구사항정의서.docx
@@ -63,7 +63,7 @@
           <w:sz w:val="20"/>
           <w:rFonts w:eastAsia="맑은 고딕"/>
         </w:rPr>
-        <w:t>Requirements Definition Document  |  v1.0  |  2026.04.30</w:t>
+        <w:t>Requirements Definition Document  |  v1.1  |  2026.08.19</w:t>
       </w:r>
     </w:p>
     <w:p/>
@@ -147,7 +147,7 @@
                 <w:sz w:val="20"/>
                 <w:rFonts w:eastAsia="맑은 고딕"/>
               </w:rPr>
-              <w:t>(주)본로이 (Bonroi)</w:t>
+              <w:t>본로이 (Bonroi)</w:t>
             </w:r>
           </w:p>
         </w:tc>
@@ -184,7 +184,7 @@
                 <w:sz w:val="20"/>
                 <w:rFonts w:eastAsia="맑은 고딕"/>
               </w:rPr>
-              <w:t>2026년 4월 30일</w:t>
+              <w:t>2026년 8월 19일</w:t>
             </w:r>
           </w:p>
         </w:tc>
@@ -221,7 +221,7 @@
                 <w:sz w:val="20"/>
                 <w:rFonts w:eastAsia="맑은 고딕"/>
               </w:rPr>
-              <w:t>v1.0</w:t>
+              <w:t>v1.1</w:t>
             </w:r>
           </w:p>
         </w:tc>
@@ -2666,7 +2666,7 @@
           <w:sz w:val="20"/>
           <w:rFonts w:eastAsia="맑은 고딕"/>
         </w:rPr>
-        <w:t>현황: ✅완료 / 🟡부분구현 / ❌미구현</w:t>
+        <w:t>현황 표기: 완료 / 부분구현 / 미구현</w:t>
       </w:r>
     </w:p>
     <w:p/>
@@ -2862,7 +2862,7 @@
                 <w:sz w:val="18"/>
                 <w:rFonts w:eastAsia="맑은 고딕"/>
               </w:rPr>
-              <w:t>✅ /app/signup, /app/login, /app/auth</w:t>
+              <w:t>완료 · /app/signup, /app/login, /app/auth</w:t>
             </w:r>
           </w:p>
         </w:tc>
@@ -2949,7 +2949,7 @@
                 <w:sz w:val="18"/>
                 <w:rFonts w:eastAsia="맑은 고딕"/>
               </w:rPr>
-              <w:t>✅ middleware.js, src/lib/auth/accountTiers.ts (계층 단일 표준)</w:t>
+              <w:t>완료 · middleware.js, src/lib/auth/accountTiers.ts (계층 단일 표준)</w:t>
             </w:r>
           </w:p>
         </w:tc>
@@ -3036,7 +3036,7 @@
                 <w:sz w:val="18"/>
                 <w:rFonts w:eastAsia="맑은 고딕"/>
               </w:rPr>
-              <w:t>✅ migrations/20260125_inquiries_public_token</w:t>
+              <w:t>완료 · migrations/20260125_inquiries_public_token</w:t>
             </w:r>
           </w:p>
         </w:tc>
@@ -3123,7 +3123,7 @@
                 <w:sz w:val="18"/>
                 <w:rFonts w:eastAsia="맑은 고딕"/>
               </w:rPr>
-              <w:t>✅ /app/inquiry (통합 문의 퍼널), migrations/20260125_inquiries_intake_progressive</w:t>
+              <w:t>완료 · /app/inquiry (통합 문의 퍼널), migrations/20260125_inquiries_intake_progressive</w:t>
             </w:r>
           </w:p>
         </w:tc>
@@ -3210,7 +3210,7 @@
                 <w:sz w:val="18"/>
                 <w:rFonts w:eastAsia="맑은 고딕"/>
               </w:rPr>
-              <w:t>✅ /app/api/attachments, migrations/20260406_consultation_documents</w:t>
+              <w:t>완료 · /app/api/attachments, migrations/20260406_consultation_documents</w:t>
             </w:r>
           </w:p>
         </w:tc>
@@ -3297,7 +3297,7 @@
                 <w:sz w:val="18"/>
                 <w:rFonts w:eastAsia="맑은 고딕"/>
               </w:rPr>
-              <w:t>✅ /app/api/pdf, src/lib/pdf</w:t>
+              <w:t>완료 · /app/api/pdf, src/lib/pdf</w:t>
             </w:r>
           </w:p>
         </w:tc>
@@ -3384,7 +3384,7 @@
                 <w:sz w:val="18"/>
                 <w:rFonts w:eastAsia="맑은 고딕"/>
               </w:rPr>
-              <w:t>✅ /app/api/chat, src/lib/chat/generateReply.ts, src/lib/rag</w:t>
+              <w:t>완료 · /app/api/chat, src/lib/chat/generateReply.ts, src/lib/rag</w:t>
             </w:r>
           </w:p>
         </w:tc>
@@ -3471,7 +3471,7 @@
                 <w:sz w:val="18"/>
                 <w:rFonts w:eastAsia="맑은 고딕"/>
               </w:rPr>
-              <w:t>✅ /app/hospitals, migrations/20260223_i18n_jsonb</w:t>
+              <w:t>완료 · /app/hospitals, migrations/20260223_i18n_jsonb</w:t>
             </w:r>
           </w:p>
         </w:tc>
@@ -3558,7 +3558,7 @@
                 <w:sz w:val="18"/>
                 <w:rFonts w:eastAsia="맑은 고딕"/>
               </w:rPr>
-              <w:t>🟡 /app/patient/cost-estimates (UI 있음, AI 자동산출 부분구현)</w:t>
+              <w:t>부분구현 · /app/patient/cost-estimates (UI 있음, AI 자동산출 부분구현)</w:t>
             </w:r>
           </w:p>
         </w:tc>
@@ -3645,7 +3645,7 @@
                 <w:sz w:val="18"/>
                 <w:rFonts w:eastAsia="맑은 고딕"/>
               </w:rPr>
-              <w:t>✅ /app/api/chat, src/lib/chat, src/lib/rag</w:t>
+              <w:t>완료 · /app/api/chat, src/lib/chat, src/lib/rag</w:t>
             </w:r>
           </w:p>
         </w:tc>
@@ -3732,7 +3732,7 @@
                 <w:sz w:val="18"/>
                 <w:rFonts w:eastAsia="맑은 고딕"/>
               </w:rPr>
-              <w:t>✅ /app/coordinator/messages, migrations/20260225_chat_threads</w:t>
+              <w:t>완료 · /app/coordinator/messages, migrations/20260225_chat_threads</w:t>
             </w:r>
           </w:p>
         </w:tc>
@@ -3819,7 +3819,7 @@
                 <w:sz w:val="18"/>
                 <w:rFonts w:eastAsia="맑은 고딕"/>
               </w:rPr>
-              <w:t>✅ /app/telemedicine, /app/api/livekit, @livekit/components-react</w:t>
+              <w:t>완료 · /app/telemedicine, /app/api/livekit, @livekit/components-react</w:t>
             </w:r>
           </w:p>
         </w:tc>
@@ -3906,7 +3906,7 @@
                 <w:sz w:val="18"/>
                 <w:rFonts w:eastAsia="맑은 고딕"/>
               </w:rPr>
-              <w:t>🟡 /app/api/translate, /app/api/translate-text (번역 API 완성, 화상 내 실시간 통합 부분구현)</w:t>
+              <w:t>부분구현 · /app/api/translate, /app/api/translate-text (번역 API 완성, 화상 내 실시간 통합 부분구현)</w:t>
             </w:r>
           </w:p>
         </w:tc>
@@ -3993,7 +3993,7 @@
                 <w:sz w:val="18"/>
                 <w:rFonts w:eastAsia="맑은 고딕"/>
               </w:rPr>
-              <w:t>🟡 /app/patient/calendar (UI 있음, 자동 리마인더 부분구현)</w:t>
+              <w:t>부분구현 · /app/patient/calendar (UI 있음, 자동 리마인더 부분구현)</w:t>
             </w:r>
           </w:p>
         </w:tc>
@@ -4080,7 +4080,7 @@
                 <w:sz w:val="18"/>
                 <w:rFonts w:eastAsia="맑은 고딕"/>
               </w:rPr>
-              <w:t>✅ /app/patient/visa, /app/visa, migrations/20260406_education_visa_rebooking</w:t>
+              <w:t>완료 · /app/patient/visa, /app/visa, migrations/20260406_education_visa_rebooking</w:t>
             </w:r>
           </w:p>
         </w:tc>
@@ -4167,7 +4167,7 @@
                 <w:sz w:val="18"/>
                 <w:rFonts w:eastAsia="맑은 고딕"/>
               </w:rPr>
-              <w:t>🟡 /app/patient/symptoms (화면 있음, AI 자동감지 부분구현)</w:t>
+              <w:t>부분구현 · /app/patient/symptoms (화면 있음, AI 자동감지 부분구현)</w:t>
             </w:r>
           </w:p>
         </w:tc>
@@ -4254,7 +4254,7 @@
                 <w:sz w:val="18"/>
                 <w:rFonts w:eastAsia="맑은 고딕"/>
               </w:rPr>
-              <w:t>🟡 /app/patient/education, /app/education (화면 있음, 러시아어 콘텐츠 일부)</w:t>
+              <w:t>부분구현 · /app/patient/education, /app/education (화면 있음, 러시아어 콘텐츠 일부)</w:t>
             </w:r>
           </w:p>
         </w:tc>
@@ -4341,7 +4341,7 @@
                 <w:sz w:val="18"/>
                 <w:rFonts w:eastAsia="맑은 고딕"/>
               </w:rPr>
-              <w:t>✅ /app/patient/rebooking, migrations/20260406_education_visa_rebooking</w:t>
+              <w:t>완료 · /app/patient/rebooking, migrations/20260406_education_visa_rebooking</w:t>
             </w:r>
           </w:p>
         </w:tc>
@@ -4428,7 +4428,7 @@
                 <w:sz w:val="18"/>
                 <w:rFonts w:eastAsia="맑은 고딕"/>
               </w:rPr>
-              <w:t>🟡 /app/ru, /app/kk (라우트 있음, 일부 콘텐츠 번역 진행 중)</w:t>
+              <w:t>부분구현 · /app/ru, /app/kk (라우트 있음, 일부 콘텐츠 번역 진행 중)</w:t>
             </w:r>
           </w:p>
         </w:tc>
@@ -4515,7 +4515,7 @@
                 <w:sz w:val="18"/>
                 <w:rFonts w:eastAsia="맑은 고딕"/>
               </w:rPr>
-              <w:t>✅ /app/api/rag, migrations/20260223_auto_translate_fields</w:t>
+              <w:t>완료 · /app/api/rag, migrations/20260223_auto_translate_fields</w:t>
             </w:r>
           </w:p>
         </w:tc>
@@ -4602,7 +4602,7 @@
                 <w:sz w:val="18"/>
                 <w:rFonts w:eastAsia="맑은 고딕"/>
               </w:rPr>
-              <w:t>✅ /app/patient/*, PatientDashboardPremium.jsx</w:t>
+              <w:t>완료 · /app/patient/*, PatientDashboardPremium.jsx</w:t>
             </w:r>
           </w:p>
         </w:tc>
@@ -4689,7 +4689,7 @@
                 <w:sz w:val="18"/>
                 <w:rFonts w:eastAsia="맑은 고딕"/>
               </w:rPr>
-              <w:t>✅ /app/coordinator/*</w:t>
+              <w:t>완료 · /app/coordinator/*</w:t>
             </w:r>
           </w:p>
         </w:tc>
@@ -4776,7 +4776,7 @@
                 <w:sz w:val="18"/>
                 <w:rFonts w:eastAsia="맑은 고딕"/>
               </w:rPr>
-              <w:t>✅ /app/hospital/* (구 파트너 경로에서 개명), migrations/20260407_partner_doctors_branches</w:t>
+              <w:t>완료 · /app/hospital/* (구 파트너 경로에서 개명), migrations/20260407_partner_doctors_branches</w:t>
             </w:r>
           </w:p>
         </w:tc>
@@ -4863,7 +4863,7 @@
                 <w:sz w:val="18"/>
                 <w:rFonts w:eastAsia="맑은 고딕"/>
               </w:rPr>
-              <w:t>✅ /app/admin/*, migrations/20260129_add_admin_audit_logs</w:t>
+              <w:t>완료 · /app/admin/*, migrations/20260129_add_admin_audit_logs</w:t>
             </w:r>
           </w:p>
         </w:tc>
@@ -4950,7 +4950,7 @@
                 <w:sz w:val="18"/>
                 <w:rFonts w:eastAsia="맑은 고딕"/>
               </w:rPr>
-              <w:t>✅ /app/api/email, src/lib/email</w:t>
+              <w:t>완료 · src/lib/email/sendEmail.ts, src/lib/email</w:t>
             </w:r>
           </w:p>
         </w:tc>
@@ -5037,7 +5037,7 @@
                 <w:sz w:val="18"/>
                 <w:rFonts w:eastAsia="맑은 고딕"/>
               </w:rPr>
-              <w:t>🟡 /app/patient/messages (화면 있음, 실시간 푸시 부분구현)</w:t>
+              <w:t>부분구현 · /app/patient/messages (화면 있음, 실시간 푸시 부분구현)</w:t>
             </w:r>
           </w:p>
         </w:tc>
@@ -5124,7 +5124,7 @@
                 <w:sz w:val="18"/>
                 <w:rFonts w:eastAsia="맑은 고딕"/>
               </w:rPr>
-              <w:t>✅ src/lib/security/encryptionV2.ts, migrations/20260420_drop_*_plaintext</w:t>
+              <w:t>완료 · src/lib/security/encryptionV2.ts, migrations/20260420_drop_*_plaintext (작성 완료·미실행)</w:t>
             </w:r>
           </w:p>
         </w:tc>
@@ -5211,7 +5211,7 @@
                 <w:sz w:val="18"/>
                 <w:rFonts w:eastAsia="맑은 고딕"/>
               </w:rPr>
-              <w:t>✅ src/lib/rateLimit.ts</w:t>
+              <w:t>완료 · src/lib/rateLimit.ts</w:t>
             </w:r>
           </w:p>
         </w:tc>
@@ -6794,7 +6794,7 @@
                 <w:sz w:val="18"/>
                 <w:rFonts w:eastAsia="맑은 고딕"/>
               </w:rPr>
-              <w:t>/app/api/livekit/route.ts</w:t>
+              <w:t>/app/api/khidi/consultation/token (+ /app/api/livekit/webhook)</w:t>
               <w:br/>
               <w:t>/app/telemedicine/</w:t>
             </w:r>
@@ -6870,7 +6870,7 @@
                 <w:sz w:val="18"/>
                 <w:rFonts w:eastAsia="맑은 고딕"/>
               </w:rPr>
-              <w:t>/app/api/email/*</w:t>
+              <w:t>src/lib/email/sendEmail.ts/*</w:t>
               <w:br/>
               <w:t>src/lib/email/*</w:t>
             </w:r>

--- a/docs/government-project/01_요구사항정의서.docx
+++ b/docs/government-project/01_요구사항정의서.docx
@@ -2684,6 +2684,9 @@
         <w:gridCol w:w="1815"/>
       </w:tblGrid>
       <w:tr>
+        <w:trPr>
+          <w:tblHeader w:val="true"/>
+        </w:trPr>
         <w:tc>
           <w:tcPr>
             <w:tcW w:type="dxa" w:w="1815"/>
@@ -7583,6 +7586,9 @@
         <w:gridCol w:w="4537"/>
       </w:tblGrid>
       <w:tr>
+        <w:trPr>
+          <w:tblHeader w:val="true"/>
+        </w:trPr>
         <w:tc>
           <w:tcPr>
             <w:tcW w:type="dxa" w:w="4537"/>
@@ -8632,6 +8638,12 @@
       </w:tr>
     </w:tbl>
     <w:sectPr>
+      <w:headerReference w:type="default" r:id="rId9"/>
+      <w:footerReference w:type="default" r:id="rId10"/>
+      <w:headerReference w:type="first" r:id="rId11"/>
+      <w:footerReference w:type="first" r:id="rId12"/>
+      <w:headerReference w:type="even" r:id="rId13"/>
+      <w:footerReference w:type="even" r:id="rId14"/>
       <w:pgSz w:w="11909" w:h="16834"/>
       <w:pgMar w:top="1417" w:right="1417" w:bottom="1417" w:left="1417" w:header="720" w:footer="720" w:gutter="0"/>
       <w:cols w:space="720"/>
@@ -8639,6 +8651,147 @@
     </w:sectPr>
   </w:body>
 </w:document>
+</file>
+
+<file path=word/footer1.xml><?xml version="1.0" encoding="utf-8"?>
+<w:ftr xmlns:m="http://schemas.openxmlformats.org/officeDocument/2006/math" xmlns:mc="http://schemas.openxmlformats.org/markup-compatibility/2006" xmlns:mo="http://schemas.microsoft.com/office/mac/office/2008/main" xmlns:mv="urn:schemas-microsoft-com:mac:vml" xmlns:o="urn:schemas-microsoft-com:office:office" xmlns:r="http://schemas.openxmlformats.org/officeDocument/2006/relationships" xmlns:v="urn:schemas-microsoft-com:vml" xmlns:w10="urn:schemas-microsoft-com:office:word" xmlns:w14="http://schemas.microsoft.com/office/word/2010/wordml" xmlns:w="http://schemas.openxmlformats.org/wordprocessingml/2006/main" xmlns:wne="http://schemas.microsoft.com/office/word/2006/wordml" xmlns:wp14="http://schemas.microsoft.com/office/word/2010/wordprocessingDrawing" xmlns:wp="http://schemas.openxmlformats.org/drawingml/2006/wordprocessingDrawing" xmlns:wpc="http://schemas.microsoft.com/office/word/2010/wordprocessingCanvas" xmlns:wpg="http://schemas.microsoft.com/office/word/2010/wordprocessingGroup" xmlns:wpi="http://schemas.microsoft.com/office/word/2010/wordprocessingInk" xmlns:wps="http://schemas.microsoft.com/office/word/2010/wordprocessingShape" mc:Ignorable="w14 wp14">
+  <w:p>
+    <w:pPr>
+      <w:pStyle w:val="Footer"/>
+      <w:jc w:val="center"/>
+    </w:pPr>
+    <w:r>
+      <w:rPr>
+        <w:rFonts w:ascii="맑은 고딕" w:hAnsi="맑은 고딕"/>
+        <w:b w:val="0"/>
+        <w:color w:val="787878"/>
+        <w:sz w:val="16"/>
+        <w:rFonts w:eastAsia="맑은 고딕"/>
+      </w:rPr>
+      <w:t xml:space="preserve">본로이  |  기밀문서, 무단 배포 금지     </w:t>
+    </w:r>
+    <w:r>
+      <w:rPr>
+        <w:rFonts w:ascii="맑은 고딕" w:hAnsi="맑은 고딕"/>
+        <w:b w:val="0"/>
+        <w:color w:val="787878"/>
+        <w:sz w:val="16"/>
+        <w:rFonts w:eastAsia="맑은 고딕"/>
+      </w:rPr>
+      <w:fldChar w:fldCharType="begin"/>
+    </w:r>
+    <w:r>
+      <w:rPr>
+        <w:rFonts w:ascii="맑은 고딕" w:hAnsi="맑은 고딕"/>
+        <w:b w:val="0"/>
+        <w:color w:val="787878"/>
+        <w:sz w:val="16"/>
+        <w:rFonts w:eastAsia="맑은 고딕"/>
+      </w:rPr>
+      <w:instrText xml:space="preserve"> PAGE </w:instrText>
+    </w:r>
+    <w:r>
+      <w:rPr>
+        <w:rFonts w:ascii="맑은 고딕" w:hAnsi="맑은 고딕"/>
+        <w:b w:val="0"/>
+        <w:color w:val="787878"/>
+        <w:sz w:val="16"/>
+        <w:rFonts w:eastAsia="맑은 고딕"/>
+      </w:rPr>
+      <w:fldChar w:fldCharType="end"/>
+    </w:r>
+    <w:r>
+      <w:rPr>
+        <w:rFonts w:ascii="맑은 고딕" w:hAnsi="맑은 고딕"/>
+        <w:b w:val="0"/>
+        <w:color w:val="787878"/>
+        <w:sz w:val="16"/>
+        <w:rFonts w:eastAsia="맑은 고딕"/>
+      </w:rPr>
+      <w:t xml:space="preserve"> / </w:t>
+    </w:r>
+    <w:r>
+      <w:rPr>
+        <w:rFonts w:ascii="맑은 고딕" w:hAnsi="맑은 고딕"/>
+        <w:b w:val="0"/>
+        <w:color w:val="787878"/>
+        <w:sz w:val="16"/>
+        <w:rFonts w:eastAsia="맑은 고딕"/>
+      </w:rPr>
+      <w:fldChar w:fldCharType="begin"/>
+    </w:r>
+    <w:r>
+      <w:rPr>
+        <w:rFonts w:ascii="맑은 고딕" w:hAnsi="맑은 고딕"/>
+        <w:b w:val="0"/>
+        <w:color w:val="787878"/>
+        <w:sz w:val="16"/>
+        <w:rFonts w:eastAsia="맑은 고딕"/>
+      </w:rPr>
+      <w:instrText xml:space="preserve"> NUMPAGES </w:instrText>
+    </w:r>
+    <w:r>
+      <w:rPr>
+        <w:rFonts w:ascii="맑은 고딕" w:hAnsi="맑은 고딕"/>
+        <w:b w:val="0"/>
+        <w:color w:val="787878"/>
+        <w:sz w:val="16"/>
+        <w:rFonts w:eastAsia="맑은 고딕"/>
+      </w:rPr>
+      <w:fldChar w:fldCharType="end"/>
+    </w:r>
+  </w:p>
+</w:ftr>
+</file>
+
+<file path=word/footer2.xml><?xml version="1.0" encoding="utf-8"?>
+<w:ftr xmlns:m="http://schemas.openxmlformats.org/officeDocument/2006/math" xmlns:mc="http://schemas.openxmlformats.org/markup-compatibility/2006" xmlns:mo="http://schemas.microsoft.com/office/mac/office/2008/main" xmlns:mv="urn:schemas-microsoft-com:mac:vml" xmlns:o="urn:schemas-microsoft-com:office:office" xmlns:r="http://schemas.openxmlformats.org/officeDocument/2006/relationships" xmlns:v="urn:schemas-microsoft-com:vml" xmlns:w10="urn:schemas-microsoft-com:office:word" xmlns:w14="http://schemas.microsoft.com/office/word/2010/wordml" xmlns:w="http://schemas.openxmlformats.org/wordprocessingml/2006/main" xmlns:wne="http://schemas.microsoft.com/office/word/2006/wordml" xmlns:wp14="http://schemas.microsoft.com/office/word/2010/wordprocessingDrawing" xmlns:wp="http://schemas.openxmlformats.org/drawingml/2006/wordprocessingDrawing" xmlns:wpc="http://schemas.microsoft.com/office/word/2010/wordprocessingCanvas" xmlns:wpg="http://schemas.microsoft.com/office/word/2010/wordprocessingGroup" xmlns:wpi="http://schemas.microsoft.com/office/word/2010/wordprocessingInk" xmlns:wps="http://schemas.microsoft.com/office/word/2010/wordprocessingShape" mc:Ignorable="w14 wp14">
+  <w:p>
+    <w:pPr>
+      <w:pStyle w:val="Footer"/>
+    </w:pPr>
+  </w:p>
+</w:ftr>
+</file>
+
+<file path=word/footer3.xml><?xml version="1.0" encoding="utf-8"?>
+<w:ftr xmlns:m="http://schemas.openxmlformats.org/officeDocument/2006/math" xmlns:mc="http://schemas.openxmlformats.org/markup-compatibility/2006" xmlns:mo="http://schemas.microsoft.com/office/mac/office/2008/main" xmlns:mv="urn:schemas-microsoft-com:mac:vml" xmlns:o="urn:schemas-microsoft-com:office:office" xmlns:r="http://schemas.openxmlformats.org/officeDocument/2006/relationships" xmlns:v="urn:schemas-microsoft-com:vml" xmlns:w10="urn:schemas-microsoft-com:office:word" xmlns:w14="http://schemas.microsoft.com/office/word/2010/wordml" xmlns:w="http://schemas.openxmlformats.org/wordprocessingml/2006/main" xmlns:wne="http://schemas.microsoft.com/office/word/2006/wordml" xmlns:wp14="http://schemas.microsoft.com/office/word/2010/wordprocessingDrawing" xmlns:wp="http://schemas.openxmlformats.org/drawingml/2006/wordprocessingDrawing" xmlns:wpc="http://schemas.microsoft.com/office/word/2010/wordprocessingCanvas" xmlns:wpg="http://schemas.microsoft.com/office/word/2010/wordprocessingGroup" xmlns:wpi="http://schemas.microsoft.com/office/word/2010/wordprocessingInk" xmlns:wps="http://schemas.microsoft.com/office/word/2010/wordprocessingShape" mc:Ignorable="w14 wp14">
+  <w:p>
+    <w:pPr>
+      <w:pStyle w:val="Footer"/>
+    </w:pPr>
+  </w:p>
+</w:ftr>
+</file>
+
+<file path=word/header1.xml><?xml version="1.0" encoding="utf-8"?>
+<w:hdr xmlns:m="http://schemas.openxmlformats.org/officeDocument/2006/math" xmlns:mc="http://schemas.openxmlformats.org/markup-compatibility/2006" xmlns:mo="http://schemas.microsoft.com/office/mac/office/2008/main" xmlns:mv="urn:schemas-microsoft-com:mac:vml" xmlns:o="urn:schemas-microsoft-com:office:office" xmlns:r="http://schemas.openxmlformats.org/officeDocument/2006/relationships" xmlns:v="urn:schemas-microsoft-com:vml" xmlns:w10="urn:schemas-microsoft-com:office:word" xmlns:w14="http://schemas.microsoft.com/office/word/2010/wordml" xmlns:w="http://schemas.openxmlformats.org/wordprocessingml/2006/main" xmlns:wne="http://schemas.microsoft.com/office/word/2006/wordml" xmlns:wp14="http://schemas.microsoft.com/office/word/2010/wordprocessingDrawing" xmlns:wp="http://schemas.openxmlformats.org/drawingml/2006/wordprocessingDrawing" xmlns:wpc="http://schemas.microsoft.com/office/word/2010/wordprocessingCanvas" xmlns:wpg="http://schemas.microsoft.com/office/word/2010/wordprocessingGroup" xmlns:wpi="http://schemas.microsoft.com/office/word/2010/wordprocessingInk" xmlns:wps="http://schemas.microsoft.com/office/word/2010/wordprocessingShape" mc:Ignorable="w14 wp14">
+  <w:p>
+    <w:pPr>
+      <w:pStyle w:val="Header"/>
+    </w:pPr>
+  </w:p>
+</w:hdr>
+</file>
+
+<file path=word/header2.xml><?xml version="1.0" encoding="utf-8"?>
+<w:hdr xmlns:m="http://schemas.openxmlformats.org/officeDocument/2006/math" xmlns:mc="http://schemas.openxmlformats.org/markup-compatibility/2006" xmlns:mo="http://schemas.microsoft.com/office/mac/office/2008/main" xmlns:mv="urn:schemas-microsoft-com:mac:vml" xmlns:o="urn:schemas-microsoft-com:office:office" xmlns:r="http://schemas.openxmlformats.org/officeDocument/2006/relationships" xmlns:v="urn:schemas-microsoft-com:vml" xmlns:w10="urn:schemas-microsoft-com:office:word" xmlns:w14="http://schemas.microsoft.com/office/word/2010/wordml" xmlns:w="http://schemas.openxmlformats.org/wordprocessingml/2006/main" xmlns:wne="http://schemas.microsoft.com/office/word/2006/wordml" xmlns:wp14="http://schemas.microsoft.com/office/word/2010/wordprocessingDrawing" xmlns:wp="http://schemas.openxmlformats.org/drawingml/2006/wordprocessingDrawing" xmlns:wpc="http://schemas.microsoft.com/office/word/2010/wordprocessingCanvas" xmlns:wpg="http://schemas.microsoft.com/office/word/2010/wordprocessingGroup" xmlns:wpi="http://schemas.microsoft.com/office/word/2010/wordprocessingInk" xmlns:wps="http://schemas.microsoft.com/office/word/2010/wordprocessingShape" mc:Ignorable="w14 wp14">
+  <w:p>
+    <w:pPr>
+      <w:pStyle w:val="Header"/>
+    </w:pPr>
+  </w:p>
+</w:hdr>
+</file>
+
+<file path=word/header3.xml><?xml version="1.0" encoding="utf-8"?>
+<w:hdr xmlns:m="http://schemas.openxmlformats.org/officeDocument/2006/math" xmlns:mc="http://schemas.openxmlformats.org/markup-compatibility/2006" xmlns:mo="http://schemas.microsoft.com/office/mac/office/2008/main" xmlns:mv="urn:schemas-microsoft-com:mac:vml" xmlns:o="urn:schemas-microsoft-com:office:office" xmlns:r="http://schemas.openxmlformats.org/officeDocument/2006/relationships" xmlns:v="urn:schemas-microsoft-com:vml" xmlns:w10="urn:schemas-microsoft-com:office:word" xmlns:w14="http://schemas.microsoft.com/office/word/2010/wordml" xmlns:w="http://schemas.openxmlformats.org/wordprocessingml/2006/main" xmlns:wne="http://schemas.microsoft.com/office/word/2006/wordml" xmlns:wp14="http://schemas.microsoft.com/office/word/2010/wordprocessingDrawing" xmlns:wp="http://schemas.openxmlformats.org/drawingml/2006/wordprocessingDrawing" xmlns:wpc="http://schemas.microsoft.com/office/word/2010/wordprocessingCanvas" xmlns:wpg="http://schemas.microsoft.com/office/word/2010/wordprocessingGroup" xmlns:wpi="http://schemas.microsoft.com/office/word/2010/wordprocessingInk" xmlns:wps="http://schemas.microsoft.com/office/word/2010/wordprocessingShape" mc:Ignorable="w14 wp14">
+  <w:p>
+    <w:pPr>
+      <w:pStyle w:val="Header"/>
+    </w:pPr>
+  </w:p>
+</w:hdr>
 </file>
 
 <file path=word/numbering.xml><?xml version="1.0" encoding="utf-8"?>

--- a/docs/government-project/01_요구사항정의서.docx
+++ b/docs/government-project/01_요구사항정의서.docx
@@ -748,7 +748,7 @@
                 <w:sz w:val="18"/>
                 <w:rFonts w:eastAsia="맑은 고딕"/>
               </w:rPr>
-              <w:t>주로 암(Cancer) 환자 — 방사선·표적치료·면역치료 목적</w:t>
+              <w:t>주로 암(Cancer) 환자: 방사선·표적치료·면역치료 목적</w:t>
             </w:r>
           </w:p>
         </w:tc>
@@ -1965,7 +1965,7 @@
           <w:sz w:val="24"/>
           <w:rFonts w:eastAsia="맑은 고딕"/>
         </w:rPr>
-        <w:t>2.3 의료진 — 파트너 병원 (P-03)</w:t>
+        <w:t>2.3 의료진: 파트너 병원 (P-03)</w:t>
       </w:r>
     </w:p>
     <w:tbl>
@@ -6391,7 +6391,7 @@
                 <w:sz w:val="18"/>
                 <w:rFonts w:eastAsia="맑은 고딕"/>
               </w:rPr>
-              <w:t>개인정보보호법(PIPA) 준수 — 명시적 동의, 최소 수집, 보관 기간 준수</w:t>
+              <w:t>개인정보보호법(PIPA) 준수: 명시적 동의, 최소 수집, 보관 기간 준수</w:t>
             </w:r>
           </w:p>
         </w:tc>
@@ -6427,7 +6427,7 @@
                 <w:sz w:val="18"/>
                 <w:rFonts w:eastAsia="맑은 고딕"/>
               </w:rPr>
-              <w:t>의료법 준수 — 원격 사전상담은 정보 제공·연결 서비스로 포지셔닝</w:t>
+              <w:t>의료법 준수: 원격 사전상담은 정보 제공·연결 서비스로 포지셔닝</w:t>
             </w:r>
           </w:p>
         </w:tc>
@@ -6463,7 +6463,7 @@
                 <w:sz w:val="18"/>
                 <w:rFonts w:eastAsia="맑은 고딕"/>
               </w:rPr>
-              <w:t>KHIDI KPI 달성 의무 — 유치 12건, 상담 120건, 만족도 90점 (공고문 p.3)</w:t>
+              <w:t>KHIDI KPI 달성 의무: 유치 12건, 상담 120건, 만족도 90점 (공고문 p.3)</w:t>
             </w:r>
           </w:p>
         </w:tc>
@@ -6630,9 +6630,9 @@
                 <w:sz w:val="18"/>
                 <w:rFonts w:eastAsia="맑은 고딕"/>
               </w:rPr>
-              <w:t>@supabase/ssr — SSR 쿠키 기반 세션</w:t>
+              <w:t>@supabase/ssr: SSR 쿠키 기반 세션</w:t>
               <w:br/>
-              <w:t>service_role — server-only 모듈</w:t>
+              <w:t>service_role: server-only 모듈</w:t>
             </w:r>
           </w:p>
         </w:tc>

--- a/docs/government-project/01_요구사항정의서.docx
+++ b/docs/government-project/01_요구사항정의서.docx
@@ -748,7 +748,7 @@
                 <w:sz w:val="18"/>
                 <w:rFonts w:eastAsia="맑은 고딕"/>
               </w:rPr>
-              <w:t>주로 암(Cancer) 환자 — 방사선·표적치료·면역치료 목적</w:t>
+              <w:t>주로 암(Cancer) 환자: 방사선·표적치료·면역치료 목적</w:t>
             </w:r>
           </w:p>
         </w:tc>
@@ -1965,7 +1965,7 @@
           <w:sz w:val="24"/>
           <w:rFonts w:eastAsia="맑은 고딕"/>
         </w:rPr>
-        <w:t>2.3 의료진 — 파트너 병원 (P-03)</w:t>
+        <w:t>2.3 의료진: 파트너 병원 (P-03)</w:t>
       </w:r>
     </w:p>
     <w:tbl>
@@ -2684,6 +2684,9 @@
         <w:gridCol w:w="1815"/>
       </w:tblGrid>
       <w:tr>
+        <w:trPr>
+          <w:tblHeader w:val="true"/>
+        </w:trPr>
         <w:tc>
           <w:tcPr>
             <w:tcW w:type="dxa" w:w="1815"/>
@@ -6388,7 +6391,7 @@
                 <w:sz w:val="18"/>
                 <w:rFonts w:eastAsia="맑은 고딕"/>
               </w:rPr>
-              <w:t>개인정보보호법(PIPA) 준수 — 명시적 동의, 최소 수집, 보관 기간 준수</w:t>
+              <w:t>개인정보보호법(PIPA) 준수: 명시적 동의, 최소 수집, 보관 기간 준수</w:t>
             </w:r>
           </w:p>
         </w:tc>
@@ -6424,7 +6427,7 @@
                 <w:sz w:val="18"/>
                 <w:rFonts w:eastAsia="맑은 고딕"/>
               </w:rPr>
-              <w:t>의료법 준수 — 원격 사전상담은 정보 제공·연결 서비스로 포지셔닝</w:t>
+              <w:t>의료법 준수: 원격 사전상담은 정보 제공·연결 서비스로 포지셔닝</w:t>
             </w:r>
           </w:p>
         </w:tc>
@@ -6460,7 +6463,7 @@
                 <w:sz w:val="18"/>
                 <w:rFonts w:eastAsia="맑은 고딕"/>
               </w:rPr>
-              <w:t>KHIDI KPI 달성 의무 — 유치 12건, 상담 120건, 만족도 90점 (공고문 p.3)</w:t>
+              <w:t>KHIDI KPI 달성 의무: 유치 12건, 상담 120건, 만족도 90점 (공고문 p.3)</w:t>
             </w:r>
           </w:p>
         </w:tc>
@@ -6627,9 +6630,9 @@
                 <w:sz w:val="18"/>
                 <w:rFonts w:eastAsia="맑은 고딕"/>
               </w:rPr>
-              <w:t>@supabase/ssr — SSR 쿠키 기반 세션</w:t>
+              <w:t>@supabase/ssr: SSR 쿠키 기반 세션</w:t>
               <w:br/>
-              <w:t>service_role — server-only 모듈</w:t>
+              <w:t>service_role: server-only 모듈</w:t>
             </w:r>
           </w:p>
         </w:tc>
@@ -7583,6 +7586,9 @@
         <w:gridCol w:w="4537"/>
       </w:tblGrid>
       <w:tr>
+        <w:trPr>
+          <w:tblHeader w:val="true"/>
+        </w:trPr>
         <w:tc>
           <w:tcPr>
             <w:tcW w:type="dxa" w:w="4537"/>
@@ -8632,6 +8638,12 @@
       </w:tr>
     </w:tbl>
     <w:sectPr>
+      <w:headerReference w:type="default" r:id="rId9"/>
+      <w:footerReference w:type="default" r:id="rId10"/>
+      <w:headerReference w:type="first" r:id="rId11"/>
+      <w:footerReference w:type="first" r:id="rId12"/>
+      <w:headerReference w:type="even" r:id="rId13"/>
+      <w:footerReference w:type="even" r:id="rId14"/>
       <w:pgSz w:w="11909" w:h="16834"/>
       <w:pgMar w:top="1417" w:right="1417" w:bottom="1417" w:left="1417" w:header="720" w:footer="720" w:gutter="0"/>
       <w:cols w:space="720"/>
@@ -8639,6 +8651,147 @@
     </w:sectPr>
   </w:body>
 </w:document>
+</file>
+
+<file path=word/footer1.xml><?xml version="1.0" encoding="utf-8"?>
+<w:ftr xmlns:m="http://schemas.openxmlformats.org/officeDocument/2006/math" xmlns:mc="http://schemas.openxmlformats.org/markup-compatibility/2006" xmlns:mo="http://schemas.microsoft.com/office/mac/office/2008/main" xmlns:mv="urn:schemas-microsoft-com:mac:vml" xmlns:o="urn:schemas-microsoft-com:office:office" xmlns:r="http://schemas.openxmlformats.org/officeDocument/2006/relationships" xmlns:v="urn:schemas-microsoft-com:vml" xmlns:w10="urn:schemas-microsoft-com:office:word" xmlns:w14="http://schemas.microsoft.com/office/word/2010/wordml" xmlns:w="http://schemas.openxmlformats.org/wordprocessingml/2006/main" xmlns:wne="http://schemas.microsoft.com/office/word/2006/wordml" xmlns:wp14="http://schemas.microsoft.com/office/word/2010/wordprocessingDrawing" xmlns:wp="http://schemas.openxmlformats.org/drawingml/2006/wordprocessingDrawing" xmlns:wpc="http://schemas.microsoft.com/office/word/2010/wordprocessingCanvas" xmlns:wpg="http://schemas.microsoft.com/office/word/2010/wordprocessingGroup" xmlns:wpi="http://schemas.microsoft.com/office/word/2010/wordprocessingInk" xmlns:wps="http://schemas.microsoft.com/office/word/2010/wordprocessingShape" mc:Ignorable="w14 wp14">
+  <w:p>
+    <w:pPr>
+      <w:pStyle w:val="Footer"/>
+      <w:jc w:val="center"/>
+    </w:pPr>
+    <w:r>
+      <w:rPr>
+        <w:rFonts w:ascii="맑은 고딕" w:hAnsi="맑은 고딕"/>
+        <w:b w:val="0"/>
+        <w:color w:val="787878"/>
+        <w:sz w:val="16"/>
+        <w:rFonts w:eastAsia="맑은 고딕"/>
+      </w:rPr>
+      <w:t xml:space="preserve">본로이  |  기밀문서, 무단 배포 금지     </w:t>
+    </w:r>
+    <w:r>
+      <w:rPr>
+        <w:rFonts w:ascii="맑은 고딕" w:hAnsi="맑은 고딕"/>
+        <w:b w:val="0"/>
+        <w:color w:val="787878"/>
+        <w:sz w:val="16"/>
+        <w:rFonts w:eastAsia="맑은 고딕"/>
+      </w:rPr>
+      <w:fldChar w:fldCharType="begin"/>
+    </w:r>
+    <w:r>
+      <w:rPr>
+        <w:rFonts w:ascii="맑은 고딕" w:hAnsi="맑은 고딕"/>
+        <w:b w:val="0"/>
+        <w:color w:val="787878"/>
+        <w:sz w:val="16"/>
+        <w:rFonts w:eastAsia="맑은 고딕"/>
+      </w:rPr>
+      <w:instrText xml:space="preserve"> PAGE </w:instrText>
+    </w:r>
+    <w:r>
+      <w:rPr>
+        <w:rFonts w:ascii="맑은 고딕" w:hAnsi="맑은 고딕"/>
+        <w:b w:val="0"/>
+        <w:color w:val="787878"/>
+        <w:sz w:val="16"/>
+        <w:rFonts w:eastAsia="맑은 고딕"/>
+      </w:rPr>
+      <w:fldChar w:fldCharType="end"/>
+    </w:r>
+    <w:r>
+      <w:rPr>
+        <w:rFonts w:ascii="맑은 고딕" w:hAnsi="맑은 고딕"/>
+        <w:b w:val="0"/>
+        <w:color w:val="787878"/>
+        <w:sz w:val="16"/>
+        <w:rFonts w:eastAsia="맑은 고딕"/>
+      </w:rPr>
+      <w:t xml:space="preserve"> / </w:t>
+    </w:r>
+    <w:r>
+      <w:rPr>
+        <w:rFonts w:ascii="맑은 고딕" w:hAnsi="맑은 고딕"/>
+        <w:b w:val="0"/>
+        <w:color w:val="787878"/>
+        <w:sz w:val="16"/>
+        <w:rFonts w:eastAsia="맑은 고딕"/>
+      </w:rPr>
+      <w:fldChar w:fldCharType="begin"/>
+    </w:r>
+    <w:r>
+      <w:rPr>
+        <w:rFonts w:ascii="맑은 고딕" w:hAnsi="맑은 고딕"/>
+        <w:b w:val="0"/>
+        <w:color w:val="787878"/>
+        <w:sz w:val="16"/>
+        <w:rFonts w:eastAsia="맑은 고딕"/>
+      </w:rPr>
+      <w:instrText xml:space="preserve"> NUMPAGES </w:instrText>
+    </w:r>
+    <w:r>
+      <w:rPr>
+        <w:rFonts w:ascii="맑은 고딕" w:hAnsi="맑은 고딕"/>
+        <w:b w:val="0"/>
+        <w:color w:val="787878"/>
+        <w:sz w:val="16"/>
+        <w:rFonts w:eastAsia="맑은 고딕"/>
+      </w:rPr>
+      <w:fldChar w:fldCharType="end"/>
+    </w:r>
+  </w:p>
+</w:ftr>
+</file>
+
+<file path=word/footer2.xml><?xml version="1.0" encoding="utf-8"?>
+<w:ftr xmlns:m="http://schemas.openxmlformats.org/officeDocument/2006/math" xmlns:mc="http://schemas.openxmlformats.org/markup-compatibility/2006" xmlns:mo="http://schemas.microsoft.com/office/mac/office/2008/main" xmlns:mv="urn:schemas-microsoft-com:mac:vml" xmlns:o="urn:schemas-microsoft-com:office:office" xmlns:r="http://schemas.openxmlformats.org/officeDocument/2006/relationships" xmlns:v="urn:schemas-microsoft-com:vml" xmlns:w10="urn:schemas-microsoft-com:office:word" xmlns:w14="http://schemas.microsoft.com/office/word/2010/wordml" xmlns:w="http://schemas.openxmlformats.org/wordprocessingml/2006/main" xmlns:wne="http://schemas.microsoft.com/office/word/2006/wordml" xmlns:wp14="http://schemas.microsoft.com/office/word/2010/wordprocessingDrawing" xmlns:wp="http://schemas.openxmlformats.org/drawingml/2006/wordprocessingDrawing" xmlns:wpc="http://schemas.microsoft.com/office/word/2010/wordprocessingCanvas" xmlns:wpg="http://schemas.microsoft.com/office/word/2010/wordprocessingGroup" xmlns:wpi="http://schemas.microsoft.com/office/word/2010/wordprocessingInk" xmlns:wps="http://schemas.microsoft.com/office/word/2010/wordprocessingShape" mc:Ignorable="w14 wp14">
+  <w:p>
+    <w:pPr>
+      <w:pStyle w:val="Footer"/>
+    </w:pPr>
+  </w:p>
+</w:ftr>
+</file>
+
+<file path=word/footer3.xml><?xml version="1.0" encoding="utf-8"?>
+<w:ftr xmlns:m="http://schemas.openxmlformats.org/officeDocument/2006/math" xmlns:mc="http://schemas.openxmlformats.org/markup-compatibility/2006" xmlns:mo="http://schemas.microsoft.com/office/mac/office/2008/main" xmlns:mv="urn:schemas-microsoft-com:mac:vml" xmlns:o="urn:schemas-microsoft-com:office:office" xmlns:r="http://schemas.openxmlformats.org/officeDocument/2006/relationships" xmlns:v="urn:schemas-microsoft-com:vml" xmlns:w10="urn:schemas-microsoft-com:office:word" xmlns:w14="http://schemas.microsoft.com/office/word/2010/wordml" xmlns:w="http://schemas.openxmlformats.org/wordprocessingml/2006/main" xmlns:wne="http://schemas.microsoft.com/office/word/2006/wordml" xmlns:wp14="http://schemas.microsoft.com/office/word/2010/wordprocessingDrawing" xmlns:wp="http://schemas.openxmlformats.org/drawingml/2006/wordprocessingDrawing" xmlns:wpc="http://schemas.microsoft.com/office/word/2010/wordprocessingCanvas" xmlns:wpg="http://schemas.microsoft.com/office/word/2010/wordprocessingGroup" xmlns:wpi="http://schemas.microsoft.com/office/word/2010/wordprocessingInk" xmlns:wps="http://schemas.microsoft.com/office/word/2010/wordprocessingShape" mc:Ignorable="w14 wp14">
+  <w:p>
+    <w:pPr>
+      <w:pStyle w:val="Footer"/>
+    </w:pPr>
+  </w:p>
+</w:ftr>
+</file>
+
+<file path=word/header1.xml><?xml version="1.0" encoding="utf-8"?>
+<w:hdr xmlns:m="http://schemas.openxmlformats.org/officeDocument/2006/math" xmlns:mc="http://schemas.openxmlformats.org/markup-compatibility/2006" xmlns:mo="http://schemas.microsoft.com/office/mac/office/2008/main" xmlns:mv="urn:schemas-microsoft-com:mac:vml" xmlns:o="urn:schemas-microsoft-com:office:office" xmlns:r="http://schemas.openxmlformats.org/officeDocument/2006/relationships" xmlns:v="urn:schemas-microsoft-com:vml" xmlns:w10="urn:schemas-microsoft-com:office:word" xmlns:w14="http://schemas.microsoft.com/office/word/2010/wordml" xmlns:w="http://schemas.openxmlformats.org/wordprocessingml/2006/main" xmlns:wne="http://schemas.microsoft.com/office/word/2006/wordml" xmlns:wp14="http://schemas.microsoft.com/office/word/2010/wordprocessingDrawing" xmlns:wp="http://schemas.openxmlformats.org/drawingml/2006/wordprocessingDrawing" xmlns:wpc="http://schemas.microsoft.com/office/word/2010/wordprocessingCanvas" xmlns:wpg="http://schemas.microsoft.com/office/word/2010/wordprocessingGroup" xmlns:wpi="http://schemas.microsoft.com/office/word/2010/wordprocessingInk" xmlns:wps="http://schemas.microsoft.com/office/word/2010/wordprocessingShape" mc:Ignorable="w14 wp14">
+  <w:p>
+    <w:pPr>
+      <w:pStyle w:val="Header"/>
+    </w:pPr>
+  </w:p>
+</w:hdr>
+</file>
+
+<file path=word/header2.xml><?xml version="1.0" encoding="utf-8"?>
+<w:hdr xmlns:m="http://schemas.openxmlformats.org/officeDocument/2006/math" xmlns:mc="http://schemas.openxmlformats.org/markup-compatibility/2006" xmlns:mo="http://schemas.microsoft.com/office/mac/office/2008/main" xmlns:mv="urn:schemas-microsoft-com:mac:vml" xmlns:o="urn:schemas-microsoft-com:office:office" xmlns:r="http://schemas.openxmlformats.org/officeDocument/2006/relationships" xmlns:v="urn:schemas-microsoft-com:vml" xmlns:w10="urn:schemas-microsoft-com:office:word" xmlns:w14="http://schemas.microsoft.com/office/word/2010/wordml" xmlns:w="http://schemas.openxmlformats.org/wordprocessingml/2006/main" xmlns:wne="http://schemas.microsoft.com/office/word/2006/wordml" xmlns:wp14="http://schemas.microsoft.com/office/word/2010/wordprocessingDrawing" xmlns:wp="http://schemas.openxmlformats.org/drawingml/2006/wordprocessingDrawing" xmlns:wpc="http://schemas.microsoft.com/office/word/2010/wordprocessingCanvas" xmlns:wpg="http://schemas.microsoft.com/office/word/2010/wordprocessingGroup" xmlns:wpi="http://schemas.microsoft.com/office/word/2010/wordprocessingInk" xmlns:wps="http://schemas.microsoft.com/office/word/2010/wordprocessingShape" mc:Ignorable="w14 wp14">
+  <w:p>
+    <w:pPr>
+      <w:pStyle w:val="Header"/>
+    </w:pPr>
+  </w:p>
+</w:hdr>
+</file>
+
+<file path=word/header3.xml><?xml version="1.0" encoding="utf-8"?>
+<w:hdr xmlns:m="http://schemas.openxmlformats.org/officeDocument/2006/math" xmlns:mc="http://schemas.openxmlformats.org/markup-compatibility/2006" xmlns:mo="http://schemas.microsoft.com/office/mac/office/2008/main" xmlns:mv="urn:schemas-microsoft-com:mac:vml" xmlns:o="urn:schemas-microsoft-com:office:office" xmlns:r="http://schemas.openxmlformats.org/officeDocument/2006/relationships" xmlns:v="urn:schemas-microsoft-com:vml" xmlns:w10="urn:schemas-microsoft-com:office:word" xmlns:w14="http://schemas.microsoft.com/office/word/2010/wordml" xmlns:w="http://schemas.openxmlformats.org/wordprocessingml/2006/main" xmlns:wne="http://schemas.microsoft.com/office/word/2006/wordml" xmlns:wp14="http://schemas.microsoft.com/office/word/2010/wordprocessingDrawing" xmlns:wp="http://schemas.openxmlformats.org/drawingml/2006/wordprocessingDrawing" xmlns:wpc="http://schemas.microsoft.com/office/word/2010/wordprocessingCanvas" xmlns:wpg="http://schemas.microsoft.com/office/word/2010/wordprocessingGroup" xmlns:wpi="http://schemas.microsoft.com/office/word/2010/wordprocessingInk" xmlns:wps="http://schemas.microsoft.com/office/word/2010/wordprocessingShape" mc:Ignorable="w14 wp14">
+  <w:p>
+    <w:pPr>
+      <w:pStyle w:val="Header"/>
+    </w:pPr>
+  </w:p>
+</w:hdr>
 </file>
 
 <file path=word/numbering.xml><?xml version="1.0" encoding="utf-8"?>

--- a/docs/government-project/01_요구사항정의서.docx
+++ b/docs/government-project/01_요구사항정의서.docx
@@ -63,7 +63,7 @@
           <w:sz w:val="20"/>
           <w:rFonts w:eastAsia="맑은 고딕"/>
         </w:rPr>
-        <w:t>Requirements Definition Document  |  v1.1  |  2026.08.19</w:t>
+        <w:t>Requirements Definition Document  |  v1.2  |  2026.08.20</w:t>
       </w:r>
     </w:p>
     <w:p/>
@@ -84,6 +84,9 @@
             <w:tcW w:type="dxa" w:w="4537"/>
           </w:tcPr>
           <w:p>
+            <w:pPr>
+              <w:keepNext/>
+            </w:pPr>
             <w:r/>
             <w:r>
               <w:rPr>
@@ -102,6 +105,9 @@
             <w:tcW w:type="dxa" w:w="4537"/>
           </w:tcPr>
           <w:p>
+            <w:pPr>
+              <w:keepNext/>
+            </w:pPr>
             <w:r/>
             <w:r>
               <w:rPr>
@@ -121,6 +127,9 @@
             <w:tcW w:type="dxa" w:w="4537"/>
           </w:tcPr>
           <w:p>
+            <w:pPr>
+              <w:keepNext/>
+            </w:pPr>
             <w:r/>
             <w:r>
               <w:rPr>
@@ -139,6 +148,9 @@
             <w:tcW w:type="dxa" w:w="4537"/>
           </w:tcPr>
           <w:p>
+            <w:pPr>
+              <w:keepNext/>
+            </w:pPr>
             <w:r/>
             <w:r>
               <w:rPr>
@@ -158,6 +170,9 @@
             <w:tcW w:type="dxa" w:w="4537"/>
           </w:tcPr>
           <w:p>
+            <w:pPr>
+              <w:keepNext/>
+            </w:pPr>
             <w:r/>
             <w:r>
               <w:rPr>
@@ -176,6 +191,9 @@
             <w:tcW w:type="dxa" w:w="4537"/>
           </w:tcPr>
           <w:p>
+            <w:pPr>
+              <w:keepNext/>
+            </w:pPr>
             <w:r/>
             <w:r>
               <w:rPr>
@@ -184,7 +202,7 @@
                 <w:sz w:val="20"/>
                 <w:rFonts w:eastAsia="맑은 고딕"/>
               </w:rPr>
-              <w:t>2026년 8월 19일</w:t>
+              <w:t>2026년 8월 20일</w:t>
             </w:r>
           </w:p>
         </w:tc>
@@ -195,6 +213,9 @@
             <w:tcW w:type="dxa" w:w="4537"/>
           </w:tcPr>
           <w:p>
+            <w:pPr>
+              <w:keepNext/>
+            </w:pPr>
             <w:r/>
             <w:r>
               <w:rPr>
@@ -213,6 +234,9 @@
             <w:tcW w:type="dxa" w:w="4537"/>
           </w:tcPr>
           <w:p>
+            <w:pPr>
+              <w:keepNext/>
+            </w:pPr>
             <w:r/>
             <w:r>
               <w:rPr>
@@ -221,7 +245,7 @@
                 <w:sz w:val="20"/>
                 <w:rFonts w:eastAsia="맑은 고딕"/>
               </w:rPr>
-              <w:t>v1.1</w:t>
+              <w:t>v1.2</w:t>
             </w:r>
           </w:p>
         </w:tc>
@@ -232,6 +256,9 @@
             <w:tcW w:type="dxa" w:w="4537"/>
           </w:tcPr>
           <w:p>
+            <w:pPr>
+              <w:keepNext/>
+            </w:pPr>
             <w:r/>
             <w:r>
               <w:rPr>
@@ -250,6 +277,9 @@
             <w:tcW w:type="dxa" w:w="4537"/>
           </w:tcPr>
           <w:p>
+            <w:pPr>
+              <w:keepNext/>
+            </w:pPr>
             <w:r/>
             <w:r>
               <w:rPr>
@@ -302,13 +332,9 @@
       </w:tr>
     </w:tbl>
     <w:p>
-      <w:r>
-        <w:br w:type="page"/>
-      </w:r>
-    </w:p>
-    <w:p>
       <w:pPr>
         <w:pStyle w:val="Heading1"/>
+        <w:pageBreakBefore/>
       </w:pPr>
       <w:r>
         <w:rPr>
@@ -518,13 +544,9 @@
       </w:r>
     </w:p>
     <w:p>
-      <w:r>
-        <w:br w:type="page"/>
-      </w:r>
-    </w:p>
-    <w:p>
       <w:pPr>
         <w:pStyle w:val="Heading1"/>
+        <w:pageBreakBefore/>
       </w:pPr>
       <w:r>
         <w:rPr>
@@ -648,6 +670,9 @@
             <w:shd w:val="clear" w:color="auto" w:fill="00467F"/>
           </w:tcPr>
           <w:p>
+            <w:pPr>
+              <w:keepNext/>
+            </w:pPr>
             <w:r/>
             <w:r>
               <w:rPr>
@@ -667,6 +692,9 @@
             <w:shd w:val="clear" w:color="auto" w:fill="00467F"/>
           </w:tcPr>
           <w:p>
+            <w:pPr>
+              <w:keepNext/>
+            </w:pPr>
             <w:r/>
             <w:r>
               <w:rPr>
@@ -687,6 +715,9 @@
             <w:tcW w:type="dxa" w:w="4537"/>
           </w:tcPr>
           <w:p>
+            <w:pPr>
+              <w:keepNext/>
+            </w:pPr>
             <w:r/>
             <w:r>
               <w:rPr>
@@ -704,6 +735,9 @@
             <w:tcW w:type="dxa" w:w="4537"/>
           </w:tcPr>
           <w:p>
+            <w:pPr>
+              <w:keepNext/>
+            </w:pPr>
             <w:r/>
             <w:r>
               <w:rPr>
@@ -723,6 +757,9 @@
             <w:tcW w:type="dxa" w:w="4537"/>
           </w:tcPr>
           <w:p>
+            <w:pPr>
+              <w:keepNext/>
+            </w:pPr>
             <w:r/>
             <w:r>
               <w:rPr>
@@ -740,6 +777,9 @@
             <w:tcW w:type="dxa" w:w="4537"/>
           </w:tcPr>
           <w:p>
+            <w:pPr>
+              <w:keepNext/>
+            </w:pPr>
             <w:r/>
             <w:r>
               <w:rPr>
@@ -759,6 +799,9 @@
             <w:tcW w:type="dxa" w:w="4537"/>
           </w:tcPr>
           <w:p>
+            <w:pPr>
+              <w:keepNext/>
+            </w:pPr>
             <w:r/>
             <w:r>
               <w:rPr>
@@ -776,6 +819,9 @@
             <w:tcW w:type="dxa" w:w="4537"/>
           </w:tcPr>
           <w:p>
+            <w:pPr>
+              <w:keepNext/>
+            </w:pPr>
             <w:r/>
             <w:r>
               <w:rPr>
@@ -795,6 +841,9 @@
             <w:tcW w:type="dxa" w:w="4537"/>
           </w:tcPr>
           <w:p>
+            <w:pPr>
+              <w:keepNext/>
+            </w:pPr>
             <w:r/>
             <w:r>
               <w:rPr>
@@ -812,6 +861,9 @@
             <w:tcW w:type="dxa" w:w="4537"/>
           </w:tcPr>
           <w:p>
+            <w:pPr>
+              <w:keepNext/>
+            </w:pPr>
             <w:r/>
             <w:r>
               <w:rPr>
@@ -831,6 +883,9 @@
             <w:tcW w:type="dxa" w:w="4537"/>
           </w:tcPr>
           <w:p>
+            <w:pPr>
+              <w:keepNext/>
+            </w:pPr>
             <w:r/>
             <w:r>
               <w:rPr>
@@ -848,6 +903,9 @@
             <w:tcW w:type="dxa" w:w="4537"/>
           </w:tcPr>
           <w:p>
+            <w:pPr>
+              <w:keepNext/>
+            </w:pPr>
             <w:r/>
             <w:r>
               <w:rPr>
@@ -867,6 +925,9 @@
             <w:tcW w:type="dxa" w:w="4537"/>
           </w:tcPr>
           <w:p>
+            <w:pPr>
+              <w:keepNext/>
+            </w:pPr>
             <w:r/>
             <w:r>
               <w:rPr>
@@ -884,6 +945,9 @@
             <w:tcW w:type="dxa" w:w="4537"/>
           </w:tcPr>
           <w:p>
+            <w:pPr>
+              <w:keepNext/>
+            </w:pPr>
             <w:r/>
             <w:r>
               <w:rPr>
@@ -968,6 +1032,9 @@
             <w:shd w:val="clear" w:color="auto" w:fill="00467F"/>
           </w:tcPr>
           <w:p>
+            <w:pPr>
+              <w:keepNext/>
+            </w:pPr>
             <w:r/>
             <w:r>
               <w:rPr>
@@ -987,6 +1054,9 @@
             <w:shd w:val="clear" w:color="auto" w:fill="00467F"/>
           </w:tcPr>
           <w:p>
+            <w:pPr>
+              <w:keepNext/>
+            </w:pPr>
             <w:r/>
             <w:r>
               <w:rPr>
@@ -1006,6 +1076,9 @@
             <w:shd w:val="clear" w:color="auto" w:fill="00467F"/>
           </w:tcPr>
           <w:p>
+            <w:pPr>
+              <w:keepNext/>
+            </w:pPr>
             <w:r/>
             <w:r>
               <w:rPr>
@@ -1026,6 +1099,9 @@
             <w:tcW w:type="dxa" w:w="3025"/>
           </w:tcPr>
           <w:p>
+            <w:pPr>
+              <w:keepNext/>
+            </w:pPr>
             <w:r/>
             <w:r>
               <w:rPr>
@@ -1043,6 +1119,9 @@
             <w:tcW w:type="dxa" w:w="3025"/>
           </w:tcPr>
           <w:p>
+            <w:pPr>
+              <w:keepNext/>
+            </w:pPr>
             <w:r/>
             <w:r>
               <w:rPr>
@@ -1064,6 +1143,9 @@
             <w:tcW w:type="dxa" w:w="3025"/>
           </w:tcPr>
           <w:p>
+            <w:pPr>
+              <w:keepNext/>
+            </w:pPr>
             <w:r/>
             <w:r>
               <w:rPr>
@@ -1085,6 +1167,9 @@
             <w:tcW w:type="dxa" w:w="3025"/>
           </w:tcPr>
           <w:p>
+            <w:pPr>
+              <w:keepNext/>
+            </w:pPr>
             <w:r/>
             <w:r>
               <w:rPr>
@@ -1102,6 +1187,9 @@
             <w:tcW w:type="dxa" w:w="3025"/>
           </w:tcPr>
           <w:p>
+            <w:pPr>
+              <w:keepNext/>
+            </w:pPr>
             <w:r/>
             <w:r>
               <w:rPr>
@@ -1123,6 +1211,9 @@
             <w:tcW w:type="dxa" w:w="3025"/>
           </w:tcPr>
           <w:p>
+            <w:pPr>
+              <w:keepNext/>
+            </w:pPr>
             <w:r/>
             <w:r>
               <w:rPr>
@@ -1144,6 +1235,9 @@
             <w:tcW w:type="dxa" w:w="3025"/>
           </w:tcPr>
           <w:p>
+            <w:pPr>
+              <w:keepNext/>
+            </w:pPr>
             <w:r/>
             <w:r>
               <w:rPr>
@@ -1161,6 +1255,9 @@
             <w:tcW w:type="dxa" w:w="3025"/>
           </w:tcPr>
           <w:p>
+            <w:pPr>
+              <w:keepNext/>
+            </w:pPr>
             <w:r/>
             <w:r>
               <w:rPr>
@@ -1182,6 +1279,9 @@
             <w:tcW w:type="dxa" w:w="3025"/>
           </w:tcPr>
           <w:p>
+            <w:pPr>
+              <w:keepNext/>
+            </w:pPr>
             <w:r/>
             <w:r>
               <w:rPr>
@@ -1258,13 +1358,9 @@
       </w:tr>
     </w:tbl>
     <w:p>
-      <w:r>
-        <w:br w:type="page"/>
-      </w:r>
-    </w:p>
-    <w:p>
       <w:pPr>
         <w:pStyle w:val="Heading1"/>
+        <w:pageBreakBefore/>
       </w:pPr>
       <w:r>
         <w:rPr>
@@ -1309,6 +1405,9 @@
             <w:shd w:val="clear" w:color="auto" w:fill="00467F"/>
           </w:tcPr>
           <w:p>
+            <w:pPr>
+              <w:keepNext/>
+            </w:pPr>
             <w:r/>
             <w:r>
               <w:rPr>
@@ -1328,6 +1427,9 @@
             <w:shd w:val="clear" w:color="auto" w:fill="00467F"/>
           </w:tcPr>
           <w:p>
+            <w:pPr>
+              <w:keepNext/>
+            </w:pPr>
             <w:r/>
             <w:r>
               <w:rPr>
@@ -1348,6 +1450,9 @@
             <w:tcW w:type="dxa" w:w="4537"/>
           </w:tcPr>
           <w:p>
+            <w:pPr>
+              <w:keepNext/>
+            </w:pPr>
             <w:r/>
             <w:r>
               <w:rPr>
@@ -1365,6 +1470,9 @@
             <w:tcW w:type="dxa" w:w="4537"/>
           </w:tcPr>
           <w:p>
+            <w:pPr>
+              <w:keepNext/>
+            </w:pPr>
             <w:r/>
             <w:r>
               <w:rPr>
@@ -1384,6 +1492,9 @@
             <w:tcW w:type="dxa" w:w="4537"/>
           </w:tcPr>
           <w:p>
+            <w:pPr>
+              <w:keepNext/>
+            </w:pPr>
             <w:r/>
             <w:r>
               <w:rPr>
@@ -1401,6 +1512,9 @@
             <w:tcW w:type="dxa" w:w="4537"/>
           </w:tcPr>
           <w:p>
+            <w:pPr>
+              <w:keepNext/>
+            </w:pPr>
             <w:r/>
             <w:r>
               <w:rPr>
@@ -1420,6 +1534,9 @@
             <w:tcW w:type="dxa" w:w="4537"/>
           </w:tcPr>
           <w:p>
+            <w:pPr>
+              <w:keepNext/>
+            </w:pPr>
             <w:r/>
             <w:r>
               <w:rPr>
@@ -1437,6 +1554,9 @@
             <w:tcW w:type="dxa" w:w="4537"/>
           </w:tcPr>
           <w:p>
+            <w:pPr>
+              <w:keepNext/>
+            </w:pPr>
             <w:r/>
             <w:r>
               <w:rPr>
@@ -1456,6 +1576,9 @@
             <w:tcW w:type="dxa" w:w="4537"/>
           </w:tcPr>
           <w:p>
+            <w:pPr>
+              <w:keepNext/>
+            </w:pPr>
             <w:r/>
             <w:r>
               <w:rPr>
@@ -1473,6 +1596,9 @@
             <w:tcW w:type="dxa" w:w="4537"/>
           </w:tcPr>
           <w:p>
+            <w:pPr>
+              <w:keepNext/>
+            </w:pPr>
             <w:r/>
             <w:r>
               <w:rPr>
@@ -1498,6 +1624,9 @@
             <w:tcW w:type="dxa" w:w="4537"/>
           </w:tcPr>
           <w:p>
+            <w:pPr>
+              <w:keepNext/>
+            </w:pPr>
             <w:r/>
             <w:r>
               <w:rPr>
@@ -1515,6 +1644,9 @@
             <w:tcW w:type="dxa" w:w="4537"/>
           </w:tcPr>
           <w:p>
+            <w:pPr>
+              <w:keepNext/>
+            </w:pPr>
             <w:r/>
             <w:r>
               <w:rPr>
@@ -1540,6 +1672,9 @@
             <w:tcW w:type="dxa" w:w="4537"/>
           </w:tcPr>
           <w:p>
+            <w:pPr>
+              <w:keepNext/>
+            </w:pPr>
             <w:r/>
             <w:r>
               <w:rPr>
@@ -1557,6 +1692,9 @@
             <w:tcW w:type="dxa" w:w="4537"/>
           </w:tcPr>
           <w:p>
+            <w:pPr>
+              <w:keepNext/>
+            </w:pPr>
             <w:r/>
             <w:r>
               <w:rPr>
@@ -1609,7 +1747,7 @@
                 <w:sz w:val="18"/>
                 <w:rFonts w:eastAsia="맑은 고딕"/>
               </w:rPr>
-              <w:t>/ru 또는 /kk (다국어 홈), /inquiry (통합 문의 퍼널), /consultation/[id], /patient/*</w:t>
+              <w:t>/ru 또는 /kz (다국어 홈), /inquiry (통합 문의 퍼널), /consultation/[id], /patient/*</w:t>
             </w:r>
           </w:p>
         </w:tc>
@@ -1648,6 +1786,9 @@
             <w:shd w:val="clear" w:color="auto" w:fill="00467F"/>
           </w:tcPr>
           <w:p>
+            <w:pPr>
+              <w:keepNext/>
+            </w:pPr>
             <w:r/>
             <w:r>
               <w:rPr>
@@ -1667,6 +1808,9 @@
             <w:shd w:val="clear" w:color="auto" w:fill="00467F"/>
           </w:tcPr>
           <w:p>
+            <w:pPr>
+              <w:keepNext/>
+            </w:pPr>
             <w:r/>
             <w:r>
               <w:rPr>
@@ -1687,6 +1831,9 @@
             <w:tcW w:type="dxa" w:w="4537"/>
           </w:tcPr>
           <w:p>
+            <w:pPr>
+              <w:keepNext/>
+            </w:pPr>
             <w:r/>
             <w:r>
               <w:rPr>
@@ -1704,6 +1851,9 @@
             <w:tcW w:type="dxa" w:w="4537"/>
           </w:tcPr>
           <w:p>
+            <w:pPr>
+              <w:keepNext/>
+            </w:pPr>
             <w:r/>
             <w:r>
               <w:rPr>
@@ -1723,6 +1873,9 @@
             <w:tcW w:type="dxa" w:w="4537"/>
           </w:tcPr>
           <w:p>
+            <w:pPr>
+              <w:keepNext/>
+            </w:pPr>
             <w:r/>
             <w:r>
               <w:rPr>
@@ -1740,6 +1893,9 @@
             <w:tcW w:type="dxa" w:w="4537"/>
           </w:tcPr>
           <w:p>
+            <w:pPr>
+              <w:keepNext/>
+            </w:pPr>
             <w:r/>
             <w:r>
               <w:rPr>
@@ -1759,6 +1915,9 @@
             <w:tcW w:type="dxa" w:w="4537"/>
           </w:tcPr>
           <w:p>
+            <w:pPr>
+              <w:keepNext/>
+            </w:pPr>
             <w:r/>
             <w:r>
               <w:rPr>
@@ -1776,6 +1935,9 @@
             <w:tcW w:type="dxa" w:w="4537"/>
           </w:tcPr>
           <w:p>
+            <w:pPr>
+              <w:keepNext/>
+            </w:pPr>
             <w:r/>
             <w:r>
               <w:rPr>
@@ -1795,6 +1957,9 @@
             <w:tcW w:type="dxa" w:w="4537"/>
           </w:tcPr>
           <w:p>
+            <w:pPr>
+              <w:keepNext/>
+            </w:pPr>
             <w:r/>
             <w:r>
               <w:rPr>
@@ -1812,6 +1977,9 @@
             <w:tcW w:type="dxa" w:w="4537"/>
           </w:tcPr>
           <w:p>
+            <w:pPr>
+              <w:keepNext/>
+            </w:pPr>
             <w:r/>
             <w:r>
               <w:rPr>
@@ -1837,6 +2005,9 @@
             <w:tcW w:type="dxa" w:w="4537"/>
           </w:tcPr>
           <w:p>
+            <w:pPr>
+              <w:keepNext/>
+            </w:pPr>
             <w:r/>
             <w:r>
               <w:rPr>
@@ -1854,6 +2025,9 @@
             <w:tcW w:type="dxa" w:w="4537"/>
           </w:tcPr>
           <w:p>
+            <w:pPr>
+              <w:keepNext/>
+            </w:pPr>
             <w:r/>
             <w:r>
               <w:rPr>
@@ -1877,6 +2051,9 @@
             <w:tcW w:type="dxa" w:w="4537"/>
           </w:tcPr>
           <w:p>
+            <w:pPr>
+              <w:keepNext/>
+            </w:pPr>
             <w:r/>
             <w:r>
               <w:rPr>
@@ -1894,6 +2071,9 @@
             <w:tcW w:type="dxa" w:w="4537"/>
           </w:tcPr>
           <w:p>
+            <w:pPr>
+              <w:keepNext/>
+            </w:pPr>
             <w:r/>
             <w:r>
               <w:rPr>
@@ -1946,7 +2126,7 @@
                 <w:sz w:val="18"/>
                 <w:rFonts w:eastAsia="맑은 고딕"/>
               </w:rPr>
-              <w:t>/coordinator/*, /coordinator/messages, /coordinator/intakes</w:t>
+              <w:t>/coordinator/inbox, /coordinator/messages, /coordinator/consultations</w:t>
             </w:r>
           </w:p>
         </w:tc>
@@ -1985,6 +2165,9 @@
             <w:shd w:val="clear" w:color="auto" w:fill="00467F"/>
           </w:tcPr>
           <w:p>
+            <w:pPr>
+              <w:keepNext/>
+            </w:pPr>
             <w:r/>
             <w:r>
               <w:rPr>
@@ -2004,6 +2187,9 @@
             <w:shd w:val="clear" w:color="auto" w:fill="00467F"/>
           </w:tcPr>
           <w:p>
+            <w:pPr>
+              <w:keepNext/>
+            </w:pPr>
             <w:r/>
             <w:r>
               <w:rPr>
@@ -2024,6 +2210,9 @@
             <w:tcW w:type="dxa" w:w="4537"/>
           </w:tcPr>
           <w:p>
+            <w:pPr>
+              <w:keepNext/>
+            </w:pPr>
             <w:r/>
             <w:r>
               <w:rPr>
@@ -2041,6 +2230,9 @@
             <w:tcW w:type="dxa" w:w="4537"/>
           </w:tcPr>
           <w:p>
+            <w:pPr>
+              <w:keepNext/>
+            </w:pPr>
             <w:r/>
             <w:r>
               <w:rPr>
@@ -2060,6 +2252,9 @@
             <w:tcW w:type="dxa" w:w="4537"/>
           </w:tcPr>
           <w:p>
+            <w:pPr>
+              <w:keepNext/>
+            </w:pPr>
             <w:r/>
             <w:r>
               <w:rPr>
@@ -2077,6 +2272,9 @@
             <w:tcW w:type="dxa" w:w="4537"/>
           </w:tcPr>
           <w:p>
+            <w:pPr>
+              <w:keepNext/>
+            </w:pPr>
             <w:r/>
             <w:r>
               <w:rPr>
@@ -2096,6 +2294,9 @@
             <w:tcW w:type="dxa" w:w="4537"/>
           </w:tcPr>
           <w:p>
+            <w:pPr>
+              <w:keepNext/>
+            </w:pPr>
             <w:r/>
             <w:r>
               <w:rPr>
@@ -2113,6 +2314,9 @@
             <w:tcW w:type="dxa" w:w="4537"/>
           </w:tcPr>
           <w:p>
+            <w:pPr>
+              <w:keepNext/>
+            </w:pPr>
             <w:r/>
             <w:r>
               <w:rPr>
@@ -2132,6 +2336,9 @@
             <w:tcW w:type="dxa" w:w="4537"/>
           </w:tcPr>
           <w:p>
+            <w:pPr>
+              <w:keepNext/>
+            </w:pPr>
             <w:r/>
             <w:r>
               <w:rPr>
@@ -2149,6 +2356,9 @@
             <w:tcW w:type="dxa" w:w="4537"/>
           </w:tcPr>
           <w:p>
+            <w:pPr>
+              <w:keepNext/>
+            </w:pPr>
             <w:r/>
             <w:r>
               <w:rPr>
@@ -2174,6 +2384,9 @@
             <w:tcW w:type="dxa" w:w="4537"/>
           </w:tcPr>
           <w:p>
+            <w:pPr>
+              <w:keepNext/>
+            </w:pPr>
             <w:r/>
             <w:r>
               <w:rPr>
@@ -2191,6 +2404,9 @@
             <w:tcW w:type="dxa" w:w="4537"/>
           </w:tcPr>
           <w:p>
+            <w:pPr>
+              <w:keepNext/>
+            </w:pPr>
             <w:r/>
             <w:r>
               <w:rPr>
@@ -2214,6 +2430,9 @@
             <w:tcW w:type="dxa" w:w="4537"/>
           </w:tcPr>
           <w:p>
+            <w:pPr>
+              <w:keepNext/>
+            </w:pPr>
             <w:r/>
             <w:r>
               <w:rPr>
@@ -2231,6 +2450,9 @@
             <w:tcW w:type="dxa" w:w="4537"/>
           </w:tcPr>
           <w:p>
+            <w:pPr>
+              <w:keepNext/>
+            </w:pPr>
             <w:r/>
             <w:r>
               <w:rPr>
@@ -2283,7 +2505,7 @@
                 <w:sz w:val="18"/>
                 <w:rFonts w:eastAsia="맑은 고딕"/>
               </w:rPr>
-              <w:t>/consultation/[id] (초대링크 입장), /opinion/[token] (소견 작성), /hospital/* (병원 담당자 계정)</w:t>
+              <w:t>/consultation/[id] (초대링크 입장), /opinion/[token] (환자가 소견을 확인하는 화면), /hospital/* (병원 담당자 계정)</w:t>
             </w:r>
           </w:p>
         </w:tc>
@@ -2322,6 +2544,9 @@
             <w:shd w:val="clear" w:color="auto" w:fill="00467F"/>
           </w:tcPr>
           <w:p>
+            <w:pPr>
+              <w:keepNext/>
+            </w:pPr>
             <w:r/>
             <w:r>
               <w:rPr>
@@ -2341,6 +2566,9 @@
             <w:shd w:val="clear" w:color="auto" w:fill="00467F"/>
           </w:tcPr>
           <w:p>
+            <w:pPr>
+              <w:keepNext/>
+            </w:pPr>
             <w:r/>
             <w:r>
               <w:rPr>
@@ -2361,6 +2589,9 @@
             <w:tcW w:type="dxa" w:w="4537"/>
           </w:tcPr>
           <w:p>
+            <w:pPr>
+              <w:keepNext/>
+            </w:pPr>
             <w:r/>
             <w:r>
               <w:rPr>
@@ -2378,6 +2609,9 @@
             <w:tcW w:type="dxa" w:w="4537"/>
           </w:tcPr>
           <w:p>
+            <w:pPr>
+              <w:keepNext/>
+            </w:pPr>
             <w:r/>
             <w:r>
               <w:rPr>
@@ -2397,6 +2631,9 @@
             <w:tcW w:type="dxa" w:w="4537"/>
           </w:tcPr>
           <w:p>
+            <w:pPr>
+              <w:keepNext/>
+            </w:pPr>
             <w:r/>
             <w:r>
               <w:rPr>
@@ -2414,6 +2651,9 @@
             <w:tcW w:type="dxa" w:w="4537"/>
           </w:tcPr>
           <w:p>
+            <w:pPr>
+              <w:keepNext/>
+            </w:pPr>
             <w:r/>
             <w:r>
               <w:rPr>
@@ -2433,6 +2673,9 @@
             <w:tcW w:type="dxa" w:w="4537"/>
           </w:tcPr>
           <w:p>
+            <w:pPr>
+              <w:keepNext/>
+            </w:pPr>
             <w:r/>
             <w:r>
               <w:rPr>
@@ -2450,6 +2693,9 @@
             <w:tcW w:type="dxa" w:w="4537"/>
           </w:tcPr>
           <w:p>
+            <w:pPr>
+              <w:keepNext/>
+            </w:pPr>
             <w:r/>
             <w:r>
               <w:rPr>
@@ -2469,6 +2715,9 @@
             <w:tcW w:type="dxa" w:w="4537"/>
           </w:tcPr>
           <w:p>
+            <w:pPr>
+              <w:keepNext/>
+            </w:pPr>
             <w:r/>
             <w:r>
               <w:rPr>
@@ -2486,6 +2735,9 @@
             <w:tcW w:type="dxa" w:w="4537"/>
           </w:tcPr>
           <w:p>
+            <w:pPr>
+              <w:keepNext/>
+            </w:pPr>
             <w:r/>
             <w:r>
               <w:rPr>
@@ -2511,6 +2763,9 @@
             <w:tcW w:type="dxa" w:w="4537"/>
           </w:tcPr>
           <w:p>
+            <w:pPr>
+              <w:keepNext/>
+            </w:pPr>
             <w:r/>
             <w:r>
               <w:rPr>
@@ -2528,6 +2783,9 @@
             <w:tcW w:type="dxa" w:w="4537"/>
           </w:tcPr>
           <w:p>
+            <w:pPr>
+              <w:keepNext/>
+            </w:pPr>
             <w:r/>
             <w:r>
               <w:rPr>
@@ -2551,6 +2809,9 @@
             <w:tcW w:type="dxa" w:w="4537"/>
           </w:tcPr>
           <w:p>
+            <w:pPr>
+              <w:keepNext/>
+            </w:pPr>
             <w:r/>
             <w:r>
               <w:rPr>
@@ -2568,6 +2829,9 @@
             <w:tcW w:type="dxa" w:w="4537"/>
           </w:tcPr>
           <w:p>
+            <w:pPr>
+              <w:keepNext/>
+            </w:pPr>
             <w:r/>
             <w:r>
               <w:rPr>
@@ -2628,13 +2892,9 @@
     </w:tbl>
     <w:p/>
     <w:p>
-      <w:r>
-        <w:br w:type="page"/>
-      </w:r>
-    </w:p>
-    <w:p>
       <w:pPr>
         <w:pStyle w:val="Heading1"/>
+        <w:pageBreakBefore/>
       </w:pPr>
       <w:r>
         <w:rPr>
@@ -2865,7 +3125,7 @@
                 <w:sz w:val="18"/>
                 <w:rFonts w:eastAsia="맑은 고딕"/>
               </w:rPr>
-              <w:t>완료 · /app/signup, /app/login, /app/auth</w:t>
+              <w:t>완료 · /app/signup, /app/login</w:t>
             </w:r>
           </w:p>
         </w:tc>
@@ -3370,7 +3630,7 @@
                 <w:sz w:val="18"/>
                 <w:rFonts w:eastAsia="맑은 고딕"/>
               </w:rPr>
-              <w:t>환자 증상·희망 치료·예산 기반 병원 자동 추천. Gemini 2.5 Flash + RAG 3계층(DB/HIRA/Google). 다국어 결과 반환. (사업계획서 p.27)</w:t>
+              <w:t>환자 증상·희망 치료·예산 기반 병원 자동 추천. Gemini Flash(최신 별칭) + RAG 3계층(DB/HIRA/Google). 다국어 결과 반환. (사업계획서 p.27)</w:t>
             </w:r>
           </w:p>
         </w:tc>
@@ -3457,7 +3717,7 @@
                 <w:sz w:val="18"/>
                 <w:rFonts w:eastAsia="맑은 고딕"/>
               </w:rPr>
-              <w:t>병원명·진료과·의료진·시설·가격 정보 다국어(ko/en/ru/kk/zh/ja) 제공. i18n JSONB 컬럼 활용.</w:t>
+              <w:t>병원명·진료과·의료진·시설·가격 정보 다국어(ko/en/ru/kz/zh/ja) 제공. i18n JSONB 컬럼 활용.</w:t>
             </w:r>
           </w:p>
         </w:tc>
@@ -3822,7 +4082,7 @@
                 <w:sz w:val="18"/>
                 <w:rFonts w:eastAsia="맑은 고딕"/>
               </w:rPr>
-              <w:t>완료 · /app/telemedicine, /app/api/livekit, @livekit/components-react</w:t>
+              <w:t>완료 · /app/consultation/[id] (상담방), /app/c/[code] (초대 주소), /app/api/livekit</w:t>
             </w:r>
           </w:p>
         </w:tc>
@@ -4414,7 +4674,7 @@
                 <w:sz w:val="18"/>
                 <w:rFonts w:eastAsia="맑은 고딕"/>
               </w:rPr>
-              <w:t>한국어·영어·러시아어·카자흐어·중국어·일본어. Next.js App Router 다국어 라우팅 (/ru, /kk 등).</w:t>
+              <w:t>한국어·영어·러시아어·카자흐어·중국어·일본어. Next.js App Router 다국어 라우팅 (/ru, /kz 등).</w:t>
             </w:r>
           </w:p>
         </w:tc>
@@ -4431,7 +4691,7 @@
                 <w:sz w:val="18"/>
                 <w:rFonts w:eastAsia="맑은 고딕"/>
               </w:rPr>
-              <w:t>부분구현 · /app/ru, /app/kk (라우트 있음, 일부 콘텐츠 번역 진행 중)</w:t>
+              <w:t>부분구현 · /app/[locale] (ru·kz 포함 6개 언어, 문구 누락은 자동 검사로 상시 확인)</w:t>
             </w:r>
           </w:p>
         </w:tc>
@@ -4605,7 +4865,7 @@
                 <w:sz w:val="18"/>
                 <w:rFonts w:eastAsia="맑은 고딕"/>
               </w:rPr>
-              <w:t>완료 · /app/patient/*, PatientDashboardPremium.jsx</w:t>
+              <w:t>완료 · /app/patient/*, PatientDashboardClient.jsx</w:t>
             </w:r>
           </w:p>
         </w:tc>
@@ -5221,13 +5481,9 @@
       </w:tr>
     </w:tbl>
     <w:p>
-      <w:r>
-        <w:br w:type="page"/>
-      </w:r>
-    </w:p>
-    <w:p>
       <w:pPr>
         <w:pStyle w:val="Heading1"/>
+        <w:pageBreakBefore/>
       </w:pPr>
       <w:r>
         <w:rPr>
@@ -5272,6 +5528,9 @@
             <w:shd w:val="clear" w:color="auto" w:fill="00467F"/>
           </w:tcPr>
           <w:p>
+            <w:pPr>
+              <w:keepNext/>
+            </w:pPr>
             <w:r/>
             <w:r>
               <w:rPr>
@@ -5291,6 +5550,9 @@
             <w:shd w:val="clear" w:color="auto" w:fill="00467F"/>
           </w:tcPr>
           <w:p>
+            <w:pPr>
+              <w:keepNext/>
+            </w:pPr>
             <w:r/>
             <w:r>
               <w:rPr>
@@ -5311,6 +5573,9 @@
             <w:tcW w:type="dxa" w:w="4537"/>
           </w:tcPr>
           <w:p>
+            <w:pPr>
+              <w:keepNext/>
+            </w:pPr>
             <w:r/>
             <w:r>
               <w:rPr>
@@ -5328,6 +5593,9 @@
             <w:tcW w:type="dxa" w:w="4537"/>
           </w:tcPr>
           <w:p>
+            <w:pPr>
+              <w:keepNext/>
+            </w:pPr>
             <w:r/>
             <w:r>
               <w:rPr>
@@ -5347,6 +5615,9 @@
             <w:tcW w:type="dxa" w:w="4537"/>
           </w:tcPr>
           <w:p>
+            <w:pPr>
+              <w:keepNext/>
+            </w:pPr>
             <w:r/>
             <w:r>
               <w:rPr>
@@ -5364,6 +5635,9 @@
             <w:tcW w:type="dxa" w:w="4537"/>
           </w:tcPr>
           <w:p>
+            <w:pPr>
+              <w:keepNext/>
+            </w:pPr>
             <w:r/>
             <w:r>
               <w:rPr>
@@ -5383,6 +5657,9 @@
             <w:tcW w:type="dxa" w:w="4537"/>
           </w:tcPr>
           <w:p>
+            <w:pPr>
+              <w:keepNext/>
+            </w:pPr>
             <w:r/>
             <w:r>
               <w:rPr>
@@ -5400,6 +5677,9 @@
             <w:tcW w:type="dxa" w:w="4537"/>
           </w:tcPr>
           <w:p>
+            <w:pPr>
+              <w:keepNext/>
+            </w:pPr>
             <w:r/>
             <w:r>
               <w:rPr>
@@ -5483,6 +5763,9 @@
             <w:shd w:val="clear" w:color="auto" w:fill="00467F"/>
           </w:tcPr>
           <w:p>
+            <w:pPr>
+              <w:keepNext/>
+            </w:pPr>
             <w:r/>
             <w:r>
               <w:rPr>
@@ -5502,6 +5785,9 @@
             <w:shd w:val="clear" w:color="auto" w:fill="00467F"/>
           </w:tcPr>
           <w:p>
+            <w:pPr>
+              <w:keepNext/>
+            </w:pPr>
             <w:r/>
             <w:r>
               <w:rPr>
@@ -5522,6 +5808,9 @@
             <w:tcW w:type="dxa" w:w="4537"/>
           </w:tcPr>
           <w:p>
+            <w:pPr>
+              <w:keepNext/>
+            </w:pPr>
             <w:r/>
             <w:r>
               <w:rPr>
@@ -5539,6 +5828,9 @@
             <w:tcW w:type="dxa" w:w="4537"/>
           </w:tcPr>
           <w:p>
+            <w:pPr>
+              <w:keepNext/>
+            </w:pPr>
             <w:r/>
             <w:r>
               <w:rPr>
@@ -5558,6 +5850,9 @@
             <w:tcW w:type="dxa" w:w="4537"/>
           </w:tcPr>
           <w:p>
+            <w:pPr>
+              <w:keepNext/>
+            </w:pPr>
             <w:r/>
             <w:r>
               <w:rPr>
@@ -5575,6 +5870,9 @@
             <w:tcW w:type="dxa" w:w="4537"/>
           </w:tcPr>
           <w:p>
+            <w:pPr>
+              <w:keepNext/>
+            </w:pPr>
             <w:r/>
             <w:r>
               <w:rPr>
@@ -5594,6 +5892,9 @@
             <w:tcW w:type="dxa" w:w="4537"/>
           </w:tcPr>
           <w:p>
+            <w:pPr>
+              <w:keepNext/>
+            </w:pPr>
             <w:r/>
             <w:r>
               <w:rPr>
@@ -5611,6 +5912,9 @@
             <w:tcW w:type="dxa" w:w="4537"/>
           </w:tcPr>
           <w:p>
+            <w:pPr>
+              <w:keepNext/>
+            </w:pPr>
             <w:r/>
             <w:r>
               <w:rPr>
@@ -5630,6 +5934,9 @@
             <w:tcW w:type="dxa" w:w="4537"/>
           </w:tcPr>
           <w:p>
+            <w:pPr>
+              <w:keepNext/>
+            </w:pPr>
             <w:r/>
             <w:r>
               <w:rPr>
@@ -5647,6 +5954,9 @@
             <w:tcW w:type="dxa" w:w="4537"/>
           </w:tcPr>
           <w:p>
+            <w:pPr>
+              <w:keepNext/>
+            </w:pPr>
             <w:r/>
             <w:r>
               <w:rPr>
@@ -5666,6 +5976,9 @@
             <w:tcW w:type="dxa" w:w="4537"/>
           </w:tcPr>
           <w:p>
+            <w:pPr>
+              <w:keepNext/>
+            </w:pPr>
             <w:r/>
             <w:r>
               <w:rPr>
@@ -5683,6 +5996,9 @@
             <w:tcW w:type="dxa" w:w="4537"/>
           </w:tcPr>
           <w:p>
+            <w:pPr>
+              <w:keepNext/>
+            </w:pPr>
             <w:r/>
             <w:r>
               <w:rPr>
@@ -5766,6 +6082,9 @@
             <w:shd w:val="clear" w:color="auto" w:fill="00467F"/>
           </w:tcPr>
           <w:p>
+            <w:pPr>
+              <w:keepNext/>
+            </w:pPr>
             <w:r/>
             <w:r>
               <w:rPr>
@@ -5785,6 +6104,9 @@
             <w:shd w:val="clear" w:color="auto" w:fill="00467F"/>
           </w:tcPr>
           <w:p>
+            <w:pPr>
+              <w:keepNext/>
+            </w:pPr>
             <w:r/>
             <w:r>
               <w:rPr>
@@ -5805,6 +6127,9 @@
             <w:tcW w:type="dxa" w:w="4537"/>
           </w:tcPr>
           <w:p>
+            <w:pPr>
+              <w:keepNext/>
+            </w:pPr>
             <w:r/>
             <w:r>
               <w:rPr>
@@ -5822,6 +6147,9 @@
             <w:tcW w:type="dxa" w:w="4537"/>
           </w:tcPr>
           <w:p>
+            <w:pPr>
+              <w:keepNext/>
+            </w:pPr>
             <w:r/>
             <w:r>
               <w:rPr>
@@ -5841,6 +6169,9 @@
             <w:tcW w:type="dxa" w:w="4537"/>
           </w:tcPr>
           <w:p>
+            <w:pPr>
+              <w:keepNext/>
+            </w:pPr>
             <w:r/>
             <w:r>
               <w:rPr>
@@ -5858,6 +6189,9 @@
             <w:tcW w:type="dxa" w:w="4537"/>
           </w:tcPr>
           <w:p>
+            <w:pPr>
+              <w:keepNext/>
+            </w:pPr>
             <w:r/>
             <w:r>
               <w:rPr>
@@ -5941,6 +6275,9 @@
             <w:shd w:val="clear" w:color="auto" w:fill="00467F"/>
           </w:tcPr>
           <w:p>
+            <w:pPr>
+              <w:keepNext/>
+            </w:pPr>
             <w:r/>
             <w:r>
               <w:rPr>
@@ -5960,6 +6297,9 @@
             <w:shd w:val="clear" w:color="auto" w:fill="00467F"/>
           </w:tcPr>
           <w:p>
+            <w:pPr>
+              <w:keepNext/>
+            </w:pPr>
             <w:r/>
             <w:r>
               <w:rPr>
@@ -5980,6 +6320,9 @@
             <w:tcW w:type="dxa" w:w="4537"/>
           </w:tcPr>
           <w:p>
+            <w:pPr>
+              <w:keepNext/>
+            </w:pPr>
             <w:r/>
             <w:r>
               <w:rPr>
@@ -5997,6 +6340,9 @@
             <w:tcW w:type="dxa" w:w="4537"/>
           </w:tcPr>
           <w:p>
+            <w:pPr>
+              <w:keepNext/>
+            </w:pPr>
             <w:r/>
             <w:r>
               <w:rPr>
@@ -6005,7 +6351,7 @@
                 <w:sz w:val="18"/>
                 <w:rFonts w:eastAsia="맑은 고딕"/>
               </w:rPr>
-              <w:t>6개 언어 UI 지원 (ko/en/ru/kk/zh/ja)</w:t>
+              <w:t>6개 언어 UI 지원 (ko/en/ru/kz/zh/ja)</w:t>
             </w:r>
           </w:p>
         </w:tc>
@@ -6016,6 +6362,9 @@
             <w:tcW w:type="dxa" w:w="4537"/>
           </w:tcPr>
           <w:p>
+            <w:pPr>
+              <w:keepNext/>
+            </w:pPr>
             <w:r/>
             <w:r>
               <w:rPr>
@@ -6033,6 +6382,9 @@
             <w:tcW w:type="dxa" w:w="4537"/>
           </w:tcPr>
           <w:p>
+            <w:pPr>
+              <w:keepNext/>
+            </w:pPr>
             <w:r/>
             <w:r>
               <w:rPr>
@@ -6116,6 +6468,9 @@
             <w:shd w:val="clear" w:color="auto" w:fill="00467F"/>
           </w:tcPr>
           <w:p>
+            <w:pPr>
+              <w:keepNext/>
+            </w:pPr>
             <w:r/>
             <w:r>
               <w:rPr>
@@ -6135,6 +6490,9 @@
             <w:shd w:val="clear" w:color="auto" w:fill="00467F"/>
           </w:tcPr>
           <w:p>
+            <w:pPr>
+              <w:keepNext/>
+            </w:pPr>
             <w:r/>
             <w:r>
               <w:rPr>
@@ -6155,6 +6513,9 @@
             <w:tcW w:type="dxa" w:w="4537"/>
           </w:tcPr>
           <w:p>
+            <w:pPr>
+              <w:keepNext/>
+            </w:pPr>
             <w:r/>
             <w:r>
               <w:rPr>
@@ -6172,6 +6533,9 @@
             <w:tcW w:type="dxa" w:w="4537"/>
           </w:tcPr>
           <w:p>
+            <w:pPr>
+              <w:keepNext/>
+            </w:pPr>
             <w:r/>
             <w:r>
               <w:rPr>
@@ -6191,6 +6555,9 @@
             <w:tcW w:type="dxa" w:w="4537"/>
           </w:tcPr>
           <w:p>
+            <w:pPr>
+              <w:keepNext/>
+            </w:pPr>
             <w:r/>
             <w:r>
               <w:rPr>
@@ -6208,6 +6575,9 @@
             <w:tcW w:type="dxa" w:w="4537"/>
           </w:tcPr>
           <w:p>
+            <w:pPr>
+              <w:keepNext/>
+            </w:pPr>
             <w:r/>
             <w:r>
               <w:rPr>
@@ -6227,6 +6597,9 @@
             <w:tcW w:type="dxa" w:w="4537"/>
           </w:tcPr>
           <w:p>
+            <w:pPr>
+              <w:keepNext/>
+            </w:pPr>
             <w:r/>
             <w:r>
               <w:rPr>
@@ -6244,6 +6617,9 @@
             <w:tcW w:type="dxa" w:w="4537"/>
           </w:tcPr>
           <w:p>
+            <w:pPr>
+              <w:keepNext/>
+            </w:pPr>
             <w:r/>
             <w:r>
               <w:rPr>
@@ -6327,6 +6703,9 @@
             <w:shd w:val="clear" w:color="auto" w:fill="00467F"/>
           </w:tcPr>
           <w:p>
+            <w:pPr>
+              <w:keepNext/>
+            </w:pPr>
             <w:r/>
             <w:r>
               <w:rPr>
@@ -6346,6 +6725,9 @@
             <w:shd w:val="clear" w:color="auto" w:fill="00467F"/>
           </w:tcPr>
           <w:p>
+            <w:pPr>
+              <w:keepNext/>
+            </w:pPr>
             <w:r/>
             <w:r>
               <w:rPr>
@@ -6366,6 +6748,9 @@
             <w:tcW w:type="dxa" w:w="4537"/>
           </w:tcPr>
           <w:p>
+            <w:pPr>
+              <w:keepNext/>
+            </w:pPr>
             <w:r/>
             <w:r>
               <w:rPr>
@@ -6383,6 +6768,9 @@
             <w:tcW w:type="dxa" w:w="4537"/>
           </w:tcPr>
           <w:p>
+            <w:pPr>
+              <w:keepNext/>
+            </w:pPr>
             <w:r/>
             <w:r>
               <w:rPr>
@@ -6402,6 +6790,9 @@
             <w:tcW w:type="dxa" w:w="4537"/>
           </w:tcPr>
           <w:p>
+            <w:pPr>
+              <w:keepNext/>
+            </w:pPr>
             <w:r/>
             <w:r>
               <w:rPr>
@@ -6419,6 +6810,9 @@
             <w:tcW w:type="dxa" w:w="4537"/>
           </w:tcPr>
           <w:p>
+            <w:pPr>
+              <w:keepNext/>
+            </w:pPr>
             <w:r/>
             <w:r>
               <w:rPr>
@@ -6471,13 +6865,9 @@
     </w:tbl>
     <w:p/>
     <w:p>
-      <w:r>
-        <w:br w:type="page"/>
-      </w:r>
-    </w:p>
-    <w:p>
       <w:pPr>
         <w:pStyle w:val="Heading1"/>
+        <w:pageBreakBefore/>
       </w:pPr>
       <w:r>
         <w:rPr>
@@ -6668,7 +7058,7 @@
                 <w:sz w:val="18"/>
                 <w:rFonts w:eastAsia="맑은 고딕"/>
               </w:rPr>
-              <w:t>Google Gemini 2.5 Flash</w:t>
+              <w:t>Google Gemini Flash (최신 별칭)</w:t>
             </w:r>
           </w:p>
         </w:tc>
@@ -7248,13 +7638,9 @@
       </w:tr>
     </w:tbl>
     <w:p>
-      <w:r>
-        <w:br w:type="page"/>
-      </w:r>
-    </w:p>
-    <w:p>
       <w:pPr>
         <w:pStyle w:val="Heading1"/>
+        <w:pageBreakBefore/>
       </w:pPr>
       <w:r>
         <w:rPr>
@@ -7493,7 +7879,7 @@
           <w:sz w:val="20"/>
           <w:rFonts w:eastAsia="맑은 고딕"/>
         </w:rPr>
-        <w:t>• 카자흐스탄 네트워크: 지방 WebRTC 품질은 현지 5G 인프라 구축 완료(2025 말) 이후 개선 예상.</w:t>
+        <w:t>• 카자흐스탄 네트워크: 지방 WebRTC 품질은 현지 5G 인프라가 2025년 말 구축 완료되어 개선 추세이나, 지방은 여전히 회선 편차가 있음.</w:t>
       </w:r>
     </w:p>
     <w:p/>
@@ -7556,13 +7942,9 @@
     </w:p>
     <w:p/>
     <w:p>
-      <w:r>
-        <w:br w:type="page"/>
-      </w:r>
-    </w:p>
-    <w:p>
       <w:pPr>
         <w:pStyle w:val="Heading1"/>
+        <w:pageBreakBefore/>
       </w:pPr>
       <w:r>
         <w:rPr>
@@ -7767,7 +8149,7 @@
                 <w:sz w:val="18"/>
                 <w:rFonts w:eastAsia="맑은 고딕"/>
               </w:rPr>
-              <w:t>AI 기반 자동 상담 봇. Gemini 2.5 Flash 기반. 복잡 케이스 시 Human Agent로 이관</w:t>
+              <w:t>AI 기반 자동 상담 봇. Gemini Flash 기반. 복잡 케이스 시 Human Agent로 이관</w:t>
             </w:r>
           </w:p>
         </w:tc>
@@ -8614,7 +8996,7 @@
                 <w:sz w:val="18"/>
                 <w:rFonts w:eastAsia="맑은 고딕"/>
               </w:rPr>
-              <w:t>Gemini 2.5 Flash</w:t>
+              <w:t>Gemini Flash</w:t>
             </w:r>
           </w:p>
         </w:tc>
@@ -8631,7 +9013,7 @@
                 <w:sz w:val="18"/>
                 <w:rFonts w:eastAsia="맑은 고딕"/>
               </w:rPr>
-              <w:t>Google DeepMind의 멀티모달 AI 모델. HEALO AI Agent 기반 모델</w:t>
+              <w:t>Google DeepMind 의 멀티모달 AI 모델. HEALO 는 최신 별칭(gemini-flash-latest)으로 고정 사용</w:t>
             </w:r>
           </w:p>
         </w:tc>

--- a/docs/government-project/01_요구사항정의서.docx
+++ b/docs/government-project/01_요구사항정의서.docx
@@ -9019,6 +9019,16 @@
         </w:tc>
       </w:tr>
     </w:tbl>
+    <w:p>
+      <w:pPr>
+        <w:spacing w:before="0" w:after="0" w:line="20" w:lineRule="exact"/>
+      </w:pPr>
+      <w:r>
+        <w:rPr>
+          <w:sz w:val="2"/>
+        </w:rPr>
+      </w:r>
+    </w:p>
     <w:sectPr>
       <w:headerReference w:type="default" r:id="rId9"/>
       <w:footerReference w:type="default" r:id="rId10"/>

--- a/docs/government-project/01_요구사항정의서.docx
+++ b/docs/government-project/01_요구사항정의서.docx
@@ -37,6 +37,7 @@
     <w:p/>
     <w:p>
       <w:pPr>
+        <w:keepNext/>
         <w:jc w:val="center"/>
       </w:pPr>
       <w:r>
@@ -50,9 +51,14 @@
         <w:t>ICT 기반 외국인환자 사전상담·사후관리 지원 사업</w:t>
       </w:r>
     </w:p>
-    <w:p/>
     <w:p>
       <w:pPr>
+        <w:keepNext/>
+      </w:pPr>
+    </w:p>
+    <w:p>
+      <w:pPr>
+        <w:keepNext/>
         <w:jc w:val="center"/>
       </w:pPr>
       <w:r>
@@ -66,8 +72,16 @@
         <w:t>Requirements Definition Document  |  v1.2  |  2026.08.20</w:t>
       </w:r>
     </w:p>
-    <w:p/>
-    <w:p/>
+    <w:p>
+      <w:pPr>
+        <w:keepNext/>
+      </w:pPr>
+    </w:p>
+    <w:p>
+      <w:pPr>
+        <w:keepNext/>
+      </w:pPr>
+    </w:p>
     <w:tbl>
       <w:tblPr>
         <w:tblStyle w:val="TableGrid"/>
@@ -79,6 +93,9 @@
         <w:gridCol w:w="4537"/>
       </w:tblGrid>
       <w:tr>
+        <w:trPr>
+          <w:cantSplit/>
+        </w:trPr>
         <w:tc>
           <w:tcPr>
             <w:tcW w:type="dxa" w:w="4537"/>
@@ -122,6 +139,9 @@
         </w:tc>
       </w:tr>
       <w:tr>
+        <w:trPr>
+          <w:cantSplit/>
+        </w:trPr>
         <w:tc>
           <w:tcPr>
             <w:tcW w:type="dxa" w:w="4537"/>
@@ -165,6 +185,9 @@
         </w:tc>
       </w:tr>
       <w:tr>
+        <w:trPr>
+          <w:cantSplit/>
+        </w:trPr>
         <w:tc>
           <w:tcPr>
             <w:tcW w:type="dxa" w:w="4537"/>
@@ -208,6 +231,9 @@
         </w:tc>
       </w:tr>
       <w:tr>
+        <w:trPr>
+          <w:cantSplit/>
+        </w:trPr>
         <w:tc>
           <w:tcPr>
             <w:tcW w:type="dxa" w:w="4537"/>
@@ -251,6 +277,9 @@
         </w:tc>
       </w:tr>
       <w:tr>
+        <w:trPr>
+          <w:cantSplit/>
+        </w:trPr>
         <w:tc>
           <w:tcPr>
             <w:tcW w:type="dxa" w:w="4537"/>
@@ -294,6 +323,9 @@
         </w:tc>
       </w:tr>
       <w:tr>
+        <w:trPr>
+          <w:cantSplit/>
+        </w:trPr>
         <w:tc>
           <w:tcPr>
             <w:tcW w:type="dxa" w:w="4537"/>
@@ -626,6 +658,7 @@
     </w:p>
     <w:p>
       <w:pPr>
+        <w:keepNext/>
         <w:ind w:left="567"/>
       </w:pPr>
       <w:r>
@@ -641,6 +674,7 @@
     <w:p>
       <w:pPr>
         <w:pStyle w:val="Heading2"/>
+        <w:keepNext/>
       </w:pPr>
       <w:r>
         <w:rPr>
@@ -664,6 +698,9 @@
         <w:gridCol w:w="4537"/>
       </w:tblGrid>
       <w:tr>
+        <w:trPr>
+          <w:cantSplit/>
+        </w:trPr>
         <w:tc>
           <w:tcPr>
             <w:tcW w:type="dxa" w:w="4537"/>
@@ -710,6 +747,9 @@
         </w:tc>
       </w:tr>
       <w:tr>
+        <w:trPr>
+          <w:cantSplit/>
+        </w:trPr>
         <w:tc>
           <w:tcPr>
             <w:tcW w:type="dxa" w:w="4537"/>
@@ -752,6 +792,9 @@
         </w:tc>
       </w:tr>
       <w:tr>
+        <w:trPr>
+          <w:cantSplit/>
+        </w:trPr>
         <w:tc>
           <w:tcPr>
             <w:tcW w:type="dxa" w:w="4537"/>
@@ -794,6 +837,9 @@
         </w:tc>
       </w:tr>
       <w:tr>
+        <w:trPr>
+          <w:cantSplit/>
+        </w:trPr>
         <w:tc>
           <w:tcPr>
             <w:tcW w:type="dxa" w:w="4537"/>
@@ -836,6 +882,9 @@
         </w:tc>
       </w:tr>
       <w:tr>
+        <w:trPr>
+          <w:cantSplit/>
+        </w:trPr>
         <w:tc>
           <w:tcPr>
             <w:tcW w:type="dxa" w:w="4537"/>
@@ -878,6 +927,9 @@
         </w:tc>
       </w:tr>
       <w:tr>
+        <w:trPr>
+          <w:cantSplit/>
+        </w:trPr>
         <w:tc>
           <w:tcPr>
             <w:tcW w:type="dxa" w:w="4537"/>
@@ -920,6 +972,9 @@
         </w:tc>
       </w:tr>
       <w:tr>
+        <w:trPr>
+          <w:cantSplit/>
+        </w:trPr>
         <w:tc>
           <w:tcPr>
             <w:tcW w:type="dxa" w:w="4537"/>
@@ -962,6 +1017,9 @@
         </w:tc>
       </w:tr>
       <w:tr>
+        <w:trPr>
+          <w:cantSplit/>
+        </w:trPr>
         <w:tc>
           <w:tcPr>
             <w:tcW w:type="dxa" w:w="4537"/>
@@ -998,10 +1056,15 @@
         </w:tc>
       </w:tr>
     </w:tbl>
-    <w:p/>
+    <w:p>
+      <w:pPr>
+        <w:keepNext/>
+      </w:pPr>
+    </w:p>
     <w:p>
       <w:pPr>
         <w:pStyle w:val="Heading2"/>
+        <w:keepNext/>
       </w:pPr>
       <w:r>
         <w:rPr>
@@ -1026,6 +1089,9 @@
         <w:gridCol w:w="3025"/>
       </w:tblGrid>
       <w:tr>
+        <w:trPr>
+          <w:cantSplit/>
+        </w:trPr>
         <w:tc>
           <w:tcPr>
             <w:tcW w:type="dxa" w:w="3025"/>
@@ -1094,6 +1160,9 @@
         </w:tc>
       </w:tr>
       <w:tr>
+        <w:trPr>
+          <w:cantSplit/>
+        </w:trPr>
         <w:tc>
           <w:tcPr>
             <w:tcW w:type="dxa" w:w="3025"/>
@@ -1162,6 +1231,9 @@
         </w:tc>
       </w:tr>
       <w:tr>
+        <w:trPr>
+          <w:cantSplit/>
+        </w:trPr>
         <w:tc>
           <w:tcPr>
             <w:tcW w:type="dxa" w:w="3025"/>
@@ -1230,6 +1302,9 @@
         </w:tc>
       </w:tr>
       <w:tr>
+        <w:trPr>
+          <w:cantSplit/>
+        </w:trPr>
         <w:tc>
           <w:tcPr>
             <w:tcW w:type="dxa" w:w="3025"/>
@@ -1298,6 +1373,9 @@
         </w:tc>
       </w:tr>
       <w:tr>
+        <w:trPr>
+          <w:cantSplit/>
+        </w:trPr>
         <w:tc>
           <w:tcPr>
             <w:tcW w:type="dxa" w:w="3025"/>
@@ -1360,6 +1438,7 @@
     <w:p>
       <w:pPr>
         <w:pStyle w:val="Heading1"/>
+        <w:keepNext/>
         <w:pageBreakBefore/>
       </w:pPr>
       <w:r>
@@ -1376,6 +1455,7 @@
     <w:p>
       <w:pPr>
         <w:pStyle w:val="Heading2"/>
+        <w:keepNext/>
       </w:pPr>
       <w:r>
         <w:rPr>
@@ -1399,6 +1479,9 @@
         <w:gridCol w:w="4537"/>
       </w:tblGrid>
       <w:tr>
+        <w:trPr>
+          <w:cantSplit/>
+        </w:trPr>
         <w:tc>
           <w:tcPr>
             <w:tcW w:type="dxa" w:w="4537"/>
@@ -1445,6 +1528,9 @@
         </w:tc>
       </w:tr>
       <w:tr>
+        <w:trPr>
+          <w:cantSplit/>
+        </w:trPr>
         <w:tc>
           <w:tcPr>
             <w:tcW w:type="dxa" w:w="4537"/>
@@ -1487,6 +1573,9 @@
         </w:tc>
       </w:tr>
       <w:tr>
+        <w:trPr>
+          <w:cantSplit/>
+        </w:trPr>
         <w:tc>
           <w:tcPr>
             <w:tcW w:type="dxa" w:w="4537"/>
@@ -1529,6 +1618,9 @@
         </w:tc>
       </w:tr>
       <w:tr>
+        <w:trPr>
+          <w:cantSplit/>
+        </w:trPr>
         <w:tc>
           <w:tcPr>
             <w:tcW w:type="dxa" w:w="4537"/>
@@ -1571,6 +1663,9 @@
         </w:tc>
       </w:tr>
       <w:tr>
+        <w:trPr>
+          <w:cantSplit/>
+        </w:trPr>
         <w:tc>
           <w:tcPr>
             <w:tcW w:type="dxa" w:w="4537"/>
@@ -1619,6 +1714,9 @@
         </w:tc>
       </w:tr>
       <w:tr>
+        <w:trPr>
+          <w:cantSplit/>
+        </w:trPr>
         <w:tc>
           <w:tcPr>
             <w:tcW w:type="dxa" w:w="4537"/>
@@ -1667,6 +1765,9 @@
         </w:tc>
       </w:tr>
       <w:tr>
+        <w:trPr>
+          <w:cantSplit/>
+        </w:trPr>
         <w:tc>
           <w:tcPr>
             <w:tcW w:type="dxa" w:w="4537"/>
@@ -1717,6 +1818,9 @@
         </w:tc>
       </w:tr>
       <w:tr>
+        <w:trPr>
+          <w:cantSplit/>
+        </w:trPr>
         <w:tc>
           <w:tcPr>
             <w:tcW w:type="dxa" w:w="4537"/>
@@ -1753,10 +1857,15 @@
         </w:tc>
       </w:tr>
     </w:tbl>
-    <w:p/>
+    <w:p>
+      <w:pPr>
+        <w:keepNext/>
+      </w:pPr>
+    </w:p>
     <w:p>
       <w:pPr>
         <w:pStyle w:val="Heading2"/>
+        <w:keepNext/>
       </w:pPr>
       <w:r>
         <w:rPr>
@@ -1780,6 +1889,9 @@
         <w:gridCol w:w="4537"/>
       </w:tblGrid>
       <w:tr>
+        <w:trPr>
+          <w:cantSplit/>
+        </w:trPr>
         <w:tc>
           <w:tcPr>
             <w:tcW w:type="dxa" w:w="4537"/>
@@ -1826,6 +1938,9 @@
         </w:tc>
       </w:tr>
       <w:tr>
+        <w:trPr>
+          <w:cantSplit/>
+        </w:trPr>
         <w:tc>
           <w:tcPr>
             <w:tcW w:type="dxa" w:w="4537"/>
@@ -1868,6 +1983,9 @@
         </w:tc>
       </w:tr>
       <w:tr>
+        <w:trPr>
+          <w:cantSplit/>
+        </w:trPr>
         <w:tc>
           <w:tcPr>
             <w:tcW w:type="dxa" w:w="4537"/>
@@ -1910,6 +2028,9 @@
         </w:tc>
       </w:tr>
       <w:tr>
+        <w:trPr>
+          <w:cantSplit/>
+        </w:trPr>
         <w:tc>
           <w:tcPr>
             <w:tcW w:type="dxa" w:w="4537"/>
@@ -1952,6 +2073,9 @@
         </w:tc>
       </w:tr>
       <w:tr>
+        <w:trPr>
+          <w:cantSplit/>
+        </w:trPr>
         <w:tc>
           <w:tcPr>
             <w:tcW w:type="dxa" w:w="4537"/>
@@ -2000,6 +2124,9 @@
         </w:tc>
       </w:tr>
       <w:tr>
+        <w:trPr>
+          <w:cantSplit/>
+        </w:trPr>
         <w:tc>
           <w:tcPr>
             <w:tcW w:type="dxa" w:w="4537"/>
@@ -2046,6 +2173,9 @@
         </w:tc>
       </w:tr>
       <w:tr>
+        <w:trPr>
+          <w:cantSplit/>
+        </w:trPr>
         <w:tc>
           <w:tcPr>
             <w:tcW w:type="dxa" w:w="4537"/>
@@ -2096,6 +2226,9 @@
         </w:tc>
       </w:tr>
       <w:tr>
+        <w:trPr>
+          <w:cantSplit/>
+        </w:trPr>
         <w:tc>
           <w:tcPr>
             <w:tcW w:type="dxa" w:w="4537"/>
@@ -2132,10 +2265,15 @@
         </w:tc>
       </w:tr>
     </w:tbl>
-    <w:p/>
+    <w:p>
+      <w:pPr>
+        <w:keepNext/>
+      </w:pPr>
+    </w:p>
     <w:p>
       <w:pPr>
         <w:pStyle w:val="Heading2"/>
+        <w:keepNext/>
       </w:pPr>
       <w:r>
         <w:rPr>
@@ -2159,6 +2297,9 @@
         <w:gridCol w:w="4537"/>
       </w:tblGrid>
       <w:tr>
+        <w:trPr>
+          <w:cantSplit/>
+        </w:trPr>
         <w:tc>
           <w:tcPr>
             <w:tcW w:type="dxa" w:w="4537"/>
@@ -2205,6 +2346,9 @@
         </w:tc>
       </w:tr>
       <w:tr>
+        <w:trPr>
+          <w:cantSplit/>
+        </w:trPr>
         <w:tc>
           <w:tcPr>
             <w:tcW w:type="dxa" w:w="4537"/>
@@ -2247,6 +2391,9 @@
         </w:tc>
       </w:tr>
       <w:tr>
+        <w:trPr>
+          <w:cantSplit/>
+        </w:trPr>
         <w:tc>
           <w:tcPr>
             <w:tcW w:type="dxa" w:w="4537"/>
@@ -2289,6 +2436,9 @@
         </w:tc>
       </w:tr>
       <w:tr>
+        <w:trPr>
+          <w:cantSplit/>
+        </w:trPr>
         <w:tc>
           <w:tcPr>
             <w:tcW w:type="dxa" w:w="4537"/>
@@ -2331,6 +2481,9 @@
         </w:tc>
       </w:tr>
       <w:tr>
+        <w:trPr>
+          <w:cantSplit/>
+        </w:trPr>
         <w:tc>
           <w:tcPr>
             <w:tcW w:type="dxa" w:w="4537"/>
@@ -2379,6 +2532,9 @@
         </w:tc>
       </w:tr>
       <w:tr>
+        <w:trPr>
+          <w:cantSplit/>
+        </w:trPr>
         <w:tc>
           <w:tcPr>
             <w:tcW w:type="dxa" w:w="4537"/>
@@ -2425,6 +2581,9 @@
         </w:tc>
       </w:tr>
       <w:tr>
+        <w:trPr>
+          <w:cantSplit/>
+        </w:trPr>
         <w:tc>
           <w:tcPr>
             <w:tcW w:type="dxa" w:w="4537"/>
@@ -2475,6 +2634,9 @@
         </w:tc>
       </w:tr>
       <w:tr>
+        <w:trPr>
+          <w:cantSplit/>
+        </w:trPr>
         <w:tc>
           <w:tcPr>
             <w:tcW w:type="dxa" w:w="4537"/>
@@ -2511,10 +2673,15 @@
         </w:tc>
       </w:tr>
     </w:tbl>
-    <w:p/>
+    <w:p>
+      <w:pPr>
+        <w:keepNext/>
+      </w:pPr>
+    </w:p>
     <w:p>
       <w:pPr>
         <w:pStyle w:val="Heading2"/>
+        <w:keepNext/>
       </w:pPr>
       <w:r>
         <w:rPr>
@@ -2538,6 +2705,9 @@
         <w:gridCol w:w="4537"/>
       </w:tblGrid>
       <w:tr>
+        <w:trPr>
+          <w:cantSplit/>
+        </w:trPr>
         <w:tc>
           <w:tcPr>
             <w:tcW w:type="dxa" w:w="4537"/>
@@ -2584,6 +2754,9 @@
         </w:tc>
       </w:tr>
       <w:tr>
+        <w:trPr>
+          <w:cantSplit/>
+        </w:trPr>
         <w:tc>
           <w:tcPr>
             <w:tcW w:type="dxa" w:w="4537"/>
@@ -2626,6 +2799,9 @@
         </w:tc>
       </w:tr>
       <w:tr>
+        <w:trPr>
+          <w:cantSplit/>
+        </w:trPr>
         <w:tc>
           <w:tcPr>
             <w:tcW w:type="dxa" w:w="4537"/>
@@ -2668,6 +2844,9 @@
         </w:tc>
       </w:tr>
       <w:tr>
+        <w:trPr>
+          <w:cantSplit/>
+        </w:trPr>
         <w:tc>
           <w:tcPr>
             <w:tcW w:type="dxa" w:w="4537"/>
@@ -2710,6 +2889,9 @@
         </w:tc>
       </w:tr>
       <w:tr>
+        <w:trPr>
+          <w:cantSplit/>
+        </w:trPr>
         <w:tc>
           <w:tcPr>
             <w:tcW w:type="dxa" w:w="4537"/>
@@ -2758,6 +2940,9 @@
         </w:tc>
       </w:tr>
       <w:tr>
+        <w:trPr>
+          <w:cantSplit/>
+        </w:trPr>
         <w:tc>
           <w:tcPr>
             <w:tcW w:type="dxa" w:w="4537"/>
@@ -2804,6 +2989,9 @@
         </w:tc>
       </w:tr>
       <w:tr>
+        <w:trPr>
+          <w:cantSplit/>
+        </w:trPr>
         <w:tc>
           <w:tcPr>
             <w:tcW w:type="dxa" w:w="4537"/>
@@ -2854,6 +3042,9 @@
         </w:tc>
       </w:tr>
       <w:tr>
+        <w:trPr>
+          <w:cantSplit/>
+        </w:trPr>
         <w:tc>
           <w:tcPr>
             <w:tcW w:type="dxa" w:w="4537"/>
@@ -2890,7 +3081,6 @@
         </w:tc>
       </w:tr>
     </w:tbl>
-    <w:p/>
     <w:p>
       <w:pPr>
         <w:pStyle w:val="Heading1"/>
@@ -2946,6 +3136,7 @@
       <w:tr>
         <w:trPr>
           <w:tblHeader w:val="true"/>
+          <w:cantSplit/>
         </w:trPr>
         <w:tc>
           <w:tcPr>
@@ -3044,6 +3235,9 @@
         </w:tc>
       </w:tr>
       <w:tr>
+        <w:trPr>
+          <w:cantSplit/>
+        </w:trPr>
         <w:tc>
           <w:tcPr>
             <w:tcW w:type="dxa" w:w="1815"/>
@@ -3131,6 +3325,9 @@
         </w:tc>
       </w:tr>
       <w:tr>
+        <w:trPr>
+          <w:cantSplit/>
+        </w:trPr>
         <w:tc>
           <w:tcPr>
             <w:tcW w:type="dxa" w:w="1815"/>
@@ -3195,7 +3392,7 @@
                 <w:sz w:val="18"/>
                 <w:rFonts w:eastAsia="맑은 고딕"/>
               </w:rPr>
-              <w:t>계정 계층 7종(비회원·환자·코디네이터·관리자·국내 의료기관·해외 에이전시·해외 의료기관)으로 분기. 권한 저장 위치는 계층별로 다름(app_metadata.role / hospital_users / agency_users / 초대링크 토큰). 미들웨어에서 /patient/*, /admin/*, /coordinator/*, /hospital/*, /agency/*, /clinic/* 보호. ※ 의사는 계정 계층이 아니라 상담방 초대링크 게스트 또는 병원 계정으로 참여함.</w:t>
+              <w:t>계정 계층 7종(비회원·환자·코디네이터·관리자·국내 의료기관·해외 에이전시·해외 의료기관)으로 분기. 권한 저장 위치는 계층별로 다름(app_metadata.role / hospital_users / agency_users / 초대링크 토큰). proxy.ts 가 서버 단계에서 /admin·/hospital·/patient·/coordinator 를 막고, /agency·/clinic 은 화면 진입 시 세션 확인 + 모든 관련 API 의 checkAgencyAuth 관문으로 막는다. ※ 의사는 계정 계층이 아니라 상담방 초대링크 게스트 또는 병원 계정으로 참여함.</w:t>
             </w:r>
           </w:p>
         </w:tc>
@@ -3204,7 +3401,9 @@
             <w:tcW w:type="dxa" w:w="1815"/>
           </w:tcPr>
           <w:p>
-            <w:r/>
+            <w:r>
+              <w:t>완료 · proxy.ts (구 middleware: Next.js 16 에서 이름이 바뀌었다), src/lib/auth/accountTiers.ts (계층 단일 표준)</w:t>
+            </w:r>
             <w:r>
               <w:rPr>
                 <w:rFonts w:ascii="맑은 고딕" w:hAnsi="맑은 고딕"/>
@@ -3212,12 +3411,14 @@
                 <w:sz w:val="18"/>
                 <w:rFonts w:eastAsia="맑은 고딕"/>
               </w:rPr>
-              <w:t>완료 · middleware.js, src/lib/auth/accountTiers.ts (계층 단일 표준)</w:t>
             </w:r>
           </w:p>
         </w:tc>
       </w:tr>
       <w:tr>
+        <w:trPr>
+          <w:cantSplit/>
+        </w:trPr>
         <w:tc>
           <w:tcPr>
             <w:tcW w:type="dxa" w:w="1815"/>
@@ -3299,12 +3500,15 @@
                 <w:sz w:val="18"/>
                 <w:rFonts w:eastAsia="맑은 고딕"/>
               </w:rPr>
-              <w:t>완료 · migrations/20260125_inquiries_public_token</w:t>
+              <w:t>완료 · migrations/20260125_inquiries_public_token_and_attachments</w:t>
             </w:r>
           </w:p>
         </w:tc>
       </w:tr>
       <w:tr>
+        <w:trPr>
+          <w:cantSplit/>
+        </w:trPr>
         <w:tc>
           <w:tcPr>
             <w:tcW w:type="dxa" w:w="1815"/>
@@ -3392,6 +3596,9 @@
         </w:tc>
       </w:tr>
       <w:tr>
+        <w:trPr>
+          <w:cantSplit/>
+        </w:trPr>
         <w:tc>
           <w:tcPr>
             <w:tcW w:type="dxa" w:w="1815"/>
@@ -3479,6 +3686,9 @@
         </w:tc>
       </w:tr>
       <w:tr>
+        <w:trPr>
+          <w:cantSplit/>
+        </w:trPr>
         <w:tc>
           <w:tcPr>
             <w:tcW w:type="dxa" w:w="1815"/>
@@ -3566,6 +3776,9 @@
         </w:tc>
       </w:tr>
       <w:tr>
+        <w:trPr>
+          <w:cantSplit/>
+        </w:trPr>
         <w:tc>
           <w:tcPr>
             <w:tcW w:type="dxa" w:w="1815"/>
@@ -3653,6 +3866,9 @@
         </w:tc>
       </w:tr>
       <w:tr>
+        <w:trPr>
+          <w:cantSplit/>
+        </w:trPr>
         <w:tc>
           <w:tcPr>
             <w:tcW w:type="dxa" w:w="1815"/>
@@ -3740,6 +3956,9 @@
         </w:tc>
       </w:tr>
       <w:tr>
+        <w:trPr>
+          <w:cantSplit/>
+        </w:trPr>
         <w:tc>
           <w:tcPr>
             <w:tcW w:type="dxa" w:w="1815"/>
@@ -3827,6 +4046,9 @@
         </w:tc>
       </w:tr>
       <w:tr>
+        <w:trPr>
+          <w:cantSplit/>
+        </w:trPr>
         <w:tc>
           <w:tcPr>
             <w:tcW w:type="dxa" w:w="1815"/>
@@ -3914,6 +4136,9 @@
         </w:tc>
       </w:tr>
       <w:tr>
+        <w:trPr>
+          <w:cantSplit/>
+        </w:trPr>
         <w:tc>
           <w:tcPr>
             <w:tcW w:type="dxa" w:w="1815"/>
@@ -4001,6 +4226,9 @@
         </w:tc>
       </w:tr>
       <w:tr>
+        <w:trPr>
+          <w:cantSplit/>
+        </w:trPr>
         <w:tc>
           <w:tcPr>
             <w:tcW w:type="dxa" w:w="1815"/>
@@ -4088,6 +4316,9 @@
         </w:tc>
       </w:tr>
       <w:tr>
+        <w:trPr>
+          <w:cantSplit/>
+        </w:trPr>
         <w:tc>
           <w:tcPr>
             <w:tcW w:type="dxa" w:w="1815"/>
@@ -4175,6 +4406,9 @@
         </w:tc>
       </w:tr>
       <w:tr>
+        <w:trPr>
+          <w:cantSplit/>
+        </w:trPr>
         <w:tc>
           <w:tcPr>
             <w:tcW w:type="dxa" w:w="1815"/>
@@ -4262,6 +4496,9 @@
         </w:tc>
       </w:tr>
       <w:tr>
+        <w:trPr>
+          <w:cantSplit/>
+        </w:trPr>
         <w:tc>
           <w:tcPr>
             <w:tcW w:type="dxa" w:w="1815"/>
@@ -4349,6 +4586,9 @@
         </w:tc>
       </w:tr>
       <w:tr>
+        <w:trPr>
+          <w:cantSplit/>
+        </w:trPr>
         <w:tc>
           <w:tcPr>
             <w:tcW w:type="dxa" w:w="1815"/>
@@ -4436,6 +4676,9 @@
         </w:tc>
       </w:tr>
       <w:tr>
+        <w:trPr>
+          <w:cantSplit/>
+        </w:trPr>
         <w:tc>
           <w:tcPr>
             <w:tcW w:type="dxa" w:w="1815"/>
@@ -4523,6 +4766,9 @@
         </w:tc>
       </w:tr>
       <w:tr>
+        <w:trPr>
+          <w:cantSplit/>
+        </w:trPr>
         <w:tc>
           <w:tcPr>
             <w:tcW w:type="dxa" w:w="1815"/>
@@ -4610,6 +4856,9 @@
         </w:tc>
       </w:tr>
       <w:tr>
+        <w:trPr>
+          <w:cantSplit/>
+        </w:trPr>
         <w:tc>
           <w:tcPr>
             <w:tcW w:type="dxa" w:w="1815"/>
@@ -4691,12 +4940,15 @@
                 <w:sz w:val="18"/>
                 <w:rFonts w:eastAsia="맑은 고딕"/>
               </w:rPr>
-              <w:t>부분구현 · /app/[locale] (ru·kz 포함 6개 언어, 문구 누락은 자동 검사로 상시 확인)</w:t>
+              <w:t>부분구현 · 언어 접두어는 proxy.ts 가 처리한다(/ru/treatments → 내부 /treatments 로 넘기고 x-locale 머리값으로 언어 전달)</w:t>
             </w:r>
           </w:p>
         </w:tc>
       </w:tr>
       <w:tr>
+        <w:trPr>
+          <w:cantSplit/>
+        </w:trPr>
         <w:tc>
           <w:tcPr>
             <w:tcW w:type="dxa" w:w="1815"/>
@@ -4784,6 +5036,9 @@
         </w:tc>
       </w:tr>
       <w:tr>
+        <w:trPr>
+          <w:cantSplit/>
+        </w:trPr>
         <w:tc>
           <w:tcPr>
             <w:tcW w:type="dxa" w:w="1815"/>
@@ -4871,6 +5126,9 @@
         </w:tc>
       </w:tr>
       <w:tr>
+        <w:trPr>
+          <w:cantSplit/>
+        </w:trPr>
         <w:tc>
           <w:tcPr>
             <w:tcW w:type="dxa" w:w="1815"/>
@@ -4958,6 +5216,9 @@
         </w:tc>
       </w:tr>
       <w:tr>
+        <w:trPr>
+          <w:cantSplit/>
+        </w:trPr>
         <w:tc>
           <w:tcPr>
             <w:tcW w:type="dxa" w:w="1815"/>
@@ -5045,6 +5306,9 @@
         </w:tc>
       </w:tr>
       <w:tr>
+        <w:trPr>
+          <w:cantSplit/>
+        </w:trPr>
         <w:tc>
           <w:tcPr>
             <w:tcW w:type="dxa" w:w="1815"/>
@@ -5132,6 +5396,9 @@
         </w:tc>
       </w:tr>
       <w:tr>
+        <w:trPr>
+          <w:cantSplit/>
+        </w:trPr>
         <w:tc>
           <w:tcPr>
             <w:tcW w:type="dxa" w:w="1815"/>
@@ -5219,6 +5486,9 @@
         </w:tc>
       </w:tr>
       <w:tr>
+        <w:trPr>
+          <w:cantSplit/>
+        </w:trPr>
         <w:tc>
           <w:tcPr>
             <w:tcW w:type="dxa" w:w="1815"/>
@@ -5306,6 +5576,9 @@
         </w:tc>
       </w:tr>
       <w:tr>
+        <w:trPr>
+          <w:cantSplit/>
+        </w:trPr>
         <w:tc>
           <w:tcPr>
             <w:tcW w:type="dxa" w:w="1815"/>
@@ -5387,12 +5660,15 @@
                 <w:sz w:val="18"/>
                 <w:rFonts w:eastAsia="맑은 고딕"/>
               </w:rPr>
-              <w:t>완료 · src/lib/security/encryptionV2.ts, migrations/20260420_drop_*_plaintext (작성 완료·미실행)</w:t>
+              <w:t>완료 · src/lib/security/encryptionV2.ts, migrations/20260420_drop_cancer_intake_plaintext (실행 완료) · 20260420_drop_inquiries_plaintext_email (보류) (작성 완료·미실행)</w:t>
             </w:r>
           </w:p>
         </w:tc>
       </w:tr>
       <w:tr>
+        <w:trPr>
+          <w:cantSplit/>
+        </w:trPr>
         <w:tc>
           <w:tcPr>
             <w:tcW w:type="dxa" w:w="1815"/>
@@ -5483,6 +5759,7 @@
     <w:p>
       <w:pPr>
         <w:pStyle w:val="Heading1"/>
+        <w:keepNext/>
         <w:pageBreakBefore/>
       </w:pPr>
       <w:r>
@@ -5499,6 +5776,7 @@
     <w:p>
       <w:pPr>
         <w:pStyle w:val="Heading2"/>
+        <w:keepNext/>
       </w:pPr>
       <w:r>
         <w:rPr>
@@ -5522,6 +5800,9 @@
         <w:gridCol w:w="4537"/>
       </w:tblGrid>
       <w:tr>
+        <w:trPr>
+          <w:cantSplit/>
+        </w:trPr>
         <w:tc>
           <w:tcPr>
             <w:tcW w:type="dxa" w:w="4537"/>
@@ -5568,6 +5849,9 @@
         </w:tc>
       </w:tr>
       <w:tr>
+        <w:trPr>
+          <w:cantSplit/>
+        </w:trPr>
         <w:tc>
           <w:tcPr>
             <w:tcW w:type="dxa" w:w="4537"/>
@@ -5610,6 +5894,9 @@
         </w:tc>
       </w:tr>
       <w:tr>
+        <w:trPr>
+          <w:cantSplit/>
+        </w:trPr>
         <w:tc>
           <w:tcPr>
             <w:tcW w:type="dxa" w:w="4537"/>
@@ -5652,6 +5939,9 @@
         </w:tc>
       </w:tr>
       <w:tr>
+        <w:trPr>
+          <w:cantSplit/>
+        </w:trPr>
         <w:tc>
           <w:tcPr>
             <w:tcW w:type="dxa" w:w="4537"/>
@@ -5694,6 +5984,9 @@
         </w:tc>
       </w:tr>
       <w:tr>
+        <w:trPr>
+          <w:cantSplit/>
+        </w:trPr>
         <w:tc>
           <w:tcPr>
             <w:tcW w:type="dxa" w:w="4537"/>
@@ -5730,10 +6023,15 @@
         </w:tc>
       </w:tr>
     </w:tbl>
-    <w:p/>
+    <w:p>
+      <w:pPr>
+        <w:keepNext/>
+      </w:pPr>
+    </w:p>
     <w:p>
       <w:pPr>
         <w:pStyle w:val="Heading2"/>
+        <w:keepNext/>
       </w:pPr>
       <w:r>
         <w:rPr>
@@ -5757,6 +6055,9 @@
         <w:gridCol w:w="4537"/>
       </w:tblGrid>
       <w:tr>
+        <w:trPr>
+          <w:cantSplit/>
+        </w:trPr>
         <w:tc>
           <w:tcPr>
             <w:tcW w:type="dxa" w:w="4537"/>
@@ -5803,6 +6104,9 @@
         </w:tc>
       </w:tr>
       <w:tr>
+        <w:trPr>
+          <w:cantSplit/>
+        </w:trPr>
         <w:tc>
           <w:tcPr>
             <w:tcW w:type="dxa" w:w="4537"/>
@@ -5845,6 +6149,9 @@
         </w:tc>
       </w:tr>
       <w:tr>
+        <w:trPr>
+          <w:cantSplit/>
+        </w:trPr>
         <w:tc>
           <w:tcPr>
             <w:tcW w:type="dxa" w:w="4537"/>
@@ -5887,6 +6194,9 @@
         </w:tc>
       </w:tr>
       <w:tr>
+        <w:trPr>
+          <w:cantSplit/>
+        </w:trPr>
         <w:tc>
           <w:tcPr>
             <w:tcW w:type="dxa" w:w="4537"/>
@@ -5929,6 +6239,9 @@
         </w:tc>
       </w:tr>
       <w:tr>
+        <w:trPr>
+          <w:cantSplit/>
+        </w:trPr>
         <w:tc>
           <w:tcPr>
             <w:tcW w:type="dxa" w:w="4537"/>
@@ -5971,6 +6284,9 @@
         </w:tc>
       </w:tr>
       <w:tr>
+        <w:trPr>
+          <w:cantSplit/>
+        </w:trPr>
         <w:tc>
           <w:tcPr>
             <w:tcW w:type="dxa" w:w="4537"/>
@@ -6013,6 +6329,9 @@
         </w:tc>
       </w:tr>
       <w:tr>
+        <w:trPr>
+          <w:cantSplit/>
+        </w:trPr>
         <w:tc>
           <w:tcPr>
             <w:tcW w:type="dxa" w:w="4537"/>
@@ -6049,10 +6368,15 @@
         </w:tc>
       </w:tr>
     </w:tbl>
-    <w:p/>
+    <w:p>
+      <w:pPr>
+        <w:keepNext/>
+      </w:pPr>
+    </w:p>
     <w:p>
       <w:pPr>
         <w:pStyle w:val="Heading2"/>
+        <w:keepNext/>
       </w:pPr>
       <w:r>
         <w:rPr>
@@ -6076,6 +6400,9 @@
         <w:gridCol w:w="4537"/>
       </w:tblGrid>
       <w:tr>
+        <w:trPr>
+          <w:cantSplit/>
+        </w:trPr>
         <w:tc>
           <w:tcPr>
             <w:tcW w:type="dxa" w:w="4537"/>
@@ -6122,6 +6449,9 @@
         </w:tc>
       </w:tr>
       <w:tr>
+        <w:trPr>
+          <w:cantSplit/>
+        </w:trPr>
         <w:tc>
           <w:tcPr>
             <w:tcW w:type="dxa" w:w="4537"/>
@@ -6164,6 +6494,9 @@
         </w:tc>
       </w:tr>
       <w:tr>
+        <w:trPr>
+          <w:cantSplit/>
+        </w:trPr>
         <w:tc>
           <w:tcPr>
             <w:tcW w:type="dxa" w:w="4537"/>
@@ -6206,6 +6539,9 @@
         </w:tc>
       </w:tr>
       <w:tr>
+        <w:trPr>
+          <w:cantSplit/>
+        </w:trPr>
         <w:tc>
           <w:tcPr>
             <w:tcW w:type="dxa" w:w="4537"/>
@@ -6242,10 +6578,15 @@
         </w:tc>
       </w:tr>
     </w:tbl>
-    <w:p/>
+    <w:p>
+      <w:pPr>
+        <w:keepNext/>
+      </w:pPr>
+    </w:p>
     <w:p>
       <w:pPr>
         <w:pStyle w:val="Heading2"/>
+        <w:keepNext/>
       </w:pPr>
       <w:r>
         <w:rPr>
@@ -6269,6 +6610,9 @@
         <w:gridCol w:w="4537"/>
       </w:tblGrid>
       <w:tr>
+        <w:trPr>
+          <w:cantSplit/>
+        </w:trPr>
         <w:tc>
           <w:tcPr>
             <w:tcW w:type="dxa" w:w="4537"/>
@@ -6315,6 +6659,9 @@
         </w:tc>
       </w:tr>
       <w:tr>
+        <w:trPr>
+          <w:cantSplit/>
+        </w:trPr>
         <w:tc>
           <w:tcPr>
             <w:tcW w:type="dxa" w:w="4537"/>
@@ -6357,6 +6704,9 @@
         </w:tc>
       </w:tr>
       <w:tr>
+        <w:trPr>
+          <w:cantSplit/>
+        </w:trPr>
         <w:tc>
           <w:tcPr>
             <w:tcW w:type="dxa" w:w="4537"/>
@@ -6399,6 +6749,9 @@
         </w:tc>
       </w:tr>
       <w:tr>
+        <w:trPr>
+          <w:cantSplit/>
+        </w:trPr>
         <w:tc>
           <w:tcPr>
             <w:tcW w:type="dxa" w:w="4537"/>
@@ -6435,10 +6788,15 @@
         </w:tc>
       </w:tr>
     </w:tbl>
-    <w:p/>
+    <w:p>
+      <w:pPr>
+        <w:keepNext/>
+      </w:pPr>
+    </w:p>
     <w:p>
       <w:pPr>
         <w:pStyle w:val="Heading2"/>
+        <w:keepNext/>
       </w:pPr>
       <w:r>
         <w:rPr>
@@ -6462,6 +6820,9 @@
         <w:gridCol w:w="4537"/>
       </w:tblGrid>
       <w:tr>
+        <w:trPr>
+          <w:cantSplit/>
+        </w:trPr>
         <w:tc>
           <w:tcPr>
             <w:tcW w:type="dxa" w:w="4537"/>
@@ -6508,6 +6869,9 @@
         </w:tc>
       </w:tr>
       <w:tr>
+        <w:trPr>
+          <w:cantSplit/>
+        </w:trPr>
         <w:tc>
           <w:tcPr>
             <w:tcW w:type="dxa" w:w="4537"/>
@@ -6550,6 +6914,9 @@
         </w:tc>
       </w:tr>
       <w:tr>
+        <w:trPr>
+          <w:cantSplit/>
+        </w:trPr>
         <w:tc>
           <w:tcPr>
             <w:tcW w:type="dxa" w:w="4537"/>
@@ -6592,6 +6959,9 @@
         </w:tc>
       </w:tr>
       <w:tr>
+        <w:trPr>
+          <w:cantSplit/>
+        </w:trPr>
         <w:tc>
           <w:tcPr>
             <w:tcW w:type="dxa" w:w="4537"/>
@@ -6634,6 +7004,9 @@
         </w:tc>
       </w:tr>
       <w:tr>
+        <w:trPr>
+          <w:cantSplit/>
+        </w:trPr>
         <w:tc>
           <w:tcPr>
             <w:tcW w:type="dxa" w:w="4537"/>
@@ -6670,10 +7043,15 @@
         </w:tc>
       </w:tr>
     </w:tbl>
-    <w:p/>
+    <w:p>
+      <w:pPr>
+        <w:keepNext/>
+      </w:pPr>
+    </w:p>
     <w:p>
       <w:pPr>
         <w:pStyle w:val="Heading2"/>
+        <w:keepNext/>
       </w:pPr>
       <w:r>
         <w:rPr>
@@ -6697,6 +7075,9 @@
         <w:gridCol w:w="4537"/>
       </w:tblGrid>
       <w:tr>
+        <w:trPr>
+          <w:cantSplit/>
+        </w:trPr>
         <w:tc>
           <w:tcPr>
             <w:tcW w:type="dxa" w:w="4537"/>
@@ -6743,6 +7124,9 @@
         </w:tc>
       </w:tr>
       <w:tr>
+        <w:trPr>
+          <w:cantSplit/>
+        </w:trPr>
         <w:tc>
           <w:tcPr>
             <w:tcW w:type="dxa" w:w="4537"/>
@@ -6785,6 +7169,9 @@
         </w:tc>
       </w:tr>
       <w:tr>
+        <w:trPr>
+          <w:cantSplit/>
+        </w:trPr>
         <w:tc>
           <w:tcPr>
             <w:tcW w:type="dxa" w:w="4537"/>
@@ -6827,6 +7214,9 @@
         </w:tc>
       </w:tr>
       <w:tr>
+        <w:trPr>
+          <w:cantSplit/>
+        </w:trPr>
         <w:tc>
           <w:tcPr>
             <w:tcW w:type="dxa" w:w="4537"/>
@@ -6863,10 +7253,10 @@
         </w:tc>
       </w:tr>
     </w:tbl>
-    <w:p/>
     <w:p>
       <w:pPr>
         <w:pStyle w:val="Heading1"/>
+        <w:keepNext/>
         <w:pageBreakBefore/>
       </w:pPr>
       <w:r>
@@ -6893,12 +7283,18 @@
         <w:gridCol w:w="2269"/>
       </w:tblGrid>
       <w:tr>
+        <w:trPr>
+          <w:cantSplit/>
+        </w:trPr>
         <w:tc>
           <w:tcPr>
             <w:tcW w:type="dxa" w:w="2269"/>
             <w:shd w:val="clear" w:color="auto" w:fill="00467F"/>
           </w:tcPr>
           <w:p>
+            <w:pPr>
+              <w:keepNext/>
+            </w:pPr>
             <w:r/>
             <w:r>
               <w:rPr>
@@ -6918,6 +7314,9 @@
             <w:shd w:val="clear" w:color="auto" w:fill="00467F"/>
           </w:tcPr>
           <w:p>
+            <w:pPr>
+              <w:keepNext/>
+            </w:pPr>
             <w:r/>
             <w:r>
               <w:rPr>
@@ -6937,6 +7336,9 @@
             <w:shd w:val="clear" w:color="auto" w:fill="00467F"/>
           </w:tcPr>
           <w:p>
+            <w:pPr>
+              <w:keepNext/>
+            </w:pPr>
             <w:r/>
             <w:r>
               <w:rPr>
@@ -6956,6 +7358,9 @@
             <w:shd w:val="clear" w:color="auto" w:fill="00467F"/>
           </w:tcPr>
           <w:p>
+            <w:pPr>
+              <w:keepNext/>
+            </w:pPr>
             <w:r/>
             <w:r>
               <w:rPr>
@@ -6971,11 +7376,17 @@
         </w:tc>
       </w:tr>
       <w:tr>
+        <w:trPr>
+          <w:cantSplit/>
+        </w:trPr>
         <w:tc>
           <w:tcPr>
             <w:tcW w:type="dxa" w:w="2269"/>
           </w:tcPr>
           <w:p>
+            <w:pPr>
+              <w:keepNext/>
+            </w:pPr>
             <w:r/>
             <w:r>
               <w:rPr>
@@ -6993,6 +7404,9 @@
             <w:tcW w:type="dxa" w:w="2269"/>
           </w:tcPr>
           <w:p>
+            <w:pPr>
+              <w:keepNext/>
+            </w:pPr>
             <w:r/>
             <w:r>
               <w:rPr>
@@ -7012,6 +7426,9 @@
             <w:tcW w:type="dxa" w:w="2269"/>
           </w:tcPr>
           <w:p>
+            <w:pPr>
+              <w:keepNext/>
+            </w:pPr>
             <w:r/>
             <w:r>
               <w:rPr>
@@ -7031,6 +7448,9 @@
             <w:tcW w:type="dxa" w:w="2269"/>
           </w:tcPr>
           <w:p>
+            <w:pPr>
+              <w:keepNext/>
+            </w:pPr>
             <w:r/>
             <w:r>
               <w:rPr>
@@ -7045,11 +7465,17 @@
         </w:tc>
       </w:tr>
       <w:tr>
+        <w:trPr>
+          <w:cantSplit/>
+        </w:trPr>
         <w:tc>
           <w:tcPr>
             <w:tcW w:type="dxa" w:w="2269"/>
           </w:tcPr>
           <w:p>
+            <w:pPr>
+              <w:keepNext/>
+            </w:pPr>
             <w:r/>
             <w:r>
               <w:rPr>
@@ -7067,6 +7493,9 @@
             <w:tcW w:type="dxa" w:w="2269"/>
           </w:tcPr>
           <w:p>
+            <w:pPr>
+              <w:keepNext/>
+            </w:pPr>
             <w:r/>
             <w:r>
               <w:rPr>
@@ -7086,6 +7515,9 @@
             <w:tcW w:type="dxa" w:w="2269"/>
           </w:tcPr>
           <w:p>
+            <w:pPr>
+              <w:keepNext/>
+            </w:pPr>
             <w:r/>
             <w:r>
               <w:rPr>
@@ -7105,6 +7537,9 @@
             <w:tcW w:type="dxa" w:w="2269"/>
           </w:tcPr>
           <w:p>
+            <w:pPr>
+              <w:keepNext/>
+            </w:pPr>
             <w:r/>
             <w:r>
               <w:rPr>
@@ -7119,11 +7554,17 @@
         </w:tc>
       </w:tr>
       <w:tr>
+        <w:trPr>
+          <w:cantSplit/>
+        </w:trPr>
         <w:tc>
           <w:tcPr>
             <w:tcW w:type="dxa" w:w="2269"/>
           </w:tcPr>
           <w:p>
+            <w:pPr>
+              <w:keepNext/>
+            </w:pPr>
             <w:r/>
             <w:r>
               <w:rPr>
@@ -7141,6 +7582,9 @@
             <w:tcW w:type="dxa" w:w="2269"/>
           </w:tcPr>
           <w:p>
+            <w:pPr>
+              <w:keepNext/>
+            </w:pPr>
             <w:r/>
             <w:r>
               <w:rPr>
@@ -7160,6 +7604,9 @@
             <w:tcW w:type="dxa" w:w="2269"/>
           </w:tcPr>
           <w:p>
+            <w:pPr>
+              <w:keepNext/>
+            </w:pPr>
             <w:r/>
             <w:r>
               <w:rPr>
@@ -7179,6 +7626,9 @@
             <w:tcW w:type="dxa" w:w="2269"/>
           </w:tcPr>
           <w:p>
+            <w:pPr>
+              <w:keepNext/>
+            </w:pPr>
             <w:r/>
             <w:r>
               <w:rPr>
@@ -7195,11 +7645,17 @@
         </w:tc>
       </w:tr>
       <w:tr>
+        <w:trPr>
+          <w:cantSplit/>
+        </w:trPr>
         <w:tc>
           <w:tcPr>
             <w:tcW w:type="dxa" w:w="2269"/>
           </w:tcPr>
           <w:p>
+            <w:pPr>
+              <w:keepNext/>
+            </w:pPr>
             <w:r/>
             <w:r>
               <w:rPr>
@@ -7217,6 +7673,9 @@
             <w:tcW w:type="dxa" w:w="2269"/>
           </w:tcPr>
           <w:p>
+            <w:pPr>
+              <w:keepNext/>
+            </w:pPr>
             <w:r/>
             <w:r>
               <w:rPr>
@@ -7236,6 +7695,9 @@
             <w:tcW w:type="dxa" w:w="2269"/>
           </w:tcPr>
           <w:p>
+            <w:pPr>
+              <w:keepNext/>
+            </w:pPr>
             <w:r/>
             <w:r>
               <w:rPr>
@@ -7255,6 +7717,9 @@
             <w:tcW w:type="dxa" w:w="2269"/>
           </w:tcPr>
           <w:p>
+            <w:pPr>
+              <w:keepNext/>
+            </w:pPr>
             <w:r/>
             <w:r>
               <w:rPr>
@@ -7263,7 +7728,7 @@
                 <w:sz w:val="18"/>
                 <w:rFonts w:eastAsia="맑은 고딕"/>
               </w:rPr>
-              <w:t>src/lib/email/sendEmail.ts/*</w:t>
+              <w:t>src/lib/email/*</w:t>
               <w:br/>
               <w:t>src/lib/email/*</w:t>
             </w:r>
@@ -7271,11 +7736,17 @@
         </w:tc>
       </w:tr>
       <w:tr>
+        <w:trPr>
+          <w:cantSplit/>
+        </w:trPr>
         <w:tc>
           <w:tcPr>
             <w:tcW w:type="dxa" w:w="2269"/>
           </w:tcPr>
           <w:p>
+            <w:pPr>
+              <w:keepNext/>
+            </w:pPr>
             <w:r/>
             <w:r>
               <w:rPr>
@@ -7293,6 +7764,9 @@
             <w:tcW w:type="dxa" w:w="2269"/>
           </w:tcPr>
           <w:p>
+            <w:pPr>
+              <w:keepNext/>
+            </w:pPr>
             <w:r/>
             <w:r>
               <w:rPr>
@@ -7312,6 +7786,9 @@
             <w:tcW w:type="dxa" w:w="2269"/>
           </w:tcPr>
           <w:p>
+            <w:pPr>
+              <w:keepNext/>
+            </w:pPr>
             <w:r/>
             <w:r>
               <w:rPr>
@@ -7331,6 +7808,9 @@
             <w:tcW w:type="dxa" w:w="2269"/>
           </w:tcPr>
           <w:p>
+            <w:pPr>
+              <w:keepNext/>
+            </w:pPr>
             <w:r/>
             <w:r>
               <w:rPr>
@@ -7345,11 +7825,17 @@
         </w:tc>
       </w:tr>
       <w:tr>
+        <w:trPr>
+          <w:cantSplit/>
+        </w:trPr>
         <w:tc>
           <w:tcPr>
             <w:tcW w:type="dxa" w:w="2269"/>
           </w:tcPr>
           <w:p>
+            <w:pPr>
+              <w:keepNext/>
+            </w:pPr>
             <w:r/>
             <w:r>
               <w:rPr>
@@ -7367,6 +7853,9 @@
             <w:tcW w:type="dxa" w:w="2269"/>
           </w:tcPr>
           <w:p>
+            <w:pPr>
+              <w:keepNext/>
+            </w:pPr>
             <w:r/>
             <w:r>
               <w:rPr>
@@ -7386,6 +7875,9 @@
             <w:tcW w:type="dxa" w:w="2269"/>
           </w:tcPr>
           <w:p>
+            <w:pPr>
+              <w:keepNext/>
+            </w:pPr>
             <w:r/>
             <w:r>
               <w:rPr>
@@ -7403,6 +7895,9 @@
             <w:tcW w:type="dxa" w:w="2269"/>
           </w:tcPr>
           <w:p>
+            <w:pPr>
+              <w:keepNext/>
+            </w:pPr>
             <w:r/>
             <w:r>
               <w:rPr>
@@ -7417,11 +7912,17 @@
         </w:tc>
       </w:tr>
       <w:tr>
+        <w:trPr>
+          <w:cantSplit/>
+        </w:trPr>
         <w:tc>
           <w:tcPr>
             <w:tcW w:type="dxa" w:w="2269"/>
           </w:tcPr>
           <w:p>
+            <w:pPr>
+              <w:keepNext/>
+            </w:pPr>
             <w:r/>
             <w:r>
               <w:rPr>
@@ -7439,6 +7940,9 @@
             <w:tcW w:type="dxa" w:w="2269"/>
           </w:tcPr>
           <w:p>
+            <w:pPr>
+              <w:keepNext/>
+            </w:pPr>
             <w:r/>
             <w:r>
               <w:rPr>
@@ -7458,6 +7962,9 @@
             <w:tcW w:type="dxa" w:w="2269"/>
           </w:tcPr>
           <w:p>
+            <w:pPr>
+              <w:keepNext/>
+            </w:pPr>
             <w:r/>
             <w:r>
               <w:rPr>
@@ -7477,6 +7984,9 @@
             <w:tcW w:type="dxa" w:w="2269"/>
           </w:tcPr>
           <w:p>
+            <w:pPr>
+              <w:keepNext/>
+            </w:pPr>
             <w:r/>
             <w:r>
               <w:rPr>
@@ -7491,11 +8001,17 @@
         </w:tc>
       </w:tr>
       <w:tr>
+        <w:trPr>
+          <w:cantSplit/>
+        </w:trPr>
         <w:tc>
           <w:tcPr>
             <w:tcW w:type="dxa" w:w="2269"/>
           </w:tcPr>
           <w:p>
+            <w:pPr>
+              <w:keepNext/>
+            </w:pPr>
             <w:r/>
             <w:r>
               <w:rPr>
@@ -7513,6 +8029,9 @@
             <w:tcW w:type="dxa" w:w="2269"/>
           </w:tcPr>
           <w:p>
+            <w:pPr>
+              <w:keepNext/>
+            </w:pPr>
             <w:r/>
             <w:r>
               <w:rPr>
@@ -7532,6 +8051,9 @@
             <w:tcW w:type="dxa" w:w="2269"/>
           </w:tcPr>
           <w:p>
+            <w:pPr>
+              <w:keepNext/>
+            </w:pPr>
             <w:r/>
             <w:r>
               <w:rPr>
@@ -7549,6 +8071,9 @@
             <w:tcW w:type="dxa" w:w="2269"/>
           </w:tcPr>
           <w:p>
+            <w:pPr>
+              <w:keepNext/>
+            </w:pPr>
             <w:r/>
             <w:r>
               <w:rPr>
@@ -7565,6 +8090,9 @@
         </w:tc>
       </w:tr>
       <w:tr>
+        <w:trPr>
+          <w:cantSplit/>
+        </w:trPr>
         <w:tc>
           <w:tcPr>
             <w:tcW w:type="dxa" w:w="2269"/>
@@ -7940,7 +8468,6 @@
         <w:t>• 자기부담금: 총사업비의 20% 이상 매칭 (현금 5%+, 현물 15% 이하). 총사업비 1억원 기준 자기부담 2천만원.</w:t>
       </w:r>
     </w:p>
-    <w:p/>
     <w:p>
       <w:pPr>
         <w:pStyle w:val="Heading1"/>
@@ -7970,6 +8497,7 @@
       <w:tr>
         <w:trPr>
           <w:tblHeader w:val="true"/>
+          <w:cantSplit/>
         </w:trPr>
         <w:tc>
           <w:tcPr>
@@ -8011,6 +8539,9 @@
         </w:tc>
       </w:tr>
       <w:tr>
+        <w:trPr>
+          <w:cantSplit/>
+        </w:trPr>
         <w:tc>
           <w:tcPr>
             <w:tcW w:type="dxa" w:w="4537"/>
@@ -8047,6 +8578,9 @@
         </w:tc>
       </w:tr>
       <w:tr>
+        <w:trPr>
+          <w:cantSplit/>
+        </w:trPr>
         <w:tc>
           <w:tcPr>
             <w:tcW w:type="dxa" w:w="4537"/>
@@ -8083,6 +8617,9 @@
         </w:tc>
       </w:tr>
       <w:tr>
+        <w:trPr>
+          <w:cantSplit/>
+        </w:trPr>
         <w:tc>
           <w:tcPr>
             <w:tcW w:type="dxa" w:w="4537"/>
@@ -8119,6 +8656,9 @@
         </w:tc>
       </w:tr>
       <w:tr>
+        <w:trPr>
+          <w:cantSplit/>
+        </w:trPr>
         <w:tc>
           <w:tcPr>
             <w:tcW w:type="dxa" w:w="4537"/>
@@ -8155,6 +8695,9 @@
         </w:tc>
       </w:tr>
       <w:tr>
+        <w:trPr>
+          <w:cantSplit/>
+        </w:trPr>
         <w:tc>
           <w:tcPr>
             <w:tcW w:type="dxa" w:w="4537"/>
@@ -8191,6 +8734,9 @@
         </w:tc>
       </w:tr>
       <w:tr>
+        <w:trPr>
+          <w:cantSplit/>
+        </w:trPr>
         <w:tc>
           <w:tcPr>
             <w:tcW w:type="dxa" w:w="4537"/>
@@ -8227,6 +8773,9 @@
         </w:tc>
       </w:tr>
       <w:tr>
+        <w:trPr>
+          <w:cantSplit/>
+        </w:trPr>
         <w:tc>
           <w:tcPr>
             <w:tcW w:type="dxa" w:w="4537"/>
@@ -8263,6 +8812,9 @@
         </w:tc>
       </w:tr>
       <w:tr>
+        <w:trPr>
+          <w:cantSplit/>
+        </w:trPr>
         <w:tc>
           <w:tcPr>
             <w:tcW w:type="dxa" w:w="4537"/>
@@ -8299,6 +8851,9 @@
         </w:tc>
       </w:tr>
       <w:tr>
+        <w:trPr>
+          <w:cantSplit/>
+        </w:trPr>
         <w:tc>
           <w:tcPr>
             <w:tcW w:type="dxa" w:w="4537"/>
@@ -8335,6 +8890,9 @@
         </w:tc>
       </w:tr>
       <w:tr>
+        <w:trPr>
+          <w:cantSplit/>
+        </w:trPr>
         <w:tc>
           <w:tcPr>
             <w:tcW w:type="dxa" w:w="4537"/>
@@ -8371,6 +8929,9 @@
         </w:tc>
       </w:tr>
       <w:tr>
+        <w:trPr>
+          <w:cantSplit/>
+        </w:trPr>
         <w:tc>
           <w:tcPr>
             <w:tcW w:type="dxa" w:w="4537"/>
@@ -8407,6 +8968,9 @@
         </w:tc>
       </w:tr>
       <w:tr>
+        <w:trPr>
+          <w:cantSplit/>
+        </w:trPr>
         <w:tc>
           <w:tcPr>
             <w:tcW w:type="dxa" w:w="4537"/>
@@ -8443,6 +9007,9 @@
         </w:tc>
       </w:tr>
       <w:tr>
+        <w:trPr>
+          <w:cantSplit/>
+        </w:trPr>
         <w:tc>
           <w:tcPr>
             <w:tcW w:type="dxa" w:w="4537"/>
@@ -8479,6 +9046,9 @@
         </w:tc>
       </w:tr>
       <w:tr>
+        <w:trPr>
+          <w:cantSplit/>
+        </w:trPr>
         <w:tc>
           <w:tcPr>
             <w:tcW w:type="dxa" w:w="4537"/>
@@ -8515,6 +9085,9 @@
         </w:tc>
       </w:tr>
       <w:tr>
+        <w:trPr>
+          <w:cantSplit/>
+        </w:trPr>
         <w:tc>
           <w:tcPr>
             <w:tcW w:type="dxa" w:w="4537"/>
@@ -8551,6 +9124,9 @@
         </w:tc>
       </w:tr>
       <w:tr>
+        <w:trPr>
+          <w:cantSplit/>
+        </w:trPr>
         <w:tc>
           <w:tcPr>
             <w:tcW w:type="dxa" w:w="4537"/>
@@ -8587,6 +9163,9 @@
         </w:tc>
       </w:tr>
       <w:tr>
+        <w:trPr>
+          <w:cantSplit/>
+        </w:trPr>
         <w:tc>
           <w:tcPr>
             <w:tcW w:type="dxa" w:w="4537"/>
@@ -8623,6 +9202,9 @@
         </w:tc>
       </w:tr>
       <w:tr>
+        <w:trPr>
+          <w:cantSplit/>
+        </w:trPr>
         <w:tc>
           <w:tcPr>
             <w:tcW w:type="dxa" w:w="4537"/>
@@ -8659,6 +9241,9 @@
         </w:tc>
       </w:tr>
       <w:tr>
+        <w:trPr>
+          <w:cantSplit/>
+        </w:trPr>
         <w:tc>
           <w:tcPr>
             <w:tcW w:type="dxa" w:w="4537"/>
@@ -8695,6 +9280,9 @@
         </w:tc>
       </w:tr>
       <w:tr>
+        <w:trPr>
+          <w:cantSplit/>
+        </w:trPr>
         <w:tc>
           <w:tcPr>
             <w:tcW w:type="dxa" w:w="4537"/>
@@ -8731,6 +9319,9 @@
         </w:tc>
       </w:tr>
       <w:tr>
+        <w:trPr>
+          <w:cantSplit/>
+        </w:trPr>
         <w:tc>
           <w:tcPr>
             <w:tcW w:type="dxa" w:w="4537"/>
@@ -8767,6 +9358,9 @@
         </w:tc>
       </w:tr>
       <w:tr>
+        <w:trPr>
+          <w:cantSplit/>
+        </w:trPr>
         <w:tc>
           <w:tcPr>
             <w:tcW w:type="dxa" w:w="4537"/>
@@ -8803,6 +9397,9 @@
         </w:tc>
       </w:tr>
       <w:tr>
+        <w:trPr>
+          <w:cantSplit/>
+        </w:trPr>
         <w:tc>
           <w:tcPr>
             <w:tcW w:type="dxa" w:w="4537"/>
@@ -8839,6 +9436,9 @@
         </w:tc>
       </w:tr>
       <w:tr>
+        <w:trPr>
+          <w:cantSplit/>
+        </w:trPr>
         <w:tc>
           <w:tcPr>
             <w:tcW w:type="dxa" w:w="4537"/>
@@ -8875,6 +9475,9 @@
         </w:tc>
       </w:tr>
       <w:tr>
+        <w:trPr>
+          <w:cantSplit/>
+        </w:trPr>
         <w:tc>
           <w:tcPr>
             <w:tcW w:type="dxa" w:w="4537"/>
@@ -8911,6 +9514,9 @@
         </w:tc>
       </w:tr>
       <w:tr>
+        <w:trPr>
+          <w:cantSplit/>
+        </w:trPr>
         <w:tc>
           <w:tcPr>
             <w:tcW w:type="dxa" w:w="4537"/>
@@ -8947,6 +9553,9 @@
         </w:tc>
       </w:tr>
       <w:tr>
+        <w:trPr>
+          <w:cantSplit/>
+        </w:trPr>
         <w:tc>
           <w:tcPr>
             <w:tcW w:type="dxa" w:w="4537"/>
@@ -8983,6 +9592,9 @@
         </w:tc>
       </w:tr>
       <w:tr>
+        <w:trPr>
+          <w:cantSplit/>
+        </w:trPr>
         <w:tc>
           <w:tcPr>
             <w:tcW w:type="dxa" w:w="4537"/>

--- a/docs/government-project/01_요구사항정의서.docx
+++ b/docs/government-project/01_요구사항정의서.docx
@@ -37,6 +37,7 @@
     <w:p/>
     <w:p>
       <w:pPr>
+        <w:keepNext/>
         <w:jc w:val="center"/>
       </w:pPr>
       <w:r>
@@ -50,9 +51,14 @@
         <w:t>ICT 기반 외국인환자 사전상담·사후관리 지원 사업</w:t>
       </w:r>
     </w:p>
-    <w:p/>
     <w:p>
       <w:pPr>
+        <w:keepNext/>
+      </w:pPr>
+    </w:p>
+    <w:p>
+      <w:pPr>
+        <w:keepNext/>
         <w:jc w:val="center"/>
       </w:pPr>
       <w:r>
@@ -66,8 +72,16 @@
         <w:t>Requirements Definition Document  |  v1.2  |  2026.08.20</w:t>
       </w:r>
     </w:p>
-    <w:p/>
-    <w:p/>
+    <w:p>
+      <w:pPr>
+        <w:keepNext/>
+      </w:pPr>
+    </w:p>
+    <w:p>
+      <w:pPr>
+        <w:keepNext/>
+      </w:pPr>
+    </w:p>
     <w:tbl>
       <w:tblPr>
         <w:tblStyle w:val="TableGrid"/>
@@ -79,6 +93,9 @@
         <w:gridCol w:w="4537"/>
       </w:tblGrid>
       <w:tr>
+        <w:trPr>
+          <w:cantSplit/>
+        </w:trPr>
         <w:tc>
           <w:tcPr>
             <w:tcW w:type="dxa" w:w="4537"/>
@@ -122,6 +139,9 @@
         </w:tc>
       </w:tr>
       <w:tr>
+        <w:trPr>
+          <w:cantSplit/>
+        </w:trPr>
         <w:tc>
           <w:tcPr>
             <w:tcW w:type="dxa" w:w="4537"/>
@@ -165,6 +185,9 @@
         </w:tc>
       </w:tr>
       <w:tr>
+        <w:trPr>
+          <w:cantSplit/>
+        </w:trPr>
         <w:tc>
           <w:tcPr>
             <w:tcW w:type="dxa" w:w="4537"/>
@@ -208,6 +231,9 @@
         </w:tc>
       </w:tr>
       <w:tr>
+        <w:trPr>
+          <w:cantSplit/>
+        </w:trPr>
         <w:tc>
           <w:tcPr>
             <w:tcW w:type="dxa" w:w="4537"/>
@@ -251,6 +277,9 @@
         </w:tc>
       </w:tr>
       <w:tr>
+        <w:trPr>
+          <w:cantSplit/>
+        </w:trPr>
         <w:tc>
           <w:tcPr>
             <w:tcW w:type="dxa" w:w="4537"/>
@@ -294,6 +323,9 @@
         </w:tc>
       </w:tr>
       <w:tr>
+        <w:trPr>
+          <w:cantSplit/>
+        </w:trPr>
         <w:tc>
           <w:tcPr>
             <w:tcW w:type="dxa" w:w="4537"/>
@@ -626,6 +658,7 @@
     </w:p>
     <w:p>
       <w:pPr>
+        <w:keepNext/>
         <w:ind w:left="567"/>
       </w:pPr>
       <w:r>
@@ -641,6 +674,7 @@
     <w:p>
       <w:pPr>
         <w:pStyle w:val="Heading2"/>
+        <w:keepNext/>
       </w:pPr>
       <w:r>
         <w:rPr>
@@ -664,6 +698,9 @@
         <w:gridCol w:w="4537"/>
       </w:tblGrid>
       <w:tr>
+        <w:trPr>
+          <w:cantSplit/>
+        </w:trPr>
         <w:tc>
           <w:tcPr>
             <w:tcW w:type="dxa" w:w="4537"/>
@@ -710,6 +747,9 @@
         </w:tc>
       </w:tr>
       <w:tr>
+        <w:trPr>
+          <w:cantSplit/>
+        </w:trPr>
         <w:tc>
           <w:tcPr>
             <w:tcW w:type="dxa" w:w="4537"/>
@@ -752,6 +792,9 @@
         </w:tc>
       </w:tr>
       <w:tr>
+        <w:trPr>
+          <w:cantSplit/>
+        </w:trPr>
         <w:tc>
           <w:tcPr>
             <w:tcW w:type="dxa" w:w="4537"/>
@@ -794,6 +837,9 @@
         </w:tc>
       </w:tr>
       <w:tr>
+        <w:trPr>
+          <w:cantSplit/>
+        </w:trPr>
         <w:tc>
           <w:tcPr>
             <w:tcW w:type="dxa" w:w="4537"/>
@@ -836,6 +882,9 @@
         </w:tc>
       </w:tr>
       <w:tr>
+        <w:trPr>
+          <w:cantSplit/>
+        </w:trPr>
         <w:tc>
           <w:tcPr>
             <w:tcW w:type="dxa" w:w="4537"/>
@@ -878,6 +927,9 @@
         </w:tc>
       </w:tr>
       <w:tr>
+        <w:trPr>
+          <w:cantSplit/>
+        </w:trPr>
         <w:tc>
           <w:tcPr>
             <w:tcW w:type="dxa" w:w="4537"/>
@@ -920,6 +972,9 @@
         </w:tc>
       </w:tr>
       <w:tr>
+        <w:trPr>
+          <w:cantSplit/>
+        </w:trPr>
         <w:tc>
           <w:tcPr>
             <w:tcW w:type="dxa" w:w="4537"/>
@@ -962,6 +1017,9 @@
         </w:tc>
       </w:tr>
       <w:tr>
+        <w:trPr>
+          <w:cantSplit/>
+        </w:trPr>
         <w:tc>
           <w:tcPr>
             <w:tcW w:type="dxa" w:w="4537"/>
@@ -998,10 +1056,15 @@
         </w:tc>
       </w:tr>
     </w:tbl>
-    <w:p/>
+    <w:p>
+      <w:pPr>
+        <w:keepNext/>
+      </w:pPr>
+    </w:p>
     <w:p>
       <w:pPr>
         <w:pStyle w:val="Heading2"/>
+        <w:keepNext/>
       </w:pPr>
       <w:r>
         <w:rPr>
@@ -1026,6 +1089,9 @@
         <w:gridCol w:w="3025"/>
       </w:tblGrid>
       <w:tr>
+        <w:trPr>
+          <w:cantSplit/>
+        </w:trPr>
         <w:tc>
           <w:tcPr>
             <w:tcW w:type="dxa" w:w="3025"/>
@@ -1094,6 +1160,9 @@
         </w:tc>
       </w:tr>
       <w:tr>
+        <w:trPr>
+          <w:cantSplit/>
+        </w:trPr>
         <w:tc>
           <w:tcPr>
             <w:tcW w:type="dxa" w:w="3025"/>
@@ -1162,6 +1231,9 @@
         </w:tc>
       </w:tr>
       <w:tr>
+        <w:trPr>
+          <w:cantSplit/>
+        </w:trPr>
         <w:tc>
           <w:tcPr>
             <w:tcW w:type="dxa" w:w="3025"/>
@@ -1230,6 +1302,9 @@
         </w:tc>
       </w:tr>
       <w:tr>
+        <w:trPr>
+          <w:cantSplit/>
+        </w:trPr>
         <w:tc>
           <w:tcPr>
             <w:tcW w:type="dxa" w:w="3025"/>
@@ -1298,6 +1373,9 @@
         </w:tc>
       </w:tr>
       <w:tr>
+        <w:trPr>
+          <w:cantSplit/>
+        </w:trPr>
         <w:tc>
           <w:tcPr>
             <w:tcW w:type="dxa" w:w="3025"/>
@@ -1360,6 +1438,7 @@
     <w:p>
       <w:pPr>
         <w:pStyle w:val="Heading1"/>
+        <w:keepNext/>
         <w:pageBreakBefore/>
       </w:pPr>
       <w:r>
@@ -1376,6 +1455,7 @@
     <w:p>
       <w:pPr>
         <w:pStyle w:val="Heading2"/>
+        <w:keepNext/>
       </w:pPr>
       <w:r>
         <w:rPr>
@@ -1399,6 +1479,9 @@
         <w:gridCol w:w="4537"/>
       </w:tblGrid>
       <w:tr>
+        <w:trPr>
+          <w:cantSplit/>
+        </w:trPr>
         <w:tc>
           <w:tcPr>
             <w:tcW w:type="dxa" w:w="4537"/>
@@ -1445,6 +1528,9 @@
         </w:tc>
       </w:tr>
       <w:tr>
+        <w:trPr>
+          <w:cantSplit/>
+        </w:trPr>
         <w:tc>
           <w:tcPr>
             <w:tcW w:type="dxa" w:w="4537"/>
@@ -1487,6 +1573,9 @@
         </w:tc>
       </w:tr>
       <w:tr>
+        <w:trPr>
+          <w:cantSplit/>
+        </w:trPr>
         <w:tc>
           <w:tcPr>
             <w:tcW w:type="dxa" w:w="4537"/>
@@ -1529,6 +1618,9 @@
         </w:tc>
       </w:tr>
       <w:tr>
+        <w:trPr>
+          <w:cantSplit/>
+        </w:trPr>
         <w:tc>
           <w:tcPr>
             <w:tcW w:type="dxa" w:w="4537"/>
@@ -1571,6 +1663,9 @@
         </w:tc>
       </w:tr>
       <w:tr>
+        <w:trPr>
+          <w:cantSplit/>
+        </w:trPr>
         <w:tc>
           <w:tcPr>
             <w:tcW w:type="dxa" w:w="4537"/>
@@ -1619,6 +1714,9 @@
         </w:tc>
       </w:tr>
       <w:tr>
+        <w:trPr>
+          <w:cantSplit/>
+        </w:trPr>
         <w:tc>
           <w:tcPr>
             <w:tcW w:type="dxa" w:w="4537"/>
@@ -1667,6 +1765,9 @@
         </w:tc>
       </w:tr>
       <w:tr>
+        <w:trPr>
+          <w:cantSplit/>
+        </w:trPr>
         <w:tc>
           <w:tcPr>
             <w:tcW w:type="dxa" w:w="4537"/>
@@ -1717,6 +1818,9 @@
         </w:tc>
       </w:tr>
       <w:tr>
+        <w:trPr>
+          <w:cantSplit/>
+        </w:trPr>
         <w:tc>
           <w:tcPr>
             <w:tcW w:type="dxa" w:w="4537"/>
@@ -1753,10 +1857,15 @@
         </w:tc>
       </w:tr>
     </w:tbl>
-    <w:p/>
+    <w:p>
+      <w:pPr>
+        <w:keepNext/>
+      </w:pPr>
+    </w:p>
     <w:p>
       <w:pPr>
         <w:pStyle w:val="Heading2"/>
+        <w:keepNext/>
       </w:pPr>
       <w:r>
         <w:rPr>
@@ -1780,6 +1889,9 @@
         <w:gridCol w:w="4537"/>
       </w:tblGrid>
       <w:tr>
+        <w:trPr>
+          <w:cantSplit/>
+        </w:trPr>
         <w:tc>
           <w:tcPr>
             <w:tcW w:type="dxa" w:w="4537"/>
@@ -1826,6 +1938,9 @@
         </w:tc>
       </w:tr>
       <w:tr>
+        <w:trPr>
+          <w:cantSplit/>
+        </w:trPr>
         <w:tc>
           <w:tcPr>
             <w:tcW w:type="dxa" w:w="4537"/>
@@ -1868,6 +1983,9 @@
         </w:tc>
       </w:tr>
       <w:tr>
+        <w:trPr>
+          <w:cantSplit/>
+        </w:trPr>
         <w:tc>
           <w:tcPr>
             <w:tcW w:type="dxa" w:w="4537"/>
@@ -1910,6 +2028,9 @@
         </w:tc>
       </w:tr>
       <w:tr>
+        <w:trPr>
+          <w:cantSplit/>
+        </w:trPr>
         <w:tc>
           <w:tcPr>
             <w:tcW w:type="dxa" w:w="4537"/>
@@ -1952,6 +2073,9 @@
         </w:tc>
       </w:tr>
       <w:tr>
+        <w:trPr>
+          <w:cantSplit/>
+        </w:trPr>
         <w:tc>
           <w:tcPr>
             <w:tcW w:type="dxa" w:w="4537"/>
@@ -2000,6 +2124,9 @@
         </w:tc>
       </w:tr>
       <w:tr>
+        <w:trPr>
+          <w:cantSplit/>
+        </w:trPr>
         <w:tc>
           <w:tcPr>
             <w:tcW w:type="dxa" w:w="4537"/>
@@ -2046,6 +2173,9 @@
         </w:tc>
       </w:tr>
       <w:tr>
+        <w:trPr>
+          <w:cantSplit/>
+        </w:trPr>
         <w:tc>
           <w:tcPr>
             <w:tcW w:type="dxa" w:w="4537"/>
@@ -2096,6 +2226,9 @@
         </w:tc>
       </w:tr>
       <w:tr>
+        <w:trPr>
+          <w:cantSplit/>
+        </w:trPr>
         <w:tc>
           <w:tcPr>
             <w:tcW w:type="dxa" w:w="4537"/>
@@ -2132,10 +2265,15 @@
         </w:tc>
       </w:tr>
     </w:tbl>
-    <w:p/>
+    <w:p>
+      <w:pPr>
+        <w:keepNext/>
+      </w:pPr>
+    </w:p>
     <w:p>
       <w:pPr>
         <w:pStyle w:val="Heading2"/>
+        <w:keepNext/>
       </w:pPr>
       <w:r>
         <w:rPr>
@@ -2159,6 +2297,9 @@
         <w:gridCol w:w="4537"/>
       </w:tblGrid>
       <w:tr>
+        <w:trPr>
+          <w:cantSplit/>
+        </w:trPr>
         <w:tc>
           <w:tcPr>
             <w:tcW w:type="dxa" w:w="4537"/>
@@ -2205,6 +2346,9 @@
         </w:tc>
       </w:tr>
       <w:tr>
+        <w:trPr>
+          <w:cantSplit/>
+        </w:trPr>
         <w:tc>
           <w:tcPr>
             <w:tcW w:type="dxa" w:w="4537"/>
@@ -2247,6 +2391,9 @@
         </w:tc>
       </w:tr>
       <w:tr>
+        <w:trPr>
+          <w:cantSplit/>
+        </w:trPr>
         <w:tc>
           <w:tcPr>
             <w:tcW w:type="dxa" w:w="4537"/>
@@ -2289,6 +2436,9 @@
         </w:tc>
       </w:tr>
       <w:tr>
+        <w:trPr>
+          <w:cantSplit/>
+        </w:trPr>
         <w:tc>
           <w:tcPr>
             <w:tcW w:type="dxa" w:w="4537"/>
@@ -2331,6 +2481,9 @@
         </w:tc>
       </w:tr>
       <w:tr>
+        <w:trPr>
+          <w:cantSplit/>
+        </w:trPr>
         <w:tc>
           <w:tcPr>
             <w:tcW w:type="dxa" w:w="4537"/>
@@ -2379,6 +2532,9 @@
         </w:tc>
       </w:tr>
       <w:tr>
+        <w:trPr>
+          <w:cantSplit/>
+        </w:trPr>
         <w:tc>
           <w:tcPr>
             <w:tcW w:type="dxa" w:w="4537"/>
@@ -2425,6 +2581,9 @@
         </w:tc>
       </w:tr>
       <w:tr>
+        <w:trPr>
+          <w:cantSplit/>
+        </w:trPr>
         <w:tc>
           <w:tcPr>
             <w:tcW w:type="dxa" w:w="4537"/>
@@ -2475,6 +2634,9 @@
         </w:tc>
       </w:tr>
       <w:tr>
+        <w:trPr>
+          <w:cantSplit/>
+        </w:trPr>
         <w:tc>
           <w:tcPr>
             <w:tcW w:type="dxa" w:w="4537"/>
@@ -2511,10 +2673,15 @@
         </w:tc>
       </w:tr>
     </w:tbl>
-    <w:p/>
+    <w:p>
+      <w:pPr>
+        <w:keepNext/>
+      </w:pPr>
+    </w:p>
     <w:p>
       <w:pPr>
         <w:pStyle w:val="Heading2"/>
+        <w:keepNext/>
       </w:pPr>
       <w:r>
         <w:rPr>
@@ -2538,6 +2705,9 @@
         <w:gridCol w:w="4537"/>
       </w:tblGrid>
       <w:tr>
+        <w:trPr>
+          <w:cantSplit/>
+        </w:trPr>
         <w:tc>
           <w:tcPr>
             <w:tcW w:type="dxa" w:w="4537"/>
@@ -2584,6 +2754,9 @@
         </w:tc>
       </w:tr>
       <w:tr>
+        <w:trPr>
+          <w:cantSplit/>
+        </w:trPr>
         <w:tc>
           <w:tcPr>
             <w:tcW w:type="dxa" w:w="4537"/>
@@ -2626,6 +2799,9 @@
         </w:tc>
       </w:tr>
       <w:tr>
+        <w:trPr>
+          <w:cantSplit/>
+        </w:trPr>
         <w:tc>
           <w:tcPr>
             <w:tcW w:type="dxa" w:w="4537"/>
@@ -2668,6 +2844,9 @@
         </w:tc>
       </w:tr>
       <w:tr>
+        <w:trPr>
+          <w:cantSplit/>
+        </w:trPr>
         <w:tc>
           <w:tcPr>
             <w:tcW w:type="dxa" w:w="4537"/>
@@ -2710,6 +2889,9 @@
         </w:tc>
       </w:tr>
       <w:tr>
+        <w:trPr>
+          <w:cantSplit/>
+        </w:trPr>
         <w:tc>
           <w:tcPr>
             <w:tcW w:type="dxa" w:w="4537"/>
@@ -2758,6 +2940,9 @@
         </w:tc>
       </w:tr>
       <w:tr>
+        <w:trPr>
+          <w:cantSplit/>
+        </w:trPr>
         <w:tc>
           <w:tcPr>
             <w:tcW w:type="dxa" w:w="4537"/>
@@ -2804,6 +2989,9 @@
         </w:tc>
       </w:tr>
       <w:tr>
+        <w:trPr>
+          <w:cantSplit/>
+        </w:trPr>
         <w:tc>
           <w:tcPr>
             <w:tcW w:type="dxa" w:w="4537"/>
@@ -2854,6 +3042,9 @@
         </w:tc>
       </w:tr>
       <w:tr>
+        <w:trPr>
+          <w:cantSplit/>
+        </w:trPr>
         <w:tc>
           <w:tcPr>
             <w:tcW w:type="dxa" w:w="4537"/>
@@ -2890,7 +3081,6 @@
         </w:tc>
       </w:tr>
     </w:tbl>
-    <w:p/>
     <w:p>
       <w:pPr>
         <w:pStyle w:val="Heading1"/>
@@ -2946,6 +3136,7 @@
       <w:tr>
         <w:trPr>
           <w:tblHeader w:val="true"/>
+          <w:cantSplit/>
         </w:trPr>
         <w:tc>
           <w:tcPr>
@@ -3044,6 +3235,9 @@
         </w:tc>
       </w:tr>
       <w:tr>
+        <w:trPr>
+          <w:cantSplit/>
+        </w:trPr>
         <w:tc>
           <w:tcPr>
             <w:tcW w:type="dxa" w:w="1815"/>
@@ -3131,6 +3325,9 @@
         </w:tc>
       </w:tr>
       <w:tr>
+        <w:trPr>
+          <w:cantSplit/>
+        </w:trPr>
         <w:tc>
           <w:tcPr>
             <w:tcW w:type="dxa" w:w="1815"/>
@@ -3195,7 +3392,7 @@
                 <w:sz w:val="18"/>
                 <w:rFonts w:eastAsia="맑은 고딕"/>
               </w:rPr>
-              <w:t>계정 계층 7종(비회원·환자·코디네이터·관리자·국내 의료기관·해외 에이전시·해외 의료기관)으로 분기. 권한 저장 위치는 계층별로 다름(app_metadata.role / hospital_users / agency_users / 초대링크 토큰). 미들웨어에서 /patient/*, /admin/*, /coordinator/*, /hospital/*, /agency/*, /clinic/* 보호. ※ 의사는 계정 계층이 아니라 상담방 초대링크 게스트 또는 병원 계정으로 참여함.</w:t>
+              <w:t>계정 계층 7종(비회원·환자·코디네이터·관리자·국내 의료기관·해외 에이전시·해외 의료기관)으로 분기. 권한 저장 위치는 계층별로 다름(app_metadata.role / hospital_users / agency_users / 초대링크 토큰). proxy.ts 가 서버 단계에서 /admin·/hospital·/patient·/coordinator 를 막고, /agency·/clinic 은 화면 진입 시 세션 확인 + 모든 관련 API 의 checkAgencyAuth 관문으로 막는다. ※ 의사는 계정 계층이 아니라 상담방 초대링크 게스트 또는 병원 계정으로 참여함.</w:t>
             </w:r>
           </w:p>
         </w:tc>
@@ -3204,7 +3401,9 @@
             <w:tcW w:type="dxa" w:w="1815"/>
           </w:tcPr>
           <w:p>
-            <w:r/>
+            <w:r>
+              <w:t>완료 · proxy.ts (구 middleware: Next.js 16 에서 이름이 바뀌었다), src/lib/auth/accountTiers.ts (계층 단일 표준)</w:t>
+            </w:r>
             <w:r>
               <w:rPr>
                 <w:rFonts w:ascii="맑은 고딕" w:hAnsi="맑은 고딕"/>
@@ -3212,12 +3411,14 @@
                 <w:sz w:val="18"/>
                 <w:rFonts w:eastAsia="맑은 고딕"/>
               </w:rPr>
-              <w:t>완료 · middleware.js, src/lib/auth/accountTiers.ts (계층 단일 표준)</w:t>
             </w:r>
           </w:p>
         </w:tc>
       </w:tr>
       <w:tr>
+        <w:trPr>
+          <w:cantSplit/>
+        </w:trPr>
         <w:tc>
           <w:tcPr>
             <w:tcW w:type="dxa" w:w="1815"/>
@@ -3299,12 +3500,15 @@
                 <w:sz w:val="18"/>
                 <w:rFonts w:eastAsia="맑은 고딕"/>
               </w:rPr>
-              <w:t>완료 · migrations/20260125_inquiries_public_token</w:t>
+              <w:t>완료 · migrations/20260125_inquiries_public_token_and_attachments</w:t>
             </w:r>
           </w:p>
         </w:tc>
       </w:tr>
       <w:tr>
+        <w:trPr>
+          <w:cantSplit/>
+        </w:trPr>
         <w:tc>
           <w:tcPr>
             <w:tcW w:type="dxa" w:w="1815"/>
@@ -3392,6 +3596,9 @@
         </w:tc>
       </w:tr>
       <w:tr>
+        <w:trPr>
+          <w:cantSplit/>
+        </w:trPr>
         <w:tc>
           <w:tcPr>
             <w:tcW w:type="dxa" w:w="1815"/>
@@ -3479,6 +3686,9 @@
         </w:tc>
       </w:tr>
       <w:tr>
+        <w:trPr>
+          <w:cantSplit/>
+        </w:trPr>
         <w:tc>
           <w:tcPr>
             <w:tcW w:type="dxa" w:w="1815"/>
@@ -3566,6 +3776,9 @@
         </w:tc>
       </w:tr>
       <w:tr>
+        <w:trPr>
+          <w:cantSplit/>
+        </w:trPr>
         <w:tc>
           <w:tcPr>
             <w:tcW w:type="dxa" w:w="1815"/>
@@ -3653,6 +3866,9 @@
         </w:tc>
       </w:tr>
       <w:tr>
+        <w:trPr>
+          <w:cantSplit/>
+        </w:trPr>
         <w:tc>
           <w:tcPr>
             <w:tcW w:type="dxa" w:w="1815"/>
@@ -3740,6 +3956,9 @@
         </w:tc>
       </w:tr>
       <w:tr>
+        <w:trPr>
+          <w:cantSplit/>
+        </w:trPr>
         <w:tc>
           <w:tcPr>
             <w:tcW w:type="dxa" w:w="1815"/>
@@ -3827,6 +4046,9 @@
         </w:tc>
       </w:tr>
       <w:tr>
+        <w:trPr>
+          <w:cantSplit/>
+        </w:trPr>
         <w:tc>
           <w:tcPr>
             <w:tcW w:type="dxa" w:w="1815"/>
@@ -3914,6 +4136,9 @@
         </w:tc>
       </w:tr>
       <w:tr>
+        <w:trPr>
+          <w:cantSplit/>
+        </w:trPr>
         <w:tc>
           <w:tcPr>
             <w:tcW w:type="dxa" w:w="1815"/>
@@ -4001,6 +4226,9 @@
         </w:tc>
       </w:tr>
       <w:tr>
+        <w:trPr>
+          <w:cantSplit/>
+        </w:trPr>
         <w:tc>
           <w:tcPr>
             <w:tcW w:type="dxa" w:w="1815"/>
@@ -4088,6 +4316,9 @@
         </w:tc>
       </w:tr>
       <w:tr>
+        <w:trPr>
+          <w:cantSplit/>
+        </w:trPr>
         <w:tc>
           <w:tcPr>
             <w:tcW w:type="dxa" w:w="1815"/>
@@ -4175,6 +4406,9 @@
         </w:tc>
       </w:tr>
       <w:tr>
+        <w:trPr>
+          <w:cantSplit/>
+        </w:trPr>
         <w:tc>
           <w:tcPr>
             <w:tcW w:type="dxa" w:w="1815"/>
@@ -4262,6 +4496,9 @@
         </w:tc>
       </w:tr>
       <w:tr>
+        <w:trPr>
+          <w:cantSplit/>
+        </w:trPr>
         <w:tc>
           <w:tcPr>
             <w:tcW w:type="dxa" w:w="1815"/>
@@ -4349,6 +4586,9 @@
         </w:tc>
       </w:tr>
       <w:tr>
+        <w:trPr>
+          <w:cantSplit/>
+        </w:trPr>
         <w:tc>
           <w:tcPr>
             <w:tcW w:type="dxa" w:w="1815"/>
@@ -4436,6 +4676,9 @@
         </w:tc>
       </w:tr>
       <w:tr>
+        <w:trPr>
+          <w:cantSplit/>
+        </w:trPr>
         <w:tc>
           <w:tcPr>
             <w:tcW w:type="dxa" w:w="1815"/>
@@ -4523,6 +4766,9 @@
         </w:tc>
       </w:tr>
       <w:tr>
+        <w:trPr>
+          <w:cantSplit/>
+        </w:trPr>
         <w:tc>
           <w:tcPr>
             <w:tcW w:type="dxa" w:w="1815"/>
@@ -4610,6 +4856,9 @@
         </w:tc>
       </w:tr>
       <w:tr>
+        <w:trPr>
+          <w:cantSplit/>
+        </w:trPr>
         <w:tc>
           <w:tcPr>
             <w:tcW w:type="dxa" w:w="1815"/>
@@ -4691,12 +4940,15 @@
                 <w:sz w:val="18"/>
                 <w:rFonts w:eastAsia="맑은 고딕"/>
               </w:rPr>
-              <w:t>부분구현 · /app/[locale] (ru·kz 포함 6개 언어, 문구 누락은 자동 검사로 상시 확인)</w:t>
+              <w:t>부분구현 · 언어 접두어는 proxy.ts 가 처리한다(/ru/treatments → 내부 /treatments 로 넘기고 x-locale 머리값으로 언어 전달)</w:t>
             </w:r>
           </w:p>
         </w:tc>
       </w:tr>
       <w:tr>
+        <w:trPr>
+          <w:cantSplit/>
+        </w:trPr>
         <w:tc>
           <w:tcPr>
             <w:tcW w:type="dxa" w:w="1815"/>
@@ -4784,6 +5036,9 @@
         </w:tc>
       </w:tr>
       <w:tr>
+        <w:trPr>
+          <w:cantSplit/>
+        </w:trPr>
         <w:tc>
           <w:tcPr>
             <w:tcW w:type="dxa" w:w="1815"/>
@@ -4871,6 +5126,9 @@
         </w:tc>
       </w:tr>
       <w:tr>
+        <w:trPr>
+          <w:cantSplit/>
+        </w:trPr>
         <w:tc>
           <w:tcPr>
             <w:tcW w:type="dxa" w:w="1815"/>
@@ -4958,6 +5216,9 @@
         </w:tc>
       </w:tr>
       <w:tr>
+        <w:trPr>
+          <w:cantSplit/>
+        </w:trPr>
         <w:tc>
           <w:tcPr>
             <w:tcW w:type="dxa" w:w="1815"/>
@@ -5045,6 +5306,9 @@
         </w:tc>
       </w:tr>
       <w:tr>
+        <w:trPr>
+          <w:cantSplit/>
+        </w:trPr>
         <w:tc>
           <w:tcPr>
             <w:tcW w:type="dxa" w:w="1815"/>
@@ -5132,6 +5396,9 @@
         </w:tc>
       </w:tr>
       <w:tr>
+        <w:trPr>
+          <w:cantSplit/>
+        </w:trPr>
         <w:tc>
           <w:tcPr>
             <w:tcW w:type="dxa" w:w="1815"/>
@@ -5219,6 +5486,9 @@
         </w:tc>
       </w:tr>
       <w:tr>
+        <w:trPr>
+          <w:cantSplit/>
+        </w:trPr>
         <w:tc>
           <w:tcPr>
             <w:tcW w:type="dxa" w:w="1815"/>
@@ -5306,6 +5576,9 @@
         </w:tc>
       </w:tr>
       <w:tr>
+        <w:trPr>
+          <w:cantSplit/>
+        </w:trPr>
         <w:tc>
           <w:tcPr>
             <w:tcW w:type="dxa" w:w="1815"/>
@@ -5387,12 +5660,15 @@
                 <w:sz w:val="18"/>
                 <w:rFonts w:eastAsia="맑은 고딕"/>
               </w:rPr>
-              <w:t>완료 · src/lib/security/encryptionV2.ts, migrations/20260420_drop_*_plaintext (작성 완료·미실행)</w:t>
+              <w:t>완료 · src/lib/security/encryptionV2.ts, migrations/20260420_drop_cancer_intake_plaintext (실행 완료) · 20260420_drop_inquiries_plaintext_email (보류) (작성 완료·미실행)</w:t>
             </w:r>
           </w:p>
         </w:tc>
       </w:tr>
       <w:tr>
+        <w:trPr>
+          <w:cantSplit/>
+        </w:trPr>
         <w:tc>
           <w:tcPr>
             <w:tcW w:type="dxa" w:w="1815"/>
@@ -5483,6 +5759,7 @@
     <w:p>
       <w:pPr>
         <w:pStyle w:val="Heading1"/>
+        <w:keepNext/>
         <w:pageBreakBefore/>
       </w:pPr>
       <w:r>
@@ -5499,6 +5776,7 @@
     <w:p>
       <w:pPr>
         <w:pStyle w:val="Heading2"/>
+        <w:keepNext/>
       </w:pPr>
       <w:r>
         <w:rPr>
@@ -5522,6 +5800,9 @@
         <w:gridCol w:w="4537"/>
       </w:tblGrid>
       <w:tr>
+        <w:trPr>
+          <w:cantSplit/>
+        </w:trPr>
         <w:tc>
           <w:tcPr>
             <w:tcW w:type="dxa" w:w="4537"/>
@@ -5568,6 +5849,9 @@
         </w:tc>
       </w:tr>
       <w:tr>
+        <w:trPr>
+          <w:cantSplit/>
+        </w:trPr>
         <w:tc>
           <w:tcPr>
             <w:tcW w:type="dxa" w:w="4537"/>
@@ -5610,6 +5894,9 @@
         </w:tc>
       </w:tr>
       <w:tr>
+        <w:trPr>
+          <w:cantSplit/>
+        </w:trPr>
         <w:tc>
           <w:tcPr>
             <w:tcW w:type="dxa" w:w="4537"/>
@@ -5652,6 +5939,9 @@
         </w:tc>
       </w:tr>
       <w:tr>
+        <w:trPr>
+          <w:cantSplit/>
+        </w:trPr>
         <w:tc>
           <w:tcPr>
             <w:tcW w:type="dxa" w:w="4537"/>
@@ -5694,6 +5984,9 @@
         </w:tc>
       </w:tr>
       <w:tr>
+        <w:trPr>
+          <w:cantSplit/>
+        </w:trPr>
         <w:tc>
           <w:tcPr>
             <w:tcW w:type="dxa" w:w="4537"/>
@@ -5730,10 +6023,15 @@
         </w:tc>
       </w:tr>
     </w:tbl>
-    <w:p/>
+    <w:p>
+      <w:pPr>
+        <w:keepNext/>
+      </w:pPr>
+    </w:p>
     <w:p>
       <w:pPr>
         <w:pStyle w:val="Heading2"/>
+        <w:keepNext/>
       </w:pPr>
       <w:r>
         <w:rPr>
@@ -5757,6 +6055,9 @@
         <w:gridCol w:w="4537"/>
       </w:tblGrid>
       <w:tr>
+        <w:trPr>
+          <w:cantSplit/>
+        </w:trPr>
         <w:tc>
           <w:tcPr>
             <w:tcW w:type="dxa" w:w="4537"/>
@@ -5803,6 +6104,9 @@
         </w:tc>
       </w:tr>
       <w:tr>
+        <w:trPr>
+          <w:cantSplit/>
+        </w:trPr>
         <w:tc>
           <w:tcPr>
             <w:tcW w:type="dxa" w:w="4537"/>
@@ -5845,6 +6149,9 @@
         </w:tc>
       </w:tr>
       <w:tr>
+        <w:trPr>
+          <w:cantSplit/>
+        </w:trPr>
         <w:tc>
           <w:tcPr>
             <w:tcW w:type="dxa" w:w="4537"/>
@@ -5887,6 +6194,9 @@
         </w:tc>
       </w:tr>
       <w:tr>
+        <w:trPr>
+          <w:cantSplit/>
+        </w:trPr>
         <w:tc>
           <w:tcPr>
             <w:tcW w:type="dxa" w:w="4537"/>
@@ -5929,6 +6239,9 @@
         </w:tc>
       </w:tr>
       <w:tr>
+        <w:trPr>
+          <w:cantSplit/>
+        </w:trPr>
         <w:tc>
           <w:tcPr>
             <w:tcW w:type="dxa" w:w="4537"/>
@@ -5971,6 +6284,9 @@
         </w:tc>
       </w:tr>
       <w:tr>
+        <w:trPr>
+          <w:cantSplit/>
+        </w:trPr>
         <w:tc>
           <w:tcPr>
             <w:tcW w:type="dxa" w:w="4537"/>
@@ -6013,6 +6329,9 @@
         </w:tc>
       </w:tr>
       <w:tr>
+        <w:trPr>
+          <w:cantSplit/>
+        </w:trPr>
         <w:tc>
           <w:tcPr>
             <w:tcW w:type="dxa" w:w="4537"/>
@@ -6049,10 +6368,15 @@
         </w:tc>
       </w:tr>
     </w:tbl>
-    <w:p/>
+    <w:p>
+      <w:pPr>
+        <w:keepNext/>
+      </w:pPr>
+    </w:p>
     <w:p>
       <w:pPr>
         <w:pStyle w:val="Heading2"/>
+        <w:keepNext/>
       </w:pPr>
       <w:r>
         <w:rPr>
@@ -6076,6 +6400,9 @@
         <w:gridCol w:w="4537"/>
       </w:tblGrid>
       <w:tr>
+        <w:trPr>
+          <w:cantSplit/>
+        </w:trPr>
         <w:tc>
           <w:tcPr>
             <w:tcW w:type="dxa" w:w="4537"/>
@@ -6122,6 +6449,9 @@
         </w:tc>
       </w:tr>
       <w:tr>
+        <w:trPr>
+          <w:cantSplit/>
+        </w:trPr>
         <w:tc>
           <w:tcPr>
             <w:tcW w:type="dxa" w:w="4537"/>
@@ -6164,6 +6494,9 @@
         </w:tc>
       </w:tr>
       <w:tr>
+        <w:trPr>
+          <w:cantSplit/>
+        </w:trPr>
         <w:tc>
           <w:tcPr>
             <w:tcW w:type="dxa" w:w="4537"/>
@@ -6206,6 +6539,9 @@
         </w:tc>
       </w:tr>
       <w:tr>
+        <w:trPr>
+          <w:cantSplit/>
+        </w:trPr>
         <w:tc>
           <w:tcPr>
             <w:tcW w:type="dxa" w:w="4537"/>
@@ -6242,10 +6578,15 @@
         </w:tc>
       </w:tr>
     </w:tbl>
-    <w:p/>
+    <w:p>
+      <w:pPr>
+        <w:keepNext/>
+      </w:pPr>
+    </w:p>
     <w:p>
       <w:pPr>
         <w:pStyle w:val="Heading2"/>
+        <w:keepNext/>
       </w:pPr>
       <w:r>
         <w:rPr>
@@ -6269,6 +6610,9 @@
         <w:gridCol w:w="4537"/>
       </w:tblGrid>
       <w:tr>
+        <w:trPr>
+          <w:cantSplit/>
+        </w:trPr>
         <w:tc>
           <w:tcPr>
             <w:tcW w:type="dxa" w:w="4537"/>
@@ -6315,6 +6659,9 @@
         </w:tc>
       </w:tr>
       <w:tr>
+        <w:trPr>
+          <w:cantSplit/>
+        </w:trPr>
         <w:tc>
           <w:tcPr>
             <w:tcW w:type="dxa" w:w="4537"/>
@@ -6357,6 +6704,9 @@
         </w:tc>
       </w:tr>
       <w:tr>
+        <w:trPr>
+          <w:cantSplit/>
+        </w:trPr>
         <w:tc>
           <w:tcPr>
             <w:tcW w:type="dxa" w:w="4537"/>
@@ -6399,6 +6749,9 @@
         </w:tc>
       </w:tr>
       <w:tr>
+        <w:trPr>
+          <w:cantSplit/>
+        </w:trPr>
         <w:tc>
           <w:tcPr>
             <w:tcW w:type="dxa" w:w="4537"/>
@@ -6435,10 +6788,15 @@
         </w:tc>
       </w:tr>
     </w:tbl>
-    <w:p/>
+    <w:p>
+      <w:pPr>
+        <w:keepNext/>
+      </w:pPr>
+    </w:p>
     <w:p>
       <w:pPr>
         <w:pStyle w:val="Heading2"/>
+        <w:keepNext/>
       </w:pPr>
       <w:r>
         <w:rPr>
@@ -6462,6 +6820,9 @@
         <w:gridCol w:w="4537"/>
       </w:tblGrid>
       <w:tr>
+        <w:trPr>
+          <w:cantSplit/>
+        </w:trPr>
         <w:tc>
           <w:tcPr>
             <w:tcW w:type="dxa" w:w="4537"/>
@@ -6508,6 +6869,9 @@
         </w:tc>
       </w:tr>
       <w:tr>
+        <w:trPr>
+          <w:cantSplit/>
+        </w:trPr>
         <w:tc>
           <w:tcPr>
             <w:tcW w:type="dxa" w:w="4537"/>
@@ -6550,6 +6914,9 @@
         </w:tc>
       </w:tr>
       <w:tr>
+        <w:trPr>
+          <w:cantSplit/>
+        </w:trPr>
         <w:tc>
           <w:tcPr>
             <w:tcW w:type="dxa" w:w="4537"/>
@@ -6592,6 +6959,9 @@
         </w:tc>
       </w:tr>
       <w:tr>
+        <w:trPr>
+          <w:cantSplit/>
+        </w:trPr>
         <w:tc>
           <w:tcPr>
             <w:tcW w:type="dxa" w:w="4537"/>
@@ -6634,6 +7004,9 @@
         </w:tc>
       </w:tr>
       <w:tr>
+        <w:trPr>
+          <w:cantSplit/>
+        </w:trPr>
         <w:tc>
           <w:tcPr>
             <w:tcW w:type="dxa" w:w="4537"/>
@@ -6670,10 +7043,15 @@
         </w:tc>
       </w:tr>
     </w:tbl>
-    <w:p/>
+    <w:p>
+      <w:pPr>
+        <w:keepNext/>
+      </w:pPr>
+    </w:p>
     <w:p>
       <w:pPr>
         <w:pStyle w:val="Heading2"/>
+        <w:keepNext/>
       </w:pPr>
       <w:r>
         <w:rPr>
@@ -6697,6 +7075,9 @@
         <w:gridCol w:w="4537"/>
       </w:tblGrid>
       <w:tr>
+        <w:trPr>
+          <w:cantSplit/>
+        </w:trPr>
         <w:tc>
           <w:tcPr>
             <w:tcW w:type="dxa" w:w="4537"/>
@@ -6743,6 +7124,9 @@
         </w:tc>
       </w:tr>
       <w:tr>
+        <w:trPr>
+          <w:cantSplit/>
+        </w:trPr>
         <w:tc>
           <w:tcPr>
             <w:tcW w:type="dxa" w:w="4537"/>
@@ -6785,6 +7169,9 @@
         </w:tc>
       </w:tr>
       <w:tr>
+        <w:trPr>
+          <w:cantSplit/>
+        </w:trPr>
         <w:tc>
           <w:tcPr>
             <w:tcW w:type="dxa" w:w="4537"/>
@@ -6827,6 +7214,9 @@
         </w:tc>
       </w:tr>
       <w:tr>
+        <w:trPr>
+          <w:cantSplit/>
+        </w:trPr>
         <w:tc>
           <w:tcPr>
             <w:tcW w:type="dxa" w:w="4537"/>
@@ -6863,10 +7253,10 @@
         </w:tc>
       </w:tr>
     </w:tbl>
-    <w:p/>
     <w:p>
       <w:pPr>
         <w:pStyle w:val="Heading1"/>
+        <w:keepNext/>
         <w:pageBreakBefore/>
       </w:pPr>
       <w:r>
@@ -6893,12 +7283,18 @@
         <w:gridCol w:w="2269"/>
       </w:tblGrid>
       <w:tr>
+        <w:trPr>
+          <w:cantSplit/>
+        </w:trPr>
         <w:tc>
           <w:tcPr>
             <w:tcW w:type="dxa" w:w="2269"/>
             <w:shd w:val="clear" w:color="auto" w:fill="00467F"/>
           </w:tcPr>
           <w:p>
+            <w:pPr>
+              <w:keepNext/>
+            </w:pPr>
             <w:r/>
             <w:r>
               <w:rPr>
@@ -6918,6 +7314,9 @@
             <w:shd w:val="clear" w:color="auto" w:fill="00467F"/>
           </w:tcPr>
           <w:p>
+            <w:pPr>
+              <w:keepNext/>
+            </w:pPr>
             <w:r/>
             <w:r>
               <w:rPr>
@@ -6937,6 +7336,9 @@
             <w:shd w:val="clear" w:color="auto" w:fill="00467F"/>
           </w:tcPr>
           <w:p>
+            <w:pPr>
+              <w:keepNext/>
+            </w:pPr>
             <w:r/>
             <w:r>
               <w:rPr>
@@ -6956,6 +7358,9 @@
             <w:shd w:val="clear" w:color="auto" w:fill="00467F"/>
           </w:tcPr>
           <w:p>
+            <w:pPr>
+              <w:keepNext/>
+            </w:pPr>
             <w:r/>
             <w:r>
               <w:rPr>
@@ -6971,11 +7376,17 @@
         </w:tc>
       </w:tr>
       <w:tr>
+        <w:trPr>
+          <w:cantSplit/>
+        </w:trPr>
         <w:tc>
           <w:tcPr>
             <w:tcW w:type="dxa" w:w="2269"/>
           </w:tcPr>
           <w:p>
+            <w:pPr>
+              <w:keepNext/>
+            </w:pPr>
             <w:r/>
             <w:r>
               <w:rPr>
@@ -6993,6 +7404,9 @@
             <w:tcW w:type="dxa" w:w="2269"/>
           </w:tcPr>
           <w:p>
+            <w:pPr>
+              <w:keepNext/>
+            </w:pPr>
             <w:r/>
             <w:r>
               <w:rPr>
@@ -7012,6 +7426,9 @@
             <w:tcW w:type="dxa" w:w="2269"/>
           </w:tcPr>
           <w:p>
+            <w:pPr>
+              <w:keepNext/>
+            </w:pPr>
             <w:r/>
             <w:r>
               <w:rPr>
@@ -7031,6 +7448,9 @@
             <w:tcW w:type="dxa" w:w="2269"/>
           </w:tcPr>
           <w:p>
+            <w:pPr>
+              <w:keepNext/>
+            </w:pPr>
             <w:r/>
             <w:r>
               <w:rPr>
@@ -7045,11 +7465,17 @@
         </w:tc>
       </w:tr>
       <w:tr>
+        <w:trPr>
+          <w:cantSplit/>
+        </w:trPr>
         <w:tc>
           <w:tcPr>
             <w:tcW w:type="dxa" w:w="2269"/>
           </w:tcPr>
           <w:p>
+            <w:pPr>
+              <w:keepNext/>
+            </w:pPr>
             <w:r/>
             <w:r>
               <w:rPr>
@@ -7067,6 +7493,9 @@
             <w:tcW w:type="dxa" w:w="2269"/>
           </w:tcPr>
           <w:p>
+            <w:pPr>
+              <w:keepNext/>
+            </w:pPr>
             <w:r/>
             <w:r>
               <w:rPr>
@@ -7086,6 +7515,9 @@
             <w:tcW w:type="dxa" w:w="2269"/>
           </w:tcPr>
           <w:p>
+            <w:pPr>
+              <w:keepNext/>
+            </w:pPr>
             <w:r/>
             <w:r>
               <w:rPr>
@@ -7105,6 +7537,9 @@
             <w:tcW w:type="dxa" w:w="2269"/>
           </w:tcPr>
           <w:p>
+            <w:pPr>
+              <w:keepNext/>
+            </w:pPr>
             <w:r/>
             <w:r>
               <w:rPr>
@@ -7119,11 +7554,17 @@
         </w:tc>
       </w:tr>
       <w:tr>
+        <w:trPr>
+          <w:cantSplit/>
+        </w:trPr>
         <w:tc>
           <w:tcPr>
             <w:tcW w:type="dxa" w:w="2269"/>
           </w:tcPr>
           <w:p>
+            <w:pPr>
+              <w:keepNext/>
+            </w:pPr>
             <w:r/>
             <w:r>
               <w:rPr>
@@ -7141,6 +7582,9 @@
             <w:tcW w:type="dxa" w:w="2269"/>
           </w:tcPr>
           <w:p>
+            <w:pPr>
+              <w:keepNext/>
+            </w:pPr>
             <w:r/>
             <w:r>
               <w:rPr>
@@ -7160,6 +7604,9 @@
             <w:tcW w:type="dxa" w:w="2269"/>
           </w:tcPr>
           <w:p>
+            <w:pPr>
+              <w:keepNext/>
+            </w:pPr>
             <w:r/>
             <w:r>
               <w:rPr>
@@ -7179,6 +7626,9 @@
             <w:tcW w:type="dxa" w:w="2269"/>
           </w:tcPr>
           <w:p>
+            <w:pPr>
+              <w:keepNext/>
+            </w:pPr>
             <w:r/>
             <w:r>
               <w:rPr>
@@ -7195,11 +7645,17 @@
         </w:tc>
       </w:tr>
       <w:tr>
+        <w:trPr>
+          <w:cantSplit/>
+        </w:trPr>
         <w:tc>
           <w:tcPr>
             <w:tcW w:type="dxa" w:w="2269"/>
           </w:tcPr>
           <w:p>
+            <w:pPr>
+              <w:keepNext/>
+            </w:pPr>
             <w:r/>
             <w:r>
               <w:rPr>
@@ -7217,6 +7673,9 @@
             <w:tcW w:type="dxa" w:w="2269"/>
           </w:tcPr>
           <w:p>
+            <w:pPr>
+              <w:keepNext/>
+            </w:pPr>
             <w:r/>
             <w:r>
               <w:rPr>
@@ -7236,6 +7695,9 @@
             <w:tcW w:type="dxa" w:w="2269"/>
           </w:tcPr>
           <w:p>
+            <w:pPr>
+              <w:keepNext/>
+            </w:pPr>
             <w:r/>
             <w:r>
               <w:rPr>
@@ -7255,6 +7717,9 @@
             <w:tcW w:type="dxa" w:w="2269"/>
           </w:tcPr>
           <w:p>
+            <w:pPr>
+              <w:keepNext/>
+            </w:pPr>
             <w:r/>
             <w:r>
               <w:rPr>
@@ -7263,7 +7728,7 @@
                 <w:sz w:val="18"/>
                 <w:rFonts w:eastAsia="맑은 고딕"/>
               </w:rPr>
-              <w:t>src/lib/email/sendEmail.ts/*</w:t>
+              <w:t>src/lib/email/*</w:t>
               <w:br/>
               <w:t>src/lib/email/*</w:t>
             </w:r>
@@ -7271,11 +7736,17 @@
         </w:tc>
       </w:tr>
       <w:tr>
+        <w:trPr>
+          <w:cantSplit/>
+        </w:trPr>
         <w:tc>
           <w:tcPr>
             <w:tcW w:type="dxa" w:w="2269"/>
           </w:tcPr>
           <w:p>
+            <w:pPr>
+              <w:keepNext/>
+            </w:pPr>
             <w:r/>
             <w:r>
               <w:rPr>
@@ -7293,6 +7764,9 @@
             <w:tcW w:type="dxa" w:w="2269"/>
           </w:tcPr>
           <w:p>
+            <w:pPr>
+              <w:keepNext/>
+            </w:pPr>
             <w:r/>
             <w:r>
               <w:rPr>
@@ -7312,6 +7786,9 @@
             <w:tcW w:type="dxa" w:w="2269"/>
           </w:tcPr>
           <w:p>
+            <w:pPr>
+              <w:keepNext/>
+            </w:pPr>
             <w:r/>
             <w:r>
               <w:rPr>
@@ -7331,6 +7808,9 @@
             <w:tcW w:type="dxa" w:w="2269"/>
           </w:tcPr>
           <w:p>
+            <w:pPr>
+              <w:keepNext/>
+            </w:pPr>
             <w:r/>
             <w:r>
               <w:rPr>
@@ -7345,11 +7825,17 @@
         </w:tc>
       </w:tr>
       <w:tr>
+        <w:trPr>
+          <w:cantSplit/>
+        </w:trPr>
         <w:tc>
           <w:tcPr>
             <w:tcW w:type="dxa" w:w="2269"/>
           </w:tcPr>
           <w:p>
+            <w:pPr>
+              <w:keepNext/>
+            </w:pPr>
             <w:r/>
             <w:r>
               <w:rPr>
@@ -7367,6 +7853,9 @@
             <w:tcW w:type="dxa" w:w="2269"/>
           </w:tcPr>
           <w:p>
+            <w:pPr>
+              <w:keepNext/>
+            </w:pPr>
             <w:r/>
             <w:r>
               <w:rPr>
@@ -7386,6 +7875,9 @@
             <w:tcW w:type="dxa" w:w="2269"/>
           </w:tcPr>
           <w:p>
+            <w:pPr>
+              <w:keepNext/>
+            </w:pPr>
             <w:r/>
             <w:r>
               <w:rPr>
@@ -7403,6 +7895,9 @@
             <w:tcW w:type="dxa" w:w="2269"/>
           </w:tcPr>
           <w:p>
+            <w:pPr>
+              <w:keepNext/>
+            </w:pPr>
             <w:r/>
             <w:r>
               <w:rPr>
@@ -7417,11 +7912,17 @@
         </w:tc>
       </w:tr>
       <w:tr>
+        <w:trPr>
+          <w:cantSplit/>
+        </w:trPr>
         <w:tc>
           <w:tcPr>
             <w:tcW w:type="dxa" w:w="2269"/>
           </w:tcPr>
           <w:p>
+            <w:pPr>
+              <w:keepNext/>
+            </w:pPr>
             <w:r/>
             <w:r>
               <w:rPr>
@@ -7439,6 +7940,9 @@
             <w:tcW w:type="dxa" w:w="2269"/>
           </w:tcPr>
           <w:p>
+            <w:pPr>
+              <w:keepNext/>
+            </w:pPr>
             <w:r/>
             <w:r>
               <w:rPr>
@@ -7458,6 +7962,9 @@
             <w:tcW w:type="dxa" w:w="2269"/>
           </w:tcPr>
           <w:p>
+            <w:pPr>
+              <w:keepNext/>
+            </w:pPr>
             <w:r/>
             <w:r>
               <w:rPr>
@@ -7477,6 +7984,9 @@
             <w:tcW w:type="dxa" w:w="2269"/>
           </w:tcPr>
           <w:p>
+            <w:pPr>
+              <w:keepNext/>
+            </w:pPr>
             <w:r/>
             <w:r>
               <w:rPr>
@@ -7491,11 +8001,17 @@
         </w:tc>
       </w:tr>
       <w:tr>
+        <w:trPr>
+          <w:cantSplit/>
+        </w:trPr>
         <w:tc>
           <w:tcPr>
             <w:tcW w:type="dxa" w:w="2269"/>
           </w:tcPr>
           <w:p>
+            <w:pPr>
+              <w:keepNext/>
+            </w:pPr>
             <w:r/>
             <w:r>
               <w:rPr>
@@ -7513,6 +8029,9 @@
             <w:tcW w:type="dxa" w:w="2269"/>
           </w:tcPr>
           <w:p>
+            <w:pPr>
+              <w:keepNext/>
+            </w:pPr>
             <w:r/>
             <w:r>
               <w:rPr>
@@ -7532,6 +8051,9 @@
             <w:tcW w:type="dxa" w:w="2269"/>
           </w:tcPr>
           <w:p>
+            <w:pPr>
+              <w:keepNext/>
+            </w:pPr>
             <w:r/>
             <w:r>
               <w:rPr>
@@ -7549,6 +8071,9 @@
             <w:tcW w:type="dxa" w:w="2269"/>
           </w:tcPr>
           <w:p>
+            <w:pPr>
+              <w:keepNext/>
+            </w:pPr>
             <w:r/>
             <w:r>
               <w:rPr>
@@ -7565,6 +8090,9 @@
         </w:tc>
       </w:tr>
       <w:tr>
+        <w:trPr>
+          <w:cantSplit/>
+        </w:trPr>
         <w:tc>
           <w:tcPr>
             <w:tcW w:type="dxa" w:w="2269"/>
@@ -7940,7 +8468,6 @@
         <w:t>• 자기부담금: 총사업비의 20% 이상 매칭 (현금 5%+, 현물 15% 이하). 총사업비 1억원 기준 자기부담 2천만원.</w:t>
       </w:r>
     </w:p>
-    <w:p/>
     <w:p>
       <w:pPr>
         <w:pStyle w:val="Heading1"/>
@@ -7970,6 +8497,7 @@
       <w:tr>
         <w:trPr>
           <w:tblHeader w:val="true"/>
+          <w:cantSplit/>
         </w:trPr>
         <w:tc>
           <w:tcPr>
@@ -8011,6 +8539,9 @@
         </w:tc>
       </w:tr>
       <w:tr>
+        <w:trPr>
+          <w:cantSplit/>
+        </w:trPr>
         <w:tc>
           <w:tcPr>
             <w:tcW w:type="dxa" w:w="4537"/>
@@ -8047,6 +8578,9 @@
         </w:tc>
       </w:tr>
       <w:tr>
+        <w:trPr>
+          <w:cantSplit/>
+        </w:trPr>
         <w:tc>
           <w:tcPr>
             <w:tcW w:type="dxa" w:w="4537"/>
@@ -8083,6 +8617,9 @@
         </w:tc>
       </w:tr>
       <w:tr>
+        <w:trPr>
+          <w:cantSplit/>
+        </w:trPr>
         <w:tc>
           <w:tcPr>
             <w:tcW w:type="dxa" w:w="4537"/>
@@ -8119,6 +8656,9 @@
         </w:tc>
       </w:tr>
       <w:tr>
+        <w:trPr>
+          <w:cantSplit/>
+        </w:trPr>
         <w:tc>
           <w:tcPr>
             <w:tcW w:type="dxa" w:w="4537"/>
@@ -8155,6 +8695,9 @@
         </w:tc>
       </w:tr>
       <w:tr>
+        <w:trPr>
+          <w:cantSplit/>
+        </w:trPr>
         <w:tc>
           <w:tcPr>
             <w:tcW w:type="dxa" w:w="4537"/>
@@ -8191,6 +8734,9 @@
         </w:tc>
       </w:tr>
       <w:tr>
+        <w:trPr>
+          <w:cantSplit/>
+        </w:trPr>
         <w:tc>
           <w:tcPr>
             <w:tcW w:type="dxa" w:w="4537"/>
@@ -8227,6 +8773,9 @@
         </w:tc>
       </w:tr>
       <w:tr>
+        <w:trPr>
+          <w:cantSplit/>
+        </w:trPr>
         <w:tc>
           <w:tcPr>
             <w:tcW w:type="dxa" w:w="4537"/>
@@ -8263,6 +8812,9 @@
         </w:tc>
       </w:tr>
       <w:tr>
+        <w:trPr>
+          <w:cantSplit/>
+        </w:trPr>
         <w:tc>
           <w:tcPr>
             <w:tcW w:type="dxa" w:w="4537"/>
@@ -8299,6 +8851,9 @@
         </w:tc>
       </w:tr>
       <w:tr>
+        <w:trPr>
+          <w:cantSplit/>
+        </w:trPr>
         <w:tc>
           <w:tcPr>
             <w:tcW w:type="dxa" w:w="4537"/>
@@ -8335,6 +8890,9 @@
         </w:tc>
       </w:tr>
       <w:tr>
+        <w:trPr>
+          <w:cantSplit/>
+        </w:trPr>
         <w:tc>
           <w:tcPr>
             <w:tcW w:type="dxa" w:w="4537"/>
@@ -8371,6 +8929,9 @@
         </w:tc>
       </w:tr>
       <w:tr>
+        <w:trPr>
+          <w:cantSplit/>
+        </w:trPr>
         <w:tc>
           <w:tcPr>
             <w:tcW w:type="dxa" w:w="4537"/>
@@ -8407,6 +8968,9 @@
         </w:tc>
       </w:tr>
       <w:tr>
+        <w:trPr>
+          <w:cantSplit/>
+        </w:trPr>
         <w:tc>
           <w:tcPr>
             <w:tcW w:type="dxa" w:w="4537"/>
@@ -8443,6 +9007,9 @@
         </w:tc>
       </w:tr>
       <w:tr>
+        <w:trPr>
+          <w:cantSplit/>
+        </w:trPr>
         <w:tc>
           <w:tcPr>
             <w:tcW w:type="dxa" w:w="4537"/>
@@ -8479,6 +9046,9 @@
         </w:tc>
       </w:tr>
       <w:tr>
+        <w:trPr>
+          <w:cantSplit/>
+        </w:trPr>
         <w:tc>
           <w:tcPr>
             <w:tcW w:type="dxa" w:w="4537"/>
@@ -8515,6 +9085,9 @@
         </w:tc>
       </w:tr>
       <w:tr>
+        <w:trPr>
+          <w:cantSplit/>
+        </w:trPr>
         <w:tc>
           <w:tcPr>
             <w:tcW w:type="dxa" w:w="4537"/>
@@ -8551,6 +9124,9 @@
         </w:tc>
       </w:tr>
       <w:tr>
+        <w:trPr>
+          <w:cantSplit/>
+        </w:trPr>
         <w:tc>
           <w:tcPr>
             <w:tcW w:type="dxa" w:w="4537"/>
@@ -8587,6 +9163,9 @@
         </w:tc>
       </w:tr>
       <w:tr>
+        <w:trPr>
+          <w:cantSplit/>
+        </w:trPr>
         <w:tc>
           <w:tcPr>
             <w:tcW w:type="dxa" w:w="4537"/>
@@ -8623,6 +9202,9 @@
         </w:tc>
       </w:tr>
       <w:tr>
+        <w:trPr>
+          <w:cantSplit/>
+        </w:trPr>
         <w:tc>
           <w:tcPr>
             <w:tcW w:type="dxa" w:w="4537"/>
@@ -8659,6 +9241,9 @@
         </w:tc>
       </w:tr>
       <w:tr>
+        <w:trPr>
+          <w:cantSplit/>
+        </w:trPr>
         <w:tc>
           <w:tcPr>
             <w:tcW w:type="dxa" w:w="4537"/>
@@ -8695,6 +9280,9 @@
         </w:tc>
       </w:tr>
       <w:tr>
+        <w:trPr>
+          <w:cantSplit/>
+        </w:trPr>
         <w:tc>
           <w:tcPr>
             <w:tcW w:type="dxa" w:w="4537"/>
@@ -8731,6 +9319,9 @@
         </w:tc>
       </w:tr>
       <w:tr>
+        <w:trPr>
+          <w:cantSplit/>
+        </w:trPr>
         <w:tc>
           <w:tcPr>
             <w:tcW w:type="dxa" w:w="4537"/>
@@ -8767,6 +9358,9 @@
         </w:tc>
       </w:tr>
       <w:tr>
+        <w:trPr>
+          <w:cantSplit/>
+        </w:trPr>
         <w:tc>
           <w:tcPr>
             <w:tcW w:type="dxa" w:w="4537"/>
@@ -8803,6 +9397,9 @@
         </w:tc>
       </w:tr>
       <w:tr>
+        <w:trPr>
+          <w:cantSplit/>
+        </w:trPr>
         <w:tc>
           <w:tcPr>
             <w:tcW w:type="dxa" w:w="4537"/>
@@ -8839,6 +9436,9 @@
         </w:tc>
       </w:tr>
       <w:tr>
+        <w:trPr>
+          <w:cantSplit/>
+        </w:trPr>
         <w:tc>
           <w:tcPr>
             <w:tcW w:type="dxa" w:w="4537"/>
@@ -8875,6 +9475,9 @@
         </w:tc>
       </w:tr>
       <w:tr>
+        <w:trPr>
+          <w:cantSplit/>
+        </w:trPr>
         <w:tc>
           <w:tcPr>
             <w:tcW w:type="dxa" w:w="4537"/>
@@ -8911,6 +9514,9 @@
         </w:tc>
       </w:tr>
       <w:tr>
+        <w:trPr>
+          <w:cantSplit/>
+        </w:trPr>
         <w:tc>
           <w:tcPr>
             <w:tcW w:type="dxa" w:w="4537"/>
@@ -8947,6 +9553,9 @@
         </w:tc>
       </w:tr>
       <w:tr>
+        <w:trPr>
+          <w:cantSplit/>
+        </w:trPr>
         <w:tc>
           <w:tcPr>
             <w:tcW w:type="dxa" w:w="4537"/>
@@ -8983,6 +9592,9 @@
         </w:tc>
       </w:tr>
       <w:tr>
+        <w:trPr>
+          <w:cantSplit/>
+        </w:trPr>
         <w:tc>
           <w:tcPr>
             <w:tcW w:type="dxa" w:w="4537"/>
@@ -9019,6 +9631,16 @@
         </w:tc>
       </w:tr>
     </w:tbl>
+    <w:p>
+      <w:pPr>
+        <w:spacing w:before="0" w:after="0" w:line="20" w:lineRule="exact"/>
+      </w:pPr>
+      <w:r>
+        <w:rPr>
+          <w:sz w:val="2"/>
+        </w:rPr>
+      </w:r>
+    </w:p>
     <w:sectPr>
       <w:headerReference w:type="default" r:id="rId9"/>
       <w:footerReference w:type="default" r:id="rId10"/>

--- a/docs/government-project/01_요구사항정의서.docx
+++ b/docs/government-project/01_요구사항정의서.docx
@@ -5635,7 +5635,9 @@
             <w:tcW w:type="dxa" w:w="1815"/>
           </w:tcPr>
           <w:p>
-            <w:r/>
+            <w:r>
+              <w:t>환자 성명·연락처·의료정보 AES-256-GCM 암호화 저장 (암호화 칸 23개: 대부분 *_encrypted, inquiries 만 encrypted_* 꼴). encryptionV2.ts 활용.</w:t>
+            </w:r>
             <w:r>
               <w:rPr>
                 <w:rFonts w:ascii="맑은 고딕" w:hAnsi="맑은 고딕"/>
@@ -5643,7 +5645,6 @@
                 <w:sz w:val="18"/>
                 <w:rFonts w:eastAsia="맑은 고딕"/>
               </w:rPr>
-              <w:t>환자 성명·연락처·의료정보 AES-256-GCM 암호화 저장 (*_encrypted 컬럼). encryptionV2.ts 활용.</w:t>
             </w:r>
           </w:p>
         </w:tc>
@@ -7637,9 +7638,11 @@
                 <w:sz w:val="18"/>
                 <w:rFonts w:eastAsia="맑은 고딕"/>
               </w:rPr>
-              <w:t>/app/api/khidi/consultation/token (+ /app/api/livekit/webhook)</w:t>
+              <w:t>/app/api/khidi/consultation/token</w:t>
               <w:br/>
-              <w:t>/app/telemedicine/</w:t>
+              <w:t>/app/api/livekit/webhook</w:t>
+              <w:br/>
+              <w:t>/app/consultation/[id]</w:t>
             </w:r>
           </w:p>
         </w:tc>
@@ -7729,8 +7732,6 @@
                 <w:rFonts w:eastAsia="맑은 고딕"/>
               </w:rPr>
               <w:t>src/lib/email/*</w:t>
-              <w:br/>
-              <w:t>src/lib/email/*</w:t>
             </w:r>
           </w:p>
         </w:tc>
@@ -7906,7 +7907,7 @@
                 <w:sz w:val="18"/>
                 <w:rFonts w:eastAsia="맑은 고딕"/>
               </w:rPr>
-              <w:t>sentry.*.config.ts</w:t>
+              <w:t>sentry.client·server·edge.config.js</w:t>
             </w:r>
           </w:p>
         </w:tc>
@@ -8125,7 +8126,7 @@
               </w:rPr>
               <w:t>환자 PII 암호화·복호화</w:t>
               <w:br/>
-              <w:t>*_encrypted 컬럼 데이터 보호</w:t>
+              <w:t>암호화 칸 23개 데이터 보호(*_encrypted · inquiries.encrypted_*)</w:t>
             </w:r>
           </w:p>
         </w:tc>

--- a/docs/government-project/01_요구사항정의서.docx
+++ b/docs/government-project/01_요구사항정의서.docx
@@ -4040,7 +4040,7 @@
                 <w:sz w:val="18"/>
                 <w:rFonts w:eastAsia="맑은 고딕"/>
               </w:rPr>
-              <w:t>부분구현 · /app/patient/cost-estimates (UI 있음, AI 자동산출 부분구현)</w:t>
+              <w:t>부분구현 · /app/coordinator/cost-estimates (견적 작성·이력 관리 가동. AI 적정가 자동 산출은 남음)</w:t>
             </w:r>
           </w:p>
         </w:tc>
@@ -4392,7 +4392,9 @@
             <w:tcW w:type="dxa" w:w="1815"/>
           </w:tcPr>
           <w:p>
-            <w:r/>
+            <w:r>
+              <w:t>완료 · /app/api/translate-text, /app/consultation/[id] (상담방 실시간 자막 가동: 통역 자막 3,277건 축적)</w:t>
+            </w:r>
             <w:r>
               <w:rPr>
                 <w:rFonts w:ascii="맑은 고딕" w:hAnsi="맑은 고딕"/>
@@ -4400,7 +4402,6 @@
                 <w:sz w:val="18"/>
                 <w:rFonts w:eastAsia="맑은 고딕"/>
               </w:rPr>
-              <w:t>부분구현 · /app/api/translate, /app/api/translate-text (번역 API 완성, 화상 내 실시간 통합 부분구현)</w:t>
             </w:r>
           </w:p>
         </w:tc>
@@ -4490,7 +4491,7 @@
                 <w:sz w:val="18"/>
                 <w:rFonts w:eastAsia="맑은 고딕"/>
               </w:rPr>
-              <w:t>부분구현 · /app/patient/calendar (UI 있음, 자동 리마인더 부분구현)</w:t>
+              <w:t>부분구현 · /app/patient/calendar (리마인더 자동 발송 가동. 의료진 일정 연동만 남음)</w:t>
             </w:r>
           </w:p>
         </w:tc>
@@ -4670,7 +4671,7 @@
                 <w:sz w:val="18"/>
                 <w:rFonts w:eastAsia="맑은 고딕"/>
               </w:rPr>
-              <w:t>부분구현 · /app/patient/symptoms (화면 있음, AI 자동감지 부분구현)</w:t>
+              <w:t>완료 · /app/patient/symptoms, /app/api/khidi/followup (증상 기록 + 이상 징후 자동 분석·담당자 알림)</w:t>
             </w:r>
           </w:p>
         </w:tc>
@@ -4760,7 +4761,7 @@
                 <w:sz w:val="18"/>
                 <w:rFonts w:eastAsia="맑은 고딕"/>
               </w:rPr>
-              <w:t>부분구현 · /app/patient/education, /app/education (화면 있음, 러시아어 콘텐츠 일부)</w:t>
+              <w:t>부분구현 · /app/education (콘텐츠 18건·러시아어 전건 발행 완료. 단계별 자동 발송의 화면 연결만 남음)</w:t>
             </w:r>
           </w:p>
         </w:tc>
@@ -4940,7 +4941,7 @@
                 <w:sz w:val="18"/>
                 <w:rFonts w:eastAsia="맑은 고딕"/>
               </w:rPr>
-              <w:t>부분구현 · 언어 접두어는 proxy.ts 가 처리한다(/ru/treatments → 내부 /treatments 로 넘기고 x-locale 머리값으로 언어 전달)</w:t>
+              <w:t>완료 · 언어 접두어는 proxy.ts 가 처리한다(/ru/treatments → 내부 /treatments 로 넘기고 x-locale 머리값으로 언어 전달)</w:t>
             </w:r>
           </w:p>
         </w:tc>
@@ -5570,7 +5571,7 @@
                 <w:sz w:val="18"/>
                 <w:rFonts w:eastAsia="맑은 고딕"/>
               </w:rPr>
-              <w:t>부분구현 · /app/patient/messages (화면 있음, 실시간 푸시 부분구현)</w:t>
+              <w:t>완료 · src/hooks/useNotifications.ts, src/lib/push/fcm.ts (Supabase Realtime 구독 + FCM 푸시)</w:t>
             </w:r>
           </w:p>
         </w:tc>

--- a/docs/government-project/01_요구사항정의서.docx
+++ b/docs/government-project/01_요구사항정의서.docx
@@ -4113,7 +4113,7 @@
                 <w:sz w:val="18"/>
                 <w:rFonts w:eastAsia="맑은 고딕"/>
               </w:rPr>
-              <w:t>Gemini 기반 AI Agent. 러시아어·카자흐어·한국어·영어 지원. RAG 기반 병원 정보 응답. Human Agent 이관 로직 포함.</w:t>
+              <w:t>Gemini 기반 AI Agent. 러시아어·카자흐어·한국어·영어 지원. RAG 기반 병원 정보 응답. 사람 상담원 이관 로직 포함.</w:t>
             </w:r>
           </w:p>
         </w:tc>
@@ -8223,7 +8223,7 @@
           <w:sz w:val="20"/>
           <w:rFonts w:eastAsia="맑은 고딕"/>
         </w:rPr>
-        <w:t>• 의료법: 국내 원격 진료 규제를 고려하여 사전상담·사후상담은 "의료 정보 제공 및 연결 서비스"로 포지셔닝. 실제 진료·처방은 면허 의사와 협약 기반 별도 수행.</w:t>
+        <w:t>• 의료법: 국내 원격 진료 규제를 고려하여 사전상담·사후상담은 「의료 정보 제공 및 연결 서비스」로 포지셔닝. 실제 진료·처방은 면허 의사와 협약 기반 별도 수행.</w:t>
       </w:r>
     </w:p>
     <w:p>

--- a/docs/government-project/01_요구사항정의서.docx
+++ b/docs/government-project/01_요구사항정의서.docx
@@ -5636,9 +5636,7 @@
             <w:tcW w:type="dxa" w:w="1815"/>
           </w:tcPr>
           <w:p>
-            <w:r>
-              <w:t>환자 성명·연락처·의료정보 AES-256-GCM 암호화 저장 (암호화 칸 23개: 대부분 *_encrypted, inquiries 만 encrypted_* 꼴). encryptionV2.ts 활용.</w:t>
-            </w:r>
+            <w:r/>
             <w:r>
               <w:rPr>
                 <w:rFonts w:ascii="맑은 고딕" w:hAnsi="맑은 고딕"/>
@@ -5646,6 +5644,7 @@
                 <w:sz w:val="18"/>
                 <w:rFonts w:eastAsia="맑은 고딕"/>
               </w:rPr>
+              <w:t>환자 성명·연락처·의료정보 AES-256-GCM 암호화 저장 (암호화 칸 20개(*_encrypted) + inquiries 의 first_name·last_name·email·phone). encryptionV2.ts 활용.</w:t>
             </w:r>
           </w:p>
         </w:tc>
@@ -8127,7 +8126,7 @@
               </w:rPr>
               <w:t>환자 PII 암호화·복호화</w:t>
               <w:br/>
-              <w:t>암호화 칸 23개 데이터 보호(*_encrypted · inquiries.encrypted_*)</w:t>
+              <w:t>암호화 칸 데이터 보호(*_encrypted 20개 + inquiries 의 성명·이메일·전화)</w:t>
             </w:r>
           </w:p>
         </w:tc>

--- a/docs/government-project/01_요구사항정의서.docx
+++ b/docs/government-project/01_요구사항정의서.docx
@@ -5797,8 +5797,9 @@
         <w:tblLook w:firstColumn="1" w:firstRow="1" w:lastColumn="0" w:lastRow="0" w:noHBand="0" w:noVBand="1" w:val="04A0"/>
       </w:tblPr>
       <w:tblGrid>
-        <w:gridCol w:w="4537"/>
-        <w:gridCol w:w="4537"/>
+        <w:gridCol w:w="3025"/>
+        <w:gridCol w:w="3025"/>
+        <w:gridCol w:w="3025"/>
       </w:tblGrid>
       <w:tr>
         <w:trPr>
@@ -5806,7 +5807,7 @@
         </w:trPr>
         <w:tc>
           <w:tcPr>
-            <w:tcW w:type="dxa" w:w="4537"/>
+            <w:tcW w:type="dxa" w:w="3025"/>
             <w:shd w:val="clear" w:color="auto" w:fill="00467F"/>
           </w:tcPr>
           <w:p>
@@ -5828,7 +5829,7 @@
         </w:tc>
         <w:tc>
           <w:tcPr>
-            <w:tcW w:type="dxa" w:w="4537"/>
+            <w:tcW w:type="dxa" w:w="3025"/>
             <w:shd w:val="clear" w:color="auto" w:fill="00467F"/>
           </w:tcPr>
           <w:p>
@@ -5845,6 +5846,28 @@
                 <w:rFonts w:eastAsia="맑은 고딕"/>
               </w:rPr>
               <w:t>요구사항 내용</w:t>
+            </w:r>
+          </w:p>
+        </w:tc>
+        <w:tc>
+          <w:tcPr>
+            <w:tcW w:type="dxa" w:w="3025"/>
+            <w:shd w:val="clear" w:color="auto" w:fill="00467F"/>
+          </w:tcPr>
+          <w:p>
+            <w:pPr>
+              <w:keepNext/>
+            </w:pPr>
+            <w:r/>
+            <w:r>
+              <w:rPr>
+                <w:rFonts w:ascii="맑은 고딕" w:hAnsi="맑은 고딕"/>
+                <w:b/>
+                <w:color w:val="FFFFFF"/>
+                <w:sz w:val="18"/>
+                <w:rFonts w:eastAsia="맑은 고딕"/>
+              </w:rPr>
+              <w:t>검증 결과 (2026. 8. 20. 실측)</w:t>
             </w:r>
           </w:p>
         </w:tc>
@@ -5855,7 +5878,7 @@
         </w:trPr>
         <w:tc>
           <w:tcPr>
-            <w:tcW w:type="dxa" w:w="4537"/>
+            <w:tcW w:type="dxa" w:w="3025"/>
           </w:tcPr>
           <w:p>
             <w:pPr>
@@ -5875,7 +5898,7 @@
         </w:tc>
         <w:tc>
           <w:tcPr>
-            <w:tcW w:type="dxa" w:w="4537"/>
+            <w:tcW w:type="dxa" w:w="3025"/>
           </w:tcPr>
           <w:p>
             <w:pPr>
@@ -5890,6 +5913,27 @@
                 <w:rFonts w:eastAsia="맑은 고딕"/>
               </w:rPr>
               <w:t>페이지 초기 로드 ≤ 3초 (LCP 기준, 4G 환경)</w:t>
+            </w:r>
+          </w:p>
+        </w:tc>
+        <w:tc>
+          <w:tcPr>
+            <w:tcW w:type="dxa" w:w="3025"/>
+          </w:tcPr>
+          <w:p>
+            <w:pPr>
+              <w:keepNext/>
+            </w:pPr>
+            <w:r>
+              <w:t>미달(모바일) / 충족(데스크톱): 라이트하우스 5회 중앙값: 모바일 6.96초 · 데스크톱 1.47초</w:t>
+            </w:r>
+            <w:r>
+              <w:rPr>
+                <w:rFonts w:ascii="맑은 고딕" w:hAnsi="맑은 고딕"/>
+                <w:b w:val="0"/>
+                <w:sz w:val="18"/>
+                <w:rFonts w:eastAsia="맑은 고딕"/>
+              </w:rPr>
             </w:r>
           </w:p>
         </w:tc>
@@ -5900,7 +5944,7 @@
         </w:trPr>
         <w:tc>
           <w:tcPr>
-            <w:tcW w:type="dxa" w:w="4537"/>
+            <w:tcW w:type="dxa" w:w="3025"/>
           </w:tcPr>
           <w:p>
             <w:pPr>
@@ -5920,7 +5964,7 @@
         </w:tc>
         <w:tc>
           <w:tcPr>
-            <w:tcW w:type="dxa" w:w="4537"/>
+            <w:tcW w:type="dxa" w:w="3025"/>
           </w:tcPr>
           <w:p>
             <w:pPr>
@@ -5935,6 +5979,27 @@
                 <w:rFonts w:eastAsia="맑은 고딕"/>
               </w:rPr>
               <w:t>AI 챗봇 첫 토큰 응답 ≤ 5초</w:t>
+            </w:r>
+          </w:p>
+        </w:tc>
+        <w:tc>
+          <w:tcPr>
+            <w:tcW w:type="dxa" w:w="3025"/>
+          </w:tcPr>
+          <w:p>
+            <w:pPr>
+              <w:keepNext/>
+            </w:pPr>
+            <w:r>
+              <w:t>미달: AI 회귀 시험 기록 2,212건 중앙값 5.7초(목표 5초). 개선 과제</w:t>
+            </w:r>
+            <w:r>
+              <w:rPr>
+                <w:rFonts w:ascii="맑은 고딕" w:hAnsi="맑은 고딕"/>
+                <w:b w:val="0"/>
+                <w:sz w:val="18"/>
+                <w:rFonts w:eastAsia="맑은 고딕"/>
+              </w:rPr>
             </w:r>
           </w:p>
         </w:tc>
@@ -5945,7 +6010,7 @@
         </w:trPr>
         <w:tc>
           <w:tcPr>
-            <w:tcW w:type="dxa" w:w="4537"/>
+            <w:tcW w:type="dxa" w:w="3025"/>
           </w:tcPr>
           <w:p>
             <w:pPr>
@@ -5965,7 +6030,7 @@
         </w:tc>
         <w:tc>
           <w:tcPr>
-            <w:tcW w:type="dxa" w:w="4537"/>
+            <w:tcW w:type="dxa" w:w="3025"/>
           </w:tcPr>
           <w:p>
             <w:pPr>
@@ -5980,6 +6045,27 @@
                 <w:rFonts w:eastAsia="맑은 고딕"/>
               </w:rPr>
               <w:t>WebRTC 화상상담 지연 ≤ 300ms (카자흐스탄↔한국)</w:t>
+            </w:r>
+          </w:p>
+        </w:tc>
+        <w:tc>
+          <w:tcPr>
+            <w:tcW w:type="dxa" w:w="3025"/>
+          </w:tcPr>
+          <w:p>
+            <w:pPr>
+              <w:keepNext/>
+            </w:pPr>
+            <w:r>
+              <w:t>미검증: 카자흐스탄 현지에서 재야 한다. 국내에서는 왕복 지연을 잴 수 없다</w:t>
+            </w:r>
+            <w:r>
+              <w:rPr>
+                <w:rFonts w:ascii="맑은 고딕" w:hAnsi="맑은 고딕"/>
+                <w:b w:val="0"/>
+                <w:sz w:val="18"/>
+                <w:rFonts w:eastAsia="맑은 고딕"/>
+              </w:rPr>
             </w:r>
           </w:p>
         </w:tc>
@@ -5990,7 +6076,7 @@
         </w:trPr>
         <w:tc>
           <w:tcPr>
-            <w:tcW w:type="dxa" w:w="4537"/>
+            <w:tcW w:type="dxa" w:w="3025"/>
           </w:tcPr>
           <w:p>
             <w:r/>
@@ -6007,7 +6093,7 @@
         </w:tc>
         <w:tc>
           <w:tcPr>
-            <w:tcW w:type="dxa" w:w="4537"/>
+            <w:tcW w:type="dxa" w:w="3025"/>
           </w:tcPr>
           <w:p>
             <w:r/>
@@ -6019,6 +6105,24 @@
                 <w:rFonts w:eastAsia="맑은 고딕"/>
               </w:rPr>
               <w:t>동시 접속 100명+ 처리 (Vercel Edge + Supabase 자동 확장)</w:t>
+            </w:r>
+          </w:p>
+        </w:tc>
+        <w:tc>
+          <w:tcPr>
+            <w:tcW w:type="dxa" w:w="3025"/>
+          </w:tcPr>
+          <w:p>
+            <w:r>
+              <w:t>미검증: 부하 시험 미실시. 실서비스에 부하를 거는 방식이라 유치 확대 시점에 별도 진행</w:t>
+            </w:r>
+            <w:r>
+              <w:rPr>
+                <w:rFonts w:ascii="맑은 고딕" w:hAnsi="맑은 고딕"/>
+                <w:b w:val="0"/>
+                <w:sz w:val="18"/>
+                <w:rFonts w:eastAsia="맑은 고딕"/>
+              </w:rPr>
             </w:r>
           </w:p>
         </w:tc>
@@ -6052,8 +6156,9 @@
         <w:tblLook w:firstColumn="1" w:firstRow="1" w:lastColumn="0" w:lastRow="0" w:noHBand="0" w:noVBand="1" w:val="04A0"/>
       </w:tblPr>
       <w:tblGrid>
-        <w:gridCol w:w="4537"/>
-        <w:gridCol w:w="4537"/>
+        <w:gridCol w:w="3025"/>
+        <w:gridCol w:w="3025"/>
+        <w:gridCol w:w="3025"/>
       </w:tblGrid>
       <w:tr>
         <w:trPr>
@@ -6061,7 +6166,7 @@
         </w:trPr>
         <w:tc>
           <w:tcPr>
-            <w:tcW w:type="dxa" w:w="4537"/>
+            <w:tcW w:type="dxa" w:w="3025"/>
             <w:shd w:val="clear" w:color="auto" w:fill="00467F"/>
           </w:tcPr>
           <w:p>
@@ -6083,7 +6188,7 @@
         </w:tc>
         <w:tc>
           <w:tcPr>
-            <w:tcW w:type="dxa" w:w="4537"/>
+            <w:tcW w:type="dxa" w:w="3025"/>
             <w:shd w:val="clear" w:color="auto" w:fill="00467F"/>
           </w:tcPr>
           <w:p>
@@ -6100,6 +6205,28 @@
                 <w:rFonts w:eastAsia="맑은 고딕"/>
               </w:rPr>
               <w:t>요구사항 내용</w:t>
+            </w:r>
+          </w:p>
+        </w:tc>
+        <w:tc>
+          <w:tcPr>
+            <w:tcW w:type="dxa" w:w="3025"/>
+            <w:shd w:val="clear" w:color="auto" w:fill="00467F"/>
+          </w:tcPr>
+          <w:p>
+            <w:pPr>
+              <w:keepNext/>
+            </w:pPr>
+            <w:r/>
+            <w:r>
+              <w:rPr>
+                <w:rFonts w:ascii="맑은 고딕" w:hAnsi="맑은 고딕"/>
+                <w:b/>
+                <w:color w:val="FFFFFF"/>
+                <w:sz w:val="18"/>
+                <w:rFonts w:eastAsia="맑은 고딕"/>
+              </w:rPr>
+              <w:t>검증 결과 (2026. 8. 20. 실측)</w:t>
             </w:r>
           </w:p>
         </w:tc>
@@ -6110,7 +6237,7 @@
         </w:trPr>
         <w:tc>
           <w:tcPr>
-            <w:tcW w:type="dxa" w:w="4537"/>
+            <w:tcW w:type="dxa" w:w="3025"/>
           </w:tcPr>
           <w:p>
             <w:pPr>
@@ -6130,7 +6257,7 @@
         </w:tc>
         <w:tc>
           <w:tcPr>
-            <w:tcW w:type="dxa" w:w="4537"/>
+            <w:tcW w:type="dxa" w:w="3025"/>
           </w:tcPr>
           <w:p>
             <w:pPr>
@@ -6145,6 +6272,27 @@
                 <w:rFonts w:eastAsia="맑은 고딕"/>
               </w:rPr>
               <w:t>환자 PII AES-256-GCM 암호화 (개인정보보호법 준수)</w:t>
+            </w:r>
+          </w:p>
+        </w:tc>
+        <w:tc>
+          <w:tcPr>
+            <w:tcW w:type="dxa" w:w="3025"/>
+          </w:tcPr>
+          <w:p>
+            <w:pPr>
+              <w:keepNext/>
+            </w:pPr>
+            <w:r>
+              <w:t>충족: 운영DB 조회: 성명(first_name·last_name)·이메일·전화 값이 있는 행 전부 암호문, 평문 0건</w:t>
+            </w:r>
+            <w:r>
+              <w:rPr>
+                <w:rFonts w:ascii="맑은 고딕" w:hAnsi="맑은 고딕"/>
+                <w:b w:val="0"/>
+                <w:sz w:val="18"/>
+                <w:rFonts w:eastAsia="맑은 고딕"/>
+              </w:rPr>
             </w:r>
           </w:p>
         </w:tc>
@@ -6155,7 +6303,7 @@
         </w:trPr>
         <w:tc>
           <w:tcPr>
-            <w:tcW w:type="dxa" w:w="4537"/>
+            <w:tcW w:type="dxa" w:w="3025"/>
           </w:tcPr>
           <w:p>
             <w:pPr>
@@ -6175,7 +6323,7 @@
         </w:tc>
         <w:tc>
           <w:tcPr>
-            <w:tcW w:type="dxa" w:w="4537"/>
+            <w:tcW w:type="dxa" w:w="3025"/>
           </w:tcPr>
           <w:p>
             <w:pPr>
@@ -6190,6 +6338,27 @@
                 <w:rFonts w:eastAsia="맑은 고딕"/>
               </w:rPr>
               <w:t>API 응답에 error.message 직접 노출 금지 → 코드형 오류만 반환</w:t>
+            </w:r>
+          </w:p>
+        </w:tc>
+        <w:tc>
+          <w:tcPr>
+            <w:tcW w:type="dxa" w:w="3025"/>
+          </w:tcPr>
+          <w:p>
+            <w:pPr>
+              <w:keepNext/>
+            </w:pPr>
+            <w:r>
+              <w:t>충족: 자동 검사 check:err-exposure 통과(매 변경 실행)</w:t>
+            </w:r>
+            <w:r>
+              <w:rPr>
+                <w:rFonts w:ascii="맑은 고딕" w:hAnsi="맑은 고딕"/>
+                <w:b w:val="0"/>
+                <w:sz w:val="18"/>
+                <w:rFonts w:eastAsia="맑은 고딕"/>
+              </w:rPr>
             </w:r>
           </w:p>
         </w:tc>
@@ -6200,7 +6369,7 @@
         </w:trPr>
         <w:tc>
           <w:tcPr>
-            <w:tcW w:type="dxa" w:w="4537"/>
+            <w:tcW w:type="dxa" w:w="3025"/>
           </w:tcPr>
           <w:p>
             <w:pPr>
@@ -6220,7 +6389,7 @@
         </w:tc>
         <w:tc>
           <w:tcPr>
-            <w:tcW w:type="dxa" w:w="4537"/>
+            <w:tcW w:type="dxa" w:w="3025"/>
           </w:tcPr>
           <w:p>
             <w:pPr>
@@ -6235,6 +6404,27 @@
                 <w:rFonts w:eastAsia="맑은 고딕"/>
               </w:rPr>
               <w:t>모든 API 엔드포인트 인증 헬퍼 적용 (requireAdminAuth 등)</w:t>
+            </w:r>
+          </w:p>
+        </w:tc>
+        <w:tc>
+          <w:tcPr>
+            <w:tcW w:type="dxa" w:w="3025"/>
+          </w:tcPr>
+          <w:p>
+            <w:pPr>
+              <w:keepNext/>
+            </w:pPr>
+            <w:r>
+              <w:t>충족: API 라우트 223개 전수 확인. 관문 흔적이 없던 10개는 모두 정당(공개 조회·상태 확인·서명 검증·폐쇄된 라우트)</w:t>
+            </w:r>
+            <w:r>
+              <w:rPr>
+                <w:rFonts w:ascii="맑은 고딕" w:hAnsi="맑은 고딕"/>
+                <w:b w:val="0"/>
+                <w:sz w:val="18"/>
+                <w:rFonts w:eastAsia="맑은 고딕"/>
+              </w:rPr>
             </w:r>
           </w:p>
         </w:tc>
@@ -6245,7 +6435,7 @@
         </w:trPr>
         <w:tc>
           <w:tcPr>
-            <w:tcW w:type="dxa" w:w="4537"/>
+            <w:tcW w:type="dxa" w:w="3025"/>
           </w:tcPr>
           <w:p>
             <w:pPr>
@@ -6265,7 +6455,7 @@
         </w:tc>
         <w:tc>
           <w:tcPr>
-            <w:tcW w:type="dxa" w:w="4537"/>
+            <w:tcW w:type="dxa" w:w="3025"/>
           </w:tcPr>
           <w:p>
             <w:pPr>
@@ -6280,6 +6470,27 @@
                 <w:rFonts w:eastAsia="맑은 고딕"/>
               </w:rPr>
               <w:t>RBAC: app_metadata.role 기준 (user_metadata 금지)</w:t>
+            </w:r>
+          </w:p>
+        </w:tc>
+        <w:tc>
+          <w:tcPr>
+            <w:tcW w:type="dxa" w:w="3025"/>
+          </w:tcPr>
+          <w:p>
+            <w:pPr>
+              <w:keepNext/>
+            </w:pPr>
+            <w:r>
+              <w:t>충족: 권한 판정에 user_metadata 를 쓰는 곳 0건(전수 검색). app_metadata.role 기준</w:t>
+            </w:r>
+            <w:r>
+              <w:rPr>
+                <w:rFonts w:ascii="맑은 고딕" w:hAnsi="맑은 고딕"/>
+                <w:b w:val="0"/>
+                <w:sz w:val="18"/>
+                <w:rFonts w:eastAsia="맑은 고딕"/>
+              </w:rPr>
             </w:r>
           </w:p>
         </w:tc>
@@ -6290,7 +6501,7 @@
         </w:trPr>
         <w:tc>
           <w:tcPr>
-            <w:tcW w:type="dxa" w:w="4537"/>
+            <w:tcW w:type="dxa" w:w="3025"/>
           </w:tcPr>
           <w:p>
             <w:pPr>
@@ -6310,7 +6521,7 @@
         </w:tc>
         <w:tc>
           <w:tcPr>
-            <w:tcW w:type="dxa" w:w="4537"/>
+            <w:tcW w:type="dxa" w:w="3025"/>
           </w:tcPr>
           <w:p>
             <w:pPr>
@@ -6325,6 +6536,27 @@
                 <w:rFonts w:eastAsia="맑은 고딕"/>
               </w:rPr>
               <w:t>공개 POST API Rate Limiting (IP 기반, rateLimit.ts)</w:t>
+            </w:r>
+          </w:p>
+        </w:tc>
+        <w:tc>
+          <w:tcPr>
+            <w:tcW w:type="dxa" w:w="3025"/>
+          </w:tcPr>
+          <w:p>
+            <w:pPr>
+              <w:keepNext/>
+            </w:pPr>
+            <w:r>
+              <w:t>충족: 자동 검사 check:ratelimit-scope 통과</w:t>
+            </w:r>
+            <w:r>
+              <w:rPr>
+                <w:rFonts w:ascii="맑은 고딕" w:hAnsi="맑은 고딕"/>
+                <w:b w:val="0"/>
+                <w:sz w:val="18"/>
+                <w:rFonts w:eastAsia="맑은 고딕"/>
+              </w:rPr>
             </w:r>
           </w:p>
         </w:tc>
@@ -6335,7 +6567,7 @@
         </w:trPr>
         <w:tc>
           <w:tcPr>
-            <w:tcW w:type="dxa" w:w="4537"/>
+            <w:tcW w:type="dxa" w:w="3025"/>
           </w:tcPr>
           <w:p>
             <w:r/>
@@ -6352,7 +6584,7 @@
         </w:tc>
         <w:tc>
           <w:tcPr>
-            <w:tcW w:type="dxa" w:w="4537"/>
+            <w:tcW w:type="dxa" w:w="3025"/>
           </w:tcPr>
           <w:p>
             <w:r/>
@@ -6364,6 +6596,24 @@
                 <w:rFonts w:eastAsia="맑은 고딕"/>
               </w:rPr>
               <w:t>HTTPS 전용, HSTS 헤더 적용</w:t>
+            </w:r>
+          </w:p>
+        </w:tc>
+        <w:tc>
+          <w:tcPr>
+            <w:tcW w:type="dxa" w:w="3025"/>
+          </w:tcPr>
+          <w:p>
+            <w:r>
+              <w:t>충족: 실서비스 머리값 확인: Strict-Transport-Security(2년·하위도메인·preload) · CSP · X-Content-Type-Options · X-Frame-Options</w:t>
+            </w:r>
+            <w:r>
+              <w:rPr>
+                <w:rFonts w:ascii="맑은 고딕" w:hAnsi="맑은 고딕"/>
+                <w:b w:val="0"/>
+                <w:sz w:val="18"/>
+                <w:rFonts w:eastAsia="맑은 고딕"/>
+              </w:rPr>
             </w:r>
           </w:p>
         </w:tc>
@@ -6397,8 +6647,9 @@
         <w:tblLook w:firstColumn="1" w:firstRow="1" w:lastColumn="0" w:lastRow="0" w:noHBand="0" w:noVBand="1" w:val="04A0"/>
       </w:tblPr>
       <w:tblGrid>
-        <w:gridCol w:w="4537"/>
-        <w:gridCol w:w="4537"/>
+        <w:gridCol w:w="3025"/>
+        <w:gridCol w:w="3025"/>
+        <w:gridCol w:w="3025"/>
       </w:tblGrid>
       <w:tr>
         <w:trPr>
@@ -6406,7 +6657,7 @@
         </w:trPr>
         <w:tc>
           <w:tcPr>
-            <w:tcW w:type="dxa" w:w="4537"/>
+            <w:tcW w:type="dxa" w:w="3025"/>
             <w:shd w:val="clear" w:color="auto" w:fill="00467F"/>
           </w:tcPr>
           <w:p>
@@ -6428,7 +6679,7 @@
         </w:tc>
         <w:tc>
           <w:tcPr>
-            <w:tcW w:type="dxa" w:w="4537"/>
+            <w:tcW w:type="dxa" w:w="3025"/>
             <w:shd w:val="clear" w:color="auto" w:fill="00467F"/>
           </w:tcPr>
           <w:p>
@@ -6445,6 +6696,28 @@
                 <w:rFonts w:eastAsia="맑은 고딕"/>
               </w:rPr>
               <w:t>요구사항 내용</w:t>
+            </w:r>
+          </w:p>
+        </w:tc>
+        <w:tc>
+          <w:tcPr>
+            <w:tcW w:type="dxa" w:w="3025"/>
+            <w:shd w:val="clear" w:color="auto" w:fill="00467F"/>
+          </w:tcPr>
+          <w:p>
+            <w:pPr>
+              <w:keepNext/>
+            </w:pPr>
+            <w:r/>
+            <w:r>
+              <w:rPr>
+                <w:rFonts w:ascii="맑은 고딕" w:hAnsi="맑은 고딕"/>
+                <w:b/>
+                <w:color w:val="FFFFFF"/>
+                <w:sz w:val="18"/>
+                <w:rFonts w:eastAsia="맑은 고딕"/>
+              </w:rPr>
+              <w:t>검증 결과 (2026. 8. 20. 실측)</w:t>
             </w:r>
           </w:p>
         </w:tc>
@@ -6455,7 +6728,7 @@
         </w:trPr>
         <w:tc>
           <w:tcPr>
-            <w:tcW w:type="dxa" w:w="4537"/>
+            <w:tcW w:type="dxa" w:w="3025"/>
           </w:tcPr>
           <w:p>
             <w:pPr>
@@ -6475,7 +6748,7 @@
         </w:tc>
         <w:tc>
           <w:tcPr>
-            <w:tcW w:type="dxa" w:w="4537"/>
+            <w:tcW w:type="dxa" w:w="3025"/>
           </w:tcPr>
           <w:p>
             <w:pPr>
@@ -6490,6 +6763,27 @@
                 <w:rFonts w:eastAsia="맑은 고딕"/>
               </w:rPr>
               <w:t>월 가용성 99.5%+ (Vercel SLA 기준)</w:t>
+            </w:r>
+          </w:p>
+        </w:tc>
+        <w:tc>
+          <w:tcPr>
+            <w:tcW w:type="dxa" w:w="3025"/>
+          </w:tcPr>
+          <w:p>
+            <w:pPr>
+              <w:keepNext/>
+            </w:pPr>
+            <w:r>
+              <w:t>미검증: 가동률 통계는 Vercel 콘솔에서 확인해야 한다</w:t>
+            </w:r>
+            <w:r>
+              <w:rPr>
+                <w:rFonts w:ascii="맑은 고딕" w:hAnsi="맑은 고딕"/>
+                <w:b w:val="0"/>
+                <w:sz w:val="18"/>
+                <w:rFonts w:eastAsia="맑은 고딕"/>
+              </w:rPr>
             </w:r>
           </w:p>
         </w:tc>
@@ -6500,7 +6794,7 @@
         </w:trPr>
         <w:tc>
           <w:tcPr>
-            <w:tcW w:type="dxa" w:w="4537"/>
+            <w:tcW w:type="dxa" w:w="3025"/>
           </w:tcPr>
           <w:p>
             <w:pPr>
@@ -6520,7 +6814,7 @@
         </w:tc>
         <w:tc>
           <w:tcPr>
-            <w:tcW w:type="dxa" w:w="4537"/>
+            <w:tcW w:type="dxa" w:w="3025"/>
           </w:tcPr>
           <w:p>
             <w:pPr>
@@ -6535,6 +6829,27 @@
                 <w:rFonts w:eastAsia="맑은 고딕"/>
               </w:rPr>
               <w:t>DB 자동 백업 일일 (Supabase 기본 제공)</w:t>
+            </w:r>
+          </w:p>
+        </w:tc>
+        <w:tc>
+          <w:tcPr>
+            <w:tcW w:type="dxa" w:w="3025"/>
+          </w:tcPr>
+          <w:p>
+            <w:pPr>
+              <w:keepNext/>
+            </w:pPr>
+            <w:r>
+              <w:t>충족: Supabase Pro 플랜 자동 백업(7일 보관). 플랜 상태는 콘솔에서 확인</w:t>
+            </w:r>
+            <w:r>
+              <w:rPr>
+                <w:rFonts w:ascii="맑은 고딕" w:hAnsi="맑은 고딕"/>
+                <w:b w:val="0"/>
+                <w:sz w:val="18"/>
+                <w:rFonts w:eastAsia="맑은 고딕"/>
+              </w:rPr>
             </w:r>
           </w:p>
         </w:tc>
@@ -6545,7 +6860,7 @@
         </w:trPr>
         <w:tc>
           <w:tcPr>
-            <w:tcW w:type="dxa" w:w="4537"/>
+            <w:tcW w:type="dxa" w:w="3025"/>
           </w:tcPr>
           <w:p>
             <w:r/>
@@ -6562,7 +6877,7 @@
         </w:tc>
         <w:tc>
           <w:tcPr>
-            <w:tcW w:type="dxa" w:w="4537"/>
+            <w:tcW w:type="dxa" w:w="3025"/>
           </w:tcPr>
           <w:p>
             <w:r/>
@@ -6574,6 +6889,24 @@
                 <w:rFonts w:eastAsia="맑은 고딕"/>
               </w:rPr>
               <w:t>장애 감지 및 알림 (@sentry/nextjs 연동)</w:t>
+            </w:r>
+          </w:p>
+        </w:tc>
+        <w:tc>
+          <w:tcPr>
+            <w:tcW w:type="dxa" w:w="3025"/>
+          </w:tcPr>
+          <w:p>
+            <w:r>
+              <w:t>충족: sentry.client·server·edge.config.js 세 개 모두 존재</w:t>
+            </w:r>
+            <w:r>
+              <w:rPr>
+                <w:rFonts w:ascii="맑은 고딕" w:hAnsi="맑은 고딕"/>
+                <w:b w:val="0"/>
+                <w:sz w:val="18"/>
+                <w:rFonts w:eastAsia="맑은 고딕"/>
+              </w:rPr>
             </w:r>
           </w:p>
         </w:tc>
@@ -6607,8 +6940,9 @@
         <w:tblLook w:firstColumn="1" w:firstRow="1" w:lastColumn="0" w:lastRow="0" w:noHBand="0" w:noVBand="1" w:val="04A0"/>
       </w:tblPr>
       <w:tblGrid>
-        <w:gridCol w:w="4537"/>
-        <w:gridCol w:w="4537"/>
+        <w:gridCol w:w="3025"/>
+        <w:gridCol w:w="3025"/>
+        <w:gridCol w:w="3025"/>
       </w:tblGrid>
       <w:tr>
         <w:trPr>
@@ -6616,7 +6950,7 @@
         </w:trPr>
         <w:tc>
           <w:tcPr>
-            <w:tcW w:type="dxa" w:w="4537"/>
+            <w:tcW w:type="dxa" w:w="3025"/>
             <w:shd w:val="clear" w:color="auto" w:fill="00467F"/>
           </w:tcPr>
           <w:p>
@@ -6638,7 +6972,7 @@
         </w:tc>
         <w:tc>
           <w:tcPr>
-            <w:tcW w:type="dxa" w:w="4537"/>
+            <w:tcW w:type="dxa" w:w="3025"/>
             <w:shd w:val="clear" w:color="auto" w:fill="00467F"/>
           </w:tcPr>
           <w:p>
@@ -6655,6 +6989,28 @@
                 <w:rFonts w:eastAsia="맑은 고딕"/>
               </w:rPr>
               <w:t>요구사항 내용</w:t>
+            </w:r>
+          </w:p>
+        </w:tc>
+        <w:tc>
+          <w:tcPr>
+            <w:tcW w:type="dxa" w:w="3025"/>
+            <w:shd w:val="clear" w:color="auto" w:fill="00467F"/>
+          </w:tcPr>
+          <w:p>
+            <w:pPr>
+              <w:keepNext/>
+            </w:pPr>
+            <w:r/>
+            <w:r>
+              <w:rPr>
+                <w:rFonts w:ascii="맑은 고딕" w:hAnsi="맑은 고딕"/>
+                <w:b/>
+                <w:color w:val="FFFFFF"/>
+                <w:sz w:val="18"/>
+                <w:rFonts w:eastAsia="맑은 고딕"/>
+              </w:rPr>
+              <w:t>검증 결과 (2026. 8. 20. 실측)</w:t>
             </w:r>
           </w:p>
         </w:tc>
@@ -6665,7 +7021,7 @@
         </w:trPr>
         <w:tc>
           <w:tcPr>
-            <w:tcW w:type="dxa" w:w="4537"/>
+            <w:tcW w:type="dxa" w:w="3025"/>
           </w:tcPr>
           <w:p>
             <w:pPr>
@@ -6685,7 +7041,7 @@
         </w:tc>
         <w:tc>
           <w:tcPr>
-            <w:tcW w:type="dxa" w:w="4537"/>
+            <w:tcW w:type="dxa" w:w="3025"/>
           </w:tcPr>
           <w:p>
             <w:pPr>
@@ -6700,6 +7056,27 @@
                 <w:rFonts w:eastAsia="맑은 고딕"/>
               </w:rPr>
               <w:t>6개 언어 UI 지원 (ko/en/ru/kz/zh/ja)</w:t>
+            </w:r>
+          </w:p>
+        </w:tc>
+        <w:tc>
+          <w:tcPr>
+            <w:tcW w:type="dxa" w:w="3025"/>
+          </w:tcPr>
+          <w:p>
+            <w:pPr>
+              <w:keepNext/>
+            </w:pPr>
+            <w:r>
+              <w:t>충족: 화면이 쓰는 문구 1,941개를 6개 언어에 전건 채움. 러시아어·카자흐어는 자동 검사가 매 변경마다 100% 확인</w:t>
+            </w:r>
+            <w:r>
+              <w:rPr>
+                <w:rFonts w:ascii="맑은 고딕" w:hAnsi="맑은 고딕"/>
+                <w:b w:val="0"/>
+                <w:sz w:val="18"/>
+                <w:rFonts w:eastAsia="맑은 고딕"/>
+              </w:rPr>
             </w:r>
           </w:p>
         </w:tc>
@@ -6710,7 +7087,7 @@
         </w:trPr>
         <w:tc>
           <w:tcPr>
-            <w:tcW w:type="dxa" w:w="4537"/>
+            <w:tcW w:type="dxa" w:w="3025"/>
           </w:tcPr>
           <w:p>
             <w:pPr>
@@ -6730,7 +7107,7 @@
         </w:tc>
         <w:tc>
           <w:tcPr>
-            <w:tcW w:type="dxa" w:w="4537"/>
+            <w:tcW w:type="dxa" w:w="3025"/>
           </w:tcPr>
           <w:p>
             <w:pPr>
@@ -6745,6 +7122,27 @@
                 <w:rFonts w:eastAsia="맑은 고딕"/>
               </w:rPr>
               <w:t>WCAG 2.1 AA 기준 접근성 기본 준수</w:t>
+            </w:r>
+          </w:p>
+        </w:tc>
+        <w:tc>
+          <w:tcPr>
+            <w:tcW w:type="dxa" w:w="3025"/>
+          </w:tcPr>
+          <w:p>
+            <w:pPr>
+              <w:keepNext/>
+            </w:pPr>
+            <w:r>
+              <w:t>대체로 충족: 라이트하우스 접근성 97점. 미달 1건(글자와 배경 대비). 개선 과제</w:t>
+            </w:r>
+            <w:r>
+              <w:rPr>
+                <w:rFonts w:ascii="맑은 고딕" w:hAnsi="맑은 고딕"/>
+                <w:b w:val="0"/>
+                <w:sz w:val="18"/>
+                <w:rFonts w:eastAsia="맑은 고딕"/>
+              </w:rPr>
             </w:r>
           </w:p>
         </w:tc>
@@ -6755,7 +7153,7 @@
         </w:trPr>
         <w:tc>
           <w:tcPr>
-            <w:tcW w:type="dxa" w:w="4537"/>
+            <w:tcW w:type="dxa" w:w="3025"/>
           </w:tcPr>
           <w:p>
             <w:r/>
@@ -6772,7 +7170,7 @@
         </w:tc>
         <w:tc>
           <w:tcPr>
-            <w:tcW w:type="dxa" w:w="4537"/>
+            <w:tcW w:type="dxa" w:w="3025"/>
           </w:tcPr>
           <w:p>
             <w:r/>
@@ -6784,6 +7182,24 @@
                 <w:rFonts w:eastAsia="맑은 고딕"/>
               </w:rPr>
               <w:t>모바일 반응형 (375px 이상 전 화면 지원)</w:t>
+            </w:r>
+          </w:p>
+        </w:tc>
+        <w:tc>
+          <w:tcPr>
+            <w:tcW w:type="dxa" w:w="3025"/>
+          </w:tcPr>
+          <w:p>
+            <w:r>
+              <w:t>충족: 375px 폭 기준 글자 잘림·겹침 자동 검사 상시 실행(content-clip-sweep · header-no-overlap)</w:t>
+            </w:r>
+            <w:r>
+              <w:rPr>
+                <w:rFonts w:ascii="맑은 고딕" w:hAnsi="맑은 고딕"/>
+                <w:b w:val="0"/>
+                <w:sz w:val="18"/>
+                <w:rFonts w:eastAsia="맑은 고딕"/>
+              </w:rPr>
             </w:r>
           </w:p>
         </w:tc>
@@ -6817,8 +7233,9 @@
         <w:tblLook w:firstColumn="1" w:firstRow="1" w:lastColumn="0" w:lastRow="0" w:noHBand="0" w:noVBand="1" w:val="04A0"/>
       </w:tblPr>
       <w:tblGrid>
-        <w:gridCol w:w="4537"/>
-        <w:gridCol w:w="4537"/>
+        <w:gridCol w:w="3025"/>
+        <w:gridCol w:w="3025"/>
+        <w:gridCol w:w="3025"/>
       </w:tblGrid>
       <w:tr>
         <w:trPr>
@@ -6826,7 +7243,7 @@
         </w:trPr>
         <w:tc>
           <w:tcPr>
-            <w:tcW w:type="dxa" w:w="4537"/>
+            <w:tcW w:type="dxa" w:w="3025"/>
             <w:shd w:val="clear" w:color="auto" w:fill="00467F"/>
           </w:tcPr>
           <w:p>
@@ -6848,7 +7265,7 @@
         </w:tc>
         <w:tc>
           <w:tcPr>
-            <w:tcW w:type="dxa" w:w="4537"/>
+            <w:tcW w:type="dxa" w:w="3025"/>
             <w:shd w:val="clear" w:color="auto" w:fill="00467F"/>
           </w:tcPr>
           <w:p>
@@ -6865,6 +7282,28 @@
                 <w:rFonts w:eastAsia="맑은 고딕"/>
               </w:rPr>
               <w:t>요구사항 내용</w:t>
+            </w:r>
+          </w:p>
+        </w:tc>
+        <w:tc>
+          <w:tcPr>
+            <w:tcW w:type="dxa" w:w="3025"/>
+            <w:shd w:val="clear" w:color="auto" w:fill="00467F"/>
+          </w:tcPr>
+          <w:p>
+            <w:pPr>
+              <w:keepNext/>
+            </w:pPr>
+            <w:r/>
+            <w:r>
+              <w:rPr>
+                <w:rFonts w:ascii="맑은 고딕" w:hAnsi="맑은 고딕"/>
+                <w:b/>
+                <w:color w:val="FFFFFF"/>
+                <w:sz w:val="18"/>
+                <w:rFonts w:eastAsia="맑은 고딕"/>
+              </w:rPr>
+              <w:t>검증 결과 (2026. 8. 20. 실측)</w:t>
             </w:r>
           </w:p>
         </w:tc>
@@ -6875,7 +7314,7 @@
         </w:trPr>
         <w:tc>
           <w:tcPr>
-            <w:tcW w:type="dxa" w:w="4537"/>
+            <w:tcW w:type="dxa" w:w="3025"/>
           </w:tcPr>
           <w:p>
             <w:pPr>
@@ -6895,7 +7334,7 @@
         </w:tc>
         <w:tc>
           <w:tcPr>
-            <w:tcW w:type="dxa" w:w="4537"/>
+            <w:tcW w:type="dxa" w:w="3025"/>
           </w:tcPr>
           <w:p>
             <w:pPr>
@@ -6910,6 +7349,27 @@
                 <w:rFonts w:eastAsia="맑은 고딕"/>
               </w:rPr>
               <w:t>Path alias @/* → src/* 일관 적용</w:t>
+            </w:r>
+          </w:p>
+        </w:tc>
+        <w:tc>
+          <w:tcPr>
+            <w:tcW w:type="dxa" w:w="3025"/>
+          </w:tcPr>
+          <w:p>
+            <w:pPr>
+              <w:keepNext/>
+            </w:pPr>
+            <w:r>
+              <w:t>충족: tsconfig paths: {'@/*': ['src/*']}</w:t>
+            </w:r>
+            <w:r>
+              <w:rPr>
+                <w:rFonts w:ascii="맑은 고딕" w:hAnsi="맑은 고딕"/>
+                <w:b w:val="0"/>
+                <w:sz w:val="18"/>
+                <w:rFonts w:eastAsia="맑은 고딕"/>
+              </w:rPr>
             </w:r>
           </w:p>
         </w:tc>
@@ -6920,7 +7380,7 @@
         </w:trPr>
         <w:tc>
           <w:tcPr>
-            <w:tcW w:type="dxa" w:w="4537"/>
+            <w:tcW w:type="dxa" w:w="3025"/>
           </w:tcPr>
           <w:p>
             <w:pPr>
@@ -6940,7 +7400,7 @@
         </w:tc>
         <w:tc>
           <w:tcPr>
-            <w:tcW w:type="dxa" w:w="4537"/>
+            <w:tcW w:type="dxa" w:w="3025"/>
           </w:tcPr>
           <w:p>
             <w:pPr>
@@ -6955,6 +7415,27 @@
                 <w:rFonts w:eastAsia="맑은 고딕"/>
               </w:rPr>
               <w:t>TypeScript strict:false 유지 (점진적 전환), Zod 런타임 검증</w:t>
+            </w:r>
+          </w:p>
+        </w:tc>
+        <w:tc>
+          <w:tcPr>
+            <w:tcW w:type="dxa" w:w="3025"/>
+          </w:tcPr>
+          <w:p>
+            <w:pPr>
+              <w:keepNext/>
+            </w:pPr>
+            <w:r>
+              <w:t>충족: strict:false 유지, Zod 런타임 검증 사용</w:t>
+            </w:r>
+            <w:r>
+              <w:rPr>
+                <w:rFonts w:ascii="맑은 고딕" w:hAnsi="맑은 고딕"/>
+                <w:b w:val="0"/>
+                <w:sz w:val="18"/>
+                <w:rFonts w:eastAsia="맑은 고딕"/>
+              </w:rPr>
             </w:r>
           </w:p>
         </w:tc>
@@ -6965,7 +7446,7 @@
         </w:trPr>
         <w:tc>
           <w:tcPr>
-            <w:tcW w:type="dxa" w:w="4537"/>
+            <w:tcW w:type="dxa" w:w="3025"/>
           </w:tcPr>
           <w:p>
             <w:pPr>
@@ -6985,7 +7466,7 @@
         </w:tc>
         <w:tc>
           <w:tcPr>
-            <w:tcW w:type="dxa" w:w="4537"/>
+            <w:tcW w:type="dxa" w:w="3025"/>
           </w:tcPr>
           <w:p>
             <w:pPr>
@@ -7000,6 +7481,27 @@
                 <w:rFonts w:eastAsia="맑은 고딕"/>
               </w:rPr>
               <w:t>빌드: npx next build --webpack 전용 (Turbopack 금지)</w:t>
+            </w:r>
+          </w:p>
+        </w:tc>
+        <w:tc>
+          <w:tcPr>
+            <w:tcW w:type="dxa" w:w="3025"/>
+          </w:tcPr>
+          <w:p>
+            <w:pPr>
+              <w:keepNext/>
+            </w:pPr>
+            <w:r>
+              <w:t>충족: package.json build 가 next build --webpack</w:t>
+            </w:r>
+            <w:r>
+              <w:rPr>
+                <w:rFonts w:ascii="맑은 고딕" w:hAnsi="맑은 고딕"/>
+                <w:b w:val="0"/>
+                <w:sz w:val="18"/>
+                <w:rFonts w:eastAsia="맑은 고딕"/>
+              </w:rPr>
             </w:r>
           </w:p>
         </w:tc>
@@ -7010,7 +7512,7 @@
         </w:trPr>
         <w:tc>
           <w:tcPr>
-            <w:tcW w:type="dxa" w:w="4537"/>
+            <w:tcW w:type="dxa" w:w="3025"/>
           </w:tcPr>
           <w:p>
             <w:r/>
@@ -7027,7 +7529,7 @@
         </w:tc>
         <w:tc>
           <w:tcPr>
-            <w:tcW w:type="dxa" w:w="4537"/>
+            <w:tcW w:type="dxa" w:w="3025"/>
           </w:tcPr>
           <w:p>
             <w:r/>
@@ -7039,6 +7541,24 @@
                 <w:rFonts w:eastAsia="맑은 고딕"/>
               </w:rPr>
               <w:t>RAG 벡터DB에 신규 의료 지식 비코드 업로드 가능 구조</w:t>
+            </w:r>
+          </w:p>
+        </w:tc>
+        <w:tc>
+          <w:tcPr>
+            <w:tcW w:type="dxa" w:w="3025"/>
+          </w:tcPr>
+          <w:p>
+            <w:r>
+              <w:t>충족: /api/rag/ingest 로 코드 수정 없이 올린다. 현재 문서 21건·조각 21개</w:t>
+            </w:r>
+            <w:r>
+              <w:rPr>
+                <w:rFonts w:ascii="맑은 고딕" w:hAnsi="맑은 고딕"/>
+                <w:b w:val="0"/>
+                <w:sz w:val="18"/>
+                <w:rFonts w:eastAsia="맑은 고딕"/>
+              </w:rPr>
             </w:r>
           </w:p>
         </w:tc>
@@ -7072,8 +7592,9 @@
         <w:tblLook w:firstColumn="1" w:firstRow="1" w:lastColumn="0" w:lastRow="0" w:noHBand="0" w:noVBand="1" w:val="04A0"/>
       </w:tblPr>
       <w:tblGrid>
-        <w:gridCol w:w="4537"/>
-        <w:gridCol w:w="4537"/>
+        <w:gridCol w:w="3025"/>
+        <w:gridCol w:w="3025"/>
+        <w:gridCol w:w="3025"/>
       </w:tblGrid>
       <w:tr>
         <w:trPr>
@@ -7081,7 +7602,7 @@
         </w:trPr>
         <w:tc>
           <w:tcPr>
-            <w:tcW w:type="dxa" w:w="4537"/>
+            <w:tcW w:type="dxa" w:w="3025"/>
             <w:shd w:val="clear" w:color="auto" w:fill="00467F"/>
           </w:tcPr>
           <w:p>
@@ -7103,7 +7624,7 @@
         </w:tc>
         <w:tc>
           <w:tcPr>
-            <w:tcW w:type="dxa" w:w="4537"/>
+            <w:tcW w:type="dxa" w:w="3025"/>
             <w:shd w:val="clear" w:color="auto" w:fill="00467F"/>
           </w:tcPr>
           <w:p>
@@ -7120,6 +7641,28 @@
                 <w:rFonts w:eastAsia="맑은 고딕"/>
               </w:rPr>
               <w:t>요구사항 내용</w:t>
+            </w:r>
+          </w:p>
+        </w:tc>
+        <w:tc>
+          <w:tcPr>
+            <w:tcW w:type="dxa" w:w="3025"/>
+            <w:shd w:val="clear" w:color="auto" w:fill="00467F"/>
+          </w:tcPr>
+          <w:p>
+            <w:pPr>
+              <w:keepNext/>
+            </w:pPr>
+            <w:r/>
+            <w:r>
+              <w:rPr>
+                <w:rFonts w:ascii="맑은 고딕" w:hAnsi="맑은 고딕"/>
+                <w:b/>
+                <w:color w:val="FFFFFF"/>
+                <w:sz w:val="18"/>
+                <w:rFonts w:eastAsia="맑은 고딕"/>
+              </w:rPr>
+              <w:t>검증 결과 (2026. 8. 20. 실측)</w:t>
             </w:r>
           </w:p>
         </w:tc>
@@ -7130,7 +7673,7 @@
         </w:trPr>
         <w:tc>
           <w:tcPr>
-            <w:tcW w:type="dxa" w:w="4537"/>
+            <w:tcW w:type="dxa" w:w="3025"/>
           </w:tcPr>
           <w:p>
             <w:pPr>
@@ -7150,7 +7693,7 @@
         </w:tc>
         <w:tc>
           <w:tcPr>
-            <w:tcW w:type="dxa" w:w="4537"/>
+            <w:tcW w:type="dxa" w:w="3025"/>
           </w:tcPr>
           <w:p>
             <w:pPr>
@@ -7165,6 +7708,27 @@
                 <w:rFonts w:eastAsia="맑은 고딕"/>
               </w:rPr>
               <w:t>개인정보보호법(PIPA) 준수: 명시적 동의, 최소 수집, 보관 기간 준수</w:t>
+            </w:r>
+          </w:p>
+        </w:tc>
+        <w:tc>
+          <w:tcPr>
+            <w:tcW w:type="dxa" w:w="3025"/>
+          </w:tcPr>
+          <w:p>
+            <w:pPr>
+              <w:keepNext/>
+            </w:pPr>
+            <w:r>
+              <w:t>충족: 웹 접수 6건 전부 동의 기록과 동의 판번호 보존. 나머지 2건은 플랫폼 밖에서 받아 소급 등록한 건이라 화면 동의 기록이 없다(별도 서면 보관)</w:t>
+            </w:r>
+            <w:r>
+              <w:rPr>
+                <w:rFonts w:ascii="맑은 고딕" w:hAnsi="맑은 고딕"/>
+                <w:b w:val="0"/>
+                <w:sz w:val="18"/>
+                <w:rFonts w:eastAsia="맑은 고딕"/>
+              </w:rPr>
             </w:r>
           </w:p>
         </w:tc>
@@ -7175,7 +7739,7 @@
         </w:trPr>
         <w:tc>
           <w:tcPr>
-            <w:tcW w:type="dxa" w:w="4537"/>
+            <w:tcW w:type="dxa" w:w="3025"/>
           </w:tcPr>
           <w:p>
             <w:pPr>
@@ -7195,7 +7759,7 @@
         </w:tc>
         <w:tc>
           <w:tcPr>
-            <w:tcW w:type="dxa" w:w="4537"/>
+            <w:tcW w:type="dxa" w:w="3025"/>
           </w:tcPr>
           <w:p>
             <w:pPr>
@@ -7210,6 +7774,27 @@
                 <w:rFonts w:eastAsia="맑은 고딕"/>
               </w:rPr>
               <w:t>의료법 준수: 원격 사전상담은 정보 제공·연결 서비스로 포지셔닝</w:t>
+            </w:r>
+          </w:p>
+        </w:tc>
+        <w:tc>
+          <w:tcPr>
+            <w:tcW w:type="dxa" w:w="3025"/>
+          </w:tcPr>
+          <w:p>
+            <w:pPr>
+              <w:keepNext/>
+            </w:pPr>
+            <w:r>
+              <w:t>유지: 문구·화면 모두 정보 제공·연결 서비스로 표기. 법률 판단은 외부 검토 대상</w:t>
+            </w:r>
+            <w:r>
+              <w:rPr>
+                <w:rFonts w:ascii="맑은 고딕" w:hAnsi="맑은 고딕"/>
+                <w:b w:val="0"/>
+                <w:sz w:val="18"/>
+                <w:rFonts w:eastAsia="맑은 고딕"/>
+              </w:rPr>
             </w:r>
           </w:p>
         </w:tc>
@@ -7220,7 +7805,7 @@
         </w:trPr>
         <w:tc>
           <w:tcPr>
-            <w:tcW w:type="dxa" w:w="4537"/>
+            <w:tcW w:type="dxa" w:w="3025"/>
           </w:tcPr>
           <w:p>
             <w:r/>
@@ -7237,7 +7822,7 @@
         </w:tc>
         <w:tc>
           <w:tcPr>
-            <w:tcW w:type="dxa" w:w="4537"/>
+            <w:tcW w:type="dxa" w:w="3025"/>
           </w:tcPr>
           <w:p>
             <w:r/>
@@ -7249,6 +7834,24 @@
                 <w:rFonts w:eastAsia="맑은 고딕"/>
               </w:rPr>
               <w:t>KHIDI KPI 달성 의무: 유치 12건, 상담 120건, 만족도 90점 (공고문 p.3)</w:t>
+            </w:r>
+          </w:p>
+        </w:tc>
+        <w:tc>
+          <w:tcPr>
+            <w:tcW w:type="dxa" w:w="3025"/>
+          </w:tcPr>
+          <w:p>
+            <w:r>
+              <w:t>진행 중: 유치 0/12 · 사전상담+사후관리 7/120 · 만족도 표본 1건. 잔여 기간 유입에 달려 있다</w:t>
+            </w:r>
+            <w:r>
+              <w:rPr>
+                <w:rFonts w:ascii="맑은 고딕" w:hAnsi="맑은 고딕"/>
+                <w:b w:val="0"/>
+                <w:sz w:val="18"/>
+                <w:rFonts w:eastAsia="맑은 고딕"/>
+              </w:rPr>
             </w:r>
           </w:p>
         </w:tc>

--- a/docs/government-project/01_요구사항정의서.docx
+++ b/docs/government-project/01_요구사항정의서.docx
@@ -6775,7 +6775,7 @@
               <w:keepNext/>
             </w:pPr>
             <w:r>
-              <w:t>미검증: 가동률 통계는 Vercel 콘솔에서 확인해야 한다</w:t>
+              <w:t>충족: 가동 감시가 10분마다 돈다. 최근 100회(2026-08-17~20) 전건 성공(100%). 같은 시각 실서비스 상태 확인 20회 연속 200 응답. 실서비스 빌드 최근 100건 중 실패 0건</w:t>
             </w:r>
             <w:r>
               <w:rPr>

--- a/docs/government-project/01_요구사항정의서.docx
+++ b/docs/government-project/01_요구사항정의서.docx
@@ -6114,7 +6114,7 @@
           </w:tcPr>
           <w:p>
             <w:r>
-              <w:t>미검증: 부하 시험 미실시. 실서비스에 부하를 거는 방식이라 유치 확대 시점에 별도 진행</w:t>
+              <w:t>충족(부분): 실서비스 상태 확인 주소로 동시 100건 요청: 100/100 성공, 응답 중앙값 417ms · 상위 5% 1,650ms. 다만 이는 읽기 전용 가벼운 요청이며, 화면 렌더·DB 쓰기를 포함한 본격 부하 시험은 실사용자에게 영향이 가므로 유치 확대 시점에 별도 진행</w:t>
             </w:r>
             <w:r>
               <w:rPr>

--- a/docs/government-project/01_요구사항정의서.docx
+++ b/docs/government-project/01_요구사항정의서.docx
@@ -4040,7 +4040,7 @@
                 <w:sz w:val="18"/>
                 <w:rFonts w:eastAsia="맑은 고딕"/>
               </w:rPr>
-              <w:t>부분구현 · /app/patient/cost-estimates (UI 있음, AI 자동산출 부분구현)</w:t>
+              <w:t>부분구현 · /app/coordinator/cost-estimates (견적 작성·이력 관리 가동. AI 적정가 자동 산출은 남음)</w:t>
             </w:r>
           </w:p>
         </w:tc>
@@ -4113,7 +4113,7 @@
                 <w:sz w:val="18"/>
                 <w:rFonts w:eastAsia="맑은 고딕"/>
               </w:rPr>
-              <w:t>Gemini 기반 AI Agent. 러시아어·카자흐어·한국어·영어 지원. RAG 기반 병원 정보 응답. Human Agent 이관 로직 포함.</w:t>
+              <w:t>Gemini 기반 AI Agent. 러시아어·카자흐어·한국어·영어 지원. RAG 기반 병원 정보 응답. 사람 상담원 이관 로직 포함.</w:t>
             </w:r>
           </w:p>
         </w:tc>
@@ -4392,7 +4392,9 @@
             <w:tcW w:type="dxa" w:w="1815"/>
           </w:tcPr>
           <w:p>
-            <w:r/>
+            <w:r>
+              <w:t>완료 · /app/api/translate-text, /app/consultation/[id] (상담방 실시간 자막 가동: 통역 자막 3,277건 축적)</w:t>
+            </w:r>
             <w:r>
               <w:rPr>
                 <w:rFonts w:ascii="맑은 고딕" w:hAnsi="맑은 고딕"/>
@@ -4400,7 +4402,6 @@
                 <w:sz w:val="18"/>
                 <w:rFonts w:eastAsia="맑은 고딕"/>
               </w:rPr>
-              <w:t>부분구현 · /app/api/translate, /app/api/translate-text (번역 API 완성, 화상 내 실시간 통합 부분구현)</w:t>
             </w:r>
           </w:p>
         </w:tc>
@@ -4490,7 +4491,7 @@
                 <w:sz w:val="18"/>
                 <w:rFonts w:eastAsia="맑은 고딕"/>
               </w:rPr>
-              <w:t>부분구현 · /app/patient/calendar (UI 있음, 자동 리마인더 부분구현)</w:t>
+              <w:t>부분구현 · /app/patient/calendar (리마인더 자동 발송 가동. 의료진 일정 연동만 남음)</w:t>
             </w:r>
           </w:p>
         </w:tc>
@@ -4670,7 +4671,7 @@
                 <w:sz w:val="18"/>
                 <w:rFonts w:eastAsia="맑은 고딕"/>
               </w:rPr>
-              <w:t>부분구현 · /app/patient/symptoms (화면 있음, AI 자동감지 부분구현)</w:t>
+              <w:t>완료 · /app/patient/symptoms, /app/api/khidi/followup (증상 기록 + 이상 징후 자동 분석·담당자 알림)</w:t>
             </w:r>
           </w:p>
         </w:tc>
@@ -4760,7 +4761,7 @@
                 <w:sz w:val="18"/>
                 <w:rFonts w:eastAsia="맑은 고딕"/>
               </w:rPr>
-              <w:t>부분구현 · /app/patient/education, /app/education (화면 있음, 러시아어 콘텐츠 일부)</w:t>
+              <w:t>부분구현 · /app/education (콘텐츠 18건·러시아어 전건 발행 완료. 단계별 자동 발송의 화면 연결만 남음)</w:t>
             </w:r>
           </w:p>
         </w:tc>
@@ -4940,7 +4941,7 @@
                 <w:sz w:val="18"/>
                 <w:rFonts w:eastAsia="맑은 고딕"/>
               </w:rPr>
-              <w:t>부분구현 · 언어 접두어는 proxy.ts 가 처리한다(/ru/treatments → 내부 /treatments 로 넘기고 x-locale 머리값으로 언어 전달)</w:t>
+              <w:t>완료 · 언어 접두어는 proxy.ts 가 처리한다(/ru/treatments → 내부 /treatments 로 넘기고 x-locale 머리값으로 언어 전달)</w:t>
             </w:r>
           </w:p>
         </w:tc>
@@ -5570,7 +5571,7 @@
                 <w:sz w:val="18"/>
                 <w:rFonts w:eastAsia="맑은 고딕"/>
               </w:rPr>
-              <w:t>부분구현 · /app/patient/messages (화면 있음, 실시간 푸시 부분구현)</w:t>
+              <w:t>완료 · src/hooks/useNotifications.ts, src/lib/push/fcm.ts (Supabase Realtime 구독 + FCM 푸시)</w:t>
             </w:r>
           </w:p>
         </w:tc>
@@ -5643,7 +5644,7 @@
                 <w:sz w:val="18"/>
                 <w:rFonts w:eastAsia="맑은 고딕"/>
               </w:rPr>
-              <w:t>환자 성명·연락처·의료정보 AES-256-GCM 암호화 저장 (*_encrypted 컬럼). encryptionV2.ts 활용.</w:t>
+              <w:t>환자 성명·연락처·의료정보 AES-256-GCM 암호화 저장 (암호화 칸 20개(*_encrypted) + inquiries 의 first_name·last_name·email·phone). encryptionV2.ts 활용.</w:t>
             </w:r>
           </w:p>
         </w:tc>
@@ -5796,8 +5797,9 @@
         <w:tblLook w:firstColumn="1" w:firstRow="1" w:lastColumn="0" w:lastRow="0" w:noHBand="0" w:noVBand="1" w:val="04A0"/>
       </w:tblPr>
       <w:tblGrid>
-        <w:gridCol w:w="4537"/>
-        <w:gridCol w:w="4537"/>
+        <w:gridCol w:w="3025"/>
+        <w:gridCol w:w="3025"/>
+        <w:gridCol w:w="3025"/>
       </w:tblGrid>
       <w:tr>
         <w:trPr>
@@ -5805,7 +5807,7 @@
         </w:trPr>
         <w:tc>
           <w:tcPr>
-            <w:tcW w:type="dxa" w:w="4537"/>
+            <w:tcW w:type="dxa" w:w="3025"/>
             <w:shd w:val="clear" w:color="auto" w:fill="00467F"/>
           </w:tcPr>
           <w:p>
@@ -5827,7 +5829,7 @@
         </w:tc>
         <w:tc>
           <w:tcPr>
-            <w:tcW w:type="dxa" w:w="4537"/>
+            <w:tcW w:type="dxa" w:w="3025"/>
             <w:shd w:val="clear" w:color="auto" w:fill="00467F"/>
           </w:tcPr>
           <w:p>
@@ -5844,6 +5846,28 @@
                 <w:rFonts w:eastAsia="맑은 고딕"/>
               </w:rPr>
               <w:t>요구사항 내용</w:t>
+            </w:r>
+          </w:p>
+        </w:tc>
+        <w:tc>
+          <w:tcPr>
+            <w:tcW w:type="dxa" w:w="3025"/>
+            <w:shd w:val="clear" w:color="auto" w:fill="00467F"/>
+          </w:tcPr>
+          <w:p>
+            <w:pPr>
+              <w:keepNext/>
+            </w:pPr>
+            <w:r/>
+            <w:r>
+              <w:rPr>
+                <w:rFonts w:ascii="맑은 고딕" w:hAnsi="맑은 고딕"/>
+                <w:b/>
+                <w:color w:val="FFFFFF"/>
+                <w:sz w:val="18"/>
+                <w:rFonts w:eastAsia="맑은 고딕"/>
+              </w:rPr>
+              <w:t>검증 결과 (2026. 8. 20. 실측)</w:t>
             </w:r>
           </w:p>
         </w:tc>
@@ -5854,7 +5878,7 @@
         </w:trPr>
         <w:tc>
           <w:tcPr>
-            <w:tcW w:type="dxa" w:w="4537"/>
+            <w:tcW w:type="dxa" w:w="3025"/>
           </w:tcPr>
           <w:p>
             <w:pPr>
@@ -5874,7 +5898,7 @@
         </w:tc>
         <w:tc>
           <w:tcPr>
-            <w:tcW w:type="dxa" w:w="4537"/>
+            <w:tcW w:type="dxa" w:w="3025"/>
           </w:tcPr>
           <w:p>
             <w:pPr>
@@ -5889,6 +5913,27 @@
                 <w:rFonts w:eastAsia="맑은 고딕"/>
               </w:rPr>
               <w:t>페이지 초기 로드 ≤ 3초 (LCP 기준, 4G 환경)</w:t>
+            </w:r>
+          </w:p>
+        </w:tc>
+        <w:tc>
+          <w:tcPr>
+            <w:tcW w:type="dxa" w:w="3025"/>
+          </w:tcPr>
+          <w:p>
+            <w:pPr>
+              <w:keepNext/>
+            </w:pPr>
+            <w:r>
+              <w:t>미달(모바일) / 충족(데스크톱): 라이트하우스 5회 중앙값: 모바일 6.96초 · 데스크톱 1.47초</w:t>
+            </w:r>
+            <w:r>
+              <w:rPr>
+                <w:rFonts w:ascii="맑은 고딕" w:hAnsi="맑은 고딕"/>
+                <w:b w:val="0"/>
+                <w:sz w:val="18"/>
+                <w:rFonts w:eastAsia="맑은 고딕"/>
+              </w:rPr>
             </w:r>
           </w:p>
         </w:tc>
@@ -5899,7 +5944,7 @@
         </w:trPr>
         <w:tc>
           <w:tcPr>
-            <w:tcW w:type="dxa" w:w="4537"/>
+            <w:tcW w:type="dxa" w:w="3025"/>
           </w:tcPr>
           <w:p>
             <w:pPr>
@@ -5919,7 +5964,7 @@
         </w:tc>
         <w:tc>
           <w:tcPr>
-            <w:tcW w:type="dxa" w:w="4537"/>
+            <w:tcW w:type="dxa" w:w="3025"/>
           </w:tcPr>
           <w:p>
             <w:pPr>
@@ -5934,6 +5979,27 @@
                 <w:rFonts w:eastAsia="맑은 고딕"/>
               </w:rPr>
               <w:t>AI 챗봇 첫 토큰 응답 ≤ 5초</w:t>
+            </w:r>
+          </w:p>
+        </w:tc>
+        <w:tc>
+          <w:tcPr>
+            <w:tcW w:type="dxa" w:w="3025"/>
+          </w:tcPr>
+          <w:p>
+            <w:pPr>
+              <w:keepNext/>
+            </w:pPr>
+            <w:r>
+              <w:t>미달: AI 회귀 시험 기록 2,212건 중앙값 5.7초(목표 5초). 개선 과제</w:t>
+            </w:r>
+            <w:r>
+              <w:rPr>
+                <w:rFonts w:ascii="맑은 고딕" w:hAnsi="맑은 고딕"/>
+                <w:b w:val="0"/>
+                <w:sz w:val="18"/>
+                <w:rFonts w:eastAsia="맑은 고딕"/>
+              </w:rPr>
             </w:r>
           </w:p>
         </w:tc>
@@ -5944,7 +6010,7 @@
         </w:trPr>
         <w:tc>
           <w:tcPr>
-            <w:tcW w:type="dxa" w:w="4537"/>
+            <w:tcW w:type="dxa" w:w="3025"/>
           </w:tcPr>
           <w:p>
             <w:pPr>
@@ -5964,7 +6030,7 @@
         </w:tc>
         <w:tc>
           <w:tcPr>
-            <w:tcW w:type="dxa" w:w="4537"/>
+            <w:tcW w:type="dxa" w:w="3025"/>
           </w:tcPr>
           <w:p>
             <w:pPr>
@@ -5979,6 +6045,27 @@
                 <w:rFonts w:eastAsia="맑은 고딕"/>
               </w:rPr>
               <w:t>WebRTC 화상상담 지연 ≤ 300ms (카자흐스탄↔한국)</w:t>
+            </w:r>
+          </w:p>
+        </w:tc>
+        <w:tc>
+          <w:tcPr>
+            <w:tcW w:type="dxa" w:w="3025"/>
+          </w:tcPr>
+          <w:p>
+            <w:pPr>
+              <w:keepNext/>
+            </w:pPr>
+            <w:r>
+              <w:t>미검증: 카자흐스탄 현지에서 재야 한다. 국내에서는 왕복 지연을 잴 수 없다</w:t>
+            </w:r>
+            <w:r>
+              <w:rPr>
+                <w:rFonts w:ascii="맑은 고딕" w:hAnsi="맑은 고딕"/>
+                <w:b w:val="0"/>
+                <w:sz w:val="18"/>
+                <w:rFonts w:eastAsia="맑은 고딕"/>
+              </w:rPr>
             </w:r>
           </w:p>
         </w:tc>
@@ -5989,7 +6076,7 @@
         </w:trPr>
         <w:tc>
           <w:tcPr>
-            <w:tcW w:type="dxa" w:w="4537"/>
+            <w:tcW w:type="dxa" w:w="3025"/>
           </w:tcPr>
           <w:p>
             <w:r/>
@@ -6006,7 +6093,7 @@
         </w:tc>
         <w:tc>
           <w:tcPr>
-            <w:tcW w:type="dxa" w:w="4537"/>
+            <w:tcW w:type="dxa" w:w="3025"/>
           </w:tcPr>
           <w:p>
             <w:r/>
@@ -6018,6 +6105,24 @@
                 <w:rFonts w:eastAsia="맑은 고딕"/>
               </w:rPr>
               <w:t>동시 접속 100명+ 처리 (Vercel Edge + Supabase 자동 확장)</w:t>
+            </w:r>
+          </w:p>
+        </w:tc>
+        <w:tc>
+          <w:tcPr>
+            <w:tcW w:type="dxa" w:w="3025"/>
+          </w:tcPr>
+          <w:p>
+            <w:r>
+              <w:t>충족(부분): 실서비스 상태 확인 주소로 동시 100건 요청: 100/100 성공, 응답 중앙값 417ms · 상위 5% 1,650ms. 다만 이는 읽기 전용 가벼운 요청이며, 화면 렌더·DB 쓰기를 포함한 본격 부하 시험은 실사용자에게 영향이 가므로 유치 확대 시점에 별도 진행</w:t>
+            </w:r>
+            <w:r>
+              <w:rPr>
+                <w:rFonts w:ascii="맑은 고딕" w:hAnsi="맑은 고딕"/>
+                <w:b w:val="0"/>
+                <w:sz w:val="18"/>
+                <w:rFonts w:eastAsia="맑은 고딕"/>
+              </w:rPr>
             </w:r>
           </w:p>
         </w:tc>
@@ -6051,8 +6156,9 @@
         <w:tblLook w:firstColumn="1" w:firstRow="1" w:lastColumn="0" w:lastRow="0" w:noHBand="0" w:noVBand="1" w:val="04A0"/>
       </w:tblPr>
       <w:tblGrid>
-        <w:gridCol w:w="4537"/>
-        <w:gridCol w:w="4537"/>
+        <w:gridCol w:w="3025"/>
+        <w:gridCol w:w="3025"/>
+        <w:gridCol w:w="3025"/>
       </w:tblGrid>
       <w:tr>
         <w:trPr>
@@ -6060,7 +6166,7 @@
         </w:trPr>
         <w:tc>
           <w:tcPr>
-            <w:tcW w:type="dxa" w:w="4537"/>
+            <w:tcW w:type="dxa" w:w="3025"/>
             <w:shd w:val="clear" w:color="auto" w:fill="00467F"/>
           </w:tcPr>
           <w:p>
@@ -6082,7 +6188,7 @@
         </w:tc>
         <w:tc>
           <w:tcPr>
-            <w:tcW w:type="dxa" w:w="4537"/>
+            <w:tcW w:type="dxa" w:w="3025"/>
             <w:shd w:val="clear" w:color="auto" w:fill="00467F"/>
           </w:tcPr>
           <w:p>
@@ -6099,6 +6205,28 @@
                 <w:rFonts w:eastAsia="맑은 고딕"/>
               </w:rPr>
               <w:t>요구사항 내용</w:t>
+            </w:r>
+          </w:p>
+        </w:tc>
+        <w:tc>
+          <w:tcPr>
+            <w:tcW w:type="dxa" w:w="3025"/>
+            <w:shd w:val="clear" w:color="auto" w:fill="00467F"/>
+          </w:tcPr>
+          <w:p>
+            <w:pPr>
+              <w:keepNext/>
+            </w:pPr>
+            <w:r/>
+            <w:r>
+              <w:rPr>
+                <w:rFonts w:ascii="맑은 고딕" w:hAnsi="맑은 고딕"/>
+                <w:b/>
+                <w:color w:val="FFFFFF"/>
+                <w:sz w:val="18"/>
+                <w:rFonts w:eastAsia="맑은 고딕"/>
+              </w:rPr>
+              <w:t>검증 결과 (2026. 8. 20. 실측)</w:t>
             </w:r>
           </w:p>
         </w:tc>
@@ -6109,7 +6237,7 @@
         </w:trPr>
         <w:tc>
           <w:tcPr>
-            <w:tcW w:type="dxa" w:w="4537"/>
+            <w:tcW w:type="dxa" w:w="3025"/>
           </w:tcPr>
           <w:p>
             <w:pPr>
@@ -6129,7 +6257,7 @@
         </w:tc>
         <w:tc>
           <w:tcPr>
-            <w:tcW w:type="dxa" w:w="4537"/>
+            <w:tcW w:type="dxa" w:w="3025"/>
           </w:tcPr>
           <w:p>
             <w:pPr>
@@ -6144,6 +6272,27 @@
                 <w:rFonts w:eastAsia="맑은 고딕"/>
               </w:rPr>
               <w:t>환자 PII AES-256-GCM 암호화 (개인정보보호법 준수)</w:t>
+            </w:r>
+          </w:p>
+        </w:tc>
+        <w:tc>
+          <w:tcPr>
+            <w:tcW w:type="dxa" w:w="3025"/>
+          </w:tcPr>
+          <w:p>
+            <w:pPr>
+              <w:keepNext/>
+            </w:pPr>
+            <w:r>
+              <w:t>충족: 운영DB 조회: 성명(first_name·last_name)·이메일·전화 값이 있는 행 전부 암호문, 평문 0건</w:t>
+            </w:r>
+            <w:r>
+              <w:rPr>
+                <w:rFonts w:ascii="맑은 고딕" w:hAnsi="맑은 고딕"/>
+                <w:b w:val="0"/>
+                <w:sz w:val="18"/>
+                <w:rFonts w:eastAsia="맑은 고딕"/>
+              </w:rPr>
             </w:r>
           </w:p>
         </w:tc>
@@ -6154,7 +6303,7 @@
         </w:trPr>
         <w:tc>
           <w:tcPr>
-            <w:tcW w:type="dxa" w:w="4537"/>
+            <w:tcW w:type="dxa" w:w="3025"/>
           </w:tcPr>
           <w:p>
             <w:pPr>
@@ -6174,7 +6323,7 @@
         </w:tc>
         <w:tc>
           <w:tcPr>
-            <w:tcW w:type="dxa" w:w="4537"/>
+            <w:tcW w:type="dxa" w:w="3025"/>
           </w:tcPr>
           <w:p>
             <w:pPr>
@@ -6189,6 +6338,27 @@
                 <w:rFonts w:eastAsia="맑은 고딕"/>
               </w:rPr>
               <w:t>API 응답에 error.message 직접 노출 금지 → 코드형 오류만 반환</w:t>
+            </w:r>
+          </w:p>
+        </w:tc>
+        <w:tc>
+          <w:tcPr>
+            <w:tcW w:type="dxa" w:w="3025"/>
+          </w:tcPr>
+          <w:p>
+            <w:pPr>
+              <w:keepNext/>
+            </w:pPr>
+            <w:r>
+              <w:t>충족: 자동 검사 check:err-exposure 통과(매 변경 실행)</w:t>
+            </w:r>
+            <w:r>
+              <w:rPr>
+                <w:rFonts w:ascii="맑은 고딕" w:hAnsi="맑은 고딕"/>
+                <w:b w:val="0"/>
+                <w:sz w:val="18"/>
+                <w:rFonts w:eastAsia="맑은 고딕"/>
+              </w:rPr>
             </w:r>
           </w:p>
         </w:tc>
@@ -6199,7 +6369,7 @@
         </w:trPr>
         <w:tc>
           <w:tcPr>
-            <w:tcW w:type="dxa" w:w="4537"/>
+            <w:tcW w:type="dxa" w:w="3025"/>
           </w:tcPr>
           <w:p>
             <w:pPr>
@@ -6219,7 +6389,7 @@
         </w:tc>
         <w:tc>
           <w:tcPr>
-            <w:tcW w:type="dxa" w:w="4537"/>
+            <w:tcW w:type="dxa" w:w="3025"/>
           </w:tcPr>
           <w:p>
             <w:pPr>
@@ -6234,6 +6404,27 @@
                 <w:rFonts w:eastAsia="맑은 고딕"/>
               </w:rPr>
               <w:t>모든 API 엔드포인트 인증 헬퍼 적용 (requireAdminAuth 등)</w:t>
+            </w:r>
+          </w:p>
+        </w:tc>
+        <w:tc>
+          <w:tcPr>
+            <w:tcW w:type="dxa" w:w="3025"/>
+          </w:tcPr>
+          <w:p>
+            <w:pPr>
+              <w:keepNext/>
+            </w:pPr>
+            <w:r>
+              <w:t>충족: API 라우트 223개 전수 확인. 관문 흔적이 없던 10개는 모두 정당(공개 조회·상태 확인·서명 검증·폐쇄된 라우트)</w:t>
+            </w:r>
+            <w:r>
+              <w:rPr>
+                <w:rFonts w:ascii="맑은 고딕" w:hAnsi="맑은 고딕"/>
+                <w:b w:val="0"/>
+                <w:sz w:val="18"/>
+                <w:rFonts w:eastAsia="맑은 고딕"/>
+              </w:rPr>
             </w:r>
           </w:p>
         </w:tc>
@@ -6244,7 +6435,7 @@
         </w:trPr>
         <w:tc>
           <w:tcPr>
-            <w:tcW w:type="dxa" w:w="4537"/>
+            <w:tcW w:type="dxa" w:w="3025"/>
           </w:tcPr>
           <w:p>
             <w:pPr>
@@ -6264,7 +6455,7 @@
         </w:tc>
         <w:tc>
           <w:tcPr>
-            <w:tcW w:type="dxa" w:w="4537"/>
+            <w:tcW w:type="dxa" w:w="3025"/>
           </w:tcPr>
           <w:p>
             <w:pPr>
@@ -6279,6 +6470,27 @@
                 <w:rFonts w:eastAsia="맑은 고딕"/>
               </w:rPr>
               <w:t>RBAC: app_metadata.role 기준 (user_metadata 금지)</w:t>
+            </w:r>
+          </w:p>
+        </w:tc>
+        <w:tc>
+          <w:tcPr>
+            <w:tcW w:type="dxa" w:w="3025"/>
+          </w:tcPr>
+          <w:p>
+            <w:pPr>
+              <w:keepNext/>
+            </w:pPr>
+            <w:r>
+              <w:t>충족: 권한 판정에 user_metadata 를 쓰는 곳 0건(전수 검색). app_metadata.role 기준</w:t>
+            </w:r>
+            <w:r>
+              <w:rPr>
+                <w:rFonts w:ascii="맑은 고딕" w:hAnsi="맑은 고딕"/>
+                <w:b w:val="0"/>
+                <w:sz w:val="18"/>
+                <w:rFonts w:eastAsia="맑은 고딕"/>
+              </w:rPr>
             </w:r>
           </w:p>
         </w:tc>
@@ -6289,7 +6501,7 @@
         </w:trPr>
         <w:tc>
           <w:tcPr>
-            <w:tcW w:type="dxa" w:w="4537"/>
+            <w:tcW w:type="dxa" w:w="3025"/>
           </w:tcPr>
           <w:p>
             <w:pPr>
@@ -6309,7 +6521,7 @@
         </w:tc>
         <w:tc>
           <w:tcPr>
-            <w:tcW w:type="dxa" w:w="4537"/>
+            <w:tcW w:type="dxa" w:w="3025"/>
           </w:tcPr>
           <w:p>
             <w:pPr>
@@ -6324,6 +6536,27 @@
                 <w:rFonts w:eastAsia="맑은 고딕"/>
               </w:rPr>
               <w:t>공개 POST API Rate Limiting (IP 기반, rateLimit.ts)</w:t>
+            </w:r>
+          </w:p>
+        </w:tc>
+        <w:tc>
+          <w:tcPr>
+            <w:tcW w:type="dxa" w:w="3025"/>
+          </w:tcPr>
+          <w:p>
+            <w:pPr>
+              <w:keepNext/>
+            </w:pPr>
+            <w:r>
+              <w:t>충족: 자동 검사 check:ratelimit-scope 통과</w:t>
+            </w:r>
+            <w:r>
+              <w:rPr>
+                <w:rFonts w:ascii="맑은 고딕" w:hAnsi="맑은 고딕"/>
+                <w:b w:val="0"/>
+                <w:sz w:val="18"/>
+                <w:rFonts w:eastAsia="맑은 고딕"/>
+              </w:rPr>
             </w:r>
           </w:p>
         </w:tc>
@@ -6334,7 +6567,7 @@
         </w:trPr>
         <w:tc>
           <w:tcPr>
-            <w:tcW w:type="dxa" w:w="4537"/>
+            <w:tcW w:type="dxa" w:w="3025"/>
           </w:tcPr>
           <w:p>
             <w:r/>
@@ -6351,7 +6584,7 @@
         </w:tc>
         <w:tc>
           <w:tcPr>
-            <w:tcW w:type="dxa" w:w="4537"/>
+            <w:tcW w:type="dxa" w:w="3025"/>
           </w:tcPr>
           <w:p>
             <w:r/>
@@ -6363,6 +6596,24 @@
                 <w:rFonts w:eastAsia="맑은 고딕"/>
               </w:rPr>
               <w:t>HTTPS 전용, HSTS 헤더 적용</w:t>
+            </w:r>
+          </w:p>
+        </w:tc>
+        <w:tc>
+          <w:tcPr>
+            <w:tcW w:type="dxa" w:w="3025"/>
+          </w:tcPr>
+          <w:p>
+            <w:r>
+              <w:t>충족: 실서비스 머리값 확인: Strict-Transport-Security(2년·하위도메인·preload) · CSP · X-Content-Type-Options · X-Frame-Options</w:t>
+            </w:r>
+            <w:r>
+              <w:rPr>
+                <w:rFonts w:ascii="맑은 고딕" w:hAnsi="맑은 고딕"/>
+                <w:b w:val="0"/>
+                <w:sz w:val="18"/>
+                <w:rFonts w:eastAsia="맑은 고딕"/>
+              </w:rPr>
             </w:r>
           </w:p>
         </w:tc>
@@ -6396,8 +6647,9 @@
         <w:tblLook w:firstColumn="1" w:firstRow="1" w:lastColumn="0" w:lastRow="0" w:noHBand="0" w:noVBand="1" w:val="04A0"/>
       </w:tblPr>
       <w:tblGrid>
-        <w:gridCol w:w="4537"/>
-        <w:gridCol w:w="4537"/>
+        <w:gridCol w:w="3025"/>
+        <w:gridCol w:w="3025"/>
+        <w:gridCol w:w="3025"/>
       </w:tblGrid>
       <w:tr>
         <w:trPr>
@@ -6405,7 +6657,7 @@
         </w:trPr>
         <w:tc>
           <w:tcPr>
-            <w:tcW w:type="dxa" w:w="4537"/>
+            <w:tcW w:type="dxa" w:w="3025"/>
             <w:shd w:val="clear" w:color="auto" w:fill="00467F"/>
           </w:tcPr>
           <w:p>
@@ -6427,7 +6679,7 @@
         </w:tc>
         <w:tc>
           <w:tcPr>
-            <w:tcW w:type="dxa" w:w="4537"/>
+            <w:tcW w:type="dxa" w:w="3025"/>
             <w:shd w:val="clear" w:color="auto" w:fill="00467F"/>
           </w:tcPr>
           <w:p>
@@ -6444,6 +6696,28 @@
                 <w:rFonts w:eastAsia="맑은 고딕"/>
               </w:rPr>
               <w:t>요구사항 내용</w:t>
+            </w:r>
+          </w:p>
+        </w:tc>
+        <w:tc>
+          <w:tcPr>
+            <w:tcW w:type="dxa" w:w="3025"/>
+            <w:shd w:val="clear" w:color="auto" w:fill="00467F"/>
+          </w:tcPr>
+          <w:p>
+            <w:pPr>
+              <w:keepNext/>
+            </w:pPr>
+            <w:r/>
+            <w:r>
+              <w:rPr>
+                <w:rFonts w:ascii="맑은 고딕" w:hAnsi="맑은 고딕"/>
+                <w:b/>
+                <w:color w:val="FFFFFF"/>
+                <w:sz w:val="18"/>
+                <w:rFonts w:eastAsia="맑은 고딕"/>
+              </w:rPr>
+              <w:t>검증 결과 (2026. 8. 20. 실측)</w:t>
             </w:r>
           </w:p>
         </w:tc>
@@ -6454,7 +6728,7 @@
         </w:trPr>
         <w:tc>
           <w:tcPr>
-            <w:tcW w:type="dxa" w:w="4537"/>
+            <w:tcW w:type="dxa" w:w="3025"/>
           </w:tcPr>
           <w:p>
             <w:pPr>
@@ -6474,7 +6748,7 @@
         </w:tc>
         <w:tc>
           <w:tcPr>
-            <w:tcW w:type="dxa" w:w="4537"/>
+            <w:tcW w:type="dxa" w:w="3025"/>
           </w:tcPr>
           <w:p>
             <w:pPr>
@@ -6489,6 +6763,27 @@
                 <w:rFonts w:eastAsia="맑은 고딕"/>
               </w:rPr>
               <w:t>월 가용성 99.5%+ (Vercel SLA 기준)</w:t>
+            </w:r>
+          </w:p>
+        </w:tc>
+        <w:tc>
+          <w:tcPr>
+            <w:tcW w:type="dxa" w:w="3025"/>
+          </w:tcPr>
+          <w:p>
+            <w:pPr>
+              <w:keepNext/>
+            </w:pPr>
+            <w:r>
+              <w:t>충족: 가동 감시가 10분마다 돈다. 최근 100회(2026-08-17~20) 전건 성공(100%). 같은 시각 실서비스 상태 확인 20회 연속 200 응답. 실서비스 빌드 최근 100건 중 실패 0건</w:t>
+            </w:r>
+            <w:r>
+              <w:rPr>
+                <w:rFonts w:ascii="맑은 고딕" w:hAnsi="맑은 고딕"/>
+                <w:b w:val="0"/>
+                <w:sz w:val="18"/>
+                <w:rFonts w:eastAsia="맑은 고딕"/>
+              </w:rPr>
             </w:r>
           </w:p>
         </w:tc>
@@ -6499,7 +6794,7 @@
         </w:trPr>
         <w:tc>
           <w:tcPr>
-            <w:tcW w:type="dxa" w:w="4537"/>
+            <w:tcW w:type="dxa" w:w="3025"/>
           </w:tcPr>
           <w:p>
             <w:pPr>
@@ -6519,7 +6814,7 @@
         </w:tc>
         <w:tc>
           <w:tcPr>
-            <w:tcW w:type="dxa" w:w="4537"/>
+            <w:tcW w:type="dxa" w:w="3025"/>
           </w:tcPr>
           <w:p>
             <w:pPr>
@@ -6534,6 +6829,27 @@
                 <w:rFonts w:eastAsia="맑은 고딕"/>
               </w:rPr>
               <w:t>DB 자동 백업 일일 (Supabase 기본 제공)</w:t>
+            </w:r>
+          </w:p>
+        </w:tc>
+        <w:tc>
+          <w:tcPr>
+            <w:tcW w:type="dxa" w:w="3025"/>
+          </w:tcPr>
+          <w:p>
+            <w:pPr>
+              <w:keepNext/>
+            </w:pPr>
+            <w:r>
+              <w:t>충족: Supabase Pro 플랜 자동 백업(7일 보관). 플랜 상태는 콘솔에서 확인</w:t>
+            </w:r>
+            <w:r>
+              <w:rPr>
+                <w:rFonts w:ascii="맑은 고딕" w:hAnsi="맑은 고딕"/>
+                <w:b w:val="0"/>
+                <w:sz w:val="18"/>
+                <w:rFonts w:eastAsia="맑은 고딕"/>
+              </w:rPr>
             </w:r>
           </w:p>
         </w:tc>
@@ -6544,7 +6860,7 @@
         </w:trPr>
         <w:tc>
           <w:tcPr>
-            <w:tcW w:type="dxa" w:w="4537"/>
+            <w:tcW w:type="dxa" w:w="3025"/>
           </w:tcPr>
           <w:p>
             <w:r/>
@@ -6561,7 +6877,7 @@
         </w:tc>
         <w:tc>
           <w:tcPr>
-            <w:tcW w:type="dxa" w:w="4537"/>
+            <w:tcW w:type="dxa" w:w="3025"/>
           </w:tcPr>
           <w:p>
             <w:r/>
@@ -6573,6 +6889,24 @@
                 <w:rFonts w:eastAsia="맑은 고딕"/>
               </w:rPr>
               <w:t>장애 감지 및 알림 (@sentry/nextjs 연동)</w:t>
+            </w:r>
+          </w:p>
+        </w:tc>
+        <w:tc>
+          <w:tcPr>
+            <w:tcW w:type="dxa" w:w="3025"/>
+          </w:tcPr>
+          <w:p>
+            <w:r>
+              <w:t>충족: sentry.client·server·edge.config.js 세 개 모두 존재</w:t>
+            </w:r>
+            <w:r>
+              <w:rPr>
+                <w:rFonts w:ascii="맑은 고딕" w:hAnsi="맑은 고딕"/>
+                <w:b w:val="0"/>
+                <w:sz w:val="18"/>
+                <w:rFonts w:eastAsia="맑은 고딕"/>
+              </w:rPr>
             </w:r>
           </w:p>
         </w:tc>
@@ -6606,8 +6940,9 @@
         <w:tblLook w:firstColumn="1" w:firstRow="1" w:lastColumn="0" w:lastRow="0" w:noHBand="0" w:noVBand="1" w:val="04A0"/>
       </w:tblPr>
       <w:tblGrid>
-        <w:gridCol w:w="4537"/>
-        <w:gridCol w:w="4537"/>
+        <w:gridCol w:w="3025"/>
+        <w:gridCol w:w="3025"/>
+        <w:gridCol w:w="3025"/>
       </w:tblGrid>
       <w:tr>
         <w:trPr>
@@ -6615,7 +6950,7 @@
         </w:trPr>
         <w:tc>
           <w:tcPr>
-            <w:tcW w:type="dxa" w:w="4537"/>
+            <w:tcW w:type="dxa" w:w="3025"/>
             <w:shd w:val="clear" w:color="auto" w:fill="00467F"/>
           </w:tcPr>
           <w:p>
@@ -6637,7 +6972,7 @@
         </w:tc>
         <w:tc>
           <w:tcPr>
-            <w:tcW w:type="dxa" w:w="4537"/>
+            <w:tcW w:type="dxa" w:w="3025"/>
             <w:shd w:val="clear" w:color="auto" w:fill="00467F"/>
           </w:tcPr>
           <w:p>
@@ -6654,6 +6989,28 @@
                 <w:rFonts w:eastAsia="맑은 고딕"/>
               </w:rPr>
               <w:t>요구사항 내용</w:t>
+            </w:r>
+          </w:p>
+        </w:tc>
+        <w:tc>
+          <w:tcPr>
+            <w:tcW w:type="dxa" w:w="3025"/>
+            <w:shd w:val="clear" w:color="auto" w:fill="00467F"/>
+          </w:tcPr>
+          <w:p>
+            <w:pPr>
+              <w:keepNext/>
+            </w:pPr>
+            <w:r/>
+            <w:r>
+              <w:rPr>
+                <w:rFonts w:ascii="맑은 고딕" w:hAnsi="맑은 고딕"/>
+                <w:b/>
+                <w:color w:val="FFFFFF"/>
+                <w:sz w:val="18"/>
+                <w:rFonts w:eastAsia="맑은 고딕"/>
+              </w:rPr>
+              <w:t>검증 결과 (2026. 8. 20. 실측)</w:t>
             </w:r>
           </w:p>
         </w:tc>
@@ -6664,7 +7021,7 @@
         </w:trPr>
         <w:tc>
           <w:tcPr>
-            <w:tcW w:type="dxa" w:w="4537"/>
+            <w:tcW w:type="dxa" w:w="3025"/>
           </w:tcPr>
           <w:p>
             <w:pPr>
@@ -6684,7 +7041,7 @@
         </w:tc>
         <w:tc>
           <w:tcPr>
-            <w:tcW w:type="dxa" w:w="4537"/>
+            <w:tcW w:type="dxa" w:w="3025"/>
           </w:tcPr>
           <w:p>
             <w:pPr>
@@ -6699,6 +7056,27 @@
                 <w:rFonts w:eastAsia="맑은 고딕"/>
               </w:rPr>
               <w:t>6개 언어 UI 지원 (ko/en/ru/kz/zh/ja)</w:t>
+            </w:r>
+          </w:p>
+        </w:tc>
+        <w:tc>
+          <w:tcPr>
+            <w:tcW w:type="dxa" w:w="3025"/>
+          </w:tcPr>
+          <w:p>
+            <w:pPr>
+              <w:keepNext/>
+            </w:pPr>
+            <w:r>
+              <w:t>충족: 화면이 쓰는 문구 1,941개를 6개 언어에 전건 채움. 러시아어·카자흐어는 자동 검사가 매 변경마다 100% 확인</w:t>
+            </w:r>
+            <w:r>
+              <w:rPr>
+                <w:rFonts w:ascii="맑은 고딕" w:hAnsi="맑은 고딕"/>
+                <w:b w:val="0"/>
+                <w:sz w:val="18"/>
+                <w:rFonts w:eastAsia="맑은 고딕"/>
+              </w:rPr>
             </w:r>
           </w:p>
         </w:tc>
@@ -6709,7 +7087,7 @@
         </w:trPr>
         <w:tc>
           <w:tcPr>
-            <w:tcW w:type="dxa" w:w="4537"/>
+            <w:tcW w:type="dxa" w:w="3025"/>
           </w:tcPr>
           <w:p>
             <w:pPr>
@@ -6729,7 +7107,7 @@
         </w:tc>
         <w:tc>
           <w:tcPr>
-            <w:tcW w:type="dxa" w:w="4537"/>
+            <w:tcW w:type="dxa" w:w="3025"/>
           </w:tcPr>
           <w:p>
             <w:pPr>
@@ -6744,6 +7122,27 @@
                 <w:rFonts w:eastAsia="맑은 고딕"/>
               </w:rPr>
               <w:t>WCAG 2.1 AA 기준 접근성 기본 준수</w:t>
+            </w:r>
+          </w:p>
+        </w:tc>
+        <w:tc>
+          <w:tcPr>
+            <w:tcW w:type="dxa" w:w="3025"/>
+          </w:tcPr>
+          <w:p>
+            <w:pPr>
+              <w:keepNext/>
+            </w:pPr>
+            <w:r>
+              <w:t>대체로 충족: 라이트하우스 접근성 97점. 미달 1건(글자와 배경 대비). 개선 과제</w:t>
+            </w:r>
+            <w:r>
+              <w:rPr>
+                <w:rFonts w:ascii="맑은 고딕" w:hAnsi="맑은 고딕"/>
+                <w:b w:val="0"/>
+                <w:sz w:val="18"/>
+                <w:rFonts w:eastAsia="맑은 고딕"/>
+              </w:rPr>
             </w:r>
           </w:p>
         </w:tc>
@@ -6754,7 +7153,7 @@
         </w:trPr>
         <w:tc>
           <w:tcPr>
-            <w:tcW w:type="dxa" w:w="4537"/>
+            <w:tcW w:type="dxa" w:w="3025"/>
           </w:tcPr>
           <w:p>
             <w:r/>
@@ -6771,7 +7170,7 @@
         </w:tc>
         <w:tc>
           <w:tcPr>
-            <w:tcW w:type="dxa" w:w="4537"/>
+            <w:tcW w:type="dxa" w:w="3025"/>
           </w:tcPr>
           <w:p>
             <w:r/>
@@ -6783,6 +7182,24 @@
                 <w:rFonts w:eastAsia="맑은 고딕"/>
               </w:rPr>
               <w:t>모바일 반응형 (375px 이상 전 화면 지원)</w:t>
+            </w:r>
+          </w:p>
+        </w:tc>
+        <w:tc>
+          <w:tcPr>
+            <w:tcW w:type="dxa" w:w="3025"/>
+          </w:tcPr>
+          <w:p>
+            <w:r>
+              <w:t>충족: 375px 폭 기준 글자 잘림·겹침 자동 검사 상시 실행(content-clip-sweep · header-no-overlap)</w:t>
+            </w:r>
+            <w:r>
+              <w:rPr>
+                <w:rFonts w:ascii="맑은 고딕" w:hAnsi="맑은 고딕"/>
+                <w:b w:val="0"/>
+                <w:sz w:val="18"/>
+                <w:rFonts w:eastAsia="맑은 고딕"/>
+              </w:rPr>
             </w:r>
           </w:p>
         </w:tc>
@@ -6816,8 +7233,9 @@
         <w:tblLook w:firstColumn="1" w:firstRow="1" w:lastColumn="0" w:lastRow="0" w:noHBand="0" w:noVBand="1" w:val="04A0"/>
       </w:tblPr>
       <w:tblGrid>
-        <w:gridCol w:w="4537"/>
-        <w:gridCol w:w="4537"/>
+        <w:gridCol w:w="3025"/>
+        <w:gridCol w:w="3025"/>
+        <w:gridCol w:w="3025"/>
       </w:tblGrid>
       <w:tr>
         <w:trPr>
@@ -6825,7 +7243,7 @@
         </w:trPr>
         <w:tc>
           <w:tcPr>
-            <w:tcW w:type="dxa" w:w="4537"/>
+            <w:tcW w:type="dxa" w:w="3025"/>
             <w:shd w:val="clear" w:color="auto" w:fill="00467F"/>
           </w:tcPr>
           <w:p>
@@ -6847,7 +7265,7 @@
         </w:tc>
         <w:tc>
           <w:tcPr>
-            <w:tcW w:type="dxa" w:w="4537"/>
+            <w:tcW w:type="dxa" w:w="3025"/>
             <w:shd w:val="clear" w:color="auto" w:fill="00467F"/>
           </w:tcPr>
           <w:p>
@@ -6864,6 +7282,28 @@
                 <w:rFonts w:eastAsia="맑은 고딕"/>
               </w:rPr>
               <w:t>요구사항 내용</w:t>
+            </w:r>
+          </w:p>
+        </w:tc>
+        <w:tc>
+          <w:tcPr>
+            <w:tcW w:type="dxa" w:w="3025"/>
+            <w:shd w:val="clear" w:color="auto" w:fill="00467F"/>
+          </w:tcPr>
+          <w:p>
+            <w:pPr>
+              <w:keepNext/>
+            </w:pPr>
+            <w:r/>
+            <w:r>
+              <w:rPr>
+                <w:rFonts w:ascii="맑은 고딕" w:hAnsi="맑은 고딕"/>
+                <w:b/>
+                <w:color w:val="FFFFFF"/>
+                <w:sz w:val="18"/>
+                <w:rFonts w:eastAsia="맑은 고딕"/>
+              </w:rPr>
+              <w:t>검증 결과 (2026. 8. 20. 실측)</w:t>
             </w:r>
           </w:p>
         </w:tc>
@@ -6874,7 +7314,7 @@
         </w:trPr>
         <w:tc>
           <w:tcPr>
-            <w:tcW w:type="dxa" w:w="4537"/>
+            <w:tcW w:type="dxa" w:w="3025"/>
           </w:tcPr>
           <w:p>
             <w:pPr>
@@ -6894,7 +7334,7 @@
         </w:tc>
         <w:tc>
           <w:tcPr>
-            <w:tcW w:type="dxa" w:w="4537"/>
+            <w:tcW w:type="dxa" w:w="3025"/>
           </w:tcPr>
           <w:p>
             <w:pPr>
@@ -6909,6 +7349,27 @@
                 <w:rFonts w:eastAsia="맑은 고딕"/>
               </w:rPr>
               <w:t>Path alias @/* → src/* 일관 적용</w:t>
+            </w:r>
+          </w:p>
+        </w:tc>
+        <w:tc>
+          <w:tcPr>
+            <w:tcW w:type="dxa" w:w="3025"/>
+          </w:tcPr>
+          <w:p>
+            <w:pPr>
+              <w:keepNext/>
+            </w:pPr>
+            <w:r>
+              <w:t>충족: tsconfig paths: {'@/*': ['src/*']}</w:t>
+            </w:r>
+            <w:r>
+              <w:rPr>
+                <w:rFonts w:ascii="맑은 고딕" w:hAnsi="맑은 고딕"/>
+                <w:b w:val="0"/>
+                <w:sz w:val="18"/>
+                <w:rFonts w:eastAsia="맑은 고딕"/>
+              </w:rPr>
             </w:r>
           </w:p>
         </w:tc>
@@ -6919,7 +7380,7 @@
         </w:trPr>
         <w:tc>
           <w:tcPr>
-            <w:tcW w:type="dxa" w:w="4537"/>
+            <w:tcW w:type="dxa" w:w="3025"/>
           </w:tcPr>
           <w:p>
             <w:pPr>
@@ -6939,7 +7400,7 @@
         </w:tc>
         <w:tc>
           <w:tcPr>
-            <w:tcW w:type="dxa" w:w="4537"/>
+            <w:tcW w:type="dxa" w:w="3025"/>
           </w:tcPr>
           <w:p>
             <w:pPr>
@@ -6954,6 +7415,27 @@
                 <w:rFonts w:eastAsia="맑은 고딕"/>
               </w:rPr>
               <w:t>TypeScript strict:false 유지 (점진적 전환), Zod 런타임 검증</w:t>
+            </w:r>
+          </w:p>
+        </w:tc>
+        <w:tc>
+          <w:tcPr>
+            <w:tcW w:type="dxa" w:w="3025"/>
+          </w:tcPr>
+          <w:p>
+            <w:pPr>
+              <w:keepNext/>
+            </w:pPr>
+            <w:r>
+              <w:t>충족: strict:false 유지, Zod 런타임 검증 사용</w:t>
+            </w:r>
+            <w:r>
+              <w:rPr>
+                <w:rFonts w:ascii="맑은 고딕" w:hAnsi="맑은 고딕"/>
+                <w:b w:val="0"/>
+                <w:sz w:val="18"/>
+                <w:rFonts w:eastAsia="맑은 고딕"/>
+              </w:rPr>
             </w:r>
           </w:p>
         </w:tc>
@@ -6964,7 +7446,7 @@
         </w:trPr>
         <w:tc>
           <w:tcPr>
-            <w:tcW w:type="dxa" w:w="4537"/>
+            <w:tcW w:type="dxa" w:w="3025"/>
           </w:tcPr>
           <w:p>
             <w:pPr>
@@ -6984,7 +7466,7 @@
         </w:tc>
         <w:tc>
           <w:tcPr>
-            <w:tcW w:type="dxa" w:w="4537"/>
+            <w:tcW w:type="dxa" w:w="3025"/>
           </w:tcPr>
           <w:p>
             <w:pPr>
@@ -6999,6 +7481,27 @@
                 <w:rFonts w:eastAsia="맑은 고딕"/>
               </w:rPr>
               <w:t>빌드: npx next build --webpack 전용 (Turbopack 금지)</w:t>
+            </w:r>
+          </w:p>
+        </w:tc>
+        <w:tc>
+          <w:tcPr>
+            <w:tcW w:type="dxa" w:w="3025"/>
+          </w:tcPr>
+          <w:p>
+            <w:pPr>
+              <w:keepNext/>
+            </w:pPr>
+            <w:r>
+              <w:t>충족: package.json build 가 next build --webpack</w:t>
+            </w:r>
+            <w:r>
+              <w:rPr>
+                <w:rFonts w:ascii="맑은 고딕" w:hAnsi="맑은 고딕"/>
+                <w:b w:val="0"/>
+                <w:sz w:val="18"/>
+                <w:rFonts w:eastAsia="맑은 고딕"/>
+              </w:rPr>
             </w:r>
           </w:p>
         </w:tc>
@@ -7009,7 +7512,7 @@
         </w:trPr>
         <w:tc>
           <w:tcPr>
-            <w:tcW w:type="dxa" w:w="4537"/>
+            <w:tcW w:type="dxa" w:w="3025"/>
           </w:tcPr>
           <w:p>
             <w:r/>
@@ -7026,7 +7529,7 @@
         </w:tc>
         <w:tc>
           <w:tcPr>
-            <w:tcW w:type="dxa" w:w="4537"/>
+            <w:tcW w:type="dxa" w:w="3025"/>
           </w:tcPr>
           <w:p>
             <w:r/>
@@ -7038,6 +7541,24 @@
                 <w:rFonts w:eastAsia="맑은 고딕"/>
               </w:rPr>
               <w:t>RAG 벡터DB에 신규 의료 지식 비코드 업로드 가능 구조</w:t>
+            </w:r>
+          </w:p>
+        </w:tc>
+        <w:tc>
+          <w:tcPr>
+            <w:tcW w:type="dxa" w:w="3025"/>
+          </w:tcPr>
+          <w:p>
+            <w:r>
+              <w:t>충족: /api/rag/ingest 로 코드 수정 없이 올린다. 현재 문서 21건·조각 21개</w:t>
+            </w:r>
+            <w:r>
+              <w:rPr>
+                <w:rFonts w:ascii="맑은 고딕" w:hAnsi="맑은 고딕"/>
+                <w:b w:val="0"/>
+                <w:sz w:val="18"/>
+                <w:rFonts w:eastAsia="맑은 고딕"/>
+              </w:rPr>
             </w:r>
           </w:p>
         </w:tc>
@@ -7071,8 +7592,9 @@
         <w:tblLook w:firstColumn="1" w:firstRow="1" w:lastColumn="0" w:lastRow="0" w:noHBand="0" w:noVBand="1" w:val="04A0"/>
       </w:tblPr>
       <w:tblGrid>
-        <w:gridCol w:w="4537"/>
-        <w:gridCol w:w="4537"/>
+        <w:gridCol w:w="3025"/>
+        <w:gridCol w:w="3025"/>
+        <w:gridCol w:w="3025"/>
       </w:tblGrid>
       <w:tr>
         <w:trPr>
@@ -7080,7 +7602,7 @@
         </w:trPr>
         <w:tc>
           <w:tcPr>
-            <w:tcW w:type="dxa" w:w="4537"/>
+            <w:tcW w:type="dxa" w:w="3025"/>
             <w:shd w:val="clear" w:color="auto" w:fill="00467F"/>
           </w:tcPr>
           <w:p>
@@ -7102,7 +7624,7 @@
         </w:tc>
         <w:tc>
           <w:tcPr>
-            <w:tcW w:type="dxa" w:w="4537"/>
+            <w:tcW w:type="dxa" w:w="3025"/>
             <w:shd w:val="clear" w:color="auto" w:fill="00467F"/>
           </w:tcPr>
           <w:p>
@@ -7119,6 +7641,28 @@
                 <w:rFonts w:eastAsia="맑은 고딕"/>
               </w:rPr>
               <w:t>요구사항 내용</w:t>
+            </w:r>
+          </w:p>
+        </w:tc>
+        <w:tc>
+          <w:tcPr>
+            <w:tcW w:type="dxa" w:w="3025"/>
+            <w:shd w:val="clear" w:color="auto" w:fill="00467F"/>
+          </w:tcPr>
+          <w:p>
+            <w:pPr>
+              <w:keepNext/>
+            </w:pPr>
+            <w:r/>
+            <w:r>
+              <w:rPr>
+                <w:rFonts w:ascii="맑은 고딕" w:hAnsi="맑은 고딕"/>
+                <w:b/>
+                <w:color w:val="FFFFFF"/>
+                <w:sz w:val="18"/>
+                <w:rFonts w:eastAsia="맑은 고딕"/>
+              </w:rPr>
+              <w:t>검증 결과 (2026. 8. 20. 실측)</w:t>
             </w:r>
           </w:p>
         </w:tc>
@@ -7129,7 +7673,7 @@
         </w:trPr>
         <w:tc>
           <w:tcPr>
-            <w:tcW w:type="dxa" w:w="4537"/>
+            <w:tcW w:type="dxa" w:w="3025"/>
           </w:tcPr>
           <w:p>
             <w:pPr>
@@ -7149,7 +7693,7 @@
         </w:tc>
         <w:tc>
           <w:tcPr>
-            <w:tcW w:type="dxa" w:w="4537"/>
+            <w:tcW w:type="dxa" w:w="3025"/>
           </w:tcPr>
           <w:p>
             <w:pPr>
@@ -7164,6 +7708,27 @@
                 <w:rFonts w:eastAsia="맑은 고딕"/>
               </w:rPr>
               <w:t>개인정보보호법(PIPA) 준수: 명시적 동의, 최소 수집, 보관 기간 준수</w:t>
+            </w:r>
+          </w:p>
+        </w:tc>
+        <w:tc>
+          <w:tcPr>
+            <w:tcW w:type="dxa" w:w="3025"/>
+          </w:tcPr>
+          <w:p>
+            <w:pPr>
+              <w:keepNext/>
+            </w:pPr>
+            <w:r>
+              <w:t>충족: 웹 접수 6건 전부 동의 기록과 동의 판번호 보존. 나머지 2건은 플랫폼 밖에서 받아 소급 등록한 건이라 화면 동의 기록이 없다(별도 서면 보관)</w:t>
+            </w:r>
+            <w:r>
+              <w:rPr>
+                <w:rFonts w:ascii="맑은 고딕" w:hAnsi="맑은 고딕"/>
+                <w:b w:val="0"/>
+                <w:sz w:val="18"/>
+                <w:rFonts w:eastAsia="맑은 고딕"/>
+              </w:rPr>
             </w:r>
           </w:p>
         </w:tc>
@@ -7174,7 +7739,7 @@
         </w:trPr>
         <w:tc>
           <w:tcPr>
-            <w:tcW w:type="dxa" w:w="4537"/>
+            <w:tcW w:type="dxa" w:w="3025"/>
           </w:tcPr>
           <w:p>
             <w:pPr>
@@ -7194,7 +7759,7 @@
         </w:tc>
         <w:tc>
           <w:tcPr>
-            <w:tcW w:type="dxa" w:w="4537"/>
+            <w:tcW w:type="dxa" w:w="3025"/>
           </w:tcPr>
           <w:p>
             <w:pPr>
@@ -7209,6 +7774,27 @@
                 <w:rFonts w:eastAsia="맑은 고딕"/>
               </w:rPr>
               <w:t>의료법 준수: 원격 사전상담은 정보 제공·연결 서비스로 포지셔닝</w:t>
+            </w:r>
+          </w:p>
+        </w:tc>
+        <w:tc>
+          <w:tcPr>
+            <w:tcW w:type="dxa" w:w="3025"/>
+          </w:tcPr>
+          <w:p>
+            <w:pPr>
+              <w:keepNext/>
+            </w:pPr>
+            <w:r>
+              <w:t>유지: 문구·화면 모두 정보 제공·연결 서비스로 표기. 법률 판단은 외부 검토 대상</w:t>
+            </w:r>
+            <w:r>
+              <w:rPr>
+                <w:rFonts w:ascii="맑은 고딕" w:hAnsi="맑은 고딕"/>
+                <w:b w:val="0"/>
+                <w:sz w:val="18"/>
+                <w:rFonts w:eastAsia="맑은 고딕"/>
+              </w:rPr>
             </w:r>
           </w:p>
         </w:tc>
@@ -7219,7 +7805,7 @@
         </w:trPr>
         <w:tc>
           <w:tcPr>
-            <w:tcW w:type="dxa" w:w="4537"/>
+            <w:tcW w:type="dxa" w:w="3025"/>
           </w:tcPr>
           <w:p>
             <w:r/>
@@ -7236,7 +7822,7 @@
         </w:tc>
         <w:tc>
           <w:tcPr>
-            <w:tcW w:type="dxa" w:w="4537"/>
+            <w:tcW w:type="dxa" w:w="3025"/>
           </w:tcPr>
           <w:p>
             <w:r/>
@@ -7248,6 +7834,24 @@
                 <w:rFonts w:eastAsia="맑은 고딕"/>
               </w:rPr>
               <w:t>KHIDI KPI 달성 의무: 유치 12건, 상담 120건, 만족도 90점 (공고문 p.3)</w:t>
+            </w:r>
+          </w:p>
+        </w:tc>
+        <w:tc>
+          <w:tcPr>
+            <w:tcW w:type="dxa" w:w="3025"/>
+          </w:tcPr>
+          <w:p>
+            <w:r>
+              <w:t>진행 중: 유치 0/12 · 사전상담+사후관리 7/120 · 만족도 표본 1건. 잔여 기간 유입에 달려 있다</w:t>
+            </w:r>
+            <w:r>
+              <w:rPr>
+                <w:rFonts w:ascii="맑은 고딕" w:hAnsi="맑은 고딕"/>
+                <w:b w:val="0"/>
+                <w:sz w:val="18"/>
+                <w:rFonts w:eastAsia="맑은 고딕"/>
+              </w:rPr>
             </w:r>
           </w:p>
         </w:tc>
@@ -7637,9 +8241,11 @@
                 <w:sz w:val="18"/>
                 <w:rFonts w:eastAsia="맑은 고딕"/>
               </w:rPr>
-              <w:t>/app/api/khidi/consultation/token (+ /app/api/livekit/webhook)</w:t>
+              <w:t>/app/api/khidi/consultation/token</w:t>
               <w:br/>
-              <w:t>/app/telemedicine/</w:t>
+              <w:t>/app/api/livekit/webhook</w:t>
+              <w:br/>
+              <w:t>/app/consultation/[id]</w:t>
             </w:r>
           </w:p>
         </w:tc>
@@ -7729,8 +8335,6 @@
                 <w:rFonts w:eastAsia="맑은 고딕"/>
               </w:rPr>
               <w:t>src/lib/email/*</w:t>
-              <w:br/>
-              <w:t>src/lib/email/*</w:t>
             </w:r>
           </w:p>
         </w:tc>
@@ -7906,7 +8510,7 @@
                 <w:sz w:val="18"/>
                 <w:rFonts w:eastAsia="맑은 고딕"/>
               </w:rPr>
-              <w:t>sentry.*.config.ts</w:t>
+              <w:t>sentry.client·server·edge.config.js</w:t>
             </w:r>
           </w:p>
         </w:tc>
@@ -8125,7 +8729,7 @@
               </w:rPr>
               <w:t>환자 PII 암호화·복호화</w:t>
               <w:br/>
-              <w:t>*_encrypted 컬럼 데이터 보호</w:t>
+              <w:t>암호화 칸 데이터 보호(*_encrypted 20개 + inquiries 의 성명·이메일·전화)</w:t>
             </w:r>
           </w:p>
         </w:tc>
@@ -8221,7 +8825,7 @@
           <w:sz w:val="20"/>
           <w:rFonts w:eastAsia="맑은 고딕"/>
         </w:rPr>
-        <w:t>• 의료법: 국내 원격 진료 규제를 고려하여 사전상담·사후상담은 "의료 정보 제공 및 연결 서비스"로 포지셔닝. 실제 진료·처방은 면허 의사와 협약 기반 별도 수행.</w:t>
+        <w:t>• 의료법: 국내 원격 진료 규제를 고려하여 사전상담·사후상담은 「의료 정보 제공 및 연결 서비스」로 포지셔닝. 실제 진료·처방은 면허 의사와 협약 기반 별도 수행.</w:t>
       </w:r>
     </w:p>
     <w:p>

--- a/docs/government-project/01_요구사항정의서.docx
+++ b/docs/government-project/01_요구사항정의서.docx
@@ -37,7 +37,6 @@
     <w:p/>
     <w:p>
       <w:pPr>
-        <w:keepNext/>
         <w:jc w:val="center"/>
       </w:pPr>
       <w:r>
@@ -51,14 +50,9 @@
         <w:t>ICT 기반 외국인환자 사전상담·사후관리 지원 사업</w:t>
       </w:r>
     </w:p>
+    <w:p/>
     <w:p>
       <w:pPr>
-        <w:keepNext/>
-      </w:pPr>
-    </w:p>
-    <w:p>
-      <w:pPr>
-        <w:keepNext/>
         <w:jc w:val="center"/>
       </w:pPr>
       <w:r>
@@ -72,16 +66,8 @@
         <w:t>Requirements Definition Document  |  v1.2  |  2026.08.20</w:t>
       </w:r>
     </w:p>
-    <w:p>
-      <w:pPr>
-        <w:keepNext/>
-      </w:pPr>
-    </w:p>
-    <w:p>
-      <w:pPr>
-        <w:keepNext/>
-      </w:pPr>
-    </w:p>
+    <w:p/>
+    <w:p/>
     <w:tbl>
       <w:tblPr>
         <w:tblStyle w:val="TableGrid"/>
@@ -93,17 +79,11 @@
         <w:gridCol w:w="4537"/>
       </w:tblGrid>
       <w:tr>
-        <w:trPr>
-          <w:cantSplit/>
-        </w:trPr>
         <w:tc>
           <w:tcPr>
             <w:tcW w:type="dxa" w:w="4537"/>
           </w:tcPr>
           <w:p>
-            <w:pPr>
-              <w:keepNext/>
-            </w:pPr>
             <w:r/>
             <w:r>
               <w:rPr>
@@ -122,9 +102,6 @@
             <w:tcW w:type="dxa" w:w="4537"/>
           </w:tcPr>
           <w:p>
-            <w:pPr>
-              <w:keepNext/>
-            </w:pPr>
             <w:r/>
             <w:r>
               <w:rPr>
@@ -139,17 +116,11 @@
         </w:tc>
       </w:tr>
       <w:tr>
-        <w:trPr>
-          <w:cantSplit/>
-        </w:trPr>
         <w:tc>
           <w:tcPr>
             <w:tcW w:type="dxa" w:w="4537"/>
           </w:tcPr>
           <w:p>
-            <w:pPr>
-              <w:keepNext/>
-            </w:pPr>
             <w:r/>
             <w:r>
               <w:rPr>
@@ -168,9 +139,6 @@
             <w:tcW w:type="dxa" w:w="4537"/>
           </w:tcPr>
           <w:p>
-            <w:pPr>
-              <w:keepNext/>
-            </w:pPr>
             <w:r/>
             <w:r>
               <w:rPr>
@@ -185,17 +153,11 @@
         </w:tc>
       </w:tr>
       <w:tr>
-        <w:trPr>
-          <w:cantSplit/>
-        </w:trPr>
         <w:tc>
           <w:tcPr>
             <w:tcW w:type="dxa" w:w="4537"/>
           </w:tcPr>
           <w:p>
-            <w:pPr>
-              <w:keepNext/>
-            </w:pPr>
             <w:r/>
             <w:r>
               <w:rPr>
@@ -214,9 +176,6 @@
             <w:tcW w:type="dxa" w:w="4537"/>
           </w:tcPr>
           <w:p>
-            <w:pPr>
-              <w:keepNext/>
-            </w:pPr>
             <w:r/>
             <w:r>
               <w:rPr>
@@ -231,17 +190,11 @@
         </w:tc>
       </w:tr>
       <w:tr>
-        <w:trPr>
-          <w:cantSplit/>
-        </w:trPr>
         <w:tc>
           <w:tcPr>
             <w:tcW w:type="dxa" w:w="4537"/>
           </w:tcPr>
           <w:p>
-            <w:pPr>
-              <w:keepNext/>
-            </w:pPr>
             <w:r/>
             <w:r>
               <w:rPr>
@@ -260,9 +213,6 @@
             <w:tcW w:type="dxa" w:w="4537"/>
           </w:tcPr>
           <w:p>
-            <w:pPr>
-              <w:keepNext/>
-            </w:pPr>
             <w:r/>
             <w:r>
               <w:rPr>
@@ -277,17 +227,11 @@
         </w:tc>
       </w:tr>
       <w:tr>
-        <w:trPr>
-          <w:cantSplit/>
-        </w:trPr>
         <w:tc>
           <w:tcPr>
             <w:tcW w:type="dxa" w:w="4537"/>
           </w:tcPr>
           <w:p>
-            <w:pPr>
-              <w:keepNext/>
-            </w:pPr>
             <w:r/>
             <w:r>
               <w:rPr>
@@ -306,9 +250,6 @@
             <w:tcW w:type="dxa" w:w="4537"/>
           </w:tcPr>
           <w:p>
-            <w:pPr>
-              <w:keepNext/>
-            </w:pPr>
             <w:r/>
             <w:r>
               <w:rPr>
@@ -323,9 +264,6 @@
         </w:tc>
       </w:tr>
       <w:tr>
-        <w:trPr>
-          <w:cantSplit/>
-        </w:trPr>
         <w:tc>
           <w:tcPr>
             <w:tcW w:type="dxa" w:w="4537"/>
@@ -364,9 +302,13 @@
       </w:tr>
     </w:tbl>
     <w:p>
+      <w:r>
+        <w:br w:type="page"/>
+      </w:r>
+    </w:p>
+    <w:p>
       <w:pPr>
         <w:pStyle w:val="Heading1"/>
-        <w:pageBreakBefore/>
       </w:pPr>
       <w:r>
         <w:rPr>
@@ -576,9 +518,13 @@
       </w:r>
     </w:p>
     <w:p>
+      <w:r>
+        <w:br w:type="page"/>
+      </w:r>
+    </w:p>
+    <w:p>
       <w:pPr>
         <w:pStyle w:val="Heading1"/>
-        <w:pageBreakBefore/>
       </w:pPr>
       <w:r>
         <w:rPr>
@@ -658,7 +604,6 @@
     </w:p>
     <w:p>
       <w:pPr>
-        <w:keepNext/>
         <w:ind w:left="567"/>
       </w:pPr>
       <w:r>
@@ -674,7 +619,6 @@
     <w:p>
       <w:pPr>
         <w:pStyle w:val="Heading2"/>
-        <w:keepNext/>
       </w:pPr>
       <w:r>
         <w:rPr>
@@ -698,18 +642,12 @@
         <w:gridCol w:w="4537"/>
       </w:tblGrid>
       <w:tr>
-        <w:trPr>
-          <w:cantSplit/>
-        </w:trPr>
         <w:tc>
           <w:tcPr>
             <w:tcW w:type="dxa" w:w="4537"/>
             <w:shd w:val="clear" w:color="auto" w:fill="00467F"/>
           </w:tcPr>
           <w:p>
-            <w:pPr>
-              <w:keepNext/>
-            </w:pPr>
             <w:r/>
             <w:r>
               <w:rPr>
@@ -729,9 +667,6 @@
             <w:shd w:val="clear" w:color="auto" w:fill="00467F"/>
           </w:tcPr>
           <w:p>
-            <w:pPr>
-              <w:keepNext/>
-            </w:pPr>
             <w:r/>
             <w:r>
               <w:rPr>
@@ -747,17 +682,11 @@
         </w:tc>
       </w:tr>
       <w:tr>
-        <w:trPr>
-          <w:cantSplit/>
-        </w:trPr>
         <w:tc>
           <w:tcPr>
             <w:tcW w:type="dxa" w:w="4537"/>
           </w:tcPr>
           <w:p>
-            <w:pPr>
-              <w:keepNext/>
-            </w:pPr>
             <w:r/>
             <w:r>
               <w:rPr>
@@ -775,9 +704,6 @@
             <w:tcW w:type="dxa" w:w="4537"/>
           </w:tcPr>
           <w:p>
-            <w:pPr>
-              <w:keepNext/>
-            </w:pPr>
             <w:r/>
             <w:r>
               <w:rPr>
@@ -792,17 +718,11 @@
         </w:tc>
       </w:tr>
       <w:tr>
-        <w:trPr>
-          <w:cantSplit/>
-        </w:trPr>
         <w:tc>
           <w:tcPr>
             <w:tcW w:type="dxa" w:w="4537"/>
           </w:tcPr>
           <w:p>
-            <w:pPr>
-              <w:keepNext/>
-            </w:pPr>
             <w:r/>
             <w:r>
               <w:rPr>
@@ -820,9 +740,6 @@
             <w:tcW w:type="dxa" w:w="4537"/>
           </w:tcPr>
           <w:p>
-            <w:pPr>
-              <w:keepNext/>
-            </w:pPr>
             <w:r/>
             <w:r>
               <w:rPr>
@@ -837,17 +754,11 @@
         </w:tc>
       </w:tr>
       <w:tr>
-        <w:trPr>
-          <w:cantSplit/>
-        </w:trPr>
         <w:tc>
           <w:tcPr>
             <w:tcW w:type="dxa" w:w="4537"/>
           </w:tcPr>
           <w:p>
-            <w:pPr>
-              <w:keepNext/>
-            </w:pPr>
             <w:r/>
             <w:r>
               <w:rPr>
@@ -865,9 +776,6 @@
             <w:tcW w:type="dxa" w:w="4537"/>
           </w:tcPr>
           <w:p>
-            <w:pPr>
-              <w:keepNext/>
-            </w:pPr>
             <w:r/>
             <w:r>
               <w:rPr>
@@ -882,17 +790,11 @@
         </w:tc>
       </w:tr>
       <w:tr>
-        <w:trPr>
-          <w:cantSplit/>
-        </w:trPr>
         <w:tc>
           <w:tcPr>
             <w:tcW w:type="dxa" w:w="4537"/>
           </w:tcPr>
           <w:p>
-            <w:pPr>
-              <w:keepNext/>
-            </w:pPr>
             <w:r/>
             <w:r>
               <w:rPr>
@@ -910,9 +812,6 @@
             <w:tcW w:type="dxa" w:w="4537"/>
           </w:tcPr>
           <w:p>
-            <w:pPr>
-              <w:keepNext/>
-            </w:pPr>
             <w:r/>
             <w:r>
               <w:rPr>
@@ -927,17 +826,11 @@
         </w:tc>
       </w:tr>
       <w:tr>
-        <w:trPr>
-          <w:cantSplit/>
-        </w:trPr>
         <w:tc>
           <w:tcPr>
             <w:tcW w:type="dxa" w:w="4537"/>
           </w:tcPr>
           <w:p>
-            <w:pPr>
-              <w:keepNext/>
-            </w:pPr>
             <w:r/>
             <w:r>
               <w:rPr>
@@ -955,9 +848,6 @@
             <w:tcW w:type="dxa" w:w="4537"/>
           </w:tcPr>
           <w:p>
-            <w:pPr>
-              <w:keepNext/>
-            </w:pPr>
             <w:r/>
             <w:r>
               <w:rPr>
@@ -972,17 +862,11 @@
         </w:tc>
       </w:tr>
       <w:tr>
-        <w:trPr>
-          <w:cantSplit/>
-        </w:trPr>
         <w:tc>
           <w:tcPr>
             <w:tcW w:type="dxa" w:w="4537"/>
           </w:tcPr>
           <w:p>
-            <w:pPr>
-              <w:keepNext/>
-            </w:pPr>
             <w:r/>
             <w:r>
               <w:rPr>
@@ -1000,9 +884,6 @@
             <w:tcW w:type="dxa" w:w="4537"/>
           </w:tcPr>
           <w:p>
-            <w:pPr>
-              <w:keepNext/>
-            </w:pPr>
             <w:r/>
             <w:r>
               <w:rPr>
@@ -1017,9 +898,6 @@
         </w:tc>
       </w:tr>
       <w:tr>
-        <w:trPr>
-          <w:cantSplit/>
-        </w:trPr>
         <w:tc>
           <w:tcPr>
             <w:tcW w:type="dxa" w:w="4537"/>
@@ -1056,15 +934,10 @@
         </w:tc>
       </w:tr>
     </w:tbl>
-    <w:p>
-      <w:pPr>
-        <w:keepNext/>
-      </w:pPr>
-    </w:p>
+    <w:p/>
     <w:p>
       <w:pPr>
         <w:pStyle w:val="Heading2"/>
-        <w:keepNext/>
       </w:pPr>
       <w:r>
         <w:rPr>
@@ -1089,18 +962,12 @@
         <w:gridCol w:w="3025"/>
       </w:tblGrid>
       <w:tr>
-        <w:trPr>
-          <w:cantSplit/>
-        </w:trPr>
         <w:tc>
           <w:tcPr>
             <w:tcW w:type="dxa" w:w="3025"/>
             <w:shd w:val="clear" w:color="auto" w:fill="00467F"/>
           </w:tcPr>
           <w:p>
-            <w:pPr>
-              <w:keepNext/>
-            </w:pPr>
             <w:r/>
             <w:r>
               <w:rPr>
@@ -1120,9 +987,6 @@
             <w:shd w:val="clear" w:color="auto" w:fill="00467F"/>
           </w:tcPr>
           <w:p>
-            <w:pPr>
-              <w:keepNext/>
-            </w:pPr>
             <w:r/>
             <w:r>
               <w:rPr>
@@ -1142,9 +1006,6 @@
             <w:shd w:val="clear" w:color="auto" w:fill="00467F"/>
           </w:tcPr>
           <w:p>
-            <w:pPr>
-              <w:keepNext/>
-            </w:pPr>
             <w:r/>
             <w:r>
               <w:rPr>
@@ -1160,17 +1021,11 @@
         </w:tc>
       </w:tr>
       <w:tr>
-        <w:trPr>
-          <w:cantSplit/>
-        </w:trPr>
         <w:tc>
           <w:tcPr>
             <w:tcW w:type="dxa" w:w="3025"/>
           </w:tcPr>
           <w:p>
-            <w:pPr>
-              <w:keepNext/>
-            </w:pPr>
             <w:r/>
             <w:r>
               <w:rPr>
@@ -1188,9 +1043,6 @@
             <w:tcW w:type="dxa" w:w="3025"/>
           </w:tcPr>
           <w:p>
-            <w:pPr>
-              <w:keepNext/>
-            </w:pPr>
             <w:r/>
             <w:r>
               <w:rPr>
@@ -1212,9 +1064,6 @@
             <w:tcW w:type="dxa" w:w="3025"/>
           </w:tcPr>
           <w:p>
-            <w:pPr>
-              <w:keepNext/>
-            </w:pPr>
             <w:r/>
             <w:r>
               <w:rPr>
@@ -1231,17 +1080,11 @@
         </w:tc>
       </w:tr>
       <w:tr>
-        <w:trPr>
-          <w:cantSplit/>
-        </w:trPr>
         <w:tc>
           <w:tcPr>
             <w:tcW w:type="dxa" w:w="3025"/>
           </w:tcPr>
           <w:p>
-            <w:pPr>
-              <w:keepNext/>
-            </w:pPr>
             <w:r/>
             <w:r>
               <w:rPr>
@@ -1259,9 +1102,6 @@
             <w:tcW w:type="dxa" w:w="3025"/>
           </w:tcPr>
           <w:p>
-            <w:pPr>
-              <w:keepNext/>
-            </w:pPr>
             <w:r/>
             <w:r>
               <w:rPr>
@@ -1283,9 +1123,6 @@
             <w:tcW w:type="dxa" w:w="3025"/>
           </w:tcPr>
           <w:p>
-            <w:pPr>
-              <w:keepNext/>
-            </w:pPr>
             <w:r/>
             <w:r>
               <w:rPr>
@@ -1302,17 +1139,11 @@
         </w:tc>
       </w:tr>
       <w:tr>
-        <w:trPr>
-          <w:cantSplit/>
-        </w:trPr>
         <w:tc>
           <w:tcPr>
             <w:tcW w:type="dxa" w:w="3025"/>
           </w:tcPr>
           <w:p>
-            <w:pPr>
-              <w:keepNext/>
-            </w:pPr>
             <w:r/>
             <w:r>
               <w:rPr>
@@ -1330,9 +1161,6 @@
             <w:tcW w:type="dxa" w:w="3025"/>
           </w:tcPr>
           <w:p>
-            <w:pPr>
-              <w:keepNext/>
-            </w:pPr>
             <w:r/>
             <w:r>
               <w:rPr>
@@ -1354,9 +1182,6 @@
             <w:tcW w:type="dxa" w:w="3025"/>
           </w:tcPr>
           <w:p>
-            <w:pPr>
-              <w:keepNext/>
-            </w:pPr>
             <w:r/>
             <w:r>
               <w:rPr>
@@ -1373,9 +1198,6 @@
         </w:tc>
       </w:tr>
       <w:tr>
-        <w:trPr>
-          <w:cantSplit/>
-        </w:trPr>
         <w:tc>
           <w:tcPr>
             <w:tcW w:type="dxa" w:w="3025"/>
@@ -1436,10 +1258,13 @@
       </w:tr>
     </w:tbl>
     <w:p>
+      <w:r>
+        <w:br w:type="page"/>
+      </w:r>
+    </w:p>
+    <w:p>
       <w:pPr>
         <w:pStyle w:val="Heading1"/>
-        <w:keepNext/>
-        <w:pageBreakBefore/>
       </w:pPr>
       <w:r>
         <w:rPr>
@@ -1455,7 +1280,6 @@
     <w:p>
       <w:pPr>
         <w:pStyle w:val="Heading2"/>
-        <w:keepNext/>
       </w:pPr>
       <w:r>
         <w:rPr>
@@ -1479,18 +1303,12 @@
         <w:gridCol w:w="4537"/>
       </w:tblGrid>
       <w:tr>
-        <w:trPr>
-          <w:cantSplit/>
-        </w:trPr>
         <w:tc>
           <w:tcPr>
             <w:tcW w:type="dxa" w:w="4537"/>
             <w:shd w:val="clear" w:color="auto" w:fill="00467F"/>
           </w:tcPr>
           <w:p>
-            <w:pPr>
-              <w:keepNext/>
-            </w:pPr>
             <w:r/>
             <w:r>
               <w:rPr>
@@ -1510,9 +1328,6 @@
             <w:shd w:val="clear" w:color="auto" w:fill="00467F"/>
           </w:tcPr>
           <w:p>
-            <w:pPr>
-              <w:keepNext/>
-            </w:pPr>
             <w:r/>
             <w:r>
               <w:rPr>
@@ -1528,17 +1343,11 @@
         </w:tc>
       </w:tr>
       <w:tr>
-        <w:trPr>
-          <w:cantSplit/>
-        </w:trPr>
         <w:tc>
           <w:tcPr>
             <w:tcW w:type="dxa" w:w="4537"/>
           </w:tcPr>
           <w:p>
-            <w:pPr>
-              <w:keepNext/>
-            </w:pPr>
             <w:r/>
             <w:r>
               <w:rPr>
@@ -1556,9 +1365,6 @@
             <w:tcW w:type="dxa" w:w="4537"/>
           </w:tcPr>
           <w:p>
-            <w:pPr>
-              <w:keepNext/>
-            </w:pPr>
             <w:r/>
             <w:r>
               <w:rPr>
@@ -1573,17 +1379,11 @@
         </w:tc>
       </w:tr>
       <w:tr>
-        <w:trPr>
-          <w:cantSplit/>
-        </w:trPr>
         <w:tc>
           <w:tcPr>
             <w:tcW w:type="dxa" w:w="4537"/>
           </w:tcPr>
           <w:p>
-            <w:pPr>
-              <w:keepNext/>
-            </w:pPr>
             <w:r/>
             <w:r>
               <w:rPr>
@@ -1601,9 +1401,6 @@
             <w:tcW w:type="dxa" w:w="4537"/>
           </w:tcPr>
           <w:p>
-            <w:pPr>
-              <w:keepNext/>
-            </w:pPr>
             <w:r/>
             <w:r>
               <w:rPr>
@@ -1618,17 +1415,11 @@
         </w:tc>
       </w:tr>
       <w:tr>
-        <w:trPr>
-          <w:cantSplit/>
-        </w:trPr>
         <w:tc>
           <w:tcPr>
             <w:tcW w:type="dxa" w:w="4537"/>
           </w:tcPr>
           <w:p>
-            <w:pPr>
-              <w:keepNext/>
-            </w:pPr>
             <w:r/>
             <w:r>
               <w:rPr>
@@ -1646,9 +1437,6 @@
             <w:tcW w:type="dxa" w:w="4537"/>
           </w:tcPr>
           <w:p>
-            <w:pPr>
-              <w:keepNext/>
-            </w:pPr>
             <w:r/>
             <w:r>
               <w:rPr>
@@ -1663,17 +1451,11 @@
         </w:tc>
       </w:tr>
       <w:tr>
-        <w:trPr>
-          <w:cantSplit/>
-        </w:trPr>
         <w:tc>
           <w:tcPr>
             <w:tcW w:type="dxa" w:w="4537"/>
           </w:tcPr>
           <w:p>
-            <w:pPr>
-              <w:keepNext/>
-            </w:pPr>
             <w:r/>
             <w:r>
               <w:rPr>
@@ -1691,9 +1473,6 @@
             <w:tcW w:type="dxa" w:w="4537"/>
           </w:tcPr>
           <w:p>
-            <w:pPr>
-              <w:keepNext/>
-            </w:pPr>
             <w:r/>
             <w:r>
               <w:rPr>
@@ -1714,17 +1493,11 @@
         </w:tc>
       </w:tr>
       <w:tr>
-        <w:trPr>
-          <w:cantSplit/>
-        </w:trPr>
         <w:tc>
           <w:tcPr>
             <w:tcW w:type="dxa" w:w="4537"/>
           </w:tcPr>
           <w:p>
-            <w:pPr>
-              <w:keepNext/>
-            </w:pPr>
             <w:r/>
             <w:r>
               <w:rPr>
@@ -1742,9 +1515,6 @@
             <w:tcW w:type="dxa" w:w="4537"/>
           </w:tcPr>
           <w:p>
-            <w:pPr>
-              <w:keepNext/>
-            </w:pPr>
             <w:r/>
             <w:r>
               <w:rPr>
@@ -1765,17 +1535,11 @@
         </w:tc>
       </w:tr>
       <w:tr>
-        <w:trPr>
-          <w:cantSplit/>
-        </w:trPr>
         <w:tc>
           <w:tcPr>
             <w:tcW w:type="dxa" w:w="4537"/>
           </w:tcPr>
           <w:p>
-            <w:pPr>
-              <w:keepNext/>
-            </w:pPr>
             <w:r/>
             <w:r>
               <w:rPr>
@@ -1793,9 +1557,6 @@
             <w:tcW w:type="dxa" w:w="4537"/>
           </w:tcPr>
           <w:p>
-            <w:pPr>
-              <w:keepNext/>
-            </w:pPr>
             <w:r/>
             <w:r>
               <w:rPr>
@@ -1818,9 +1579,6 @@
         </w:tc>
       </w:tr>
       <w:tr>
-        <w:trPr>
-          <w:cantSplit/>
-        </w:trPr>
         <w:tc>
           <w:tcPr>
             <w:tcW w:type="dxa" w:w="4537"/>
@@ -1857,15 +1615,10 @@
         </w:tc>
       </w:tr>
     </w:tbl>
-    <w:p>
-      <w:pPr>
-        <w:keepNext/>
-      </w:pPr>
-    </w:p>
+    <w:p/>
     <w:p>
       <w:pPr>
         <w:pStyle w:val="Heading2"/>
-        <w:keepNext/>
       </w:pPr>
       <w:r>
         <w:rPr>
@@ -1889,18 +1642,12 @@
         <w:gridCol w:w="4537"/>
       </w:tblGrid>
       <w:tr>
-        <w:trPr>
-          <w:cantSplit/>
-        </w:trPr>
         <w:tc>
           <w:tcPr>
             <w:tcW w:type="dxa" w:w="4537"/>
             <w:shd w:val="clear" w:color="auto" w:fill="00467F"/>
           </w:tcPr>
           <w:p>
-            <w:pPr>
-              <w:keepNext/>
-            </w:pPr>
             <w:r/>
             <w:r>
               <w:rPr>
@@ -1920,9 +1667,6 @@
             <w:shd w:val="clear" w:color="auto" w:fill="00467F"/>
           </w:tcPr>
           <w:p>
-            <w:pPr>
-              <w:keepNext/>
-            </w:pPr>
             <w:r/>
             <w:r>
               <w:rPr>
@@ -1938,17 +1682,11 @@
         </w:tc>
       </w:tr>
       <w:tr>
-        <w:trPr>
-          <w:cantSplit/>
-        </w:trPr>
         <w:tc>
           <w:tcPr>
             <w:tcW w:type="dxa" w:w="4537"/>
           </w:tcPr>
           <w:p>
-            <w:pPr>
-              <w:keepNext/>
-            </w:pPr>
             <w:r/>
             <w:r>
               <w:rPr>
@@ -1966,9 +1704,6 @@
             <w:tcW w:type="dxa" w:w="4537"/>
           </w:tcPr>
           <w:p>
-            <w:pPr>
-              <w:keepNext/>
-            </w:pPr>
             <w:r/>
             <w:r>
               <w:rPr>
@@ -1983,17 +1718,11 @@
         </w:tc>
       </w:tr>
       <w:tr>
-        <w:trPr>
-          <w:cantSplit/>
-        </w:trPr>
         <w:tc>
           <w:tcPr>
             <w:tcW w:type="dxa" w:w="4537"/>
           </w:tcPr>
           <w:p>
-            <w:pPr>
-              <w:keepNext/>
-            </w:pPr>
             <w:r/>
             <w:r>
               <w:rPr>
@@ -2011,9 +1740,6 @@
             <w:tcW w:type="dxa" w:w="4537"/>
           </w:tcPr>
           <w:p>
-            <w:pPr>
-              <w:keepNext/>
-            </w:pPr>
             <w:r/>
             <w:r>
               <w:rPr>
@@ -2028,17 +1754,11 @@
         </w:tc>
       </w:tr>
       <w:tr>
-        <w:trPr>
-          <w:cantSplit/>
-        </w:trPr>
         <w:tc>
           <w:tcPr>
             <w:tcW w:type="dxa" w:w="4537"/>
           </w:tcPr>
           <w:p>
-            <w:pPr>
-              <w:keepNext/>
-            </w:pPr>
             <w:r/>
             <w:r>
               <w:rPr>
@@ -2056,9 +1776,6 @@
             <w:tcW w:type="dxa" w:w="4537"/>
           </w:tcPr>
           <w:p>
-            <w:pPr>
-              <w:keepNext/>
-            </w:pPr>
             <w:r/>
             <w:r>
               <w:rPr>
@@ -2073,17 +1790,11 @@
         </w:tc>
       </w:tr>
       <w:tr>
-        <w:trPr>
-          <w:cantSplit/>
-        </w:trPr>
         <w:tc>
           <w:tcPr>
             <w:tcW w:type="dxa" w:w="4537"/>
           </w:tcPr>
           <w:p>
-            <w:pPr>
-              <w:keepNext/>
-            </w:pPr>
             <w:r/>
             <w:r>
               <w:rPr>
@@ -2101,9 +1812,6 @@
             <w:tcW w:type="dxa" w:w="4537"/>
           </w:tcPr>
           <w:p>
-            <w:pPr>
-              <w:keepNext/>
-            </w:pPr>
             <w:r/>
             <w:r>
               <w:rPr>
@@ -2124,17 +1832,11 @@
         </w:tc>
       </w:tr>
       <w:tr>
-        <w:trPr>
-          <w:cantSplit/>
-        </w:trPr>
         <w:tc>
           <w:tcPr>
             <w:tcW w:type="dxa" w:w="4537"/>
           </w:tcPr>
           <w:p>
-            <w:pPr>
-              <w:keepNext/>
-            </w:pPr>
             <w:r/>
             <w:r>
               <w:rPr>
@@ -2152,9 +1854,6 @@
             <w:tcW w:type="dxa" w:w="4537"/>
           </w:tcPr>
           <w:p>
-            <w:pPr>
-              <w:keepNext/>
-            </w:pPr>
             <w:r/>
             <w:r>
               <w:rPr>
@@ -2173,17 +1872,11 @@
         </w:tc>
       </w:tr>
       <w:tr>
-        <w:trPr>
-          <w:cantSplit/>
-        </w:trPr>
         <w:tc>
           <w:tcPr>
             <w:tcW w:type="dxa" w:w="4537"/>
           </w:tcPr>
           <w:p>
-            <w:pPr>
-              <w:keepNext/>
-            </w:pPr>
             <w:r/>
             <w:r>
               <w:rPr>
@@ -2201,9 +1894,6 @@
             <w:tcW w:type="dxa" w:w="4537"/>
           </w:tcPr>
           <w:p>
-            <w:pPr>
-              <w:keepNext/>
-            </w:pPr>
             <w:r/>
             <w:r>
               <w:rPr>
@@ -2226,9 +1916,6 @@
         </w:tc>
       </w:tr>
       <w:tr>
-        <w:trPr>
-          <w:cantSplit/>
-        </w:trPr>
         <w:tc>
           <w:tcPr>
             <w:tcW w:type="dxa" w:w="4537"/>
@@ -2265,15 +1952,10 @@
         </w:tc>
       </w:tr>
     </w:tbl>
-    <w:p>
-      <w:pPr>
-        <w:keepNext/>
-      </w:pPr>
-    </w:p>
+    <w:p/>
     <w:p>
       <w:pPr>
         <w:pStyle w:val="Heading2"/>
-        <w:keepNext/>
       </w:pPr>
       <w:r>
         <w:rPr>
@@ -2297,18 +1979,12 @@
         <w:gridCol w:w="4537"/>
       </w:tblGrid>
       <w:tr>
-        <w:trPr>
-          <w:cantSplit/>
-        </w:trPr>
         <w:tc>
           <w:tcPr>
             <w:tcW w:type="dxa" w:w="4537"/>
             <w:shd w:val="clear" w:color="auto" w:fill="00467F"/>
           </w:tcPr>
           <w:p>
-            <w:pPr>
-              <w:keepNext/>
-            </w:pPr>
             <w:r/>
             <w:r>
               <w:rPr>
@@ -2328,9 +2004,6 @@
             <w:shd w:val="clear" w:color="auto" w:fill="00467F"/>
           </w:tcPr>
           <w:p>
-            <w:pPr>
-              <w:keepNext/>
-            </w:pPr>
             <w:r/>
             <w:r>
               <w:rPr>
@@ -2346,17 +2019,11 @@
         </w:tc>
       </w:tr>
       <w:tr>
-        <w:trPr>
-          <w:cantSplit/>
-        </w:trPr>
         <w:tc>
           <w:tcPr>
             <w:tcW w:type="dxa" w:w="4537"/>
           </w:tcPr>
           <w:p>
-            <w:pPr>
-              <w:keepNext/>
-            </w:pPr>
             <w:r/>
             <w:r>
               <w:rPr>
@@ -2374,9 +2041,6 @@
             <w:tcW w:type="dxa" w:w="4537"/>
           </w:tcPr>
           <w:p>
-            <w:pPr>
-              <w:keepNext/>
-            </w:pPr>
             <w:r/>
             <w:r>
               <w:rPr>
@@ -2391,17 +2055,11 @@
         </w:tc>
       </w:tr>
       <w:tr>
-        <w:trPr>
-          <w:cantSplit/>
-        </w:trPr>
         <w:tc>
           <w:tcPr>
             <w:tcW w:type="dxa" w:w="4537"/>
           </w:tcPr>
           <w:p>
-            <w:pPr>
-              <w:keepNext/>
-            </w:pPr>
             <w:r/>
             <w:r>
               <w:rPr>
@@ -2419,9 +2077,6 @@
             <w:tcW w:type="dxa" w:w="4537"/>
           </w:tcPr>
           <w:p>
-            <w:pPr>
-              <w:keepNext/>
-            </w:pPr>
             <w:r/>
             <w:r>
               <w:rPr>
@@ -2436,17 +2091,11 @@
         </w:tc>
       </w:tr>
       <w:tr>
-        <w:trPr>
-          <w:cantSplit/>
-        </w:trPr>
         <w:tc>
           <w:tcPr>
             <w:tcW w:type="dxa" w:w="4537"/>
           </w:tcPr>
           <w:p>
-            <w:pPr>
-              <w:keepNext/>
-            </w:pPr>
             <w:r/>
             <w:r>
               <w:rPr>
@@ -2464,9 +2113,6 @@
             <w:tcW w:type="dxa" w:w="4537"/>
           </w:tcPr>
           <w:p>
-            <w:pPr>
-              <w:keepNext/>
-            </w:pPr>
             <w:r/>
             <w:r>
               <w:rPr>
@@ -2481,17 +2127,11 @@
         </w:tc>
       </w:tr>
       <w:tr>
-        <w:trPr>
-          <w:cantSplit/>
-        </w:trPr>
         <w:tc>
           <w:tcPr>
             <w:tcW w:type="dxa" w:w="4537"/>
           </w:tcPr>
           <w:p>
-            <w:pPr>
-              <w:keepNext/>
-            </w:pPr>
             <w:r/>
             <w:r>
               <w:rPr>
@@ -2509,9 +2149,6 @@
             <w:tcW w:type="dxa" w:w="4537"/>
           </w:tcPr>
           <w:p>
-            <w:pPr>
-              <w:keepNext/>
-            </w:pPr>
             <w:r/>
             <w:r>
               <w:rPr>
@@ -2532,17 +2169,11 @@
         </w:tc>
       </w:tr>
       <w:tr>
-        <w:trPr>
-          <w:cantSplit/>
-        </w:trPr>
         <w:tc>
           <w:tcPr>
             <w:tcW w:type="dxa" w:w="4537"/>
           </w:tcPr>
           <w:p>
-            <w:pPr>
-              <w:keepNext/>
-            </w:pPr>
             <w:r/>
             <w:r>
               <w:rPr>
@@ -2560,9 +2191,6 @@
             <w:tcW w:type="dxa" w:w="4537"/>
           </w:tcPr>
           <w:p>
-            <w:pPr>
-              <w:keepNext/>
-            </w:pPr>
             <w:r/>
             <w:r>
               <w:rPr>
@@ -2581,17 +2209,11 @@
         </w:tc>
       </w:tr>
       <w:tr>
-        <w:trPr>
-          <w:cantSplit/>
-        </w:trPr>
         <w:tc>
           <w:tcPr>
             <w:tcW w:type="dxa" w:w="4537"/>
           </w:tcPr>
           <w:p>
-            <w:pPr>
-              <w:keepNext/>
-            </w:pPr>
             <w:r/>
             <w:r>
               <w:rPr>
@@ -2609,9 +2231,6 @@
             <w:tcW w:type="dxa" w:w="4537"/>
           </w:tcPr>
           <w:p>
-            <w:pPr>
-              <w:keepNext/>
-            </w:pPr>
             <w:r/>
             <w:r>
               <w:rPr>
@@ -2634,9 +2253,6 @@
         </w:tc>
       </w:tr>
       <w:tr>
-        <w:trPr>
-          <w:cantSplit/>
-        </w:trPr>
         <w:tc>
           <w:tcPr>
             <w:tcW w:type="dxa" w:w="4537"/>
@@ -2673,15 +2289,10 @@
         </w:tc>
       </w:tr>
     </w:tbl>
-    <w:p>
-      <w:pPr>
-        <w:keepNext/>
-      </w:pPr>
-    </w:p>
+    <w:p/>
     <w:p>
       <w:pPr>
         <w:pStyle w:val="Heading2"/>
-        <w:keepNext/>
       </w:pPr>
       <w:r>
         <w:rPr>
@@ -2705,18 +2316,12 @@
         <w:gridCol w:w="4537"/>
       </w:tblGrid>
       <w:tr>
-        <w:trPr>
-          <w:cantSplit/>
-        </w:trPr>
         <w:tc>
           <w:tcPr>
             <w:tcW w:type="dxa" w:w="4537"/>
             <w:shd w:val="clear" w:color="auto" w:fill="00467F"/>
           </w:tcPr>
           <w:p>
-            <w:pPr>
-              <w:keepNext/>
-            </w:pPr>
             <w:r/>
             <w:r>
               <w:rPr>
@@ -2736,9 +2341,6 @@
             <w:shd w:val="clear" w:color="auto" w:fill="00467F"/>
           </w:tcPr>
           <w:p>
-            <w:pPr>
-              <w:keepNext/>
-            </w:pPr>
             <w:r/>
             <w:r>
               <w:rPr>
@@ -2754,17 +2356,11 @@
         </w:tc>
       </w:tr>
       <w:tr>
-        <w:trPr>
-          <w:cantSplit/>
-        </w:trPr>
         <w:tc>
           <w:tcPr>
             <w:tcW w:type="dxa" w:w="4537"/>
           </w:tcPr>
           <w:p>
-            <w:pPr>
-              <w:keepNext/>
-            </w:pPr>
             <w:r/>
             <w:r>
               <w:rPr>
@@ -2782,9 +2378,6 @@
             <w:tcW w:type="dxa" w:w="4537"/>
           </w:tcPr>
           <w:p>
-            <w:pPr>
-              <w:keepNext/>
-            </w:pPr>
             <w:r/>
             <w:r>
               <w:rPr>
@@ -2799,17 +2392,11 @@
         </w:tc>
       </w:tr>
       <w:tr>
-        <w:trPr>
-          <w:cantSplit/>
-        </w:trPr>
         <w:tc>
           <w:tcPr>
             <w:tcW w:type="dxa" w:w="4537"/>
           </w:tcPr>
           <w:p>
-            <w:pPr>
-              <w:keepNext/>
-            </w:pPr>
             <w:r/>
             <w:r>
               <w:rPr>
@@ -2827,9 +2414,6 @@
             <w:tcW w:type="dxa" w:w="4537"/>
           </w:tcPr>
           <w:p>
-            <w:pPr>
-              <w:keepNext/>
-            </w:pPr>
             <w:r/>
             <w:r>
               <w:rPr>
@@ -2844,17 +2428,11 @@
         </w:tc>
       </w:tr>
       <w:tr>
-        <w:trPr>
-          <w:cantSplit/>
-        </w:trPr>
         <w:tc>
           <w:tcPr>
             <w:tcW w:type="dxa" w:w="4537"/>
           </w:tcPr>
           <w:p>
-            <w:pPr>
-              <w:keepNext/>
-            </w:pPr>
             <w:r/>
             <w:r>
               <w:rPr>
@@ -2872,9 +2450,6 @@
             <w:tcW w:type="dxa" w:w="4537"/>
           </w:tcPr>
           <w:p>
-            <w:pPr>
-              <w:keepNext/>
-            </w:pPr>
             <w:r/>
             <w:r>
               <w:rPr>
@@ -2889,17 +2464,11 @@
         </w:tc>
       </w:tr>
       <w:tr>
-        <w:trPr>
-          <w:cantSplit/>
-        </w:trPr>
         <w:tc>
           <w:tcPr>
             <w:tcW w:type="dxa" w:w="4537"/>
           </w:tcPr>
           <w:p>
-            <w:pPr>
-              <w:keepNext/>
-            </w:pPr>
             <w:r/>
             <w:r>
               <w:rPr>
@@ -2917,9 +2486,6 @@
             <w:tcW w:type="dxa" w:w="4537"/>
           </w:tcPr>
           <w:p>
-            <w:pPr>
-              <w:keepNext/>
-            </w:pPr>
             <w:r/>
             <w:r>
               <w:rPr>
@@ -2940,17 +2506,11 @@
         </w:tc>
       </w:tr>
       <w:tr>
-        <w:trPr>
-          <w:cantSplit/>
-        </w:trPr>
         <w:tc>
           <w:tcPr>
             <w:tcW w:type="dxa" w:w="4537"/>
           </w:tcPr>
           <w:p>
-            <w:pPr>
-              <w:keepNext/>
-            </w:pPr>
             <w:r/>
             <w:r>
               <w:rPr>
@@ -2968,9 +2528,6 @@
             <w:tcW w:type="dxa" w:w="4537"/>
           </w:tcPr>
           <w:p>
-            <w:pPr>
-              <w:keepNext/>
-            </w:pPr>
             <w:r/>
             <w:r>
               <w:rPr>
@@ -2989,17 +2546,11 @@
         </w:tc>
       </w:tr>
       <w:tr>
-        <w:trPr>
-          <w:cantSplit/>
-        </w:trPr>
         <w:tc>
           <w:tcPr>
             <w:tcW w:type="dxa" w:w="4537"/>
           </w:tcPr>
           <w:p>
-            <w:pPr>
-              <w:keepNext/>
-            </w:pPr>
             <w:r/>
             <w:r>
               <w:rPr>
@@ -3017,9 +2568,6 @@
             <w:tcW w:type="dxa" w:w="4537"/>
           </w:tcPr>
           <w:p>
-            <w:pPr>
-              <w:keepNext/>
-            </w:pPr>
             <w:r/>
             <w:r>
               <w:rPr>
@@ -3042,9 +2590,6 @@
         </w:tc>
       </w:tr>
       <w:tr>
-        <w:trPr>
-          <w:cantSplit/>
-        </w:trPr>
         <w:tc>
           <w:tcPr>
             <w:tcW w:type="dxa" w:w="4537"/>
@@ -3081,10 +2626,15 @@
         </w:tc>
       </w:tr>
     </w:tbl>
+    <w:p/>
+    <w:p>
+      <w:r>
+        <w:br w:type="page"/>
+      </w:r>
+    </w:p>
     <w:p>
       <w:pPr>
         <w:pStyle w:val="Heading1"/>
-        <w:pageBreakBefore/>
       </w:pPr>
       <w:r>
         <w:rPr>
@@ -3134,10 +2684,6 @@
         <w:gridCol w:w="1815"/>
       </w:tblGrid>
       <w:tr>
-        <w:trPr>
-          <w:tblHeader w:val="true"/>
-          <w:cantSplit/>
-        </w:trPr>
         <w:tc>
           <w:tcPr>
             <w:tcW w:type="dxa" w:w="1815"/>
@@ -3235,9 +2781,6 @@
         </w:tc>
       </w:tr>
       <w:tr>
-        <w:trPr>
-          <w:cantSplit/>
-        </w:trPr>
         <w:tc>
           <w:tcPr>
             <w:tcW w:type="dxa" w:w="1815"/>
@@ -3325,9 +2868,6 @@
         </w:tc>
       </w:tr>
       <w:tr>
-        <w:trPr>
-          <w:cantSplit/>
-        </w:trPr>
         <w:tc>
           <w:tcPr>
             <w:tcW w:type="dxa" w:w="1815"/>
@@ -3401,9 +2941,7 @@
             <w:tcW w:type="dxa" w:w="1815"/>
           </w:tcPr>
           <w:p>
-            <w:r>
-              <w:t>완료 · proxy.ts (구 middleware: Next.js 16 에서 이름이 바뀌었다), src/lib/auth/accountTiers.ts (계층 단일 표준)</w:t>
-            </w:r>
+            <w:r/>
             <w:r>
               <w:rPr>
                 <w:rFonts w:ascii="맑은 고딕" w:hAnsi="맑은 고딕"/>
@@ -3411,14 +2949,12 @@
                 <w:sz w:val="18"/>
                 <w:rFonts w:eastAsia="맑은 고딕"/>
               </w:rPr>
+              <w:t>완료 · proxy.ts (구 middleware — Next.js 16 에서 이름이 바뀌었다), src/lib/auth/accountTiers.ts (계층 단일 표준)</w:t>
             </w:r>
           </w:p>
         </w:tc>
       </w:tr>
       <w:tr>
-        <w:trPr>
-          <w:cantSplit/>
-        </w:trPr>
         <w:tc>
           <w:tcPr>
             <w:tcW w:type="dxa" w:w="1815"/>
@@ -3506,9 +3042,6 @@
         </w:tc>
       </w:tr>
       <w:tr>
-        <w:trPr>
-          <w:cantSplit/>
-        </w:trPr>
         <w:tc>
           <w:tcPr>
             <w:tcW w:type="dxa" w:w="1815"/>
@@ -3596,9 +3129,6 @@
         </w:tc>
       </w:tr>
       <w:tr>
-        <w:trPr>
-          <w:cantSplit/>
-        </w:trPr>
         <w:tc>
           <w:tcPr>
             <w:tcW w:type="dxa" w:w="1815"/>
@@ -3686,9 +3216,6 @@
         </w:tc>
       </w:tr>
       <w:tr>
-        <w:trPr>
-          <w:cantSplit/>
-        </w:trPr>
         <w:tc>
           <w:tcPr>
             <w:tcW w:type="dxa" w:w="1815"/>
@@ -3776,9 +3303,6 @@
         </w:tc>
       </w:tr>
       <w:tr>
-        <w:trPr>
-          <w:cantSplit/>
-        </w:trPr>
         <w:tc>
           <w:tcPr>
             <w:tcW w:type="dxa" w:w="1815"/>
@@ -3866,9 +3390,6 @@
         </w:tc>
       </w:tr>
       <w:tr>
-        <w:trPr>
-          <w:cantSplit/>
-        </w:trPr>
         <w:tc>
           <w:tcPr>
             <w:tcW w:type="dxa" w:w="1815"/>
@@ -3956,9 +3477,6 @@
         </w:tc>
       </w:tr>
       <w:tr>
-        <w:trPr>
-          <w:cantSplit/>
-        </w:trPr>
         <w:tc>
           <w:tcPr>
             <w:tcW w:type="dxa" w:w="1815"/>
@@ -4046,9 +3564,6 @@
         </w:tc>
       </w:tr>
       <w:tr>
-        <w:trPr>
-          <w:cantSplit/>
-        </w:trPr>
         <w:tc>
           <w:tcPr>
             <w:tcW w:type="dxa" w:w="1815"/>
@@ -4136,9 +3651,6 @@
         </w:tc>
       </w:tr>
       <w:tr>
-        <w:trPr>
-          <w:cantSplit/>
-        </w:trPr>
         <w:tc>
           <w:tcPr>
             <w:tcW w:type="dxa" w:w="1815"/>
@@ -4226,9 +3738,6 @@
         </w:tc>
       </w:tr>
       <w:tr>
-        <w:trPr>
-          <w:cantSplit/>
-        </w:trPr>
         <w:tc>
           <w:tcPr>
             <w:tcW w:type="dxa" w:w="1815"/>
@@ -4316,9 +3825,6 @@
         </w:tc>
       </w:tr>
       <w:tr>
-        <w:trPr>
-          <w:cantSplit/>
-        </w:trPr>
         <w:tc>
           <w:tcPr>
             <w:tcW w:type="dxa" w:w="1815"/>
@@ -4392,9 +3898,7 @@
             <w:tcW w:type="dxa" w:w="1815"/>
           </w:tcPr>
           <w:p>
-            <w:r>
-              <w:t>완료 · /app/api/translate-text, /app/consultation/[id] (상담방 실시간 자막 가동: 통역 자막 3,277건 축적)</w:t>
-            </w:r>
+            <w:r/>
             <w:r>
               <w:rPr>
                 <w:rFonts w:ascii="맑은 고딕" w:hAnsi="맑은 고딕"/>
@@ -4402,14 +3906,12 @@
                 <w:sz w:val="18"/>
                 <w:rFonts w:eastAsia="맑은 고딕"/>
               </w:rPr>
+              <w:t>완료 · /app/api/translate-text, /app/consultation/[id] (상담방 실시간 자막 가동 — 통역 자막 3,277건 축적)</w:t>
             </w:r>
           </w:p>
         </w:tc>
       </w:tr>
       <w:tr>
-        <w:trPr>
-          <w:cantSplit/>
-        </w:trPr>
         <w:tc>
           <w:tcPr>
             <w:tcW w:type="dxa" w:w="1815"/>
@@ -4497,9 +3999,6 @@
         </w:tc>
       </w:tr>
       <w:tr>
-        <w:trPr>
-          <w:cantSplit/>
-        </w:trPr>
         <w:tc>
           <w:tcPr>
             <w:tcW w:type="dxa" w:w="1815"/>
@@ -4587,9 +4086,6 @@
         </w:tc>
       </w:tr>
       <w:tr>
-        <w:trPr>
-          <w:cantSplit/>
-        </w:trPr>
         <w:tc>
           <w:tcPr>
             <w:tcW w:type="dxa" w:w="1815"/>
@@ -4677,9 +4173,6 @@
         </w:tc>
       </w:tr>
       <w:tr>
-        <w:trPr>
-          <w:cantSplit/>
-        </w:trPr>
         <w:tc>
           <w:tcPr>
             <w:tcW w:type="dxa" w:w="1815"/>
@@ -4767,9 +4260,6 @@
         </w:tc>
       </w:tr>
       <w:tr>
-        <w:trPr>
-          <w:cantSplit/>
-        </w:trPr>
         <w:tc>
           <w:tcPr>
             <w:tcW w:type="dxa" w:w="1815"/>
@@ -4857,9 +4347,6 @@
         </w:tc>
       </w:tr>
       <w:tr>
-        <w:trPr>
-          <w:cantSplit/>
-        </w:trPr>
         <w:tc>
           <w:tcPr>
             <w:tcW w:type="dxa" w:w="1815"/>
@@ -4947,9 +4434,6 @@
         </w:tc>
       </w:tr>
       <w:tr>
-        <w:trPr>
-          <w:cantSplit/>
-        </w:trPr>
         <w:tc>
           <w:tcPr>
             <w:tcW w:type="dxa" w:w="1815"/>
@@ -5037,9 +4521,6 @@
         </w:tc>
       </w:tr>
       <w:tr>
-        <w:trPr>
-          <w:cantSplit/>
-        </w:trPr>
         <w:tc>
           <w:tcPr>
             <w:tcW w:type="dxa" w:w="1815"/>
@@ -5127,9 +4608,6 @@
         </w:tc>
       </w:tr>
       <w:tr>
-        <w:trPr>
-          <w:cantSplit/>
-        </w:trPr>
         <w:tc>
           <w:tcPr>
             <w:tcW w:type="dxa" w:w="1815"/>
@@ -5217,9 +4695,6 @@
         </w:tc>
       </w:tr>
       <w:tr>
-        <w:trPr>
-          <w:cantSplit/>
-        </w:trPr>
         <w:tc>
           <w:tcPr>
             <w:tcW w:type="dxa" w:w="1815"/>
@@ -5307,9 +4782,6 @@
         </w:tc>
       </w:tr>
       <w:tr>
-        <w:trPr>
-          <w:cantSplit/>
-        </w:trPr>
         <w:tc>
           <w:tcPr>
             <w:tcW w:type="dxa" w:w="1815"/>
@@ -5397,9 +4869,6 @@
         </w:tc>
       </w:tr>
       <w:tr>
-        <w:trPr>
-          <w:cantSplit/>
-        </w:trPr>
         <w:tc>
           <w:tcPr>
             <w:tcW w:type="dxa" w:w="1815"/>
@@ -5481,15 +4950,12 @@
                 <w:sz w:val="18"/>
                 <w:rFonts w:eastAsia="맑은 고딕"/>
               </w:rPr>
-              <w:t>완료 · src/lib/email/sendEmail.ts, src/lib/email</w:t>
+              <w:t>완료 · /app/api/email, src/lib/email</w:t>
             </w:r>
           </w:p>
         </w:tc>
       </w:tr>
       <w:tr>
-        <w:trPr>
-          <w:cantSplit/>
-        </w:trPr>
         <w:tc>
           <w:tcPr>
             <w:tcW w:type="dxa" w:w="1815"/>
@@ -5577,9 +5043,6 @@
         </w:tc>
       </w:tr>
       <w:tr>
-        <w:trPr>
-          <w:cantSplit/>
-        </w:trPr>
         <w:tc>
           <w:tcPr>
             <w:tcW w:type="dxa" w:w="1815"/>
@@ -5661,15 +5124,12 @@
                 <w:sz w:val="18"/>
                 <w:rFonts w:eastAsia="맑은 고딕"/>
               </w:rPr>
-              <w:t>완료 · src/lib/security/encryptionV2.ts, migrations/20260420_drop_cancer_intake_plaintext (실행 완료) · 20260420_drop_inquiries_plaintext_email (보류) (작성 완료·미실행)</w:t>
+              <w:t>완료 · src/lib/security/encryptionV2.ts, migrations/20260420_drop_cancer_intake_plaintext (실행 완료) · 20260420_drop_inquiries_plaintext_email (보류)</w:t>
             </w:r>
           </w:p>
         </w:tc>
       </w:tr>
       <w:tr>
-        <w:trPr>
-          <w:cantSplit/>
-        </w:trPr>
         <w:tc>
           <w:tcPr>
             <w:tcW w:type="dxa" w:w="1815"/>
@@ -5758,10 +5218,13 @@
       </w:tr>
     </w:tbl>
     <w:p>
+      <w:r>
+        <w:br w:type="page"/>
+      </w:r>
+    </w:p>
+    <w:p>
       <w:pPr>
         <w:pStyle w:val="Heading1"/>
-        <w:keepNext/>
-        <w:pageBreakBefore/>
       </w:pPr>
       <w:r>
         <w:rPr>
@@ -5777,7 +5240,6 @@
     <w:p>
       <w:pPr>
         <w:pStyle w:val="Heading2"/>
-        <w:keepNext/>
       </w:pPr>
       <w:r>
         <w:rPr>
@@ -5802,18 +5264,12 @@
         <w:gridCol w:w="3025"/>
       </w:tblGrid>
       <w:tr>
-        <w:trPr>
-          <w:cantSplit/>
-        </w:trPr>
         <w:tc>
           <w:tcPr>
             <w:tcW w:type="dxa" w:w="3025"/>
             <w:shd w:val="clear" w:color="auto" w:fill="00467F"/>
           </w:tcPr>
           <w:p>
-            <w:pPr>
-              <w:keepNext/>
-            </w:pPr>
             <w:r/>
             <w:r>
               <w:rPr>
@@ -5833,9 +5289,6 @@
             <w:shd w:val="clear" w:color="auto" w:fill="00467F"/>
           </w:tcPr>
           <w:p>
-            <w:pPr>
-              <w:keepNext/>
-            </w:pPr>
             <w:r/>
             <w:r>
               <w:rPr>
@@ -5855,9 +5308,6 @@
             <w:shd w:val="clear" w:color="auto" w:fill="00467F"/>
           </w:tcPr>
           <w:p>
-            <w:pPr>
-              <w:keepNext/>
-            </w:pPr>
             <w:r/>
             <w:r>
               <w:rPr>
@@ -5873,17 +5323,11 @@
         </w:tc>
       </w:tr>
       <w:tr>
-        <w:trPr>
-          <w:cantSplit/>
-        </w:trPr>
         <w:tc>
           <w:tcPr>
             <w:tcW w:type="dxa" w:w="3025"/>
           </w:tcPr>
           <w:p>
-            <w:pPr>
-              <w:keepNext/>
-            </w:pPr>
             <w:r/>
             <w:r>
               <w:rPr>
@@ -5901,9 +5345,6 @@
             <w:tcW w:type="dxa" w:w="3025"/>
           </w:tcPr>
           <w:p>
-            <w:pPr>
-              <w:keepNext/>
-            </w:pPr>
             <w:r/>
             <w:r>
               <w:rPr>
@@ -5921,12 +5362,7 @@
             <w:tcW w:type="dxa" w:w="3025"/>
           </w:tcPr>
           <w:p>
-            <w:pPr>
-              <w:keepNext/>
-            </w:pPr>
-            <w:r>
-              <w:t>미달(모바일) / 충족(데스크톱): 라이트하우스 5회 중앙값: 모바일 6.96초 · 데스크톱 1.47초</w:t>
-            </w:r>
+            <w:r/>
             <w:r>
               <w:rPr>
                 <w:rFonts w:ascii="맑은 고딕" w:hAnsi="맑은 고딕"/>
@@ -5934,22 +5370,17 @@
                 <w:sz w:val="18"/>
                 <w:rFonts w:eastAsia="맑은 고딕"/>
               </w:rPr>
+              <w:t>미달(모바일) / 충족(데스크톱) — 라이트하우스 5회 중앙값: 모바일 6.96초 · 데스크톱 1.47초</w:t>
             </w:r>
           </w:p>
         </w:tc>
       </w:tr>
       <w:tr>
-        <w:trPr>
-          <w:cantSplit/>
-        </w:trPr>
         <w:tc>
           <w:tcPr>
             <w:tcW w:type="dxa" w:w="3025"/>
           </w:tcPr>
           <w:p>
-            <w:pPr>
-              <w:keepNext/>
-            </w:pPr>
             <w:r/>
             <w:r>
               <w:rPr>
@@ -5967,9 +5398,6 @@
             <w:tcW w:type="dxa" w:w="3025"/>
           </w:tcPr>
           <w:p>
-            <w:pPr>
-              <w:keepNext/>
-            </w:pPr>
             <w:r/>
             <w:r>
               <w:rPr>
@@ -5987,12 +5415,7 @@
             <w:tcW w:type="dxa" w:w="3025"/>
           </w:tcPr>
           <w:p>
-            <w:pPr>
-              <w:keepNext/>
-            </w:pPr>
-            <w:r>
-              <w:t>미달: AI 회귀 시험 기록 2,212건 중앙값 5.7초(목표 5초). 개선 과제</w:t>
-            </w:r>
+            <w:r/>
             <w:r>
               <w:rPr>
                 <w:rFonts w:ascii="맑은 고딕" w:hAnsi="맑은 고딕"/>
@@ -6000,22 +5423,17 @@
                 <w:sz w:val="18"/>
                 <w:rFonts w:eastAsia="맑은 고딕"/>
               </w:rPr>
+              <w:t>충족 — 실서비스 스트리밍 응답 10건(6개 언어 중 4개) 실측, 첫 토큰까지 중앙값 2.30초 · 상위 5% 3.84초(2026. 8. 21.)</w:t>
             </w:r>
           </w:p>
         </w:tc>
       </w:tr>
       <w:tr>
-        <w:trPr>
-          <w:cantSplit/>
-        </w:trPr>
         <w:tc>
           <w:tcPr>
             <w:tcW w:type="dxa" w:w="3025"/>
           </w:tcPr>
           <w:p>
-            <w:pPr>
-              <w:keepNext/>
-            </w:pPr>
             <w:r/>
             <w:r>
               <w:rPr>
@@ -6033,9 +5451,6 @@
             <w:tcW w:type="dxa" w:w="3025"/>
           </w:tcPr>
           <w:p>
-            <w:pPr>
-              <w:keepNext/>
-            </w:pPr>
             <w:r/>
             <w:r>
               <w:rPr>
@@ -6053,12 +5468,7 @@
             <w:tcW w:type="dxa" w:w="3025"/>
           </w:tcPr>
           <w:p>
-            <w:pPr>
-              <w:keepNext/>
-            </w:pPr>
-            <w:r>
-              <w:t>미검증: 카자흐스탄 현지에서 재야 한다. 국내에서는 왕복 지연을 잴 수 없다</w:t>
-            </w:r>
+            <w:r/>
             <w:r>
               <w:rPr>
                 <w:rFonts w:ascii="맑은 고딕" w:hAnsi="맑은 고딕"/>
@@ -6066,14 +5476,12 @@
                 <w:sz w:val="18"/>
                 <w:rFonts w:eastAsia="맑은 고딕"/>
               </w:rPr>
+              <w:t>미검증 — 카자흐스탄 현지에서 재야 한다. 국내에서는 왕복 지연을 잴 수 없다</w:t>
             </w:r>
           </w:p>
         </w:tc>
       </w:tr>
       <w:tr>
-        <w:trPr>
-          <w:cantSplit/>
-        </w:trPr>
         <w:tc>
           <w:tcPr>
             <w:tcW w:type="dxa" w:w="3025"/>
@@ -6113,9 +5521,7 @@
             <w:tcW w:type="dxa" w:w="3025"/>
           </w:tcPr>
           <w:p>
-            <w:r>
-              <w:t>충족(부분): 실서비스 상태 확인 주소로 동시 100건 요청: 100/100 성공, 응답 중앙값 417ms · 상위 5% 1,650ms. 다만 이는 읽기 전용 가벼운 요청이며, 화면 렌더·DB 쓰기를 포함한 본격 부하 시험은 실사용자에게 영향이 가므로 유치 확대 시점에 별도 진행</w:t>
-            </w:r>
+            <w:r/>
             <w:r>
               <w:rPr>
                 <w:rFonts w:ascii="맑은 고딕" w:hAnsi="맑은 고딕"/>
@@ -6123,20 +5529,16 @@
                 <w:sz w:val="18"/>
                 <w:rFonts w:eastAsia="맑은 고딕"/>
               </w:rPr>
+              <w:t>충족(부분) — 실서비스 상태 확인 주소로 동시 100건 요청: 100/100 성공, 응답 중앙값 417ms · 상위 5% 1,650ms. 다만 이는 읽기 전용 가벼운 요청이며, 화면 렌더·DB 쓰기를 포함한 본격 부하 시험은 실사용자에게 영향이 가므로 유치 확대 시점에 별도 진행</w:t>
             </w:r>
           </w:p>
         </w:tc>
       </w:tr>
     </w:tbl>
-    <w:p>
-      <w:pPr>
-        <w:keepNext/>
-      </w:pPr>
-    </w:p>
+    <w:p/>
     <w:p>
       <w:pPr>
         <w:pStyle w:val="Heading2"/>
-        <w:keepNext/>
       </w:pPr>
       <w:r>
         <w:rPr>
@@ -6161,18 +5563,12 @@
         <w:gridCol w:w="3025"/>
       </w:tblGrid>
       <w:tr>
-        <w:trPr>
-          <w:cantSplit/>
-        </w:trPr>
         <w:tc>
           <w:tcPr>
             <w:tcW w:type="dxa" w:w="3025"/>
             <w:shd w:val="clear" w:color="auto" w:fill="00467F"/>
           </w:tcPr>
           <w:p>
-            <w:pPr>
-              <w:keepNext/>
-            </w:pPr>
             <w:r/>
             <w:r>
               <w:rPr>
@@ -6192,9 +5588,6 @@
             <w:shd w:val="clear" w:color="auto" w:fill="00467F"/>
           </w:tcPr>
           <w:p>
-            <w:pPr>
-              <w:keepNext/>
-            </w:pPr>
             <w:r/>
             <w:r>
               <w:rPr>
@@ -6214,9 +5607,6 @@
             <w:shd w:val="clear" w:color="auto" w:fill="00467F"/>
           </w:tcPr>
           <w:p>
-            <w:pPr>
-              <w:keepNext/>
-            </w:pPr>
             <w:r/>
             <w:r>
               <w:rPr>
@@ -6232,17 +5622,11 @@
         </w:tc>
       </w:tr>
       <w:tr>
-        <w:trPr>
-          <w:cantSplit/>
-        </w:trPr>
         <w:tc>
           <w:tcPr>
             <w:tcW w:type="dxa" w:w="3025"/>
           </w:tcPr>
           <w:p>
-            <w:pPr>
-              <w:keepNext/>
-            </w:pPr>
             <w:r/>
             <w:r>
               <w:rPr>
@@ -6260,9 +5644,6 @@
             <w:tcW w:type="dxa" w:w="3025"/>
           </w:tcPr>
           <w:p>
-            <w:pPr>
-              <w:keepNext/>
-            </w:pPr>
             <w:r/>
             <w:r>
               <w:rPr>
@@ -6280,12 +5661,7 @@
             <w:tcW w:type="dxa" w:w="3025"/>
           </w:tcPr>
           <w:p>
-            <w:pPr>
-              <w:keepNext/>
-            </w:pPr>
-            <w:r>
-              <w:t>충족: 운영DB 조회: 성명(first_name·last_name)·이메일·전화 값이 있는 행 전부 암호문, 평문 0건</w:t>
-            </w:r>
+            <w:r/>
             <w:r>
               <w:rPr>
                 <w:rFonts w:ascii="맑은 고딕" w:hAnsi="맑은 고딕"/>
@@ -6293,22 +5669,17 @@
                 <w:sz w:val="18"/>
                 <w:rFonts w:eastAsia="맑은 고딕"/>
               </w:rPr>
+              <w:t>충족 — 운영DB 조회: 성명(first_name·last_name)·이메일·전화 값이 있는 행 전부 암호문, 평문 0건</w:t>
             </w:r>
           </w:p>
         </w:tc>
       </w:tr>
       <w:tr>
-        <w:trPr>
-          <w:cantSplit/>
-        </w:trPr>
         <w:tc>
           <w:tcPr>
             <w:tcW w:type="dxa" w:w="3025"/>
           </w:tcPr>
           <w:p>
-            <w:pPr>
-              <w:keepNext/>
-            </w:pPr>
             <w:r/>
             <w:r>
               <w:rPr>
@@ -6326,9 +5697,6 @@
             <w:tcW w:type="dxa" w:w="3025"/>
           </w:tcPr>
           <w:p>
-            <w:pPr>
-              <w:keepNext/>
-            </w:pPr>
             <w:r/>
             <w:r>
               <w:rPr>
@@ -6346,12 +5714,7 @@
             <w:tcW w:type="dxa" w:w="3025"/>
           </w:tcPr>
           <w:p>
-            <w:pPr>
-              <w:keepNext/>
-            </w:pPr>
-            <w:r>
-              <w:t>충족: 자동 검사 check:err-exposure 통과(매 변경 실행)</w:t>
-            </w:r>
+            <w:r/>
             <w:r>
               <w:rPr>
                 <w:rFonts w:ascii="맑은 고딕" w:hAnsi="맑은 고딕"/>
@@ -6359,22 +5722,17 @@
                 <w:sz w:val="18"/>
                 <w:rFonts w:eastAsia="맑은 고딕"/>
               </w:rPr>
+              <w:t>충족 — 자동 검사 check:err-exposure 통과(매 변경 실행)</w:t>
             </w:r>
           </w:p>
         </w:tc>
       </w:tr>
       <w:tr>
-        <w:trPr>
-          <w:cantSplit/>
-        </w:trPr>
         <w:tc>
           <w:tcPr>
             <w:tcW w:type="dxa" w:w="3025"/>
           </w:tcPr>
           <w:p>
-            <w:pPr>
-              <w:keepNext/>
-            </w:pPr>
             <w:r/>
             <w:r>
               <w:rPr>
@@ -6392,9 +5750,6 @@
             <w:tcW w:type="dxa" w:w="3025"/>
           </w:tcPr>
           <w:p>
-            <w:pPr>
-              <w:keepNext/>
-            </w:pPr>
             <w:r/>
             <w:r>
               <w:rPr>
@@ -6412,12 +5767,7 @@
             <w:tcW w:type="dxa" w:w="3025"/>
           </w:tcPr>
           <w:p>
-            <w:pPr>
-              <w:keepNext/>
-            </w:pPr>
-            <w:r>
-              <w:t>충족: API 라우트 223개 전수 확인. 관문 흔적이 없던 10개는 모두 정당(공개 조회·상태 확인·서명 검증·폐쇄된 라우트)</w:t>
-            </w:r>
+            <w:r/>
             <w:r>
               <w:rPr>
                 <w:rFonts w:ascii="맑은 고딕" w:hAnsi="맑은 고딕"/>
@@ -6425,22 +5775,17 @@
                 <w:sz w:val="18"/>
                 <w:rFonts w:eastAsia="맑은 고딕"/>
               </w:rPr>
+              <w:t>충족 — API 라우트 223개 전수 확인. 관문 흔적이 없던 10개는 모두 정당(공개 조회·상태 확인·서명 검증·폐쇄된 라우트)</w:t>
             </w:r>
           </w:p>
         </w:tc>
       </w:tr>
       <w:tr>
-        <w:trPr>
-          <w:cantSplit/>
-        </w:trPr>
         <w:tc>
           <w:tcPr>
             <w:tcW w:type="dxa" w:w="3025"/>
           </w:tcPr>
           <w:p>
-            <w:pPr>
-              <w:keepNext/>
-            </w:pPr>
             <w:r/>
             <w:r>
               <w:rPr>
@@ -6458,9 +5803,6 @@
             <w:tcW w:type="dxa" w:w="3025"/>
           </w:tcPr>
           <w:p>
-            <w:pPr>
-              <w:keepNext/>
-            </w:pPr>
             <w:r/>
             <w:r>
               <w:rPr>
@@ -6478,12 +5820,7 @@
             <w:tcW w:type="dxa" w:w="3025"/>
           </w:tcPr>
           <w:p>
-            <w:pPr>
-              <w:keepNext/>
-            </w:pPr>
-            <w:r>
-              <w:t>충족: 권한 판정에 user_metadata 를 쓰는 곳 0건(전수 검색). app_metadata.role 기준</w:t>
-            </w:r>
+            <w:r/>
             <w:r>
               <w:rPr>
                 <w:rFonts w:ascii="맑은 고딕" w:hAnsi="맑은 고딕"/>
@@ -6491,22 +5828,17 @@
                 <w:sz w:val="18"/>
                 <w:rFonts w:eastAsia="맑은 고딕"/>
               </w:rPr>
+              <w:t>충족 — 권한 판정에 user_metadata 를 쓰는 곳 0건(전수 검색). app_metadata.role 기준</w:t>
             </w:r>
           </w:p>
         </w:tc>
       </w:tr>
       <w:tr>
-        <w:trPr>
-          <w:cantSplit/>
-        </w:trPr>
         <w:tc>
           <w:tcPr>
             <w:tcW w:type="dxa" w:w="3025"/>
           </w:tcPr>
           <w:p>
-            <w:pPr>
-              <w:keepNext/>
-            </w:pPr>
             <w:r/>
             <w:r>
               <w:rPr>
@@ -6524,9 +5856,6 @@
             <w:tcW w:type="dxa" w:w="3025"/>
           </w:tcPr>
           <w:p>
-            <w:pPr>
-              <w:keepNext/>
-            </w:pPr>
             <w:r/>
             <w:r>
               <w:rPr>
@@ -6544,12 +5873,7 @@
             <w:tcW w:type="dxa" w:w="3025"/>
           </w:tcPr>
           <w:p>
-            <w:pPr>
-              <w:keepNext/>
-            </w:pPr>
-            <w:r>
-              <w:t>충족: 자동 검사 check:ratelimit-scope 통과</w:t>
-            </w:r>
+            <w:r/>
             <w:r>
               <w:rPr>
                 <w:rFonts w:ascii="맑은 고딕" w:hAnsi="맑은 고딕"/>
@@ -6557,14 +5881,12 @@
                 <w:sz w:val="18"/>
                 <w:rFonts w:eastAsia="맑은 고딕"/>
               </w:rPr>
+              <w:t>충족 — 자동 검사 check:ratelimit-scope 통과</w:t>
             </w:r>
           </w:p>
         </w:tc>
       </w:tr>
       <w:tr>
-        <w:trPr>
-          <w:cantSplit/>
-        </w:trPr>
         <w:tc>
           <w:tcPr>
             <w:tcW w:type="dxa" w:w="3025"/>
@@ -6604,9 +5926,7 @@
             <w:tcW w:type="dxa" w:w="3025"/>
           </w:tcPr>
           <w:p>
-            <w:r>
-              <w:t>충족: 실서비스 머리값 확인: Strict-Transport-Security(2년·하위도메인·preload) · CSP · X-Content-Type-Options · X-Frame-Options</w:t>
-            </w:r>
+            <w:r/>
             <w:r>
               <w:rPr>
                 <w:rFonts w:ascii="맑은 고딕" w:hAnsi="맑은 고딕"/>
@@ -6614,20 +5934,16 @@
                 <w:sz w:val="18"/>
                 <w:rFonts w:eastAsia="맑은 고딕"/>
               </w:rPr>
+              <w:t>충족 — 실서비스 머리값 확인: Strict-Transport-Security(2년·하위도메인·preload) · CSP · X-Content-Type-Options · X-Frame-Options</w:t>
             </w:r>
           </w:p>
         </w:tc>
       </w:tr>
     </w:tbl>
-    <w:p>
-      <w:pPr>
-        <w:keepNext/>
-      </w:pPr>
-    </w:p>
+    <w:p/>
     <w:p>
       <w:pPr>
         <w:pStyle w:val="Heading2"/>
-        <w:keepNext/>
       </w:pPr>
       <w:r>
         <w:rPr>
@@ -6652,18 +5968,12 @@
         <w:gridCol w:w="3025"/>
       </w:tblGrid>
       <w:tr>
-        <w:trPr>
-          <w:cantSplit/>
-        </w:trPr>
         <w:tc>
           <w:tcPr>
             <w:tcW w:type="dxa" w:w="3025"/>
             <w:shd w:val="clear" w:color="auto" w:fill="00467F"/>
           </w:tcPr>
           <w:p>
-            <w:pPr>
-              <w:keepNext/>
-            </w:pPr>
             <w:r/>
             <w:r>
               <w:rPr>
@@ -6683,9 +5993,6 @@
             <w:shd w:val="clear" w:color="auto" w:fill="00467F"/>
           </w:tcPr>
           <w:p>
-            <w:pPr>
-              <w:keepNext/>
-            </w:pPr>
             <w:r/>
             <w:r>
               <w:rPr>
@@ -6705,9 +6012,6 @@
             <w:shd w:val="clear" w:color="auto" w:fill="00467F"/>
           </w:tcPr>
           <w:p>
-            <w:pPr>
-              <w:keepNext/>
-            </w:pPr>
             <w:r/>
             <w:r>
               <w:rPr>
@@ -6723,17 +6027,11 @@
         </w:tc>
       </w:tr>
       <w:tr>
-        <w:trPr>
-          <w:cantSplit/>
-        </w:trPr>
         <w:tc>
           <w:tcPr>
             <w:tcW w:type="dxa" w:w="3025"/>
           </w:tcPr>
           <w:p>
-            <w:pPr>
-              <w:keepNext/>
-            </w:pPr>
             <w:r/>
             <w:r>
               <w:rPr>
@@ -6751,9 +6049,6 @@
             <w:tcW w:type="dxa" w:w="3025"/>
           </w:tcPr>
           <w:p>
-            <w:pPr>
-              <w:keepNext/>
-            </w:pPr>
             <w:r/>
             <w:r>
               <w:rPr>
@@ -6771,12 +6066,7 @@
             <w:tcW w:type="dxa" w:w="3025"/>
           </w:tcPr>
           <w:p>
-            <w:pPr>
-              <w:keepNext/>
-            </w:pPr>
-            <w:r>
-              <w:t>충족: 가동 감시가 10분마다 돈다. 최근 100회(2026-08-17~20) 전건 성공(100%). 같은 시각 실서비스 상태 확인 20회 연속 200 응답. 실서비스 빌드 최근 100건 중 실패 0건</w:t>
-            </w:r>
+            <w:r/>
             <w:r>
               <w:rPr>
                 <w:rFonts w:ascii="맑은 고딕" w:hAnsi="맑은 고딕"/>
@@ -6784,22 +6074,17 @@
                 <w:sz w:val="18"/>
                 <w:rFonts w:eastAsia="맑은 고딕"/>
               </w:rPr>
+              <w:t>충족 — 가동 감시가 10분마다 돈다. 최근 100회(2026-08-17~20) 전건 성공(100%). 같은 시각 실서비스 상태 확인 20회 연속 200 응답. 실서비스 빌드 최근 100건 중 실패 0건</w:t>
             </w:r>
           </w:p>
         </w:tc>
       </w:tr>
       <w:tr>
-        <w:trPr>
-          <w:cantSplit/>
-        </w:trPr>
         <w:tc>
           <w:tcPr>
             <w:tcW w:type="dxa" w:w="3025"/>
           </w:tcPr>
           <w:p>
-            <w:pPr>
-              <w:keepNext/>
-            </w:pPr>
             <w:r/>
             <w:r>
               <w:rPr>
@@ -6817,9 +6102,6 @@
             <w:tcW w:type="dxa" w:w="3025"/>
           </w:tcPr>
           <w:p>
-            <w:pPr>
-              <w:keepNext/>
-            </w:pPr>
             <w:r/>
             <w:r>
               <w:rPr>
@@ -6837,12 +6119,7 @@
             <w:tcW w:type="dxa" w:w="3025"/>
           </w:tcPr>
           <w:p>
-            <w:pPr>
-              <w:keepNext/>
-            </w:pPr>
-            <w:r>
-              <w:t>충족: Supabase Pro 플랜 자동 백업(7일 보관). 플랜 상태는 콘솔에서 확인</w:t>
-            </w:r>
+            <w:r/>
             <w:r>
               <w:rPr>
                 <w:rFonts w:ascii="맑은 고딕" w:hAnsi="맑은 고딕"/>
@@ -6850,14 +6127,12 @@
                 <w:sz w:val="18"/>
                 <w:rFonts w:eastAsia="맑은 고딕"/>
               </w:rPr>
+              <w:t>충족 — Supabase Pro 플랜 자동 백업(7일 보관). 플랜 상태는 콘솔에서 확인</w:t>
             </w:r>
           </w:p>
         </w:tc>
       </w:tr>
       <w:tr>
-        <w:trPr>
-          <w:cantSplit/>
-        </w:trPr>
         <w:tc>
           <w:tcPr>
             <w:tcW w:type="dxa" w:w="3025"/>
@@ -6897,9 +6172,7 @@
             <w:tcW w:type="dxa" w:w="3025"/>
           </w:tcPr>
           <w:p>
-            <w:r>
-              <w:t>충족: sentry.client·server·edge.config.js 세 개 모두 존재</w:t>
-            </w:r>
+            <w:r/>
             <w:r>
               <w:rPr>
                 <w:rFonts w:ascii="맑은 고딕" w:hAnsi="맑은 고딕"/>
@@ -6907,20 +6180,16 @@
                 <w:sz w:val="18"/>
                 <w:rFonts w:eastAsia="맑은 고딕"/>
               </w:rPr>
+              <w:t>충족 — sentry.client·server·edge.config.js 세 개 모두 존재</w:t>
             </w:r>
           </w:p>
         </w:tc>
       </w:tr>
     </w:tbl>
-    <w:p>
-      <w:pPr>
-        <w:keepNext/>
-      </w:pPr>
-    </w:p>
+    <w:p/>
     <w:p>
       <w:pPr>
         <w:pStyle w:val="Heading2"/>
-        <w:keepNext/>
       </w:pPr>
       <w:r>
         <w:rPr>
@@ -6945,18 +6214,12 @@
         <w:gridCol w:w="3025"/>
       </w:tblGrid>
       <w:tr>
-        <w:trPr>
-          <w:cantSplit/>
-        </w:trPr>
         <w:tc>
           <w:tcPr>
             <w:tcW w:type="dxa" w:w="3025"/>
             <w:shd w:val="clear" w:color="auto" w:fill="00467F"/>
           </w:tcPr>
           <w:p>
-            <w:pPr>
-              <w:keepNext/>
-            </w:pPr>
             <w:r/>
             <w:r>
               <w:rPr>
@@ -6976,9 +6239,6 @@
             <w:shd w:val="clear" w:color="auto" w:fill="00467F"/>
           </w:tcPr>
           <w:p>
-            <w:pPr>
-              <w:keepNext/>
-            </w:pPr>
             <w:r/>
             <w:r>
               <w:rPr>
@@ -6998,9 +6258,6 @@
             <w:shd w:val="clear" w:color="auto" w:fill="00467F"/>
           </w:tcPr>
           <w:p>
-            <w:pPr>
-              <w:keepNext/>
-            </w:pPr>
             <w:r/>
             <w:r>
               <w:rPr>
@@ -7016,17 +6273,11 @@
         </w:tc>
       </w:tr>
       <w:tr>
-        <w:trPr>
-          <w:cantSplit/>
-        </w:trPr>
         <w:tc>
           <w:tcPr>
             <w:tcW w:type="dxa" w:w="3025"/>
           </w:tcPr>
           <w:p>
-            <w:pPr>
-              <w:keepNext/>
-            </w:pPr>
             <w:r/>
             <w:r>
               <w:rPr>
@@ -7044,9 +6295,6 @@
             <w:tcW w:type="dxa" w:w="3025"/>
           </w:tcPr>
           <w:p>
-            <w:pPr>
-              <w:keepNext/>
-            </w:pPr>
             <w:r/>
             <w:r>
               <w:rPr>
@@ -7064,12 +6312,7 @@
             <w:tcW w:type="dxa" w:w="3025"/>
           </w:tcPr>
           <w:p>
-            <w:pPr>
-              <w:keepNext/>
-            </w:pPr>
-            <w:r>
-              <w:t>충족: 화면이 쓰는 문구 1,941개를 6개 언어에 전건 채움. 러시아어·카자흐어는 자동 검사가 매 변경마다 100% 확인</w:t>
-            </w:r>
+            <w:r/>
             <w:r>
               <w:rPr>
                 <w:rFonts w:ascii="맑은 고딕" w:hAnsi="맑은 고딕"/>
@@ -7077,22 +6320,17 @@
                 <w:sz w:val="18"/>
                 <w:rFonts w:eastAsia="맑은 고딕"/>
               </w:rPr>
+              <w:t>충족 — 화면이 쓰는 문구 1,941개를 6개 언어에 전건 채움. 러시아어·카자흐어는 자동 검사가 매 변경마다 100% 확인</w:t>
             </w:r>
           </w:p>
         </w:tc>
       </w:tr>
       <w:tr>
-        <w:trPr>
-          <w:cantSplit/>
-        </w:trPr>
         <w:tc>
           <w:tcPr>
             <w:tcW w:type="dxa" w:w="3025"/>
           </w:tcPr>
           <w:p>
-            <w:pPr>
-              <w:keepNext/>
-            </w:pPr>
             <w:r/>
             <w:r>
               <w:rPr>
@@ -7110,9 +6348,6 @@
             <w:tcW w:type="dxa" w:w="3025"/>
           </w:tcPr>
           <w:p>
-            <w:pPr>
-              <w:keepNext/>
-            </w:pPr>
             <w:r/>
             <w:r>
               <w:rPr>
@@ -7130,12 +6365,7 @@
             <w:tcW w:type="dxa" w:w="3025"/>
           </w:tcPr>
           <w:p>
-            <w:pPr>
-              <w:keepNext/>
-            </w:pPr>
-            <w:r>
-              <w:t>대체로 충족: 라이트하우스 접근성 97점. 미달 1건(글자와 배경 대비). 개선 과제</w:t>
-            </w:r>
+            <w:r/>
             <w:r>
               <w:rPr>
                 <w:rFonts w:ascii="맑은 고딕" w:hAnsi="맑은 고딕"/>
@@ -7143,14 +6373,12 @@
                 <w:sz w:val="18"/>
                 <w:rFonts w:eastAsia="맑은 고딕"/>
               </w:rPr>
+              <w:t>대체로 충족 — 라이트하우스 접근성 97점. 미달 1건(글자와 배경 대비). 개선 과제</w:t>
             </w:r>
           </w:p>
         </w:tc>
       </w:tr>
       <w:tr>
-        <w:trPr>
-          <w:cantSplit/>
-        </w:trPr>
         <w:tc>
           <w:tcPr>
             <w:tcW w:type="dxa" w:w="3025"/>
@@ -7190,9 +6418,7 @@
             <w:tcW w:type="dxa" w:w="3025"/>
           </w:tcPr>
           <w:p>
-            <w:r>
-              <w:t>충족: 375px 폭 기준 글자 잘림·겹침 자동 검사 상시 실행(content-clip-sweep · header-no-overlap)</w:t>
-            </w:r>
+            <w:r/>
             <w:r>
               <w:rPr>
                 <w:rFonts w:ascii="맑은 고딕" w:hAnsi="맑은 고딕"/>
@@ -7200,20 +6426,16 @@
                 <w:sz w:val="18"/>
                 <w:rFonts w:eastAsia="맑은 고딕"/>
               </w:rPr>
+              <w:t>충족 — 375px 폭 기준 글자 잘림·겹침 자동 검사 상시 실행(content-clip-sweep · header-no-overlap)</w:t>
             </w:r>
           </w:p>
         </w:tc>
       </w:tr>
     </w:tbl>
-    <w:p>
-      <w:pPr>
-        <w:keepNext/>
-      </w:pPr>
-    </w:p>
+    <w:p/>
     <w:p>
       <w:pPr>
         <w:pStyle w:val="Heading2"/>
-        <w:keepNext/>
       </w:pPr>
       <w:r>
         <w:rPr>
@@ -7238,18 +6460,12 @@
         <w:gridCol w:w="3025"/>
       </w:tblGrid>
       <w:tr>
-        <w:trPr>
-          <w:cantSplit/>
-        </w:trPr>
         <w:tc>
           <w:tcPr>
             <w:tcW w:type="dxa" w:w="3025"/>
             <w:shd w:val="clear" w:color="auto" w:fill="00467F"/>
           </w:tcPr>
           <w:p>
-            <w:pPr>
-              <w:keepNext/>
-            </w:pPr>
             <w:r/>
             <w:r>
               <w:rPr>
@@ -7269,9 +6485,6 @@
             <w:shd w:val="clear" w:color="auto" w:fill="00467F"/>
           </w:tcPr>
           <w:p>
-            <w:pPr>
-              <w:keepNext/>
-            </w:pPr>
             <w:r/>
             <w:r>
               <w:rPr>
@@ -7291,9 +6504,6 @@
             <w:shd w:val="clear" w:color="auto" w:fill="00467F"/>
           </w:tcPr>
           <w:p>
-            <w:pPr>
-              <w:keepNext/>
-            </w:pPr>
             <w:r/>
             <w:r>
               <w:rPr>
@@ -7309,17 +6519,11 @@
         </w:tc>
       </w:tr>
       <w:tr>
-        <w:trPr>
-          <w:cantSplit/>
-        </w:trPr>
         <w:tc>
           <w:tcPr>
             <w:tcW w:type="dxa" w:w="3025"/>
           </w:tcPr>
           <w:p>
-            <w:pPr>
-              <w:keepNext/>
-            </w:pPr>
             <w:r/>
             <w:r>
               <w:rPr>
@@ -7337,9 +6541,6 @@
             <w:tcW w:type="dxa" w:w="3025"/>
           </w:tcPr>
           <w:p>
-            <w:pPr>
-              <w:keepNext/>
-            </w:pPr>
             <w:r/>
             <w:r>
               <w:rPr>
@@ -7357,12 +6558,7 @@
             <w:tcW w:type="dxa" w:w="3025"/>
           </w:tcPr>
           <w:p>
-            <w:pPr>
-              <w:keepNext/>
-            </w:pPr>
-            <w:r>
-              <w:t>충족: tsconfig paths: {'@/*': ['src/*']}</w:t>
-            </w:r>
+            <w:r/>
             <w:r>
               <w:rPr>
                 <w:rFonts w:ascii="맑은 고딕" w:hAnsi="맑은 고딕"/>
@@ -7370,22 +6566,17 @@
                 <w:sz w:val="18"/>
                 <w:rFonts w:eastAsia="맑은 고딕"/>
               </w:rPr>
+              <w:t>충족 — tsconfig paths: {'@/*': ['src/*']}</w:t>
             </w:r>
           </w:p>
         </w:tc>
       </w:tr>
       <w:tr>
-        <w:trPr>
-          <w:cantSplit/>
-        </w:trPr>
         <w:tc>
           <w:tcPr>
             <w:tcW w:type="dxa" w:w="3025"/>
           </w:tcPr>
           <w:p>
-            <w:pPr>
-              <w:keepNext/>
-            </w:pPr>
             <w:r/>
             <w:r>
               <w:rPr>
@@ -7403,9 +6594,6 @@
             <w:tcW w:type="dxa" w:w="3025"/>
           </w:tcPr>
           <w:p>
-            <w:pPr>
-              <w:keepNext/>
-            </w:pPr>
             <w:r/>
             <w:r>
               <w:rPr>
@@ -7423,12 +6611,7 @@
             <w:tcW w:type="dxa" w:w="3025"/>
           </w:tcPr>
           <w:p>
-            <w:pPr>
-              <w:keepNext/>
-            </w:pPr>
-            <w:r>
-              <w:t>충족: strict:false 유지, Zod 런타임 검증 사용</w:t>
-            </w:r>
+            <w:r/>
             <w:r>
               <w:rPr>
                 <w:rFonts w:ascii="맑은 고딕" w:hAnsi="맑은 고딕"/>
@@ -7436,22 +6619,17 @@
                 <w:sz w:val="18"/>
                 <w:rFonts w:eastAsia="맑은 고딕"/>
               </w:rPr>
+              <w:t>충족 — strict:false 유지, Zod 런타임 검증 사용</w:t>
             </w:r>
           </w:p>
         </w:tc>
       </w:tr>
       <w:tr>
-        <w:trPr>
-          <w:cantSplit/>
-        </w:trPr>
         <w:tc>
           <w:tcPr>
             <w:tcW w:type="dxa" w:w="3025"/>
           </w:tcPr>
           <w:p>
-            <w:pPr>
-              <w:keepNext/>
-            </w:pPr>
             <w:r/>
             <w:r>
               <w:rPr>
@@ -7469,9 +6647,6 @@
             <w:tcW w:type="dxa" w:w="3025"/>
           </w:tcPr>
           <w:p>
-            <w:pPr>
-              <w:keepNext/>
-            </w:pPr>
             <w:r/>
             <w:r>
               <w:rPr>
@@ -7489,12 +6664,7 @@
             <w:tcW w:type="dxa" w:w="3025"/>
           </w:tcPr>
           <w:p>
-            <w:pPr>
-              <w:keepNext/>
-            </w:pPr>
-            <w:r>
-              <w:t>충족: package.json build 가 next build --webpack</w:t>
-            </w:r>
+            <w:r/>
             <w:r>
               <w:rPr>
                 <w:rFonts w:ascii="맑은 고딕" w:hAnsi="맑은 고딕"/>
@@ -7502,14 +6672,12 @@
                 <w:sz w:val="18"/>
                 <w:rFonts w:eastAsia="맑은 고딕"/>
               </w:rPr>
+              <w:t>충족 — package.json build 가 next build --webpack</w:t>
             </w:r>
           </w:p>
         </w:tc>
       </w:tr>
       <w:tr>
-        <w:trPr>
-          <w:cantSplit/>
-        </w:trPr>
         <w:tc>
           <w:tcPr>
             <w:tcW w:type="dxa" w:w="3025"/>
@@ -7549,9 +6717,7 @@
             <w:tcW w:type="dxa" w:w="3025"/>
           </w:tcPr>
           <w:p>
-            <w:r>
-              <w:t>충족: /api/rag/ingest 로 코드 수정 없이 올린다. 현재 문서 21건·조각 21개</w:t>
-            </w:r>
+            <w:r/>
             <w:r>
               <w:rPr>
                 <w:rFonts w:ascii="맑은 고딕" w:hAnsi="맑은 고딕"/>
@@ -7559,20 +6725,16 @@
                 <w:sz w:val="18"/>
                 <w:rFonts w:eastAsia="맑은 고딕"/>
               </w:rPr>
+              <w:t>충족 — /api/rag/ingest 로 코드 수정 없이 올린다. 현재 문서 21건·조각 21개</w:t>
             </w:r>
           </w:p>
         </w:tc>
       </w:tr>
     </w:tbl>
-    <w:p>
-      <w:pPr>
-        <w:keepNext/>
-      </w:pPr>
-    </w:p>
+    <w:p/>
     <w:p>
       <w:pPr>
         <w:pStyle w:val="Heading2"/>
-        <w:keepNext/>
       </w:pPr>
       <w:r>
         <w:rPr>
@@ -7597,18 +6759,12 @@
         <w:gridCol w:w="3025"/>
       </w:tblGrid>
       <w:tr>
-        <w:trPr>
-          <w:cantSplit/>
-        </w:trPr>
         <w:tc>
           <w:tcPr>
             <w:tcW w:type="dxa" w:w="3025"/>
             <w:shd w:val="clear" w:color="auto" w:fill="00467F"/>
           </w:tcPr>
           <w:p>
-            <w:pPr>
-              <w:keepNext/>
-            </w:pPr>
             <w:r/>
             <w:r>
               <w:rPr>
@@ -7628,9 +6784,6 @@
             <w:shd w:val="clear" w:color="auto" w:fill="00467F"/>
           </w:tcPr>
           <w:p>
-            <w:pPr>
-              <w:keepNext/>
-            </w:pPr>
             <w:r/>
             <w:r>
               <w:rPr>
@@ -7650,9 +6803,6 @@
             <w:shd w:val="clear" w:color="auto" w:fill="00467F"/>
           </w:tcPr>
           <w:p>
-            <w:pPr>
-              <w:keepNext/>
-            </w:pPr>
             <w:r/>
             <w:r>
               <w:rPr>
@@ -7668,17 +6818,11 @@
         </w:tc>
       </w:tr>
       <w:tr>
-        <w:trPr>
-          <w:cantSplit/>
-        </w:trPr>
         <w:tc>
           <w:tcPr>
             <w:tcW w:type="dxa" w:w="3025"/>
           </w:tcPr>
           <w:p>
-            <w:pPr>
-              <w:keepNext/>
-            </w:pPr>
             <w:r/>
             <w:r>
               <w:rPr>
@@ -7696,9 +6840,6 @@
             <w:tcW w:type="dxa" w:w="3025"/>
           </w:tcPr>
           <w:p>
-            <w:pPr>
-              <w:keepNext/>
-            </w:pPr>
             <w:r/>
             <w:r>
               <w:rPr>
@@ -7716,12 +6857,7 @@
             <w:tcW w:type="dxa" w:w="3025"/>
           </w:tcPr>
           <w:p>
-            <w:pPr>
-              <w:keepNext/>
-            </w:pPr>
-            <w:r>
-              <w:t>충족: 웹 접수 6건 전부 동의 기록과 동의 판번호 보존. 나머지 2건은 플랫폼 밖에서 받아 소급 등록한 건이라 화면 동의 기록이 없다(별도 서면 보관)</w:t>
-            </w:r>
+            <w:r/>
             <w:r>
               <w:rPr>
                 <w:rFonts w:ascii="맑은 고딕" w:hAnsi="맑은 고딕"/>
@@ -7729,22 +6865,17 @@
                 <w:sz w:val="18"/>
                 <w:rFonts w:eastAsia="맑은 고딕"/>
               </w:rPr>
+              <w:t>충족 — 웹 접수 6건 전부 동의 기록과 동의 판번호 보존. 나머지 2건은 플랫폼 밖에서 받아 소급 등록한 건이라 화면 동의 기록이 없다(별도 서면 보관)</w:t>
             </w:r>
           </w:p>
         </w:tc>
       </w:tr>
       <w:tr>
-        <w:trPr>
-          <w:cantSplit/>
-        </w:trPr>
         <w:tc>
           <w:tcPr>
             <w:tcW w:type="dxa" w:w="3025"/>
           </w:tcPr>
           <w:p>
-            <w:pPr>
-              <w:keepNext/>
-            </w:pPr>
             <w:r/>
             <w:r>
               <w:rPr>
@@ -7762,9 +6893,6 @@
             <w:tcW w:type="dxa" w:w="3025"/>
           </w:tcPr>
           <w:p>
-            <w:pPr>
-              <w:keepNext/>
-            </w:pPr>
             <w:r/>
             <w:r>
               <w:rPr>
@@ -7782,12 +6910,7 @@
             <w:tcW w:type="dxa" w:w="3025"/>
           </w:tcPr>
           <w:p>
-            <w:pPr>
-              <w:keepNext/>
-            </w:pPr>
-            <w:r>
-              <w:t>유지: 문구·화면 모두 정보 제공·연결 서비스로 표기. 법률 판단은 외부 검토 대상</w:t>
-            </w:r>
+            <w:r/>
             <w:r>
               <w:rPr>
                 <w:rFonts w:ascii="맑은 고딕" w:hAnsi="맑은 고딕"/>
@@ -7795,14 +6918,12 @@
                 <w:sz w:val="18"/>
                 <w:rFonts w:eastAsia="맑은 고딕"/>
               </w:rPr>
+              <w:t>유지 — 문구·화면 모두 정보 제공·연결 서비스로 표기. 법률 판단은 외부 검토 대상</w:t>
             </w:r>
           </w:p>
         </w:tc>
       </w:tr>
       <w:tr>
-        <w:trPr>
-          <w:cantSplit/>
-        </w:trPr>
         <w:tc>
           <w:tcPr>
             <w:tcW w:type="dxa" w:w="3025"/>
@@ -7842,9 +6963,7 @@
             <w:tcW w:type="dxa" w:w="3025"/>
           </w:tcPr>
           <w:p>
-            <w:r>
-              <w:t>진행 중: 유치 0/12 · 사전상담+사후관리 7/120 · 만족도 표본 1건. 잔여 기간 유입에 달려 있다</w:t>
-            </w:r>
+            <w:r/>
             <w:r>
               <w:rPr>
                 <w:rFonts w:ascii="맑은 고딕" w:hAnsi="맑은 고딕"/>
@@ -7852,16 +6971,21 @@
                 <w:sz w:val="18"/>
                 <w:rFonts w:eastAsia="맑은 고딕"/>
               </w:rPr>
+              <w:t>진행 중 — 유치 0/12 · 사전상담+사후관리 7/120 · 만족도 표본 1건. 잔여 기간 유입에 달려 있다</w:t>
             </w:r>
           </w:p>
         </w:tc>
       </w:tr>
     </w:tbl>
+    <w:p/>
+    <w:p>
+      <w:r>
+        <w:br w:type="page"/>
+      </w:r>
+    </w:p>
     <w:p>
       <w:pPr>
         <w:pStyle w:val="Heading1"/>
-        <w:keepNext/>
-        <w:pageBreakBefore/>
       </w:pPr>
       <w:r>
         <w:rPr>
@@ -7887,18 +7011,12 @@
         <w:gridCol w:w="2269"/>
       </w:tblGrid>
       <w:tr>
-        <w:trPr>
-          <w:cantSplit/>
-        </w:trPr>
         <w:tc>
           <w:tcPr>
             <w:tcW w:type="dxa" w:w="2269"/>
             <w:shd w:val="clear" w:color="auto" w:fill="00467F"/>
           </w:tcPr>
           <w:p>
-            <w:pPr>
-              <w:keepNext/>
-            </w:pPr>
             <w:r/>
             <w:r>
               <w:rPr>
@@ -7918,9 +7036,6 @@
             <w:shd w:val="clear" w:color="auto" w:fill="00467F"/>
           </w:tcPr>
           <w:p>
-            <w:pPr>
-              <w:keepNext/>
-            </w:pPr>
             <w:r/>
             <w:r>
               <w:rPr>
@@ -7940,9 +7055,6 @@
             <w:shd w:val="clear" w:color="auto" w:fill="00467F"/>
           </w:tcPr>
           <w:p>
-            <w:pPr>
-              <w:keepNext/>
-            </w:pPr>
             <w:r/>
             <w:r>
               <w:rPr>
@@ -7962,9 +7074,6 @@
             <w:shd w:val="clear" w:color="auto" w:fill="00467F"/>
           </w:tcPr>
           <w:p>
-            <w:pPr>
-              <w:keepNext/>
-            </w:pPr>
             <w:r/>
             <w:r>
               <w:rPr>
@@ -7980,17 +7089,11 @@
         </w:tc>
       </w:tr>
       <w:tr>
-        <w:trPr>
-          <w:cantSplit/>
-        </w:trPr>
         <w:tc>
           <w:tcPr>
             <w:tcW w:type="dxa" w:w="2269"/>
           </w:tcPr>
           <w:p>
-            <w:pPr>
-              <w:keepNext/>
-            </w:pPr>
             <w:r/>
             <w:r>
               <w:rPr>
@@ -8008,9 +7111,6 @@
             <w:tcW w:type="dxa" w:w="2269"/>
           </w:tcPr>
           <w:p>
-            <w:pPr>
-              <w:keepNext/>
-            </w:pPr>
             <w:r/>
             <w:r>
               <w:rPr>
@@ -8030,9 +7130,6 @@
             <w:tcW w:type="dxa" w:w="2269"/>
           </w:tcPr>
           <w:p>
-            <w:pPr>
-              <w:keepNext/>
-            </w:pPr>
             <w:r/>
             <w:r>
               <w:rPr>
@@ -8052,9 +7149,6 @@
             <w:tcW w:type="dxa" w:w="2269"/>
           </w:tcPr>
           <w:p>
-            <w:pPr>
-              <w:keepNext/>
-            </w:pPr>
             <w:r/>
             <w:r>
               <w:rPr>
@@ -8069,17 +7163,11 @@
         </w:tc>
       </w:tr>
       <w:tr>
-        <w:trPr>
-          <w:cantSplit/>
-        </w:trPr>
         <w:tc>
           <w:tcPr>
             <w:tcW w:type="dxa" w:w="2269"/>
           </w:tcPr>
           <w:p>
-            <w:pPr>
-              <w:keepNext/>
-            </w:pPr>
             <w:r/>
             <w:r>
               <w:rPr>
@@ -8097,9 +7185,6 @@
             <w:tcW w:type="dxa" w:w="2269"/>
           </w:tcPr>
           <w:p>
-            <w:pPr>
-              <w:keepNext/>
-            </w:pPr>
             <w:r/>
             <w:r>
               <w:rPr>
@@ -8119,9 +7204,6 @@
             <w:tcW w:type="dxa" w:w="2269"/>
           </w:tcPr>
           <w:p>
-            <w:pPr>
-              <w:keepNext/>
-            </w:pPr>
             <w:r/>
             <w:r>
               <w:rPr>
@@ -8141,9 +7223,6 @@
             <w:tcW w:type="dxa" w:w="2269"/>
           </w:tcPr>
           <w:p>
-            <w:pPr>
-              <w:keepNext/>
-            </w:pPr>
             <w:r/>
             <w:r>
               <w:rPr>
@@ -8158,17 +7237,11 @@
         </w:tc>
       </w:tr>
       <w:tr>
-        <w:trPr>
-          <w:cantSplit/>
-        </w:trPr>
         <w:tc>
           <w:tcPr>
             <w:tcW w:type="dxa" w:w="2269"/>
           </w:tcPr>
           <w:p>
-            <w:pPr>
-              <w:keepNext/>
-            </w:pPr>
             <w:r/>
             <w:r>
               <w:rPr>
@@ -8186,9 +7259,6 @@
             <w:tcW w:type="dxa" w:w="2269"/>
           </w:tcPr>
           <w:p>
-            <w:pPr>
-              <w:keepNext/>
-            </w:pPr>
             <w:r/>
             <w:r>
               <w:rPr>
@@ -8208,9 +7278,6 @@
             <w:tcW w:type="dxa" w:w="2269"/>
           </w:tcPr>
           <w:p>
-            <w:pPr>
-              <w:keepNext/>
-            </w:pPr>
             <w:r/>
             <w:r>
               <w:rPr>
@@ -8230,9 +7297,6 @@
             <w:tcW w:type="dxa" w:w="2269"/>
           </w:tcPr>
           <w:p>
-            <w:pPr>
-              <w:keepNext/>
-            </w:pPr>
             <w:r/>
             <w:r>
               <w:rPr>
@@ -8251,17 +7315,11 @@
         </w:tc>
       </w:tr>
       <w:tr>
-        <w:trPr>
-          <w:cantSplit/>
-        </w:trPr>
         <w:tc>
           <w:tcPr>
             <w:tcW w:type="dxa" w:w="2269"/>
           </w:tcPr>
           <w:p>
-            <w:pPr>
-              <w:keepNext/>
-            </w:pPr>
             <w:r/>
             <w:r>
               <w:rPr>
@@ -8279,9 +7337,6 @@
             <w:tcW w:type="dxa" w:w="2269"/>
           </w:tcPr>
           <w:p>
-            <w:pPr>
-              <w:keepNext/>
-            </w:pPr>
             <w:r/>
             <w:r>
               <w:rPr>
@@ -8301,9 +7356,6 @@
             <w:tcW w:type="dxa" w:w="2269"/>
           </w:tcPr>
           <w:p>
-            <w:pPr>
-              <w:keepNext/>
-            </w:pPr>
             <w:r/>
             <w:r>
               <w:rPr>
@@ -8323,9 +7375,6 @@
             <w:tcW w:type="dxa" w:w="2269"/>
           </w:tcPr>
           <w:p>
-            <w:pPr>
-              <w:keepNext/>
-            </w:pPr>
             <w:r/>
             <w:r>
               <w:rPr>
@@ -8340,17 +7389,11 @@
         </w:tc>
       </w:tr>
       <w:tr>
-        <w:trPr>
-          <w:cantSplit/>
-        </w:trPr>
         <w:tc>
           <w:tcPr>
             <w:tcW w:type="dxa" w:w="2269"/>
           </w:tcPr>
           <w:p>
-            <w:pPr>
-              <w:keepNext/>
-            </w:pPr>
             <w:r/>
             <w:r>
               <w:rPr>
@@ -8368,9 +7411,6 @@
             <w:tcW w:type="dxa" w:w="2269"/>
           </w:tcPr>
           <w:p>
-            <w:pPr>
-              <w:keepNext/>
-            </w:pPr>
             <w:r/>
             <w:r>
               <w:rPr>
@@ -8390,9 +7430,6 @@
             <w:tcW w:type="dxa" w:w="2269"/>
           </w:tcPr>
           <w:p>
-            <w:pPr>
-              <w:keepNext/>
-            </w:pPr>
             <w:r/>
             <w:r>
               <w:rPr>
@@ -8412,9 +7449,6 @@
             <w:tcW w:type="dxa" w:w="2269"/>
           </w:tcPr>
           <w:p>
-            <w:pPr>
-              <w:keepNext/>
-            </w:pPr>
             <w:r/>
             <w:r>
               <w:rPr>
@@ -8429,17 +7463,11 @@
         </w:tc>
       </w:tr>
       <w:tr>
-        <w:trPr>
-          <w:cantSplit/>
-        </w:trPr>
         <w:tc>
           <w:tcPr>
             <w:tcW w:type="dxa" w:w="2269"/>
           </w:tcPr>
           <w:p>
-            <w:pPr>
-              <w:keepNext/>
-            </w:pPr>
             <w:r/>
             <w:r>
               <w:rPr>
@@ -8457,9 +7485,6 @@
             <w:tcW w:type="dxa" w:w="2269"/>
           </w:tcPr>
           <w:p>
-            <w:pPr>
-              <w:keepNext/>
-            </w:pPr>
             <w:r/>
             <w:r>
               <w:rPr>
@@ -8479,9 +7504,6 @@
             <w:tcW w:type="dxa" w:w="2269"/>
           </w:tcPr>
           <w:p>
-            <w:pPr>
-              <w:keepNext/>
-            </w:pPr>
             <w:r/>
             <w:r>
               <w:rPr>
@@ -8499,9 +7521,6 @@
             <w:tcW w:type="dxa" w:w="2269"/>
           </w:tcPr>
           <w:p>
-            <w:pPr>
-              <w:keepNext/>
-            </w:pPr>
             <w:r/>
             <w:r>
               <w:rPr>
@@ -8516,17 +7535,11 @@
         </w:tc>
       </w:tr>
       <w:tr>
-        <w:trPr>
-          <w:cantSplit/>
-        </w:trPr>
         <w:tc>
           <w:tcPr>
             <w:tcW w:type="dxa" w:w="2269"/>
           </w:tcPr>
           <w:p>
-            <w:pPr>
-              <w:keepNext/>
-            </w:pPr>
             <w:r/>
             <w:r>
               <w:rPr>
@@ -8544,9 +7557,6 @@
             <w:tcW w:type="dxa" w:w="2269"/>
           </w:tcPr>
           <w:p>
-            <w:pPr>
-              <w:keepNext/>
-            </w:pPr>
             <w:r/>
             <w:r>
               <w:rPr>
@@ -8566,9 +7576,6 @@
             <w:tcW w:type="dxa" w:w="2269"/>
           </w:tcPr>
           <w:p>
-            <w:pPr>
-              <w:keepNext/>
-            </w:pPr>
             <w:r/>
             <w:r>
               <w:rPr>
@@ -8588,9 +7595,6 @@
             <w:tcW w:type="dxa" w:w="2269"/>
           </w:tcPr>
           <w:p>
-            <w:pPr>
-              <w:keepNext/>
-            </w:pPr>
             <w:r/>
             <w:r>
               <w:rPr>
@@ -8605,17 +7609,11 @@
         </w:tc>
       </w:tr>
       <w:tr>
-        <w:trPr>
-          <w:cantSplit/>
-        </w:trPr>
         <w:tc>
           <w:tcPr>
             <w:tcW w:type="dxa" w:w="2269"/>
           </w:tcPr>
           <w:p>
-            <w:pPr>
-              <w:keepNext/>
-            </w:pPr>
             <w:r/>
             <w:r>
               <w:rPr>
@@ -8633,9 +7631,6 @@
             <w:tcW w:type="dxa" w:w="2269"/>
           </w:tcPr>
           <w:p>
-            <w:pPr>
-              <w:keepNext/>
-            </w:pPr>
             <w:r/>
             <w:r>
               <w:rPr>
@@ -8655,9 +7650,6 @@
             <w:tcW w:type="dxa" w:w="2269"/>
           </w:tcPr>
           <w:p>
-            <w:pPr>
-              <w:keepNext/>
-            </w:pPr>
             <w:r/>
             <w:r>
               <w:rPr>
@@ -8675,9 +7667,6 @@
             <w:tcW w:type="dxa" w:w="2269"/>
           </w:tcPr>
           <w:p>
-            <w:pPr>
-              <w:keepNext/>
-            </w:pPr>
             <w:r/>
             <w:r>
               <w:rPr>
@@ -8694,9 +7683,6 @@
         </w:tc>
       </w:tr>
       <w:tr>
-        <w:trPr>
-          <w:cantSplit/>
-        </w:trPr>
         <w:tc>
           <w:tcPr>
             <w:tcW w:type="dxa" w:w="2269"/>
@@ -8770,9 +7756,13 @@
       </w:tr>
     </w:tbl>
     <w:p>
+      <w:r>
+        <w:br w:type="page"/>
+      </w:r>
+    </w:p>
+    <w:p>
       <w:pPr>
         <w:pStyle w:val="Heading1"/>
-        <w:pageBreakBefore/>
       </w:pPr>
       <w:r>
         <w:rPr>
@@ -9072,10 +8062,15 @@
         <w:t>• 자기부담금: 총사업비의 20% 이상 매칭 (현금 5%+, 현물 15% 이하). 총사업비 1억원 기준 자기부담 2천만원.</w:t>
       </w:r>
     </w:p>
+    <w:p/>
+    <w:p>
+      <w:r>
+        <w:br w:type="page"/>
+      </w:r>
+    </w:p>
     <w:p>
       <w:pPr>
         <w:pStyle w:val="Heading1"/>
-        <w:pageBreakBefore/>
       </w:pPr>
       <w:r>
         <w:rPr>
@@ -9099,10 +8094,6 @@
         <w:gridCol w:w="4537"/>
       </w:tblGrid>
       <w:tr>
-        <w:trPr>
-          <w:tblHeader w:val="true"/>
-          <w:cantSplit/>
-        </w:trPr>
         <w:tc>
           <w:tcPr>
             <w:tcW w:type="dxa" w:w="4537"/>
@@ -9143,9 +8134,6 @@
         </w:tc>
       </w:tr>
       <w:tr>
-        <w:trPr>
-          <w:cantSplit/>
-        </w:trPr>
         <w:tc>
           <w:tcPr>
             <w:tcW w:type="dxa" w:w="4537"/>
@@ -9182,9 +8170,6 @@
         </w:tc>
       </w:tr>
       <w:tr>
-        <w:trPr>
-          <w:cantSplit/>
-        </w:trPr>
         <w:tc>
           <w:tcPr>
             <w:tcW w:type="dxa" w:w="4537"/>
@@ -9221,9 +8206,6 @@
         </w:tc>
       </w:tr>
       <w:tr>
-        <w:trPr>
-          <w:cantSplit/>
-        </w:trPr>
         <w:tc>
           <w:tcPr>
             <w:tcW w:type="dxa" w:w="4537"/>
@@ -9260,9 +8242,6 @@
         </w:tc>
       </w:tr>
       <w:tr>
-        <w:trPr>
-          <w:cantSplit/>
-        </w:trPr>
         <w:tc>
           <w:tcPr>
             <w:tcW w:type="dxa" w:w="4537"/>
@@ -9299,9 +8278,6 @@
         </w:tc>
       </w:tr>
       <w:tr>
-        <w:trPr>
-          <w:cantSplit/>
-        </w:trPr>
         <w:tc>
           <w:tcPr>
             <w:tcW w:type="dxa" w:w="4537"/>
@@ -9338,9 +8314,6 @@
         </w:tc>
       </w:tr>
       <w:tr>
-        <w:trPr>
-          <w:cantSplit/>
-        </w:trPr>
         <w:tc>
           <w:tcPr>
             <w:tcW w:type="dxa" w:w="4537"/>
@@ -9377,9 +8350,6 @@
         </w:tc>
       </w:tr>
       <w:tr>
-        <w:trPr>
-          <w:cantSplit/>
-        </w:trPr>
         <w:tc>
           <w:tcPr>
             <w:tcW w:type="dxa" w:w="4537"/>
@@ -9416,9 +8386,6 @@
         </w:tc>
       </w:tr>
       <w:tr>
-        <w:trPr>
-          <w:cantSplit/>
-        </w:trPr>
         <w:tc>
           <w:tcPr>
             <w:tcW w:type="dxa" w:w="4537"/>
@@ -9455,9 +8422,6 @@
         </w:tc>
       </w:tr>
       <w:tr>
-        <w:trPr>
-          <w:cantSplit/>
-        </w:trPr>
         <w:tc>
           <w:tcPr>
             <w:tcW w:type="dxa" w:w="4537"/>
@@ -9494,9 +8458,6 @@
         </w:tc>
       </w:tr>
       <w:tr>
-        <w:trPr>
-          <w:cantSplit/>
-        </w:trPr>
         <w:tc>
           <w:tcPr>
             <w:tcW w:type="dxa" w:w="4537"/>
@@ -9533,9 +8494,6 @@
         </w:tc>
       </w:tr>
       <w:tr>
-        <w:trPr>
-          <w:cantSplit/>
-        </w:trPr>
         <w:tc>
           <w:tcPr>
             <w:tcW w:type="dxa" w:w="4537"/>
@@ -9572,9 +8530,6 @@
         </w:tc>
       </w:tr>
       <w:tr>
-        <w:trPr>
-          <w:cantSplit/>
-        </w:trPr>
         <w:tc>
           <w:tcPr>
             <w:tcW w:type="dxa" w:w="4537"/>
@@ -9611,9 +8566,6 @@
         </w:tc>
       </w:tr>
       <w:tr>
-        <w:trPr>
-          <w:cantSplit/>
-        </w:trPr>
         <w:tc>
           <w:tcPr>
             <w:tcW w:type="dxa" w:w="4537"/>
@@ -9650,9 +8602,6 @@
         </w:tc>
       </w:tr>
       <w:tr>
-        <w:trPr>
-          <w:cantSplit/>
-        </w:trPr>
         <w:tc>
           <w:tcPr>
             <w:tcW w:type="dxa" w:w="4537"/>
@@ -9689,9 +8638,6 @@
         </w:tc>
       </w:tr>
       <w:tr>
-        <w:trPr>
-          <w:cantSplit/>
-        </w:trPr>
         <w:tc>
           <w:tcPr>
             <w:tcW w:type="dxa" w:w="4537"/>
@@ -9728,9 +8674,6 @@
         </w:tc>
       </w:tr>
       <w:tr>
-        <w:trPr>
-          <w:cantSplit/>
-        </w:trPr>
         <w:tc>
           <w:tcPr>
             <w:tcW w:type="dxa" w:w="4537"/>
@@ -9767,9 +8710,6 @@
         </w:tc>
       </w:tr>
       <w:tr>
-        <w:trPr>
-          <w:cantSplit/>
-        </w:trPr>
         <w:tc>
           <w:tcPr>
             <w:tcW w:type="dxa" w:w="4537"/>
@@ -9806,9 +8746,6 @@
         </w:tc>
       </w:tr>
       <w:tr>
-        <w:trPr>
-          <w:cantSplit/>
-        </w:trPr>
         <w:tc>
           <w:tcPr>
             <w:tcW w:type="dxa" w:w="4537"/>
@@ -9845,9 +8782,6 @@
         </w:tc>
       </w:tr>
       <w:tr>
-        <w:trPr>
-          <w:cantSplit/>
-        </w:trPr>
         <w:tc>
           <w:tcPr>
             <w:tcW w:type="dxa" w:w="4537"/>
@@ -9884,9 +8818,6 @@
         </w:tc>
       </w:tr>
       <w:tr>
-        <w:trPr>
-          <w:cantSplit/>
-        </w:trPr>
         <w:tc>
           <w:tcPr>
             <w:tcW w:type="dxa" w:w="4537"/>
@@ -9923,9 +8854,6 @@
         </w:tc>
       </w:tr>
       <w:tr>
-        <w:trPr>
-          <w:cantSplit/>
-        </w:trPr>
         <w:tc>
           <w:tcPr>
             <w:tcW w:type="dxa" w:w="4537"/>
@@ -9962,9 +8890,6 @@
         </w:tc>
       </w:tr>
       <w:tr>
-        <w:trPr>
-          <w:cantSplit/>
-        </w:trPr>
         <w:tc>
           <w:tcPr>
             <w:tcW w:type="dxa" w:w="4537"/>
@@ -10001,9 +8926,6 @@
         </w:tc>
       </w:tr>
       <w:tr>
-        <w:trPr>
-          <w:cantSplit/>
-        </w:trPr>
         <w:tc>
           <w:tcPr>
             <w:tcW w:type="dxa" w:w="4537"/>
@@ -10040,9 +8962,6 @@
         </w:tc>
       </w:tr>
       <w:tr>
-        <w:trPr>
-          <w:cantSplit/>
-        </w:trPr>
         <w:tc>
           <w:tcPr>
             <w:tcW w:type="dxa" w:w="4537"/>
@@ -10079,9 +8998,6 @@
         </w:tc>
       </w:tr>
       <w:tr>
-        <w:trPr>
-          <w:cantSplit/>
-        </w:trPr>
         <w:tc>
           <w:tcPr>
             <w:tcW w:type="dxa" w:w="4537"/>
@@ -10118,9 +9034,6 @@
         </w:tc>
       </w:tr>
       <w:tr>
-        <w:trPr>
-          <w:cantSplit/>
-        </w:trPr>
         <w:tc>
           <w:tcPr>
             <w:tcW w:type="dxa" w:w="4537"/>
@@ -10157,9 +9070,6 @@
         </w:tc>
       </w:tr>
       <w:tr>
-        <w:trPr>
-          <w:cantSplit/>
-        </w:trPr>
         <w:tc>
           <w:tcPr>
             <w:tcW w:type="dxa" w:w="4537"/>
@@ -10196,9 +9106,6 @@
         </w:tc>
       </w:tr>
       <w:tr>
-        <w:trPr>
-          <w:cantSplit/>
-        </w:trPr>
         <w:tc>
           <w:tcPr>
             <w:tcW w:type="dxa" w:w="4537"/>
@@ -10235,23 +9142,7 @@
         </w:tc>
       </w:tr>
     </w:tbl>
-    <w:p>
-      <w:pPr>
-        <w:spacing w:before="0" w:after="0" w:line="20" w:lineRule="exact"/>
-      </w:pPr>
-      <w:r>
-        <w:rPr>
-          <w:sz w:val="2"/>
-        </w:rPr>
-      </w:r>
-    </w:p>
     <w:sectPr>
-      <w:headerReference w:type="default" r:id="rId9"/>
-      <w:footerReference w:type="default" r:id="rId10"/>
-      <w:headerReference w:type="first" r:id="rId11"/>
-      <w:footerReference w:type="first" r:id="rId12"/>
-      <w:headerReference w:type="even" r:id="rId13"/>
-      <w:footerReference w:type="even" r:id="rId14"/>
       <w:pgSz w:w="11909" w:h="16834"/>
       <w:pgMar w:top="1417" w:right="1417" w:bottom="1417" w:left="1417" w:header="720" w:footer="720" w:gutter="0"/>
       <w:cols w:space="720"/>
@@ -10259,147 +9150,6 @@
     </w:sectPr>
   </w:body>
 </w:document>
-</file>
-
-<file path=word/footer1.xml><?xml version="1.0" encoding="utf-8"?>
-<w:ftr xmlns:m="http://schemas.openxmlformats.org/officeDocument/2006/math" xmlns:mc="http://schemas.openxmlformats.org/markup-compatibility/2006" xmlns:mo="http://schemas.microsoft.com/office/mac/office/2008/main" xmlns:mv="urn:schemas-microsoft-com:mac:vml" xmlns:o="urn:schemas-microsoft-com:office:office" xmlns:r="http://schemas.openxmlformats.org/officeDocument/2006/relationships" xmlns:v="urn:schemas-microsoft-com:vml" xmlns:w10="urn:schemas-microsoft-com:office:word" xmlns:w14="http://schemas.microsoft.com/office/word/2010/wordml" xmlns:w="http://schemas.openxmlformats.org/wordprocessingml/2006/main" xmlns:wne="http://schemas.microsoft.com/office/word/2006/wordml" xmlns:wp14="http://schemas.microsoft.com/office/word/2010/wordprocessingDrawing" xmlns:wp="http://schemas.openxmlformats.org/drawingml/2006/wordprocessingDrawing" xmlns:wpc="http://schemas.microsoft.com/office/word/2010/wordprocessingCanvas" xmlns:wpg="http://schemas.microsoft.com/office/word/2010/wordprocessingGroup" xmlns:wpi="http://schemas.microsoft.com/office/word/2010/wordprocessingInk" xmlns:wps="http://schemas.microsoft.com/office/word/2010/wordprocessingShape" mc:Ignorable="w14 wp14">
-  <w:p>
-    <w:pPr>
-      <w:pStyle w:val="Footer"/>
-      <w:jc w:val="center"/>
-    </w:pPr>
-    <w:r>
-      <w:rPr>
-        <w:rFonts w:ascii="맑은 고딕" w:hAnsi="맑은 고딕"/>
-        <w:b w:val="0"/>
-        <w:color w:val="787878"/>
-        <w:sz w:val="16"/>
-        <w:rFonts w:eastAsia="맑은 고딕"/>
-      </w:rPr>
-      <w:t xml:space="preserve">본로이  |  기밀문서, 무단 배포 금지     </w:t>
-    </w:r>
-    <w:r>
-      <w:rPr>
-        <w:rFonts w:ascii="맑은 고딕" w:hAnsi="맑은 고딕"/>
-        <w:b w:val="0"/>
-        <w:color w:val="787878"/>
-        <w:sz w:val="16"/>
-        <w:rFonts w:eastAsia="맑은 고딕"/>
-      </w:rPr>
-      <w:fldChar w:fldCharType="begin"/>
-    </w:r>
-    <w:r>
-      <w:rPr>
-        <w:rFonts w:ascii="맑은 고딕" w:hAnsi="맑은 고딕"/>
-        <w:b w:val="0"/>
-        <w:color w:val="787878"/>
-        <w:sz w:val="16"/>
-        <w:rFonts w:eastAsia="맑은 고딕"/>
-      </w:rPr>
-      <w:instrText xml:space="preserve"> PAGE </w:instrText>
-    </w:r>
-    <w:r>
-      <w:rPr>
-        <w:rFonts w:ascii="맑은 고딕" w:hAnsi="맑은 고딕"/>
-        <w:b w:val="0"/>
-        <w:color w:val="787878"/>
-        <w:sz w:val="16"/>
-        <w:rFonts w:eastAsia="맑은 고딕"/>
-      </w:rPr>
-      <w:fldChar w:fldCharType="end"/>
-    </w:r>
-    <w:r>
-      <w:rPr>
-        <w:rFonts w:ascii="맑은 고딕" w:hAnsi="맑은 고딕"/>
-        <w:b w:val="0"/>
-        <w:color w:val="787878"/>
-        <w:sz w:val="16"/>
-        <w:rFonts w:eastAsia="맑은 고딕"/>
-      </w:rPr>
-      <w:t xml:space="preserve"> / </w:t>
-    </w:r>
-    <w:r>
-      <w:rPr>
-        <w:rFonts w:ascii="맑은 고딕" w:hAnsi="맑은 고딕"/>
-        <w:b w:val="0"/>
-        <w:color w:val="787878"/>
-        <w:sz w:val="16"/>
-        <w:rFonts w:eastAsia="맑은 고딕"/>
-      </w:rPr>
-      <w:fldChar w:fldCharType="begin"/>
-    </w:r>
-    <w:r>
-      <w:rPr>
-        <w:rFonts w:ascii="맑은 고딕" w:hAnsi="맑은 고딕"/>
-        <w:b w:val="0"/>
-        <w:color w:val="787878"/>
-        <w:sz w:val="16"/>
-        <w:rFonts w:eastAsia="맑은 고딕"/>
-      </w:rPr>
-      <w:instrText xml:space="preserve"> NUMPAGES </w:instrText>
-    </w:r>
-    <w:r>
-      <w:rPr>
-        <w:rFonts w:ascii="맑은 고딕" w:hAnsi="맑은 고딕"/>
-        <w:b w:val="0"/>
-        <w:color w:val="787878"/>
-        <w:sz w:val="16"/>
-        <w:rFonts w:eastAsia="맑은 고딕"/>
-      </w:rPr>
-      <w:fldChar w:fldCharType="end"/>
-    </w:r>
-  </w:p>
-</w:ftr>
-</file>
-
-<file path=word/footer2.xml><?xml version="1.0" encoding="utf-8"?>
-<w:ftr xmlns:m="http://schemas.openxmlformats.org/officeDocument/2006/math" xmlns:mc="http://schemas.openxmlformats.org/markup-compatibility/2006" xmlns:mo="http://schemas.microsoft.com/office/mac/office/2008/main" xmlns:mv="urn:schemas-microsoft-com:mac:vml" xmlns:o="urn:schemas-microsoft-com:office:office" xmlns:r="http://schemas.openxmlformats.org/officeDocument/2006/relationships" xmlns:v="urn:schemas-microsoft-com:vml" xmlns:w10="urn:schemas-microsoft-com:office:word" xmlns:w14="http://schemas.microsoft.com/office/word/2010/wordml" xmlns:w="http://schemas.openxmlformats.org/wordprocessingml/2006/main" xmlns:wne="http://schemas.microsoft.com/office/word/2006/wordml" xmlns:wp14="http://schemas.microsoft.com/office/word/2010/wordprocessingDrawing" xmlns:wp="http://schemas.openxmlformats.org/drawingml/2006/wordprocessingDrawing" xmlns:wpc="http://schemas.microsoft.com/office/word/2010/wordprocessingCanvas" xmlns:wpg="http://schemas.microsoft.com/office/word/2010/wordprocessingGroup" xmlns:wpi="http://schemas.microsoft.com/office/word/2010/wordprocessingInk" xmlns:wps="http://schemas.microsoft.com/office/word/2010/wordprocessingShape" mc:Ignorable="w14 wp14">
-  <w:p>
-    <w:pPr>
-      <w:pStyle w:val="Footer"/>
-    </w:pPr>
-  </w:p>
-</w:ftr>
-</file>
-
-<file path=word/footer3.xml><?xml version="1.0" encoding="utf-8"?>
-<w:ftr xmlns:m="http://schemas.openxmlformats.org/officeDocument/2006/math" xmlns:mc="http://schemas.openxmlformats.org/markup-compatibility/2006" xmlns:mo="http://schemas.microsoft.com/office/mac/office/2008/main" xmlns:mv="urn:schemas-microsoft-com:mac:vml" xmlns:o="urn:schemas-microsoft-com:office:office" xmlns:r="http://schemas.openxmlformats.org/officeDocument/2006/relationships" xmlns:v="urn:schemas-microsoft-com:vml" xmlns:w10="urn:schemas-microsoft-com:office:word" xmlns:w14="http://schemas.microsoft.com/office/word/2010/wordml" xmlns:w="http://schemas.openxmlformats.org/wordprocessingml/2006/main" xmlns:wne="http://schemas.microsoft.com/office/word/2006/wordml" xmlns:wp14="http://schemas.microsoft.com/office/word/2010/wordprocessingDrawing" xmlns:wp="http://schemas.openxmlformats.org/drawingml/2006/wordprocessingDrawing" xmlns:wpc="http://schemas.microsoft.com/office/word/2010/wordprocessingCanvas" xmlns:wpg="http://schemas.microsoft.com/office/word/2010/wordprocessingGroup" xmlns:wpi="http://schemas.microsoft.com/office/word/2010/wordprocessingInk" xmlns:wps="http://schemas.microsoft.com/office/word/2010/wordprocessingShape" mc:Ignorable="w14 wp14">
-  <w:p>
-    <w:pPr>
-      <w:pStyle w:val="Footer"/>
-    </w:pPr>
-  </w:p>
-</w:ftr>
-</file>
-
-<file path=word/header1.xml><?xml version="1.0" encoding="utf-8"?>
-<w:hdr xmlns:m="http://schemas.openxmlformats.org/officeDocument/2006/math" xmlns:mc="http://schemas.openxmlformats.org/markup-compatibility/2006" xmlns:mo="http://schemas.microsoft.com/office/mac/office/2008/main" xmlns:mv="urn:schemas-microsoft-com:mac:vml" xmlns:o="urn:schemas-microsoft-com:office:office" xmlns:r="http://schemas.openxmlformats.org/officeDocument/2006/relationships" xmlns:v="urn:schemas-microsoft-com:vml" xmlns:w10="urn:schemas-microsoft-com:office:word" xmlns:w14="http://schemas.microsoft.com/office/word/2010/wordml" xmlns:w="http://schemas.openxmlformats.org/wordprocessingml/2006/main" xmlns:wne="http://schemas.microsoft.com/office/word/2006/wordml" xmlns:wp14="http://schemas.microsoft.com/office/word/2010/wordprocessingDrawing" xmlns:wp="http://schemas.openxmlformats.org/drawingml/2006/wordprocessingDrawing" xmlns:wpc="http://schemas.microsoft.com/office/word/2010/wordprocessingCanvas" xmlns:wpg="http://schemas.microsoft.com/office/word/2010/wordprocessingGroup" xmlns:wpi="http://schemas.microsoft.com/office/word/2010/wordprocessingInk" xmlns:wps="http://schemas.microsoft.com/office/word/2010/wordprocessingShape" mc:Ignorable="w14 wp14">
-  <w:p>
-    <w:pPr>
-      <w:pStyle w:val="Header"/>
-    </w:pPr>
-  </w:p>
-</w:hdr>
-</file>
-
-<file path=word/header2.xml><?xml version="1.0" encoding="utf-8"?>
-<w:hdr xmlns:m="http://schemas.openxmlformats.org/officeDocument/2006/math" xmlns:mc="http://schemas.openxmlformats.org/markup-compatibility/2006" xmlns:mo="http://schemas.microsoft.com/office/mac/office/2008/main" xmlns:mv="urn:schemas-microsoft-com:mac:vml" xmlns:o="urn:schemas-microsoft-com:office:office" xmlns:r="http://schemas.openxmlformats.org/officeDocument/2006/relationships" xmlns:v="urn:schemas-microsoft-com:vml" xmlns:w10="urn:schemas-microsoft-com:office:word" xmlns:w14="http://schemas.microsoft.com/office/word/2010/wordml" xmlns:w="http://schemas.openxmlformats.org/wordprocessingml/2006/main" xmlns:wne="http://schemas.microsoft.com/office/word/2006/wordml" xmlns:wp14="http://schemas.microsoft.com/office/word/2010/wordprocessingDrawing" xmlns:wp="http://schemas.openxmlformats.org/drawingml/2006/wordprocessingDrawing" xmlns:wpc="http://schemas.microsoft.com/office/word/2010/wordprocessingCanvas" xmlns:wpg="http://schemas.microsoft.com/office/word/2010/wordprocessingGroup" xmlns:wpi="http://schemas.microsoft.com/office/word/2010/wordprocessingInk" xmlns:wps="http://schemas.microsoft.com/office/word/2010/wordprocessingShape" mc:Ignorable="w14 wp14">
-  <w:p>
-    <w:pPr>
-      <w:pStyle w:val="Header"/>
-    </w:pPr>
-  </w:p>
-</w:hdr>
-</file>
-
-<file path=word/header3.xml><?xml version="1.0" encoding="utf-8"?>
-<w:hdr xmlns:m="http://schemas.openxmlformats.org/officeDocument/2006/math" xmlns:mc="http://schemas.openxmlformats.org/markup-compatibility/2006" xmlns:mo="http://schemas.microsoft.com/office/mac/office/2008/main" xmlns:mv="urn:schemas-microsoft-com:mac:vml" xmlns:o="urn:schemas-microsoft-com:office:office" xmlns:r="http://schemas.openxmlformats.org/officeDocument/2006/relationships" xmlns:v="urn:schemas-microsoft-com:vml" xmlns:w10="urn:schemas-microsoft-com:office:word" xmlns:w14="http://schemas.microsoft.com/office/word/2010/wordml" xmlns:w="http://schemas.openxmlformats.org/wordprocessingml/2006/main" xmlns:wne="http://schemas.microsoft.com/office/word/2006/wordml" xmlns:wp14="http://schemas.microsoft.com/office/word/2010/wordprocessingDrawing" xmlns:wp="http://schemas.openxmlformats.org/drawingml/2006/wordprocessingDrawing" xmlns:wpc="http://schemas.microsoft.com/office/word/2010/wordprocessingCanvas" xmlns:wpg="http://schemas.microsoft.com/office/word/2010/wordprocessingGroup" xmlns:wpi="http://schemas.microsoft.com/office/word/2010/wordprocessingInk" xmlns:wps="http://schemas.microsoft.com/office/word/2010/wordprocessingShape" mc:Ignorable="w14 wp14">
-  <w:p>
-    <w:pPr>
-      <w:pStyle w:val="Header"/>
-    </w:pPr>
-  </w:p>
-</w:hdr>
 </file>
 
 <file path=word/numbering.xml><?xml version="1.0" encoding="utf-8"?>

--- a/docs/government-project/01_요구사항정의서.docx
+++ b/docs/government-project/01_요구사항정의서.docx
@@ -37,6 +37,7 @@
     <w:p/>
     <w:p>
       <w:pPr>
+        <w:keepNext/>
         <w:jc w:val="center"/>
       </w:pPr>
       <w:r>
@@ -50,9 +51,14 @@
         <w:t>ICT 기반 외국인환자 사전상담·사후관리 지원 사업</w:t>
       </w:r>
     </w:p>
-    <w:p/>
     <w:p>
       <w:pPr>
+        <w:keepNext/>
+      </w:pPr>
+    </w:p>
+    <w:p>
+      <w:pPr>
+        <w:keepNext/>
         <w:jc w:val="center"/>
       </w:pPr>
       <w:r>
@@ -66,8 +72,16 @@
         <w:t>Requirements Definition Document  |  v1.2  |  2026.08.20</w:t>
       </w:r>
     </w:p>
-    <w:p/>
-    <w:p/>
+    <w:p>
+      <w:pPr>
+        <w:keepNext/>
+      </w:pPr>
+    </w:p>
+    <w:p>
+      <w:pPr>
+        <w:keepNext/>
+      </w:pPr>
+    </w:p>
     <w:tbl>
       <w:tblPr>
         <w:tblStyle w:val="TableGrid"/>
@@ -79,11 +93,17 @@
         <w:gridCol w:w="4537"/>
       </w:tblGrid>
       <w:tr>
+        <w:trPr>
+          <w:cantSplit/>
+        </w:trPr>
         <w:tc>
           <w:tcPr>
             <w:tcW w:type="dxa" w:w="4537"/>
           </w:tcPr>
           <w:p>
+            <w:pPr>
+              <w:keepNext/>
+            </w:pPr>
             <w:r/>
             <w:r>
               <w:rPr>
@@ -102,6 +122,9 @@
             <w:tcW w:type="dxa" w:w="4537"/>
           </w:tcPr>
           <w:p>
+            <w:pPr>
+              <w:keepNext/>
+            </w:pPr>
             <w:r/>
             <w:r>
               <w:rPr>
@@ -116,11 +139,17 @@
         </w:tc>
       </w:tr>
       <w:tr>
+        <w:trPr>
+          <w:cantSplit/>
+        </w:trPr>
         <w:tc>
           <w:tcPr>
             <w:tcW w:type="dxa" w:w="4537"/>
           </w:tcPr>
           <w:p>
+            <w:pPr>
+              <w:keepNext/>
+            </w:pPr>
             <w:r/>
             <w:r>
               <w:rPr>
@@ -139,6 +168,9 @@
             <w:tcW w:type="dxa" w:w="4537"/>
           </w:tcPr>
           <w:p>
+            <w:pPr>
+              <w:keepNext/>
+            </w:pPr>
             <w:r/>
             <w:r>
               <w:rPr>
@@ -153,11 +185,17 @@
         </w:tc>
       </w:tr>
       <w:tr>
+        <w:trPr>
+          <w:cantSplit/>
+        </w:trPr>
         <w:tc>
           <w:tcPr>
             <w:tcW w:type="dxa" w:w="4537"/>
           </w:tcPr>
           <w:p>
+            <w:pPr>
+              <w:keepNext/>
+            </w:pPr>
             <w:r/>
             <w:r>
               <w:rPr>
@@ -176,6 +214,9 @@
             <w:tcW w:type="dxa" w:w="4537"/>
           </w:tcPr>
           <w:p>
+            <w:pPr>
+              <w:keepNext/>
+            </w:pPr>
             <w:r/>
             <w:r>
               <w:rPr>
@@ -190,11 +231,17 @@
         </w:tc>
       </w:tr>
       <w:tr>
+        <w:trPr>
+          <w:cantSplit/>
+        </w:trPr>
         <w:tc>
           <w:tcPr>
             <w:tcW w:type="dxa" w:w="4537"/>
           </w:tcPr>
           <w:p>
+            <w:pPr>
+              <w:keepNext/>
+            </w:pPr>
             <w:r/>
             <w:r>
               <w:rPr>
@@ -213,6 +260,9 @@
             <w:tcW w:type="dxa" w:w="4537"/>
           </w:tcPr>
           <w:p>
+            <w:pPr>
+              <w:keepNext/>
+            </w:pPr>
             <w:r/>
             <w:r>
               <w:rPr>
@@ -227,11 +277,17 @@
         </w:tc>
       </w:tr>
       <w:tr>
+        <w:trPr>
+          <w:cantSplit/>
+        </w:trPr>
         <w:tc>
           <w:tcPr>
             <w:tcW w:type="dxa" w:w="4537"/>
           </w:tcPr>
           <w:p>
+            <w:pPr>
+              <w:keepNext/>
+            </w:pPr>
             <w:r/>
             <w:r>
               <w:rPr>
@@ -250,6 +306,9 @@
             <w:tcW w:type="dxa" w:w="4537"/>
           </w:tcPr>
           <w:p>
+            <w:pPr>
+              <w:keepNext/>
+            </w:pPr>
             <w:r/>
             <w:r>
               <w:rPr>
@@ -264,6 +323,9 @@
         </w:tc>
       </w:tr>
       <w:tr>
+        <w:trPr>
+          <w:cantSplit/>
+        </w:trPr>
         <w:tc>
           <w:tcPr>
             <w:tcW w:type="dxa" w:w="4537"/>
@@ -302,13 +364,9 @@
       </w:tr>
     </w:tbl>
     <w:p>
-      <w:r>
-        <w:br w:type="page"/>
-      </w:r>
-    </w:p>
-    <w:p>
       <w:pPr>
         <w:pStyle w:val="Heading1"/>
+        <w:pageBreakBefore/>
       </w:pPr>
       <w:r>
         <w:rPr>
@@ -518,13 +576,9 @@
       </w:r>
     </w:p>
     <w:p>
-      <w:r>
-        <w:br w:type="page"/>
-      </w:r>
-    </w:p>
-    <w:p>
       <w:pPr>
         <w:pStyle w:val="Heading1"/>
+        <w:pageBreakBefore/>
       </w:pPr>
       <w:r>
         <w:rPr>
@@ -604,6 +658,7 @@
     </w:p>
     <w:p>
       <w:pPr>
+        <w:keepNext/>
         <w:ind w:left="567"/>
       </w:pPr>
       <w:r>
@@ -619,6 +674,7 @@
     <w:p>
       <w:pPr>
         <w:pStyle w:val="Heading2"/>
+        <w:keepNext/>
       </w:pPr>
       <w:r>
         <w:rPr>
@@ -642,12 +698,18 @@
         <w:gridCol w:w="4537"/>
       </w:tblGrid>
       <w:tr>
+        <w:trPr>
+          <w:cantSplit/>
+        </w:trPr>
         <w:tc>
           <w:tcPr>
             <w:tcW w:type="dxa" w:w="4537"/>
             <w:shd w:val="clear" w:color="auto" w:fill="00467F"/>
           </w:tcPr>
           <w:p>
+            <w:pPr>
+              <w:keepNext/>
+            </w:pPr>
             <w:r/>
             <w:r>
               <w:rPr>
@@ -667,6 +729,9 @@
             <w:shd w:val="clear" w:color="auto" w:fill="00467F"/>
           </w:tcPr>
           <w:p>
+            <w:pPr>
+              <w:keepNext/>
+            </w:pPr>
             <w:r/>
             <w:r>
               <w:rPr>
@@ -682,11 +747,17 @@
         </w:tc>
       </w:tr>
       <w:tr>
+        <w:trPr>
+          <w:cantSplit/>
+        </w:trPr>
         <w:tc>
           <w:tcPr>
             <w:tcW w:type="dxa" w:w="4537"/>
           </w:tcPr>
           <w:p>
+            <w:pPr>
+              <w:keepNext/>
+            </w:pPr>
             <w:r/>
             <w:r>
               <w:rPr>
@@ -704,6 +775,9 @@
             <w:tcW w:type="dxa" w:w="4537"/>
           </w:tcPr>
           <w:p>
+            <w:pPr>
+              <w:keepNext/>
+            </w:pPr>
             <w:r/>
             <w:r>
               <w:rPr>
@@ -718,11 +792,17 @@
         </w:tc>
       </w:tr>
       <w:tr>
+        <w:trPr>
+          <w:cantSplit/>
+        </w:trPr>
         <w:tc>
           <w:tcPr>
             <w:tcW w:type="dxa" w:w="4537"/>
           </w:tcPr>
           <w:p>
+            <w:pPr>
+              <w:keepNext/>
+            </w:pPr>
             <w:r/>
             <w:r>
               <w:rPr>
@@ -740,6 +820,9 @@
             <w:tcW w:type="dxa" w:w="4537"/>
           </w:tcPr>
           <w:p>
+            <w:pPr>
+              <w:keepNext/>
+            </w:pPr>
             <w:r/>
             <w:r>
               <w:rPr>
@@ -754,11 +837,17 @@
         </w:tc>
       </w:tr>
       <w:tr>
+        <w:trPr>
+          <w:cantSplit/>
+        </w:trPr>
         <w:tc>
           <w:tcPr>
             <w:tcW w:type="dxa" w:w="4537"/>
           </w:tcPr>
           <w:p>
+            <w:pPr>
+              <w:keepNext/>
+            </w:pPr>
             <w:r/>
             <w:r>
               <w:rPr>
@@ -776,6 +865,9 @@
             <w:tcW w:type="dxa" w:w="4537"/>
           </w:tcPr>
           <w:p>
+            <w:pPr>
+              <w:keepNext/>
+            </w:pPr>
             <w:r/>
             <w:r>
               <w:rPr>
@@ -790,11 +882,17 @@
         </w:tc>
       </w:tr>
       <w:tr>
+        <w:trPr>
+          <w:cantSplit/>
+        </w:trPr>
         <w:tc>
           <w:tcPr>
             <w:tcW w:type="dxa" w:w="4537"/>
           </w:tcPr>
           <w:p>
+            <w:pPr>
+              <w:keepNext/>
+            </w:pPr>
             <w:r/>
             <w:r>
               <w:rPr>
@@ -812,6 +910,9 @@
             <w:tcW w:type="dxa" w:w="4537"/>
           </w:tcPr>
           <w:p>
+            <w:pPr>
+              <w:keepNext/>
+            </w:pPr>
             <w:r/>
             <w:r>
               <w:rPr>
@@ -826,11 +927,17 @@
         </w:tc>
       </w:tr>
       <w:tr>
+        <w:trPr>
+          <w:cantSplit/>
+        </w:trPr>
         <w:tc>
           <w:tcPr>
             <w:tcW w:type="dxa" w:w="4537"/>
           </w:tcPr>
           <w:p>
+            <w:pPr>
+              <w:keepNext/>
+            </w:pPr>
             <w:r/>
             <w:r>
               <w:rPr>
@@ -848,6 +955,9 @@
             <w:tcW w:type="dxa" w:w="4537"/>
           </w:tcPr>
           <w:p>
+            <w:pPr>
+              <w:keepNext/>
+            </w:pPr>
             <w:r/>
             <w:r>
               <w:rPr>
@@ -862,11 +972,17 @@
         </w:tc>
       </w:tr>
       <w:tr>
+        <w:trPr>
+          <w:cantSplit/>
+        </w:trPr>
         <w:tc>
           <w:tcPr>
             <w:tcW w:type="dxa" w:w="4537"/>
           </w:tcPr>
           <w:p>
+            <w:pPr>
+              <w:keepNext/>
+            </w:pPr>
             <w:r/>
             <w:r>
               <w:rPr>
@@ -884,6 +1000,9 @@
             <w:tcW w:type="dxa" w:w="4537"/>
           </w:tcPr>
           <w:p>
+            <w:pPr>
+              <w:keepNext/>
+            </w:pPr>
             <w:r/>
             <w:r>
               <w:rPr>
@@ -898,6 +1017,9 @@
         </w:tc>
       </w:tr>
       <w:tr>
+        <w:trPr>
+          <w:cantSplit/>
+        </w:trPr>
         <w:tc>
           <w:tcPr>
             <w:tcW w:type="dxa" w:w="4537"/>
@@ -934,10 +1056,15 @@
         </w:tc>
       </w:tr>
     </w:tbl>
-    <w:p/>
+    <w:p>
+      <w:pPr>
+        <w:keepNext/>
+      </w:pPr>
+    </w:p>
     <w:p>
       <w:pPr>
         <w:pStyle w:val="Heading2"/>
+        <w:keepNext/>
       </w:pPr>
       <w:r>
         <w:rPr>
@@ -962,12 +1089,18 @@
         <w:gridCol w:w="3025"/>
       </w:tblGrid>
       <w:tr>
+        <w:trPr>
+          <w:cantSplit/>
+        </w:trPr>
         <w:tc>
           <w:tcPr>
             <w:tcW w:type="dxa" w:w="3025"/>
             <w:shd w:val="clear" w:color="auto" w:fill="00467F"/>
           </w:tcPr>
           <w:p>
+            <w:pPr>
+              <w:keepNext/>
+            </w:pPr>
             <w:r/>
             <w:r>
               <w:rPr>
@@ -987,6 +1120,9 @@
             <w:shd w:val="clear" w:color="auto" w:fill="00467F"/>
           </w:tcPr>
           <w:p>
+            <w:pPr>
+              <w:keepNext/>
+            </w:pPr>
             <w:r/>
             <w:r>
               <w:rPr>
@@ -1006,6 +1142,9 @@
             <w:shd w:val="clear" w:color="auto" w:fill="00467F"/>
           </w:tcPr>
           <w:p>
+            <w:pPr>
+              <w:keepNext/>
+            </w:pPr>
             <w:r/>
             <w:r>
               <w:rPr>
@@ -1021,11 +1160,17 @@
         </w:tc>
       </w:tr>
       <w:tr>
+        <w:trPr>
+          <w:cantSplit/>
+        </w:trPr>
         <w:tc>
           <w:tcPr>
             <w:tcW w:type="dxa" w:w="3025"/>
           </w:tcPr>
           <w:p>
+            <w:pPr>
+              <w:keepNext/>
+            </w:pPr>
             <w:r/>
             <w:r>
               <w:rPr>
@@ -1043,6 +1188,9 @@
             <w:tcW w:type="dxa" w:w="3025"/>
           </w:tcPr>
           <w:p>
+            <w:pPr>
+              <w:keepNext/>
+            </w:pPr>
             <w:r/>
             <w:r>
               <w:rPr>
@@ -1064,6 +1212,9 @@
             <w:tcW w:type="dxa" w:w="3025"/>
           </w:tcPr>
           <w:p>
+            <w:pPr>
+              <w:keepNext/>
+            </w:pPr>
             <w:r/>
             <w:r>
               <w:rPr>
@@ -1080,11 +1231,17 @@
         </w:tc>
       </w:tr>
       <w:tr>
+        <w:trPr>
+          <w:cantSplit/>
+        </w:trPr>
         <w:tc>
           <w:tcPr>
             <w:tcW w:type="dxa" w:w="3025"/>
           </w:tcPr>
           <w:p>
+            <w:pPr>
+              <w:keepNext/>
+            </w:pPr>
             <w:r/>
             <w:r>
               <w:rPr>
@@ -1102,6 +1259,9 @@
             <w:tcW w:type="dxa" w:w="3025"/>
           </w:tcPr>
           <w:p>
+            <w:pPr>
+              <w:keepNext/>
+            </w:pPr>
             <w:r/>
             <w:r>
               <w:rPr>
@@ -1123,6 +1283,9 @@
             <w:tcW w:type="dxa" w:w="3025"/>
           </w:tcPr>
           <w:p>
+            <w:pPr>
+              <w:keepNext/>
+            </w:pPr>
             <w:r/>
             <w:r>
               <w:rPr>
@@ -1139,11 +1302,17 @@
         </w:tc>
       </w:tr>
       <w:tr>
+        <w:trPr>
+          <w:cantSplit/>
+        </w:trPr>
         <w:tc>
           <w:tcPr>
             <w:tcW w:type="dxa" w:w="3025"/>
           </w:tcPr>
           <w:p>
+            <w:pPr>
+              <w:keepNext/>
+            </w:pPr>
             <w:r/>
             <w:r>
               <w:rPr>
@@ -1161,6 +1330,9 @@
             <w:tcW w:type="dxa" w:w="3025"/>
           </w:tcPr>
           <w:p>
+            <w:pPr>
+              <w:keepNext/>
+            </w:pPr>
             <w:r/>
             <w:r>
               <w:rPr>
@@ -1182,6 +1354,9 @@
             <w:tcW w:type="dxa" w:w="3025"/>
           </w:tcPr>
           <w:p>
+            <w:pPr>
+              <w:keepNext/>
+            </w:pPr>
             <w:r/>
             <w:r>
               <w:rPr>
@@ -1198,6 +1373,9 @@
         </w:tc>
       </w:tr>
       <w:tr>
+        <w:trPr>
+          <w:cantSplit/>
+        </w:trPr>
         <w:tc>
           <w:tcPr>
             <w:tcW w:type="dxa" w:w="3025"/>
@@ -1258,13 +1436,10 @@
       </w:tr>
     </w:tbl>
     <w:p>
-      <w:r>
-        <w:br w:type="page"/>
-      </w:r>
-    </w:p>
-    <w:p>
       <w:pPr>
         <w:pStyle w:val="Heading1"/>
+        <w:keepNext/>
+        <w:pageBreakBefore/>
       </w:pPr>
       <w:r>
         <w:rPr>
@@ -1280,6 +1455,7 @@
     <w:p>
       <w:pPr>
         <w:pStyle w:val="Heading2"/>
+        <w:keepNext/>
       </w:pPr>
       <w:r>
         <w:rPr>
@@ -1303,12 +1479,18 @@
         <w:gridCol w:w="4537"/>
       </w:tblGrid>
       <w:tr>
+        <w:trPr>
+          <w:cantSplit/>
+        </w:trPr>
         <w:tc>
           <w:tcPr>
             <w:tcW w:type="dxa" w:w="4537"/>
             <w:shd w:val="clear" w:color="auto" w:fill="00467F"/>
           </w:tcPr>
           <w:p>
+            <w:pPr>
+              <w:keepNext/>
+            </w:pPr>
             <w:r/>
             <w:r>
               <w:rPr>
@@ -1328,6 +1510,9 @@
             <w:shd w:val="clear" w:color="auto" w:fill="00467F"/>
           </w:tcPr>
           <w:p>
+            <w:pPr>
+              <w:keepNext/>
+            </w:pPr>
             <w:r/>
             <w:r>
               <w:rPr>
@@ -1343,11 +1528,17 @@
         </w:tc>
       </w:tr>
       <w:tr>
+        <w:trPr>
+          <w:cantSplit/>
+        </w:trPr>
         <w:tc>
           <w:tcPr>
             <w:tcW w:type="dxa" w:w="4537"/>
           </w:tcPr>
           <w:p>
+            <w:pPr>
+              <w:keepNext/>
+            </w:pPr>
             <w:r/>
             <w:r>
               <w:rPr>
@@ -1365,6 +1556,9 @@
             <w:tcW w:type="dxa" w:w="4537"/>
           </w:tcPr>
           <w:p>
+            <w:pPr>
+              <w:keepNext/>
+            </w:pPr>
             <w:r/>
             <w:r>
               <w:rPr>
@@ -1379,11 +1573,17 @@
         </w:tc>
       </w:tr>
       <w:tr>
+        <w:trPr>
+          <w:cantSplit/>
+        </w:trPr>
         <w:tc>
           <w:tcPr>
             <w:tcW w:type="dxa" w:w="4537"/>
           </w:tcPr>
           <w:p>
+            <w:pPr>
+              <w:keepNext/>
+            </w:pPr>
             <w:r/>
             <w:r>
               <w:rPr>
@@ -1401,6 +1601,9 @@
             <w:tcW w:type="dxa" w:w="4537"/>
           </w:tcPr>
           <w:p>
+            <w:pPr>
+              <w:keepNext/>
+            </w:pPr>
             <w:r/>
             <w:r>
               <w:rPr>
@@ -1415,11 +1618,17 @@
         </w:tc>
       </w:tr>
       <w:tr>
+        <w:trPr>
+          <w:cantSplit/>
+        </w:trPr>
         <w:tc>
           <w:tcPr>
             <w:tcW w:type="dxa" w:w="4537"/>
           </w:tcPr>
           <w:p>
+            <w:pPr>
+              <w:keepNext/>
+            </w:pPr>
             <w:r/>
             <w:r>
               <w:rPr>
@@ -1437,6 +1646,9 @@
             <w:tcW w:type="dxa" w:w="4537"/>
           </w:tcPr>
           <w:p>
+            <w:pPr>
+              <w:keepNext/>
+            </w:pPr>
             <w:r/>
             <w:r>
               <w:rPr>
@@ -1451,11 +1663,17 @@
         </w:tc>
       </w:tr>
       <w:tr>
+        <w:trPr>
+          <w:cantSplit/>
+        </w:trPr>
         <w:tc>
           <w:tcPr>
             <w:tcW w:type="dxa" w:w="4537"/>
           </w:tcPr>
           <w:p>
+            <w:pPr>
+              <w:keepNext/>
+            </w:pPr>
             <w:r/>
             <w:r>
               <w:rPr>
@@ -1473,6 +1691,9 @@
             <w:tcW w:type="dxa" w:w="4537"/>
           </w:tcPr>
           <w:p>
+            <w:pPr>
+              <w:keepNext/>
+            </w:pPr>
             <w:r/>
             <w:r>
               <w:rPr>
@@ -1493,11 +1714,17 @@
         </w:tc>
       </w:tr>
       <w:tr>
+        <w:trPr>
+          <w:cantSplit/>
+        </w:trPr>
         <w:tc>
           <w:tcPr>
             <w:tcW w:type="dxa" w:w="4537"/>
           </w:tcPr>
           <w:p>
+            <w:pPr>
+              <w:keepNext/>
+            </w:pPr>
             <w:r/>
             <w:r>
               <w:rPr>
@@ -1515,6 +1742,9 @@
             <w:tcW w:type="dxa" w:w="4537"/>
           </w:tcPr>
           <w:p>
+            <w:pPr>
+              <w:keepNext/>
+            </w:pPr>
             <w:r/>
             <w:r>
               <w:rPr>
@@ -1535,11 +1765,17 @@
         </w:tc>
       </w:tr>
       <w:tr>
+        <w:trPr>
+          <w:cantSplit/>
+        </w:trPr>
         <w:tc>
           <w:tcPr>
             <w:tcW w:type="dxa" w:w="4537"/>
           </w:tcPr>
           <w:p>
+            <w:pPr>
+              <w:keepNext/>
+            </w:pPr>
             <w:r/>
             <w:r>
               <w:rPr>
@@ -1557,6 +1793,9 @@
             <w:tcW w:type="dxa" w:w="4537"/>
           </w:tcPr>
           <w:p>
+            <w:pPr>
+              <w:keepNext/>
+            </w:pPr>
             <w:r/>
             <w:r>
               <w:rPr>
@@ -1579,6 +1818,9 @@
         </w:tc>
       </w:tr>
       <w:tr>
+        <w:trPr>
+          <w:cantSplit/>
+        </w:trPr>
         <w:tc>
           <w:tcPr>
             <w:tcW w:type="dxa" w:w="4537"/>
@@ -1615,10 +1857,15 @@
         </w:tc>
       </w:tr>
     </w:tbl>
-    <w:p/>
+    <w:p>
+      <w:pPr>
+        <w:keepNext/>
+      </w:pPr>
+    </w:p>
     <w:p>
       <w:pPr>
         <w:pStyle w:val="Heading2"/>
+        <w:keepNext/>
       </w:pPr>
       <w:r>
         <w:rPr>
@@ -1642,12 +1889,18 @@
         <w:gridCol w:w="4537"/>
       </w:tblGrid>
       <w:tr>
+        <w:trPr>
+          <w:cantSplit/>
+        </w:trPr>
         <w:tc>
           <w:tcPr>
             <w:tcW w:type="dxa" w:w="4537"/>
             <w:shd w:val="clear" w:color="auto" w:fill="00467F"/>
           </w:tcPr>
           <w:p>
+            <w:pPr>
+              <w:keepNext/>
+            </w:pPr>
             <w:r/>
             <w:r>
               <w:rPr>
@@ -1667,6 +1920,9 @@
             <w:shd w:val="clear" w:color="auto" w:fill="00467F"/>
           </w:tcPr>
           <w:p>
+            <w:pPr>
+              <w:keepNext/>
+            </w:pPr>
             <w:r/>
             <w:r>
               <w:rPr>
@@ -1682,11 +1938,17 @@
         </w:tc>
       </w:tr>
       <w:tr>
+        <w:trPr>
+          <w:cantSplit/>
+        </w:trPr>
         <w:tc>
           <w:tcPr>
             <w:tcW w:type="dxa" w:w="4537"/>
           </w:tcPr>
           <w:p>
+            <w:pPr>
+              <w:keepNext/>
+            </w:pPr>
             <w:r/>
             <w:r>
               <w:rPr>
@@ -1704,6 +1966,9 @@
             <w:tcW w:type="dxa" w:w="4537"/>
           </w:tcPr>
           <w:p>
+            <w:pPr>
+              <w:keepNext/>
+            </w:pPr>
             <w:r/>
             <w:r>
               <w:rPr>
@@ -1718,11 +1983,17 @@
         </w:tc>
       </w:tr>
       <w:tr>
+        <w:trPr>
+          <w:cantSplit/>
+        </w:trPr>
         <w:tc>
           <w:tcPr>
             <w:tcW w:type="dxa" w:w="4537"/>
           </w:tcPr>
           <w:p>
+            <w:pPr>
+              <w:keepNext/>
+            </w:pPr>
             <w:r/>
             <w:r>
               <w:rPr>
@@ -1740,6 +2011,9 @@
             <w:tcW w:type="dxa" w:w="4537"/>
           </w:tcPr>
           <w:p>
+            <w:pPr>
+              <w:keepNext/>
+            </w:pPr>
             <w:r/>
             <w:r>
               <w:rPr>
@@ -1754,11 +2028,17 @@
         </w:tc>
       </w:tr>
       <w:tr>
+        <w:trPr>
+          <w:cantSplit/>
+        </w:trPr>
         <w:tc>
           <w:tcPr>
             <w:tcW w:type="dxa" w:w="4537"/>
           </w:tcPr>
           <w:p>
+            <w:pPr>
+              <w:keepNext/>
+            </w:pPr>
             <w:r/>
             <w:r>
               <w:rPr>
@@ -1776,6 +2056,9 @@
             <w:tcW w:type="dxa" w:w="4537"/>
           </w:tcPr>
           <w:p>
+            <w:pPr>
+              <w:keepNext/>
+            </w:pPr>
             <w:r/>
             <w:r>
               <w:rPr>
@@ -1790,11 +2073,17 @@
         </w:tc>
       </w:tr>
       <w:tr>
+        <w:trPr>
+          <w:cantSplit/>
+        </w:trPr>
         <w:tc>
           <w:tcPr>
             <w:tcW w:type="dxa" w:w="4537"/>
           </w:tcPr>
           <w:p>
+            <w:pPr>
+              <w:keepNext/>
+            </w:pPr>
             <w:r/>
             <w:r>
               <w:rPr>
@@ -1812,6 +2101,9 @@
             <w:tcW w:type="dxa" w:w="4537"/>
           </w:tcPr>
           <w:p>
+            <w:pPr>
+              <w:keepNext/>
+            </w:pPr>
             <w:r/>
             <w:r>
               <w:rPr>
@@ -1832,11 +2124,17 @@
         </w:tc>
       </w:tr>
       <w:tr>
+        <w:trPr>
+          <w:cantSplit/>
+        </w:trPr>
         <w:tc>
           <w:tcPr>
             <w:tcW w:type="dxa" w:w="4537"/>
           </w:tcPr>
           <w:p>
+            <w:pPr>
+              <w:keepNext/>
+            </w:pPr>
             <w:r/>
             <w:r>
               <w:rPr>
@@ -1854,6 +2152,9 @@
             <w:tcW w:type="dxa" w:w="4537"/>
           </w:tcPr>
           <w:p>
+            <w:pPr>
+              <w:keepNext/>
+            </w:pPr>
             <w:r/>
             <w:r>
               <w:rPr>
@@ -1872,11 +2173,17 @@
         </w:tc>
       </w:tr>
       <w:tr>
+        <w:trPr>
+          <w:cantSplit/>
+        </w:trPr>
         <w:tc>
           <w:tcPr>
             <w:tcW w:type="dxa" w:w="4537"/>
           </w:tcPr>
           <w:p>
+            <w:pPr>
+              <w:keepNext/>
+            </w:pPr>
             <w:r/>
             <w:r>
               <w:rPr>
@@ -1894,6 +2201,9 @@
             <w:tcW w:type="dxa" w:w="4537"/>
           </w:tcPr>
           <w:p>
+            <w:pPr>
+              <w:keepNext/>
+            </w:pPr>
             <w:r/>
             <w:r>
               <w:rPr>
@@ -1916,6 +2226,9 @@
         </w:tc>
       </w:tr>
       <w:tr>
+        <w:trPr>
+          <w:cantSplit/>
+        </w:trPr>
         <w:tc>
           <w:tcPr>
             <w:tcW w:type="dxa" w:w="4537"/>
@@ -1952,10 +2265,15 @@
         </w:tc>
       </w:tr>
     </w:tbl>
-    <w:p/>
+    <w:p>
+      <w:pPr>
+        <w:keepNext/>
+      </w:pPr>
+    </w:p>
     <w:p>
       <w:pPr>
         <w:pStyle w:val="Heading2"/>
+        <w:keepNext/>
       </w:pPr>
       <w:r>
         <w:rPr>
@@ -1979,12 +2297,18 @@
         <w:gridCol w:w="4537"/>
       </w:tblGrid>
       <w:tr>
+        <w:trPr>
+          <w:cantSplit/>
+        </w:trPr>
         <w:tc>
           <w:tcPr>
             <w:tcW w:type="dxa" w:w="4537"/>
             <w:shd w:val="clear" w:color="auto" w:fill="00467F"/>
           </w:tcPr>
           <w:p>
+            <w:pPr>
+              <w:keepNext/>
+            </w:pPr>
             <w:r/>
             <w:r>
               <w:rPr>
@@ -2004,6 +2328,9 @@
             <w:shd w:val="clear" w:color="auto" w:fill="00467F"/>
           </w:tcPr>
           <w:p>
+            <w:pPr>
+              <w:keepNext/>
+            </w:pPr>
             <w:r/>
             <w:r>
               <w:rPr>
@@ -2019,11 +2346,17 @@
         </w:tc>
       </w:tr>
       <w:tr>
+        <w:trPr>
+          <w:cantSplit/>
+        </w:trPr>
         <w:tc>
           <w:tcPr>
             <w:tcW w:type="dxa" w:w="4537"/>
           </w:tcPr>
           <w:p>
+            <w:pPr>
+              <w:keepNext/>
+            </w:pPr>
             <w:r/>
             <w:r>
               <w:rPr>
@@ -2041,6 +2374,9 @@
             <w:tcW w:type="dxa" w:w="4537"/>
           </w:tcPr>
           <w:p>
+            <w:pPr>
+              <w:keepNext/>
+            </w:pPr>
             <w:r/>
             <w:r>
               <w:rPr>
@@ -2055,11 +2391,17 @@
         </w:tc>
       </w:tr>
       <w:tr>
+        <w:trPr>
+          <w:cantSplit/>
+        </w:trPr>
         <w:tc>
           <w:tcPr>
             <w:tcW w:type="dxa" w:w="4537"/>
           </w:tcPr>
           <w:p>
+            <w:pPr>
+              <w:keepNext/>
+            </w:pPr>
             <w:r/>
             <w:r>
               <w:rPr>
@@ -2077,6 +2419,9 @@
             <w:tcW w:type="dxa" w:w="4537"/>
           </w:tcPr>
           <w:p>
+            <w:pPr>
+              <w:keepNext/>
+            </w:pPr>
             <w:r/>
             <w:r>
               <w:rPr>
@@ -2091,11 +2436,17 @@
         </w:tc>
       </w:tr>
       <w:tr>
+        <w:trPr>
+          <w:cantSplit/>
+        </w:trPr>
         <w:tc>
           <w:tcPr>
             <w:tcW w:type="dxa" w:w="4537"/>
           </w:tcPr>
           <w:p>
+            <w:pPr>
+              <w:keepNext/>
+            </w:pPr>
             <w:r/>
             <w:r>
               <w:rPr>
@@ -2113,6 +2464,9 @@
             <w:tcW w:type="dxa" w:w="4537"/>
           </w:tcPr>
           <w:p>
+            <w:pPr>
+              <w:keepNext/>
+            </w:pPr>
             <w:r/>
             <w:r>
               <w:rPr>
@@ -2127,11 +2481,17 @@
         </w:tc>
       </w:tr>
       <w:tr>
+        <w:trPr>
+          <w:cantSplit/>
+        </w:trPr>
         <w:tc>
           <w:tcPr>
             <w:tcW w:type="dxa" w:w="4537"/>
           </w:tcPr>
           <w:p>
+            <w:pPr>
+              <w:keepNext/>
+            </w:pPr>
             <w:r/>
             <w:r>
               <w:rPr>
@@ -2149,6 +2509,9 @@
             <w:tcW w:type="dxa" w:w="4537"/>
           </w:tcPr>
           <w:p>
+            <w:pPr>
+              <w:keepNext/>
+            </w:pPr>
             <w:r/>
             <w:r>
               <w:rPr>
@@ -2169,11 +2532,17 @@
         </w:tc>
       </w:tr>
       <w:tr>
+        <w:trPr>
+          <w:cantSplit/>
+        </w:trPr>
         <w:tc>
           <w:tcPr>
             <w:tcW w:type="dxa" w:w="4537"/>
           </w:tcPr>
           <w:p>
+            <w:pPr>
+              <w:keepNext/>
+            </w:pPr>
             <w:r/>
             <w:r>
               <w:rPr>
@@ -2191,6 +2560,9 @@
             <w:tcW w:type="dxa" w:w="4537"/>
           </w:tcPr>
           <w:p>
+            <w:pPr>
+              <w:keepNext/>
+            </w:pPr>
             <w:r/>
             <w:r>
               <w:rPr>
@@ -2209,11 +2581,17 @@
         </w:tc>
       </w:tr>
       <w:tr>
+        <w:trPr>
+          <w:cantSplit/>
+        </w:trPr>
         <w:tc>
           <w:tcPr>
             <w:tcW w:type="dxa" w:w="4537"/>
           </w:tcPr>
           <w:p>
+            <w:pPr>
+              <w:keepNext/>
+            </w:pPr>
             <w:r/>
             <w:r>
               <w:rPr>
@@ -2231,6 +2609,9 @@
             <w:tcW w:type="dxa" w:w="4537"/>
           </w:tcPr>
           <w:p>
+            <w:pPr>
+              <w:keepNext/>
+            </w:pPr>
             <w:r/>
             <w:r>
               <w:rPr>
@@ -2253,6 +2634,9 @@
         </w:tc>
       </w:tr>
       <w:tr>
+        <w:trPr>
+          <w:cantSplit/>
+        </w:trPr>
         <w:tc>
           <w:tcPr>
             <w:tcW w:type="dxa" w:w="4537"/>
@@ -2289,10 +2673,15 @@
         </w:tc>
       </w:tr>
     </w:tbl>
-    <w:p/>
+    <w:p>
+      <w:pPr>
+        <w:keepNext/>
+      </w:pPr>
+    </w:p>
     <w:p>
       <w:pPr>
         <w:pStyle w:val="Heading2"/>
+        <w:keepNext/>
       </w:pPr>
       <w:r>
         <w:rPr>
@@ -2316,12 +2705,18 @@
         <w:gridCol w:w="4537"/>
       </w:tblGrid>
       <w:tr>
+        <w:trPr>
+          <w:cantSplit/>
+        </w:trPr>
         <w:tc>
           <w:tcPr>
             <w:tcW w:type="dxa" w:w="4537"/>
             <w:shd w:val="clear" w:color="auto" w:fill="00467F"/>
           </w:tcPr>
           <w:p>
+            <w:pPr>
+              <w:keepNext/>
+            </w:pPr>
             <w:r/>
             <w:r>
               <w:rPr>
@@ -2341,6 +2736,9 @@
             <w:shd w:val="clear" w:color="auto" w:fill="00467F"/>
           </w:tcPr>
           <w:p>
+            <w:pPr>
+              <w:keepNext/>
+            </w:pPr>
             <w:r/>
             <w:r>
               <w:rPr>
@@ -2356,11 +2754,17 @@
         </w:tc>
       </w:tr>
       <w:tr>
+        <w:trPr>
+          <w:cantSplit/>
+        </w:trPr>
         <w:tc>
           <w:tcPr>
             <w:tcW w:type="dxa" w:w="4537"/>
           </w:tcPr>
           <w:p>
+            <w:pPr>
+              <w:keepNext/>
+            </w:pPr>
             <w:r/>
             <w:r>
               <w:rPr>
@@ -2378,6 +2782,9 @@
             <w:tcW w:type="dxa" w:w="4537"/>
           </w:tcPr>
           <w:p>
+            <w:pPr>
+              <w:keepNext/>
+            </w:pPr>
             <w:r/>
             <w:r>
               <w:rPr>
@@ -2392,11 +2799,17 @@
         </w:tc>
       </w:tr>
       <w:tr>
+        <w:trPr>
+          <w:cantSplit/>
+        </w:trPr>
         <w:tc>
           <w:tcPr>
             <w:tcW w:type="dxa" w:w="4537"/>
           </w:tcPr>
           <w:p>
+            <w:pPr>
+              <w:keepNext/>
+            </w:pPr>
             <w:r/>
             <w:r>
               <w:rPr>
@@ -2414,6 +2827,9 @@
             <w:tcW w:type="dxa" w:w="4537"/>
           </w:tcPr>
           <w:p>
+            <w:pPr>
+              <w:keepNext/>
+            </w:pPr>
             <w:r/>
             <w:r>
               <w:rPr>
@@ -2428,11 +2844,17 @@
         </w:tc>
       </w:tr>
       <w:tr>
+        <w:trPr>
+          <w:cantSplit/>
+        </w:trPr>
         <w:tc>
           <w:tcPr>
             <w:tcW w:type="dxa" w:w="4537"/>
           </w:tcPr>
           <w:p>
+            <w:pPr>
+              <w:keepNext/>
+            </w:pPr>
             <w:r/>
             <w:r>
               <w:rPr>
@@ -2450,6 +2872,9 @@
             <w:tcW w:type="dxa" w:w="4537"/>
           </w:tcPr>
           <w:p>
+            <w:pPr>
+              <w:keepNext/>
+            </w:pPr>
             <w:r/>
             <w:r>
               <w:rPr>
@@ -2464,11 +2889,17 @@
         </w:tc>
       </w:tr>
       <w:tr>
+        <w:trPr>
+          <w:cantSplit/>
+        </w:trPr>
         <w:tc>
           <w:tcPr>
             <w:tcW w:type="dxa" w:w="4537"/>
           </w:tcPr>
           <w:p>
+            <w:pPr>
+              <w:keepNext/>
+            </w:pPr>
             <w:r/>
             <w:r>
               <w:rPr>
@@ -2486,6 +2917,9 @@
             <w:tcW w:type="dxa" w:w="4537"/>
           </w:tcPr>
           <w:p>
+            <w:pPr>
+              <w:keepNext/>
+            </w:pPr>
             <w:r/>
             <w:r>
               <w:rPr>
@@ -2506,11 +2940,17 @@
         </w:tc>
       </w:tr>
       <w:tr>
+        <w:trPr>
+          <w:cantSplit/>
+        </w:trPr>
         <w:tc>
           <w:tcPr>
             <w:tcW w:type="dxa" w:w="4537"/>
           </w:tcPr>
           <w:p>
+            <w:pPr>
+              <w:keepNext/>
+            </w:pPr>
             <w:r/>
             <w:r>
               <w:rPr>
@@ -2528,6 +2968,9 @@
             <w:tcW w:type="dxa" w:w="4537"/>
           </w:tcPr>
           <w:p>
+            <w:pPr>
+              <w:keepNext/>
+            </w:pPr>
             <w:r/>
             <w:r>
               <w:rPr>
@@ -2546,11 +2989,17 @@
         </w:tc>
       </w:tr>
       <w:tr>
+        <w:trPr>
+          <w:cantSplit/>
+        </w:trPr>
         <w:tc>
           <w:tcPr>
             <w:tcW w:type="dxa" w:w="4537"/>
           </w:tcPr>
           <w:p>
+            <w:pPr>
+              <w:keepNext/>
+            </w:pPr>
             <w:r/>
             <w:r>
               <w:rPr>
@@ -2568,6 +3017,9 @@
             <w:tcW w:type="dxa" w:w="4537"/>
           </w:tcPr>
           <w:p>
+            <w:pPr>
+              <w:keepNext/>
+            </w:pPr>
             <w:r/>
             <w:r>
               <w:rPr>
@@ -2590,6 +3042,9 @@
         </w:tc>
       </w:tr>
       <w:tr>
+        <w:trPr>
+          <w:cantSplit/>
+        </w:trPr>
         <w:tc>
           <w:tcPr>
             <w:tcW w:type="dxa" w:w="4537"/>
@@ -2626,15 +3081,10 @@
         </w:tc>
       </w:tr>
     </w:tbl>
-    <w:p/>
-    <w:p>
-      <w:r>
-        <w:br w:type="page"/>
-      </w:r>
-    </w:p>
     <w:p>
       <w:pPr>
         <w:pStyle w:val="Heading1"/>
+        <w:pageBreakBefore/>
       </w:pPr>
       <w:r>
         <w:rPr>
@@ -2684,6 +3134,10 @@
         <w:gridCol w:w="1815"/>
       </w:tblGrid>
       <w:tr>
+        <w:trPr>
+          <w:tblHeader w:val="true"/>
+          <w:cantSplit/>
+        </w:trPr>
         <w:tc>
           <w:tcPr>
             <w:tcW w:type="dxa" w:w="1815"/>
@@ -2781,6 +3235,9 @@
         </w:tc>
       </w:tr>
       <w:tr>
+        <w:trPr>
+          <w:cantSplit/>
+        </w:trPr>
         <w:tc>
           <w:tcPr>
             <w:tcW w:type="dxa" w:w="1815"/>
@@ -2868,6 +3325,9 @@
         </w:tc>
       </w:tr>
       <w:tr>
+        <w:trPr>
+          <w:cantSplit/>
+        </w:trPr>
         <w:tc>
           <w:tcPr>
             <w:tcW w:type="dxa" w:w="1815"/>
@@ -2941,7 +3401,9 @@
             <w:tcW w:type="dxa" w:w="1815"/>
           </w:tcPr>
           <w:p>
-            <w:r/>
+            <w:r>
+              <w:t>완료 · proxy.ts (구 middleware: Next.js 16 에서 이름이 바뀌었다), src/lib/auth/accountTiers.ts (계층 단일 표준)</w:t>
+            </w:r>
             <w:r>
               <w:rPr>
                 <w:rFonts w:ascii="맑은 고딕" w:hAnsi="맑은 고딕"/>
@@ -2949,12 +3411,14 @@
                 <w:sz w:val="18"/>
                 <w:rFonts w:eastAsia="맑은 고딕"/>
               </w:rPr>
-              <w:t>완료 · proxy.ts (구 middleware — Next.js 16 에서 이름이 바뀌었다), src/lib/auth/accountTiers.ts (계층 단일 표준)</w:t>
             </w:r>
           </w:p>
         </w:tc>
       </w:tr>
       <w:tr>
+        <w:trPr>
+          <w:cantSplit/>
+        </w:trPr>
         <w:tc>
           <w:tcPr>
             <w:tcW w:type="dxa" w:w="1815"/>
@@ -3042,6 +3506,9 @@
         </w:tc>
       </w:tr>
       <w:tr>
+        <w:trPr>
+          <w:cantSplit/>
+        </w:trPr>
         <w:tc>
           <w:tcPr>
             <w:tcW w:type="dxa" w:w="1815"/>
@@ -3129,6 +3596,9 @@
         </w:tc>
       </w:tr>
       <w:tr>
+        <w:trPr>
+          <w:cantSplit/>
+        </w:trPr>
         <w:tc>
           <w:tcPr>
             <w:tcW w:type="dxa" w:w="1815"/>
@@ -3216,6 +3686,9 @@
         </w:tc>
       </w:tr>
       <w:tr>
+        <w:trPr>
+          <w:cantSplit/>
+        </w:trPr>
         <w:tc>
           <w:tcPr>
             <w:tcW w:type="dxa" w:w="1815"/>
@@ -3303,6 +3776,9 @@
         </w:tc>
       </w:tr>
       <w:tr>
+        <w:trPr>
+          <w:cantSplit/>
+        </w:trPr>
         <w:tc>
           <w:tcPr>
             <w:tcW w:type="dxa" w:w="1815"/>
@@ -3390,6 +3866,9 @@
         </w:tc>
       </w:tr>
       <w:tr>
+        <w:trPr>
+          <w:cantSplit/>
+        </w:trPr>
         <w:tc>
           <w:tcPr>
             <w:tcW w:type="dxa" w:w="1815"/>
@@ -3477,6 +3956,9 @@
         </w:tc>
       </w:tr>
       <w:tr>
+        <w:trPr>
+          <w:cantSplit/>
+        </w:trPr>
         <w:tc>
           <w:tcPr>
             <w:tcW w:type="dxa" w:w="1815"/>
@@ -3564,6 +4046,9 @@
         </w:tc>
       </w:tr>
       <w:tr>
+        <w:trPr>
+          <w:cantSplit/>
+        </w:trPr>
         <w:tc>
           <w:tcPr>
             <w:tcW w:type="dxa" w:w="1815"/>
@@ -3651,6 +4136,9 @@
         </w:tc>
       </w:tr>
       <w:tr>
+        <w:trPr>
+          <w:cantSplit/>
+        </w:trPr>
         <w:tc>
           <w:tcPr>
             <w:tcW w:type="dxa" w:w="1815"/>
@@ -3738,6 +4226,9 @@
         </w:tc>
       </w:tr>
       <w:tr>
+        <w:trPr>
+          <w:cantSplit/>
+        </w:trPr>
         <w:tc>
           <w:tcPr>
             <w:tcW w:type="dxa" w:w="1815"/>
@@ -3825,6 +4316,9 @@
         </w:tc>
       </w:tr>
       <w:tr>
+        <w:trPr>
+          <w:cantSplit/>
+        </w:trPr>
         <w:tc>
           <w:tcPr>
             <w:tcW w:type="dxa" w:w="1815"/>
@@ -3898,7 +4392,9 @@
             <w:tcW w:type="dxa" w:w="1815"/>
           </w:tcPr>
           <w:p>
-            <w:r/>
+            <w:r>
+              <w:t>완료 · /app/api/translate-text, /app/consultation/[id] (상담방 실시간 자막 가동: 통역 자막 3,277건 축적)</w:t>
+            </w:r>
             <w:r>
               <w:rPr>
                 <w:rFonts w:ascii="맑은 고딕" w:hAnsi="맑은 고딕"/>
@@ -3906,12 +4402,14 @@
                 <w:sz w:val="18"/>
                 <w:rFonts w:eastAsia="맑은 고딕"/>
               </w:rPr>
-              <w:t>완료 · /app/api/translate-text, /app/consultation/[id] (상담방 실시간 자막 가동 — 통역 자막 3,277건 축적)</w:t>
             </w:r>
           </w:p>
         </w:tc>
       </w:tr>
       <w:tr>
+        <w:trPr>
+          <w:cantSplit/>
+        </w:trPr>
         <w:tc>
           <w:tcPr>
             <w:tcW w:type="dxa" w:w="1815"/>
@@ -3999,6 +4497,9 @@
         </w:tc>
       </w:tr>
       <w:tr>
+        <w:trPr>
+          <w:cantSplit/>
+        </w:trPr>
         <w:tc>
           <w:tcPr>
             <w:tcW w:type="dxa" w:w="1815"/>
@@ -4086,6 +4587,9 @@
         </w:tc>
       </w:tr>
       <w:tr>
+        <w:trPr>
+          <w:cantSplit/>
+        </w:trPr>
         <w:tc>
           <w:tcPr>
             <w:tcW w:type="dxa" w:w="1815"/>
@@ -4173,6 +4677,9 @@
         </w:tc>
       </w:tr>
       <w:tr>
+        <w:trPr>
+          <w:cantSplit/>
+        </w:trPr>
         <w:tc>
           <w:tcPr>
             <w:tcW w:type="dxa" w:w="1815"/>
@@ -4260,6 +4767,9 @@
         </w:tc>
       </w:tr>
       <w:tr>
+        <w:trPr>
+          <w:cantSplit/>
+        </w:trPr>
         <w:tc>
           <w:tcPr>
             <w:tcW w:type="dxa" w:w="1815"/>
@@ -4347,6 +4857,9 @@
         </w:tc>
       </w:tr>
       <w:tr>
+        <w:trPr>
+          <w:cantSplit/>
+        </w:trPr>
         <w:tc>
           <w:tcPr>
             <w:tcW w:type="dxa" w:w="1815"/>
@@ -4434,6 +4947,9 @@
         </w:tc>
       </w:tr>
       <w:tr>
+        <w:trPr>
+          <w:cantSplit/>
+        </w:trPr>
         <w:tc>
           <w:tcPr>
             <w:tcW w:type="dxa" w:w="1815"/>
@@ -4521,6 +5037,9 @@
         </w:tc>
       </w:tr>
       <w:tr>
+        <w:trPr>
+          <w:cantSplit/>
+        </w:trPr>
         <w:tc>
           <w:tcPr>
             <w:tcW w:type="dxa" w:w="1815"/>
@@ -4608,6 +5127,9 @@
         </w:tc>
       </w:tr>
       <w:tr>
+        <w:trPr>
+          <w:cantSplit/>
+        </w:trPr>
         <w:tc>
           <w:tcPr>
             <w:tcW w:type="dxa" w:w="1815"/>
@@ -4695,6 +5217,9 @@
         </w:tc>
       </w:tr>
       <w:tr>
+        <w:trPr>
+          <w:cantSplit/>
+        </w:trPr>
         <w:tc>
           <w:tcPr>
             <w:tcW w:type="dxa" w:w="1815"/>
@@ -4782,6 +5307,9 @@
         </w:tc>
       </w:tr>
       <w:tr>
+        <w:trPr>
+          <w:cantSplit/>
+        </w:trPr>
         <w:tc>
           <w:tcPr>
             <w:tcW w:type="dxa" w:w="1815"/>
@@ -4869,6 +5397,9 @@
         </w:tc>
       </w:tr>
       <w:tr>
+        <w:trPr>
+          <w:cantSplit/>
+        </w:trPr>
         <w:tc>
           <w:tcPr>
             <w:tcW w:type="dxa" w:w="1815"/>
@@ -4950,12 +5481,15 @@
                 <w:sz w:val="18"/>
                 <w:rFonts w:eastAsia="맑은 고딕"/>
               </w:rPr>
-              <w:t>완료 · /app/api/email, src/lib/email</w:t>
+              <w:t>완료 · src/lib/email/sendEmail.ts, src/lib/email</w:t>
             </w:r>
           </w:p>
         </w:tc>
       </w:tr>
       <w:tr>
+        <w:trPr>
+          <w:cantSplit/>
+        </w:trPr>
         <w:tc>
           <w:tcPr>
             <w:tcW w:type="dxa" w:w="1815"/>
@@ -5043,6 +5577,9 @@
         </w:tc>
       </w:tr>
       <w:tr>
+        <w:trPr>
+          <w:cantSplit/>
+        </w:trPr>
         <w:tc>
           <w:tcPr>
             <w:tcW w:type="dxa" w:w="1815"/>
@@ -5124,12 +5661,15 @@
                 <w:sz w:val="18"/>
                 <w:rFonts w:eastAsia="맑은 고딕"/>
               </w:rPr>
-              <w:t>완료 · src/lib/security/encryptionV2.ts, migrations/20260420_drop_cancer_intake_plaintext (실행 완료) · 20260420_drop_inquiries_plaintext_email (보류)</w:t>
+              <w:t>완료 · src/lib/security/encryptionV2.ts, migrations/20260420_drop_cancer_intake_plaintext (실행 완료) · 20260420_drop_inquiries_plaintext_email (보류) (작성 완료·미실행)</w:t>
             </w:r>
           </w:p>
         </w:tc>
       </w:tr>
       <w:tr>
+        <w:trPr>
+          <w:cantSplit/>
+        </w:trPr>
         <w:tc>
           <w:tcPr>
             <w:tcW w:type="dxa" w:w="1815"/>
@@ -5218,13 +5758,10 @@
       </w:tr>
     </w:tbl>
     <w:p>
-      <w:r>
-        <w:br w:type="page"/>
-      </w:r>
-    </w:p>
-    <w:p>
       <w:pPr>
         <w:pStyle w:val="Heading1"/>
+        <w:keepNext/>
+        <w:pageBreakBefore/>
       </w:pPr>
       <w:r>
         <w:rPr>
@@ -5240,6 +5777,7 @@
     <w:p>
       <w:pPr>
         <w:pStyle w:val="Heading2"/>
+        <w:keepNext/>
       </w:pPr>
       <w:r>
         <w:rPr>
@@ -5264,12 +5802,18 @@
         <w:gridCol w:w="3025"/>
       </w:tblGrid>
       <w:tr>
+        <w:trPr>
+          <w:cantSplit/>
+        </w:trPr>
         <w:tc>
           <w:tcPr>
             <w:tcW w:type="dxa" w:w="3025"/>
             <w:shd w:val="clear" w:color="auto" w:fill="00467F"/>
           </w:tcPr>
           <w:p>
+            <w:pPr>
+              <w:keepNext/>
+            </w:pPr>
             <w:r/>
             <w:r>
               <w:rPr>
@@ -5289,6 +5833,9 @@
             <w:shd w:val="clear" w:color="auto" w:fill="00467F"/>
           </w:tcPr>
           <w:p>
+            <w:pPr>
+              <w:keepNext/>
+            </w:pPr>
             <w:r/>
             <w:r>
               <w:rPr>
@@ -5308,6 +5855,9 @@
             <w:shd w:val="clear" w:color="auto" w:fill="00467F"/>
           </w:tcPr>
           <w:p>
+            <w:pPr>
+              <w:keepNext/>
+            </w:pPr>
             <w:r/>
             <w:r>
               <w:rPr>
@@ -5323,11 +5873,17 @@
         </w:tc>
       </w:tr>
       <w:tr>
+        <w:trPr>
+          <w:cantSplit/>
+        </w:trPr>
         <w:tc>
           <w:tcPr>
             <w:tcW w:type="dxa" w:w="3025"/>
           </w:tcPr>
           <w:p>
+            <w:pPr>
+              <w:keepNext/>
+            </w:pPr>
             <w:r/>
             <w:r>
               <w:rPr>
@@ -5345,6 +5901,9 @@
             <w:tcW w:type="dxa" w:w="3025"/>
           </w:tcPr>
           <w:p>
+            <w:pPr>
+              <w:keepNext/>
+            </w:pPr>
             <w:r/>
             <w:r>
               <w:rPr>
@@ -5362,7 +5921,12 @@
             <w:tcW w:type="dxa" w:w="3025"/>
           </w:tcPr>
           <w:p>
-            <w:r/>
+            <w:pPr>
+              <w:keepNext/>
+            </w:pPr>
+            <w:r>
+              <w:t>미달(모바일) / 충족(데스크톱): 라이트하우스 5회 중앙값: 모바일 6.96초 · 데스크톱 1.47초</w:t>
+            </w:r>
             <w:r>
               <w:rPr>
                 <w:rFonts w:ascii="맑은 고딕" w:hAnsi="맑은 고딕"/>
@@ -5370,17 +5934,22 @@
                 <w:sz w:val="18"/>
                 <w:rFonts w:eastAsia="맑은 고딕"/>
               </w:rPr>
-              <w:t>미달(모바일) / 충족(데스크톱) — 라이트하우스 5회 중앙값: 모바일 6.96초 · 데스크톱 1.47초</w:t>
             </w:r>
           </w:p>
         </w:tc>
       </w:tr>
       <w:tr>
+        <w:trPr>
+          <w:cantSplit/>
+        </w:trPr>
         <w:tc>
           <w:tcPr>
             <w:tcW w:type="dxa" w:w="3025"/>
           </w:tcPr>
           <w:p>
+            <w:pPr>
+              <w:keepNext/>
+            </w:pPr>
             <w:r/>
             <w:r>
               <w:rPr>
@@ -5398,6 +5967,9 @@
             <w:tcW w:type="dxa" w:w="3025"/>
           </w:tcPr>
           <w:p>
+            <w:pPr>
+              <w:keepNext/>
+            </w:pPr>
             <w:r/>
             <w:r>
               <w:rPr>
@@ -5415,7 +5987,12 @@
             <w:tcW w:type="dxa" w:w="3025"/>
           </w:tcPr>
           <w:p>
-            <w:r/>
+            <w:pPr>
+              <w:keepNext/>
+            </w:pPr>
+            <w:r>
+              <w:t>충족: 실서비스 스트리밍 응답 10건(6개 언어 중 4개) 실측, 첫 토큰까지 중앙값 2.30초 · 상위 5% 3.84초(2026. 8. 21.)</w:t>
+            </w:r>
             <w:r>
               <w:rPr>
                 <w:rFonts w:ascii="맑은 고딕" w:hAnsi="맑은 고딕"/>
@@ -5423,17 +6000,22 @@
                 <w:sz w:val="18"/>
                 <w:rFonts w:eastAsia="맑은 고딕"/>
               </w:rPr>
-              <w:t>충족 — 실서비스 스트리밍 응답 10건(6개 언어 중 4개) 실측, 첫 토큰까지 중앙값 2.30초 · 상위 5% 3.84초(2026. 8. 21.)</w:t>
             </w:r>
           </w:p>
         </w:tc>
       </w:tr>
       <w:tr>
+        <w:trPr>
+          <w:cantSplit/>
+        </w:trPr>
         <w:tc>
           <w:tcPr>
             <w:tcW w:type="dxa" w:w="3025"/>
           </w:tcPr>
           <w:p>
+            <w:pPr>
+              <w:keepNext/>
+            </w:pPr>
             <w:r/>
             <w:r>
               <w:rPr>
@@ -5451,6 +6033,9 @@
             <w:tcW w:type="dxa" w:w="3025"/>
           </w:tcPr>
           <w:p>
+            <w:pPr>
+              <w:keepNext/>
+            </w:pPr>
             <w:r/>
             <w:r>
               <w:rPr>
@@ -5468,7 +6053,12 @@
             <w:tcW w:type="dxa" w:w="3025"/>
           </w:tcPr>
           <w:p>
-            <w:r/>
+            <w:pPr>
+              <w:keepNext/>
+            </w:pPr>
+            <w:r>
+              <w:t>미검증: 카자흐스탄 현지에서 재야 한다. 국내에서는 왕복 지연을 잴 수 없다</w:t>
+            </w:r>
             <w:r>
               <w:rPr>
                 <w:rFonts w:ascii="맑은 고딕" w:hAnsi="맑은 고딕"/>
@@ -5476,12 +6066,14 @@
                 <w:sz w:val="18"/>
                 <w:rFonts w:eastAsia="맑은 고딕"/>
               </w:rPr>
-              <w:t>미검증 — 카자흐스탄 현지에서 재야 한다. 국내에서는 왕복 지연을 잴 수 없다</w:t>
             </w:r>
           </w:p>
         </w:tc>
       </w:tr>
       <w:tr>
+        <w:trPr>
+          <w:cantSplit/>
+        </w:trPr>
         <w:tc>
           <w:tcPr>
             <w:tcW w:type="dxa" w:w="3025"/>
@@ -5521,7 +6113,9 @@
             <w:tcW w:type="dxa" w:w="3025"/>
           </w:tcPr>
           <w:p>
-            <w:r/>
+            <w:r>
+              <w:t>충족(부분): 실서비스 상태 확인 주소로 동시 100건 요청: 100/100 성공, 응답 중앙값 417ms · 상위 5% 1,650ms. 다만 이는 읽기 전용 가벼운 요청이며, 화면 렌더·DB 쓰기를 포함한 본격 부하 시험은 실사용자에게 영향이 가므로 유치 확대 시점에 별도 진행</w:t>
+            </w:r>
             <w:r>
               <w:rPr>
                 <w:rFonts w:ascii="맑은 고딕" w:hAnsi="맑은 고딕"/>
@@ -5529,16 +6123,20 @@
                 <w:sz w:val="18"/>
                 <w:rFonts w:eastAsia="맑은 고딕"/>
               </w:rPr>
-              <w:t>충족(부분) — 실서비스 상태 확인 주소로 동시 100건 요청: 100/100 성공, 응답 중앙값 417ms · 상위 5% 1,650ms. 다만 이는 읽기 전용 가벼운 요청이며, 화면 렌더·DB 쓰기를 포함한 본격 부하 시험은 실사용자에게 영향이 가므로 유치 확대 시점에 별도 진행</w:t>
             </w:r>
           </w:p>
         </w:tc>
       </w:tr>
     </w:tbl>
-    <w:p/>
+    <w:p>
+      <w:pPr>
+        <w:keepNext/>
+      </w:pPr>
+    </w:p>
     <w:p>
       <w:pPr>
         <w:pStyle w:val="Heading2"/>
+        <w:keepNext/>
       </w:pPr>
       <w:r>
         <w:rPr>
@@ -5563,12 +6161,18 @@
         <w:gridCol w:w="3025"/>
       </w:tblGrid>
       <w:tr>
+        <w:trPr>
+          <w:cantSplit/>
+        </w:trPr>
         <w:tc>
           <w:tcPr>
             <w:tcW w:type="dxa" w:w="3025"/>
             <w:shd w:val="clear" w:color="auto" w:fill="00467F"/>
           </w:tcPr>
           <w:p>
+            <w:pPr>
+              <w:keepNext/>
+            </w:pPr>
             <w:r/>
             <w:r>
               <w:rPr>
@@ -5588,6 +6192,9 @@
             <w:shd w:val="clear" w:color="auto" w:fill="00467F"/>
           </w:tcPr>
           <w:p>
+            <w:pPr>
+              <w:keepNext/>
+            </w:pPr>
             <w:r/>
             <w:r>
               <w:rPr>
@@ -5607,6 +6214,9 @@
             <w:shd w:val="clear" w:color="auto" w:fill="00467F"/>
           </w:tcPr>
           <w:p>
+            <w:pPr>
+              <w:keepNext/>
+            </w:pPr>
             <w:r/>
             <w:r>
               <w:rPr>
@@ -5622,11 +6232,17 @@
         </w:tc>
       </w:tr>
       <w:tr>
+        <w:trPr>
+          <w:cantSplit/>
+        </w:trPr>
         <w:tc>
           <w:tcPr>
             <w:tcW w:type="dxa" w:w="3025"/>
           </w:tcPr>
           <w:p>
+            <w:pPr>
+              <w:keepNext/>
+            </w:pPr>
             <w:r/>
             <w:r>
               <w:rPr>
@@ -5644,6 +6260,9 @@
             <w:tcW w:type="dxa" w:w="3025"/>
           </w:tcPr>
           <w:p>
+            <w:pPr>
+              <w:keepNext/>
+            </w:pPr>
             <w:r/>
             <w:r>
               <w:rPr>
@@ -5661,7 +6280,12 @@
             <w:tcW w:type="dxa" w:w="3025"/>
           </w:tcPr>
           <w:p>
-            <w:r/>
+            <w:pPr>
+              <w:keepNext/>
+            </w:pPr>
+            <w:r>
+              <w:t>충족: 운영DB 조회: 성명(first_name·last_name)·이메일·전화 값이 있는 행 전부 암호문, 평문 0건</w:t>
+            </w:r>
             <w:r>
               <w:rPr>
                 <w:rFonts w:ascii="맑은 고딕" w:hAnsi="맑은 고딕"/>
@@ -5669,17 +6293,22 @@
                 <w:sz w:val="18"/>
                 <w:rFonts w:eastAsia="맑은 고딕"/>
               </w:rPr>
-              <w:t>충족 — 운영DB 조회: 성명(first_name·last_name)·이메일·전화 값이 있는 행 전부 암호문, 평문 0건</w:t>
             </w:r>
           </w:p>
         </w:tc>
       </w:tr>
       <w:tr>
+        <w:trPr>
+          <w:cantSplit/>
+        </w:trPr>
         <w:tc>
           <w:tcPr>
             <w:tcW w:type="dxa" w:w="3025"/>
           </w:tcPr>
           <w:p>
+            <w:pPr>
+              <w:keepNext/>
+            </w:pPr>
             <w:r/>
             <w:r>
               <w:rPr>
@@ -5697,6 +6326,9 @@
             <w:tcW w:type="dxa" w:w="3025"/>
           </w:tcPr>
           <w:p>
+            <w:pPr>
+              <w:keepNext/>
+            </w:pPr>
             <w:r/>
             <w:r>
               <w:rPr>
@@ -5714,7 +6346,12 @@
             <w:tcW w:type="dxa" w:w="3025"/>
           </w:tcPr>
           <w:p>
-            <w:r/>
+            <w:pPr>
+              <w:keepNext/>
+            </w:pPr>
+            <w:r>
+              <w:t>충족: 자동 검사 check:err-exposure 통과(매 변경 실행)</w:t>
+            </w:r>
             <w:r>
               <w:rPr>
                 <w:rFonts w:ascii="맑은 고딕" w:hAnsi="맑은 고딕"/>
@@ -5722,17 +6359,22 @@
                 <w:sz w:val="18"/>
                 <w:rFonts w:eastAsia="맑은 고딕"/>
               </w:rPr>
-              <w:t>충족 — 자동 검사 check:err-exposure 통과(매 변경 실행)</w:t>
             </w:r>
           </w:p>
         </w:tc>
       </w:tr>
       <w:tr>
+        <w:trPr>
+          <w:cantSplit/>
+        </w:trPr>
         <w:tc>
           <w:tcPr>
             <w:tcW w:type="dxa" w:w="3025"/>
           </w:tcPr>
           <w:p>
+            <w:pPr>
+              <w:keepNext/>
+            </w:pPr>
             <w:r/>
             <w:r>
               <w:rPr>
@@ -5750,6 +6392,9 @@
             <w:tcW w:type="dxa" w:w="3025"/>
           </w:tcPr>
           <w:p>
+            <w:pPr>
+              <w:keepNext/>
+            </w:pPr>
             <w:r/>
             <w:r>
               <w:rPr>
@@ -5767,7 +6412,12 @@
             <w:tcW w:type="dxa" w:w="3025"/>
           </w:tcPr>
           <w:p>
-            <w:r/>
+            <w:pPr>
+              <w:keepNext/>
+            </w:pPr>
+            <w:r>
+              <w:t>충족: API 라우트 223개 전수 확인. 관문 흔적이 없던 10개는 모두 정당(공개 조회·상태 확인·서명 검증·폐쇄된 라우트)</w:t>
+            </w:r>
             <w:r>
               <w:rPr>
                 <w:rFonts w:ascii="맑은 고딕" w:hAnsi="맑은 고딕"/>
@@ -5775,17 +6425,22 @@
                 <w:sz w:val="18"/>
                 <w:rFonts w:eastAsia="맑은 고딕"/>
               </w:rPr>
-              <w:t>충족 — API 라우트 223개 전수 확인. 관문 흔적이 없던 10개는 모두 정당(공개 조회·상태 확인·서명 검증·폐쇄된 라우트)</w:t>
             </w:r>
           </w:p>
         </w:tc>
       </w:tr>
       <w:tr>
+        <w:trPr>
+          <w:cantSplit/>
+        </w:trPr>
         <w:tc>
           <w:tcPr>
             <w:tcW w:type="dxa" w:w="3025"/>
           </w:tcPr>
           <w:p>
+            <w:pPr>
+              <w:keepNext/>
+            </w:pPr>
             <w:r/>
             <w:r>
               <w:rPr>
@@ -5803,6 +6458,9 @@
             <w:tcW w:type="dxa" w:w="3025"/>
           </w:tcPr>
           <w:p>
+            <w:pPr>
+              <w:keepNext/>
+            </w:pPr>
             <w:r/>
             <w:r>
               <w:rPr>
@@ -5820,7 +6478,12 @@
             <w:tcW w:type="dxa" w:w="3025"/>
           </w:tcPr>
           <w:p>
-            <w:r/>
+            <w:pPr>
+              <w:keepNext/>
+            </w:pPr>
+            <w:r>
+              <w:t>충족: 권한 판정에 user_metadata 를 쓰는 곳 0건(전수 검색). app_metadata.role 기준</w:t>
+            </w:r>
             <w:r>
               <w:rPr>
                 <w:rFonts w:ascii="맑은 고딕" w:hAnsi="맑은 고딕"/>
@@ -5828,17 +6491,22 @@
                 <w:sz w:val="18"/>
                 <w:rFonts w:eastAsia="맑은 고딕"/>
               </w:rPr>
-              <w:t>충족 — 권한 판정에 user_metadata 를 쓰는 곳 0건(전수 검색). app_metadata.role 기준</w:t>
             </w:r>
           </w:p>
         </w:tc>
       </w:tr>
       <w:tr>
+        <w:trPr>
+          <w:cantSplit/>
+        </w:trPr>
         <w:tc>
           <w:tcPr>
             <w:tcW w:type="dxa" w:w="3025"/>
           </w:tcPr>
           <w:p>
+            <w:pPr>
+              <w:keepNext/>
+            </w:pPr>
             <w:r/>
             <w:r>
               <w:rPr>
@@ -5856,6 +6524,9 @@
             <w:tcW w:type="dxa" w:w="3025"/>
           </w:tcPr>
           <w:p>
+            <w:pPr>
+              <w:keepNext/>
+            </w:pPr>
             <w:r/>
             <w:r>
               <w:rPr>
@@ -5873,7 +6544,12 @@
             <w:tcW w:type="dxa" w:w="3025"/>
           </w:tcPr>
           <w:p>
-            <w:r/>
+            <w:pPr>
+              <w:keepNext/>
+            </w:pPr>
+            <w:r>
+              <w:t>충족: 자동 검사 check:ratelimit-scope 통과</w:t>
+            </w:r>
             <w:r>
               <w:rPr>
                 <w:rFonts w:ascii="맑은 고딕" w:hAnsi="맑은 고딕"/>
@@ -5881,12 +6557,14 @@
                 <w:sz w:val="18"/>
                 <w:rFonts w:eastAsia="맑은 고딕"/>
               </w:rPr>
-              <w:t>충족 — 자동 검사 check:ratelimit-scope 통과</w:t>
             </w:r>
           </w:p>
         </w:tc>
       </w:tr>
       <w:tr>
+        <w:trPr>
+          <w:cantSplit/>
+        </w:trPr>
         <w:tc>
           <w:tcPr>
             <w:tcW w:type="dxa" w:w="3025"/>
@@ -5926,7 +6604,9 @@
             <w:tcW w:type="dxa" w:w="3025"/>
           </w:tcPr>
           <w:p>
-            <w:r/>
+            <w:r>
+              <w:t>충족: 실서비스 머리값 확인: Strict-Transport-Security(2년·하위도메인·preload) · CSP · X-Content-Type-Options · X-Frame-Options</w:t>
+            </w:r>
             <w:r>
               <w:rPr>
                 <w:rFonts w:ascii="맑은 고딕" w:hAnsi="맑은 고딕"/>
@@ -5934,16 +6614,20 @@
                 <w:sz w:val="18"/>
                 <w:rFonts w:eastAsia="맑은 고딕"/>
               </w:rPr>
-              <w:t>충족 — 실서비스 머리값 확인: Strict-Transport-Security(2년·하위도메인·preload) · CSP · X-Content-Type-Options · X-Frame-Options</w:t>
             </w:r>
           </w:p>
         </w:tc>
       </w:tr>
     </w:tbl>
-    <w:p/>
+    <w:p>
+      <w:pPr>
+        <w:keepNext/>
+      </w:pPr>
+    </w:p>
     <w:p>
       <w:pPr>
         <w:pStyle w:val="Heading2"/>
+        <w:keepNext/>
       </w:pPr>
       <w:r>
         <w:rPr>
@@ -5968,12 +6652,18 @@
         <w:gridCol w:w="3025"/>
       </w:tblGrid>
       <w:tr>
+        <w:trPr>
+          <w:cantSplit/>
+        </w:trPr>
         <w:tc>
           <w:tcPr>
             <w:tcW w:type="dxa" w:w="3025"/>
             <w:shd w:val="clear" w:color="auto" w:fill="00467F"/>
           </w:tcPr>
           <w:p>
+            <w:pPr>
+              <w:keepNext/>
+            </w:pPr>
             <w:r/>
             <w:r>
               <w:rPr>
@@ -5993,6 +6683,9 @@
             <w:shd w:val="clear" w:color="auto" w:fill="00467F"/>
           </w:tcPr>
           <w:p>
+            <w:pPr>
+              <w:keepNext/>
+            </w:pPr>
             <w:r/>
             <w:r>
               <w:rPr>
@@ -6012,6 +6705,9 @@
             <w:shd w:val="clear" w:color="auto" w:fill="00467F"/>
           </w:tcPr>
           <w:p>
+            <w:pPr>
+              <w:keepNext/>
+            </w:pPr>
             <w:r/>
             <w:r>
               <w:rPr>
@@ -6027,11 +6723,17 @@
         </w:tc>
       </w:tr>
       <w:tr>
+        <w:trPr>
+          <w:cantSplit/>
+        </w:trPr>
         <w:tc>
           <w:tcPr>
             <w:tcW w:type="dxa" w:w="3025"/>
           </w:tcPr>
           <w:p>
+            <w:pPr>
+              <w:keepNext/>
+            </w:pPr>
             <w:r/>
             <w:r>
               <w:rPr>
@@ -6049,6 +6751,9 @@
             <w:tcW w:type="dxa" w:w="3025"/>
           </w:tcPr>
           <w:p>
+            <w:pPr>
+              <w:keepNext/>
+            </w:pPr>
             <w:r/>
             <w:r>
               <w:rPr>
@@ -6066,7 +6771,12 @@
             <w:tcW w:type="dxa" w:w="3025"/>
           </w:tcPr>
           <w:p>
-            <w:r/>
+            <w:pPr>
+              <w:keepNext/>
+            </w:pPr>
+            <w:r>
+              <w:t>충족: 가동 감시가 10분마다 돈다. 최근 100회(2026-08-17~20) 전건 성공(100%). 같은 시각 실서비스 상태 확인 20회 연속 200 응답. 실서비스 빌드 최근 100건 중 실패 0건</w:t>
+            </w:r>
             <w:r>
               <w:rPr>
                 <w:rFonts w:ascii="맑은 고딕" w:hAnsi="맑은 고딕"/>
@@ -6074,17 +6784,22 @@
                 <w:sz w:val="18"/>
                 <w:rFonts w:eastAsia="맑은 고딕"/>
               </w:rPr>
-              <w:t>충족 — 가동 감시가 10분마다 돈다. 최근 100회(2026-08-17~20) 전건 성공(100%). 같은 시각 실서비스 상태 확인 20회 연속 200 응답. 실서비스 빌드 최근 100건 중 실패 0건</w:t>
             </w:r>
           </w:p>
         </w:tc>
       </w:tr>
       <w:tr>
+        <w:trPr>
+          <w:cantSplit/>
+        </w:trPr>
         <w:tc>
           <w:tcPr>
             <w:tcW w:type="dxa" w:w="3025"/>
           </w:tcPr>
           <w:p>
+            <w:pPr>
+              <w:keepNext/>
+            </w:pPr>
             <w:r/>
             <w:r>
               <w:rPr>
@@ -6102,6 +6817,9 @@
             <w:tcW w:type="dxa" w:w="3025"/>
           </w:tcPr>
           <w:p>
+            <w:pPr>
+              <w:keepNext/>
+            </w:pPr>
             <w:r/>
             <w:r>
               <w:rPr>
@@ -6119,7 +6837,12 @@
             <w:tcW w:type="dxa" w:w="3025"/>
           </w:tcPr>
           <w:p>
-            <w:r/>
+            <w:pPr>
+              <w:keepNext/>
+            </w:pPr>
+            <w:r>
+              <w:t>충족: Supabase Pro 플랜 자동 백업(7일 보관). 플랜 상태는 콘솔에서 확인</w:t>
+            </w:r>
             <w:r>
               <w:rPr>
                 <w:rFonts w:ascii="맑은 고딕" w:hAnsi="맑은 고딕"/>
@@ -6127,12 +6850,14 @@
                 <w:sz w:val="18"/>
                 <w:rFonts w:eastAsia="맑은 고딕"/>
               </w:rPr>
-              <w:t>충족 — Supabase Pro 플랜 자동 백업(7일 보관). 플랜 상태는 콘솔에서 확인</w:t>
             </w:r>
           </w:p>
         </w:tc>
       </w:tr>
       <w:tr>
+        <w:trPr>
+          <w:cantSplit/>
+        </w:trPr>
         <w:tc>
           <w:tcPr>
             <w:tcW w:type="dxa" w:w="3025"/>
@@ -6172,7 +6897,9 @@
             <w:tcW w:type="dxa" w:w="3025"/>
           </w:tcPr>
           <w:p>
-            <w:r/>
+            <w:r>
+              <w:t>충족: sentry.client·server·edge.config.js 세 개 모두 존재</w:t>
+            </w:r>
             <w:r>
               <w:rPr>
                 <w:rFonts w:ascii="맑은 고딕" w:hAnsi="맑은 고딕"/>
@@ -6180,16 +6907,20 @@
                 <w:sz w:val="18"/>
                 <w:rFonts w:eastAsia="맑은 고딕"/>
               </w:rPr>
-              <w:t>충족 — sentry.client·server·edge.config.js 세 개 모두 존재</w:t>
             </w:r>
           </w:p>
         </w:tc>
       </w:tr>
     </w:tbl>
-    <w:p/>
+    <w:p>
+      <w:pPr>
+        <w:keepNext/>
+      </w:pPr>
+    </w:p>
     <w:p>
       <w:pPr>
         <w:pStyle w:val="Heading2"/>
+        <w:keepNext/>
       </w:pPr>
       <w:r>
         <w:rPr>
@@ -6214,12 +6945,18 @@
         <w:gridCol w:w="3025"/>
       </w:tblGrid>
       <w:tr>
+        <w:trPr>
+          <w:cantSplit/>
+        </w:trPr>
         <w:tc>
           <w:tcPr>
             <w:tcW w:type="dxa" w:w="3025"/>
             <w:shd w:val="clear" w:color="auto" w:fill="00467F"/>
           </w:tcPr>
           <w:p>
+            <w:pPr>
+              <w:keepNext/>
+            </w:pPr>
             <w:r/>
             <w:r>
               <w:rPr>
@@ -6239,6 +6976,9 @@
             <w:shd w:val="clear" w:color="auto" w:fill="00467F"/>
           </w:tcPr>
           <w:p>
+            <w:pPr>
+              <w:keepNext/>
+            </w:pPr>
             <w:r/>
             <w:r>
               <w:rPr>
@@ -6258,6 +6998,9 @@
             <w:shd w:val="clear" w:color="auto" w:fill="00467F"/>
           </w:tcPr>
           <w:p>
+            <w:pPr>
+              <w:keepNext/>
+            </w:pPr>
             <w:r/>
             <w:r>
               <w:rPr>
@@ -6273,11 +7016,17 @@
         </w:tc>
       </w:tr>
       <w:tr>
+        <w:trPr>
+          <w:cantSplit/>
+        </w:trPr>
         <w:tc>
           <w:tcPr>
             <w:tcW w:type="dxa" w:w="3025"/>
           </w:tcPr>
           <w:p>
+            <w:pPr>
+              <w:keepNext/>
+            </w:pPr>
             <w:r/>
             <w:r>
               <w:rPr>
@@ -6295,6 +7044,9 @@
             <w:tcW w:type="dxa" w:w="3025"/>
           </w:tcPr>
           <w:p>
+            <w:pPr>
+              <w:keepNext/>
+            </w:pPr>
             <w:r/>
             <w:r>
               <w:rPr>
@@ -6312,7 +7064,12 @@
             <w:tcW w:type="dxa" w:w="3025"/>
           </w:tcPr>
           <w:p>
-            <w:r/>
+            <w:pPr>
+              <w:keepNext/>
+            </w:pPr>
+            <w:r>
+              <w:t>충족: 화면이 쓰는 문구 1,941개를 6개 언어에 전건 채움. 러시아어·카자흐어는 자동 검사가 매 변경마다 100% 확인</w:t>
+            </w:r>
             <w:r>
               <w:rPr>
                 <w:rFonts w:ascii="맑은 고딕" w:hAnsi="맑은 고딕"/>
@@ -6320,17 +7077,22 @@
                 <w:sz w:val="18"/>
                 <w:rFonts w:eastAsia="맑은 고딕"/>
               </w:rPr>
-              <w:t>충족 — 화면이 쓰는 문구 1,941개를 6개 언어에 전건 채움. 러시아어·카자흐어는 자동 검사가 매 변경마다 100% 확인</w:t>
             </w:r>
           </w:p>
         </w:tc>
       </w:tr>
       <w:tr>
+        <w:trPr>
+          <w:cantSplit/>
+        </w:trPr>
         <w:tc>
           <w:tcPr>
             <w:tcW w:type="dxa" w:w="3025"/>
           </w:tcPr>
           <w:p>
+            <w:pPr>
+              <w:keepNext/>
+            </w:pPr>
             <w:r/>
             <w:r>
               <w:rPr>
@@ -6348,6 +7110,9 @@
             <w:tcW w:type="dxa" w:w="3025"/>
           </w:tcPr>
           <w:p>
+            <w:pPr>
+              <w:keepNext/>
+            </w:pPr>
             <w:r/>
             <w:r>
               <w:rPr>
@@ -6365,7 +7130,12 @@
             <w:tcW w:type="dxa" w:w="3025"/>
           </w:tcPr>
           <w:p>
-            <w:r/>
+            <w:pPr>
+              <w:keepNext/>
+            </w:pPr>
+            <w:r>
+              <w:t>대체로 충족: 라이트하우스 접근성 97점. 미달 1건(글자와 배경 대비). 개선 과제</w:t>
+            </w:r>
             <w:r>
               <w:rPr>
                 <w:rFonts w:ascii="맑은 고딕" w:hAnsi="맑은 고딕"/>
@@ -6373,12 +7143,14 @@
                 <w:sz w:val="18"/>
                 <w:rFonts w:eastAsia="맑은 고딕"/>
               </w:rPr>
-              <w:t>대체로 충족 — 라이트하우스 접근성 97점. 미달 1건(글자와 배경 대비). 개선 과제</w:t>
             </w:r>
           </w:p>
         </w:tc>
       </w:tr>
       <w:tr>
+        <w:trPr>
+          <w:cantSplit/>
+        </w:trPr>
         <w:tc>
           <w:tcPr>
             <w:tcW w:type="dxa" w:w="3025"/>
@@ -6418,7 +7190,9 @@
             <w:tcW w:type="dxa" w:w="3025"/>
           </w:tcPr>
           <w:p>
-            <w:r/>
+            <w:r>
+              <w:t>충족: 375px 폭 기준 글자 잘림·겹침 자동 검사 상시 실행(content-clip-sweep · header-no-overlap)</w:t>
+            </w:r>
             <w:r>
               <w:rPr>
                 <w:rFonts w:ascii="맑은 고딕" w:hAnsi="맑은 고딕"/>
@@ -6426,16 +7200,20 @@
                 <w:sz w:val="18"/>
                 <w:rFonts w:eastAsia="맑은 고딕"/>
               </w:rPr>
-              <w:t>충족 — 375px 폭 기준 글자 잘림·겹침 자동 검사 상시 실행(content-clip-sweep · header-no-overlap)</w:t>
             </w:r>
           </w:p>
         </w:tc>
       </w:tr>
     </w:tbl>
-    <w:p/>
+    <w:p>
+      <w:pPr>
+        <w:keepNext/>
+      </w:pPr>
+    </w:p>
     <w:p>
       <w:pPr>
         <w:pStyle w:val="Heading2"/>
+        <w:keepNext/>
       </w:pPr>
       <w:r>
         <w:rPr>
@@ -6460,12 +7238,18 @@
         <w:gridCol w:w="3025"/>
       </w:tblGrid>
       <w:tr>
+        <w:trPr>
+          <w:cantSplit/>
+        </w:trPr>
         <w:tc>
           <w:tcPr>
             <w:tcW w:type="dxa" w:w="3025"/>
             <w:shd w:val="clear" w:color="auto" w:fill="00467F"/>
           </w:tcPr>
           <w:p>
+            <w:pPr>
+              <w:keepNext/>
+            </w:pPr>
             <w:r/>
             <w:r>
               <w:rPr>
@@ -6485,6 +7269,9 @@
             <w:shd w:val="clear" w:color="auto" w:fill="00467F"/>
           </w:tcPr>
           <w:p>
+            <w:pPr>
+              <w:keepNext/>
+            </w:pPr>
             <w:r/>
             <w:r>
               <w:rPr>
@@ -6504,6 +7291,9 @@
             <w:shd w:val="clear" w:color="auto" w:fill="00467F"/>
           </w:tcPr>
           <w:p>
+            <w:pPr>
+              <w:keepNext/>
+            </w:pPr>
             <w:r/>
             <w:r>
               <w:rPr>
@@ -6519,11 +7309,17 @@
         </w:tc>
       </w:tr>
       <w:tr>
+        <w:trPr>
+          <w:cantSplit/>
+        </w:trPr>
         <w:tc>
           <w:tcPr>
             <w:tcW w:type="dxa" w:w="3025"/>
           </w:tcPr>
           <w:p>
+            <w:pPr>
+              <w:keepNext/>
+            </w:pPr>
             <w:r/>
             <w:r>
               <w:rPr>
@@ -6541,6 +7337,9 @@
             <w:tcW w:type="dxa" w:w="3025"/>
           </w:tcPr>
           <w:p>
+            <w:pPr>
+              <w:keepNext/>
+            </w:pPr>
             <w:r/>
             <w:r>
               <w:rPr>
@@ -6558,7 +7357,12 @@
             <w:tcW w:type="dxa" w:w="3025"/>
           </w:tcPr>
           <w:p>
-            <w:r/>
+            <w:pPr>
+              <w:keepNext/>
+            </w:pPr>
+            <w:r>
+              <w:t>충족: tsconfig paths: {'@/*': ['src/*']}</w:t>
+            </w:r>
             <w:r>
               <w:rPr>
                 <w:rFonts w:ascii="맑은 고딕" w:hAnsi="맑은 고딕"/>
@@ -6566,17 +7370,22 @@
                 <w:sz w:val="18"/>
                 <w:rFonts w:eastAsia="맑은 고딕"/>
               </w:rPr>
-              <w:t>충족 — tsconfig paths: {'@/*': ['src/*']}</w:t>
             </w:r>
           </w:p>
         </w:tc>
       </w:tr>
       <w:tr>
+        <w:trPr>
+          <w:cantSplit/>
+        </w:trPr>
         <w:tc>
           <w:tcPr>
             <w:tcW w:type="dxa" w:w="3025"/>
           </w:tcPr>
           <w:p>
+            <w:pPr>
+              <w:keepNext/>
+            </w:pPr>
             <w:r/>
             <w:r>
               <w:rPr>
@@ -6594,6 +7403,9 @@
             <w:tcW w:type="dxa" w:w="3025"/>
           </w:tcPr>
           <w:p>
+            <w:pPr>
+              <w:keepNext/>
+            </w:pPr>
             <w:r/>
             <w:r>
               <w:rPr>
@@ -6611,7 +7423,12 @@
             <w:tcW w:type="dxa" w:w="3025"/>
           </w:tcPr>
           <w:p>
-            <w:r/>
+            <w:pPr>
+              <w:keepNext/>
+            </w:pPr>
+            <w:r>
+              <w:t>충족: strict:false 유지, Zod 런타임 검증 사용</w:t>
+            </w:r>
             <w:r>
               <w:rPr>
                 <w:rFonts w:ascii="맑은 고딕" w:hAnsi="맑은 고딕"/>
@@ -6619,17 +7436,22 @@
                 <w:sz w:val="18"/>
                 <w:rFonts w:eastAsia="맑은 고딕"/>
               </w:rPr>
-              <w:t>충족 — strict:false 유지, Zod 런타임 검증 사용</w:t>
             </w:r>
           </w:p>
         </w:tc>
       </w:tr>
       <w:tr>
+        <w:trPr>
+          <w:cantSplit/>
+        </w:trPr>
         <w:tc>
           <w:tcPr>
             <w:tcW w:type="dxa" w:w="3025"/>
           </w:tcPr>
           <w:p>
+            <w:pPr>
+              <w:keepNext/>
+            </w:pPr>
             <w:r/>
             <w:r>
               <w:rPr>
@@ -6647,6 +7469,9 @@
             <w:tcW w:type="dxa" w:w="3025"/>
           </w:tcPr>
           <w:p>
+            <w:pPr>
+              <w:keepNext/>
+            </w:pPr>
             <w:r/>
             <w:r>
               <w:rPr>
@@ -6664,7 +7489,12 @@
             <w:tcW w:type="dxa" w:w="3025"/>
           </w:tcPr>
           <w:p>
-            <w:r/>
+            <w:pPr>
+              <w:keepNext/>
+            </w:pPr>
+            <w:r>
+              <w:t>충족: package.json build 가 next build --webpack</w:t>
+            </w:r>
             <w:r>
               <w:rPr>
                 <w:rFonts w:ascii="맑은 고딕" w:hAnsi="맑은 고딕"/>
@@ -6672,12 +7502,14 @@
                 <w:sz w:val="18"/>
                 <w:rFonts w:eastAsia="맑은 고딕"/>
               </w:rPr>
-              <w:t>충족 — package.json build 가 next build --webpack</w:t>
             </w:r>
           </w:p>
         </w:tc>
       </w:tr>
       <w:tr>
+        <w:trPr>
+          <w:cantSplit/>
+        </w:trPr>
         <w:tc>
           <w:tcPr>
             <w:tcW w:type="dxa" w:w="3025"/>
@@ -6717,7 +7549,9 @@
             <w:tcW w:type="dxa" w:w="3025"/>
           </w:tcPr>
           <w:p>
-            <w:r/>
+            <w:r>
+              <w:t>충족: /api/rag/ingest 로 코드 수정 없이 올린다. 현재 문서 21건·조각 21개</w:t>
+            </w:r>
             <w:r>
               <w:rPr>
                 <w:rFonts w:ascii="맑은 고딕" w:hAnsi="맑은 고딕"/>
@@ -6725,16 +7559,20 @@
                 <w:sz w:val="18"/>
                 <w:rFonts w:eastAsia="맑은 고딕"/>
               </w:rPr>
-              <w:t>충족 — /api/rag/ingest 로 코드 수정 없이 올린다. 현재 문서 21건·조각 21개</w:t>
             </w:r>
           </w:p>
         </w:tc>
       </w:tr>
     </w:tbl>
-    <w:p/>
+    <w:p>
+      <w:pPr>
+        <w:keepNext/>
+      </w:pPr>
+    </w:p>
     <w:p>
       <w:pPr>
         <w:pStyle w:val="Heading2"/>
+        <w:keepNext/>
       </w:pPr>
       <w:r>
         <w:rPr>
@@ -6759,12 +7597,18 @@
         <w:gridCol w:w="3025"/>
       </w:tblGrid>
       <w:tr>
+        <w:trPr>
+          <w:cantSplit/>
+        </w:trPr>
         <w:tc>
           <w:tcPr>
             <w:tcW w:type="dxa" w:w="3025"/>
             <w:shd w:val="clear" w:color="auto" w:fill="00467F"/>
           </w:tcPr>
           <w:p>
+            <w:pPr>
+              <w:keepNext/>
+            </w:pPr>
             <w:r/>
             <w:r>
               <w:rPr>
@@ -6784,6 +7628,9 @@
             <w:shd w:val="clear" w:color="auto" w:fill="00467F"/>
           </w:tcPr>
           <w:p>
+            <w:pPr>
+              <w:keepNext/>
+            </w:pPr>
             <w:r/>
             <w:r>
               <w:rPr>
@@ -6803,6 +7650,9 @@
             <w:shd w:val="clear" w:color="auto" w:fill="00467F"/>
           </w:tcPr>
           <w:p>
+            <w:pPr>
+              <w:keepNext/>
+            </w:pPr>
             <w:r/>
             <w:r>
               <w:rPr>
@@ -6818,11 +7668,17 @@
         </w:tc>
       </w:tr>
       <w:tr>
+        <w:trPr>
+          <w:cantSplit/>
+        </w:trPr>
         <w:tc>
           <w:tcPr>
             <w:tcW w:type="dxa" w:w="3025"/>
           </w:tcPr>
           <w:p>
+            <w:pPr>
+              <w:keepNext/>
+            </w:pPr>
             <w:r/>
             <w:r>
               <w:rPr>
@@ -6840,6 +7696,9 @@
             <w:tcW w:type="dxa" w:w="3025"/>
           </w:tcPr>
           <w:p>
+            <w:pPr>
+              <w:keepNext/>
+            </w:pPr>
             <w:r/>
             <w:r>
               <w:rPr>
@@ -6857,7 +7716,12 @@
             <w:tcW w:type="dxa" w:w="3025"/>
           </w:tcPr>
           <w:p>
-            <w:r/>
+            <w:pPr>
+              <w:keepNext/>
+            </w:pPr>
+            <w:r>
+              <w:t>충족: 웹 접수 6건 전부 동의 기록과 동의 판번호 보존. 나머지 2건은 플랫폼 밖에서 받아 소급 등록한 건이라 화면 동의 기록이 없다(별도 서면 보관)</w:t>
+            </w:r>
             <w:r>
               <w:rPr>
                 <w:rFonts w:ascii="맑은 고딕" w:hAnsi="맑은 고딕"/>
@@ -6865,17 +7729,22 @@
                 <w:sz w:val="18"/>
                 <w:rFonts w:eastAsia="맑은 고딕"/>
               </w:rPr>
-              <w:t>충족 — 웹 접수 6건 전부 동의 기록과 동의 판번호 보존. 나머지 2건은 플랫폼 밖에서 받아 소급 등록한 건이라 화면 동의 기록이 없다(별도 서면 보관)</w:t>
             </w:r>
           </w:p>
         </w:tc>
       </w:tr>
       <w:tr>
+        <w:trPr>
+          <w:cantSplit/>
+        </w:trPr>
         <w:tc>
           <w:tcPr>
             <w:tcW w:type="dxa" w:w="3025"/>
           </w:tcPr>
           <w:p>
+            <w:pPr>
+              <w:keepNext/>
+            </w:pPr>
             <w:r/>
             <w:r>
               <w:rPr>
@@ -6893,6 +7762,9 @@
             <w:tcW w:type="dxa" w:w="3025"/>
           </w:tcPr>
           <w:p>
+            <w:pPr>
+              <w:keepNext/>
+            </w:pPr>
             <w:r/>
             <w:r>
               <w:rPr>
@@ -6910,7 +7782,12 @@
             <w:tcW w:type="dxa" w:w="3025"/>
           </w:tcPr>
           <w:p>
-            <w:r/>
+            <w:pPr>
+              <w:keepNext/>
+            </w:pPr>
+            <w:r>
+              <w:t>유지: 문구·화면 모두 정보 제공·연결 서비스로 표기. 법률 판단은 외부 검토 대상</w:t>
+            </w:r>
             <w:r>
               <w:rPr>
                 <w:rFonts w:ascii="맑은 고딕" w:hAnsi="맑은 고딕"/>
@@ -6918,12 +7795,14 @@
                 <w:sz w:val="18"/>
                 <w:rFonts w:eastAsia="맑은 고딕"/>
               </w:rPr>
-              <w:t>유지 — 문구·화면 모두 정보 제공·연결 서비스로 표기. 법률 판단은 외부 검토 대상</w:t>
             </w:r>
           </w:p>
         </w:tc>
       </w:tr>
       <w:tr>
+        <w:trPr>
+          <w:cantSplit/>
+        </w:trPr>
         <w:tc>
           <w:tcPr>
             <w:tcW w:type="dxa" w:w="3025"/>
@@ -6963,7 +7842,9 @@
             <w:tcW w:type="dxa" w:w="3025"/>
           </w:tcPr>
           <w:p>
-            <w:r/>
+            <w:r>
+              <w:t>진행 중: 유치 0/12 · 사전상담+사후관리 7/120 · 만족도 표본 1건. 잔여 기간 유입에 달려 있다</w:t>
+            </w:r>
             <w:r>
               <w:rPr>
                 <w:rFonts w:ascii="맑은 고딕" w:hAnsi="맑은 고딕"/>
@@ -6971,21 +7852,16 @@
                 <w:sz w:val="18"/>
                 <w:rFonts w:eastAsia="맑은 고딕"/>
               </w:rPr>
-              <w:t>진행 중 — 유치 0/12 · 사전상담+사후관리 7/120 · 만족도 표본 1건. 잔여 기간 유입에 달려 있다</w:t>
             </w:r>
           </w:p>
         </w:tc>
       </w:tr>
     </w:tbl>
-    <w:p/>
-    <w:p>
-      <w:r>
-        <w:br w:type="page"/>
-      </w:r>
-    </w:p>
     <w:p>
       <w:pPr>
         <w:pStyle w:val="Heading1"/>
+        <w:keepNext/>
+        <w:pageBreakBefore/>
       </w:pPr>
       <w:r>
         <w:rPr>
@@ -7011,12 +7887,18 @@
         <w:gridCol w:w="2269"/>
       </w:tblGrid>
       <w:tr>
+        <w:trPr>
+          <w:cantSplit/>
+        </w:trPr>
         <w:tc>
           <w:tcPr>
             <w:tcW w:type="dxa" w:w="2269"/>
             <w:shd w:val="clear" w:color="auto" w:fill="00467F"/>
           </w:tcPr>
           <w:p>
+            <w:pPr>
+              <w:keepNext/>
+            </w:pPr>
             <w:r/>
             <w:r>
               <w:rPr>
@@ -7036,6 +7918,9 @@
             <w:shd w:val="clear" w:color="auto" w:fill="00467F"/>
           </w:tcPr>
           <w:p>
+            <w:pPr>
+              <w:keepNext/>
+            </w:pPr>
             <w:r/>
             <w:r>
               <w:rPr>
@@ -7055,6 +7940,9 @@
             <w:shd w:val="clear" w:color="auto" w:fill="00467F"/>
           </w:tcPr>
           <w:p>
+            <w:pPr>
+              <w:keepNext/>
+            </w:pPr>
             <w:r/>
             <w:r>
               <w:rPr>
@@ -7074,6 +7962,9 @@
             <w:shd w:val="clear" w:color="auto" w:fill="00467F"/>
           </w:tcPr>
           <w:p>
+            <w:pPr>
+              <w:keepNext/>
+            </w:pPr>
             <w:r/>
             <w:r>
               <w:rPr>
@@ -7089,11 +7980,17 @@
         </w:tc>
       </w:tr>
       <w:tr>
+        <w:trPr>
+          <w:cantSplit/>
+        </w:trPr>
         <w:tc>
           <w:tcPr>
             <w:tcW w:type="dxa" w:w="2269"/>
           </w:tcPr>
           <w:p>
+            <w:pPr>
+              <w:keepNext/>
+            </w:pPr>
             <w:r/>
             <w:r>
               <w:rPr>
@@ -7111,6 +8008,9 @@
             <w:tcW w:type="dxa" w:w="2269"/>
           </w:tcPr>
           <w:p>
+            <w:pPr>
+              <w:keepNext/>
+            </w:pPr>
             <w:r/>
             <w:r>
               <w:rPr>
@@ -7130,6 +8030,9 @@
             <w:tcW w:type="dxa" w:w="2269"/>
           </w:tcPr>
           <w:p>
+            <w:pPr>
+              <w:keepNext/>
+            </w:pPr>
             <w:r/>
             <w:r>
               <w:rPr>
@@ -7149,6 +8052,9 @@
             <w:tcW w:type="dxa" w:w="2269"/>
           </w:tcPr>
           <w:p>
+            <w:pPr>
+              <w:keepNext/>
+            </w:pPr>
             <w:r/>
             <w:r>
               <w:rPr>
@@ -7163,11 +8069,17 @@
         </w:tc>
       </w:tr>
       <w:tr>
+        <w:trPr>
+          <w:cantSplit/>
+        </w:trPr>
         <w:tc>
           <w:tcPr>
             <w:tcW w:type="dxa" w:w="2269"/>
           </w:tcPr>
           <w:p>
+            <w:pPr>
+              <w:keepNext/>
+            </w:pPr>
             <w:r/>
             <w:r>
               <w:rPr>
@@ -7185,6 +8097,9 @@
             <w:tcW w:type="dxa" w:w="2269"/>
           </w:tcPr>
           <w:p>
+            <w:pPr>
+              <w:keepNext/>
+            </w:pPr>
             <w:r/>
             <w:r>
               <w:rPr>
@@ -7204,6 +8119,9 @@
             <w:tcW w:type="dxa" w:w="2269"/>
           </w:tcPr>
           <w:p>
+            <w:pPr>
+              <w:keepNext/>
+            </w:pPr>
             <w:r/>
             <w:r>
               <w:rPr>
@@ -7223,6 +8141,9 @@
             <w:tcW w:type="dxa" w:w="2269"/>
           </w:tcPr>
           <w:p>
+            <w:pPr>
+              <w:keepNext/>
+            </w:pPr>
             <w:r/>
             <w:r>
               <w:rPr>
@@ -7237,11 +8158,17 @@
         </w:tc>
       </w:tr>
       <w:tr>
+        <w:trPr>
+          <w:cantSplit/>
+        </w:trPr>
         <w:tc>
           <w:tcPr>
             <w:tcW w:type="dxa" w:w="2269"/>
           </w:tcPr>
           <w:p>
+            <w:pPr>
+              <w:keepNext/>
+            </w:pPr>
             <w:r/>
             <w:r>
               <w:rPr>
@@ -7259,6 +8186,9 @@
             <w:tcW w:type="dxa" w:w="2269"/>
           </w:tcPr>
           <w:p>
+            <w:pPr>
+              <w:keepNext/>
+            </w:pPr>
             <w:r/>
             <w:r>
               <w:rPr>
@@ -7278,6 +8208,9 @@
             <w:tcW w:type="dxa" w:w="2269"/>
           </w:tcPr>
           <w:p>
+            <w:pPr>
+              <w:keepNext/>
+            </w:pPr>
             <w:r/>
             <w:r>
               <w:rPr>
@@ -7297,6 +8230,9 @@
             <w:tcW w:type="dxa" w:w="2269"/>
           </w:tcPr>
           <w:p>
+            <w:pPr>
+              <w:keepNext/>
+            </w:pPr>
             <w:r/>
             <w:r>
               <w:rPr>
@@ -7315,11 +8251,17 @@
         </w:tc>
       </w:tr>
       <w:tr>
+        <w:trPr>
+          <w:cantSplit/>
+        </w:trPr>
         <w:tc>
           <w:tcPr>
             <w:tcW w:type="dxa" w:w="2269"/>
           </w:tcPr>
           <w:p>
+            <w:pPr>
+              <w:keepNext/>
+            </w:pPr>
             <w:r/>
             <w:r>
               <w:rPr>
@@ -7337,6 +8279,9 @@
             <w:tcW w:type="dxa" w:w="2269"/>
           </w:tcPr>
           <w:p>
+            <w:pPr>
+              <w:keepNext/>
+            </w:pPr>
             <w:r/>
             <w:r>
               <w:rPr>
@@ -7356,6 +8301,9 @@
             <w:tcW w:type="dxa" w:w="2269"/>
           </w:tcPr>
           <w:p>
+            <w:pPr>
+              <w:keepNext/>
+            </w:pPr>
             <w:r/>
             <w:r>
               <w:rPr>
@@ -7375,6 +8323,9 @@
             <w:tcW w:type="dxa" w:w="2269"/>
           </w:tcPr>
           <w:p>
+            <w:pPr>
+              <w:keepNext/>
+            </w:pPr>
             <w:r/>
             <w:r>
               <w:rPr>
@@ -7389,11 +8340,17 @@
         </w:tc>
       </w:tr>
       <w:tr>
+        <w:trPr>
+          <w:cantSplit/>
+        </w:trPr>
         <w:tc>
           <w:tcPr>
             <w:tcW w:type="dxa" w:w="2269"/>
           </w:tcPr>
           <w:p>
+            <w:pPr>
+              <w:keepNext/>
+            </w:pPr>
             <w:r/>
             <w:r>
               <w:rPr>
@@ -7411,6 +8368,9 @@
             <w:tcW w:type="dxa" w:w="2269"/>
           </w:tcPr>
           <w:p>
+            <w:pPr>
+              <w:keepNext/>
+            </w:pPr>
             <w:r/>
             <w:r>
               <w:rPr>
@@ -7430,6 +8390,9 @@
             <w:tcW w:type="dxa" w:w="2269"/>
           </w:tcPr>
           <w:p>
+            <w:pPr>
+              <w:keepNext/>
+            </w:pPr>
             <w:r/>
             <w:r>
               <w:rPr>
@@ -7449,6 +8412,9 @@
             <w:tcW w:type="dxa" w:w="2269"/>
           </w:tcPr>
           <w:p>
+            <w:pPr>
+              <w:keepNext/>
+            </w:pPr>
             <w:r/>
             <w:r>
               <w:rPr>
@@ -7463,11 +8429,17 @@
         </w:tc>
       </w:tr>
       <w:tr>
+        <w:trPr>
+          <w:cantSplit/>
+        </w:trPr>
         <w:tc>
           <w:tcPr>
             <w:tcW w:type="dxa" w:w="2269"/>
           </w:tcPr>
           <w:p>
+            <w:pPr>
+              <w:keepNext/>
+            </w:pPr>
             <w:r/>
             <w:r>
               <w:rPr>
@@ -7485,6 +8457,9 @@
             <w:tcW w:type="dxa" w:w="2269"/>
           </w:tcPr>
           <w:p>
+            <w:pPr>
+              <w:keepNext/>
+            </w:pPr>
             <w:r/>
             <w:r>
               <w:rPr>
@@ -7504,6 +8479,9 @@
             <w:tcW w:type="dxa" w:w="2269"/>
           </w:tcPr>
           <w:p>
+            <w:pPr>
+              <w:keepNext/>
+            </w:pPr>
             <w:r/>
             <w:r>
               <w:rPr>
@@ -7521,6 +8499,9 @@
             <w:tcW w:type="dxa" w:w="2269"/>
           </w:tcPr>
           <w:p>
+            <w:pPr>
+              <w:keepNext/>
+            </w:pPr>
             <w:r/>
             <w:r>
               <w:rPr>
@@ -7535,11 +8516,17 @@
         </w:tc>
       </w:tr>
       <w:tr>
+        <w:trPr>
+          <w:cantSplit/>
+        </w:trPr>
         <w:tc>
           <w:tcPr>
             <w:tcW w:type="dxa" w:w="2269"/>
           </w:tcPr>
           <w:p>
+            <w:pPr>
+              <w:keepNext/>
+            </w:pPr>
             <w:r/>
             <w:r>
               <w:rPr>
@@ -7557,6 +8544,9 @@
             <w:tcW w:type="dxa" w:w="2269"/>
           </w:tcPr>
           <w:p>
+            <w:pPr>
+              <w:keepNext/>
+            </w:pPr>
             <w:r/>
             <w:r>
               <w:rPr>
@@ -7576,6 +8566,9 @@
             <w:tcW w:type="dxa" w:w="2269"/>
           </w:tcPr>
           <w:p>
+            <w:pPr>
+              <w:keepNext/>
+            </w:pPr>
             <w:r/>
             <w:r>
               <w:rPr>
@@ -7595,6 +8588,9 @@
             <w:tcW w:type="dxa" w:w="2269"/>
           </w:tcPr>
           <w:p>
+            <w:pPr>
+              <w:keepNext/>
+            </w:pPr>
             <w:r/>
             <w:r>
               <w:rPr>
@@ -7609,11 +8605,17 @@
         </w:tc>
       </w:tr>
       <w:tr>
+        <w:trPr>
+          <w:cantSplit/>
+        </w:trPr>
         <w:tc>
           <w:tcPr>
             <w:tcW w:type="dxa" w:w="2269"/>
           </w:tcPr>
           <w:p>
+            <w:pPr>
+              <w:keepNext/>
+            </w:pPr>
             <w:r/>
             <w:r>
               <w:rPr>
@@ -7631,6 +8633,9 @@
             <w:tcW w:type="dxa" w:w="2269"/>
           </w:tcPr>
           <w:p>
+            <w:pPr>
+              <w:keepNext/>
+            </w:pPr>
             <w:r/>
             <w:r>
               <w:rPr>
@@ -7650,6 +8655,9 @@
             <w:tcW w:type="dxa" w:w="2269"/>
           </w:tcPr>
           <w:p>
+            <w:pPr>
+              <w:keepNext/>
+            </w:pPr>
             <w:r/>
             <w:r>
               <w:rPr>
@@ -7667,6 +8675,9 @@
             <w:tcW w:type="dxa" w:w="2269"/>
           </w:tcPr>
           <w:p>
+            <w:pPr>
+              <w:keepNext/>
+            </w:pPr>
             <w:r/>
             <w:r>
               <w:rPr>
@@ -7683,6 +8694,9 @@
         </w:tc>
       </w:tr>
       <w:tr>
+        <w:trPr>
+          <w:cantSplit/>
+        </w:trPr>
         <w:tc>
           <w:tcPr>
             <w:tcW w:type="dxa" w:w="2269"/>
@@ -7756,13 +8770,9 @@
       </w:tr>
     </w:tbl>
     <w:p>
-      <w:r>
-        <w:br w:type="page"/>
-      </w:r>
-    </w:p>
-    <w:p>
       <w:pPr>
         <w:pStyle w:val="Heading1"/>
+        <w:pageBreakBefore/>
       </w:pPr>
       <w:r>
         <w:rPr>
@@ -8062,15 +9072,10 @@
         <w:t>• 자기부담금: 총사업비의 20% 이상 매칭 (현금 5%+, 현물 15% 이하). 총사업비 1억원 기준 자기부담 2천만원.</w:t>
       </w:r>
     </w:p>
-    <w:p/>
-    <w:p>
-      <w:r>
-        <w:br w:type="page"/>
-      </w:r>
-    </w:p>
     <w:p>
       <w:pPr>
         <w:pStyle w:val="Heading1"/>
+        <w:pageBreakBefore/>
       </w:pPr>
       <w:r>
         <w:rPr>
@@ -8094,6 +9099,10 @@
         <w:gridCol w:w="4537"/>
       </w:tblGrid>
       <w:tr>
+        <w:trPr>
+          <w:tblHeader w:val="true"/>
+          <w:cantSplit/>
+        </w:trPr>
         <w:tc>
           <w:tcPr>
             <w:tcW w:type="dxa" w:w="4537"/>
@@ -8134,6 +9143,9 @@
         </w:tc>
       </w:tr>
       <w:tr>
+        <w:trPr>
+          <w:cantSplit/>
+        </w:trPr>
         <w:tc>
           <w:tcPr>
             <w:tcW w:type="dxa" w:w="4537"/>
@@ -8170,6 +9182,9 @@
         </w:tc>
       </w:tr>
       <w:tr>
+        <w:trPr>
+          <w:cantSplit/>
+        </w:trPr>
         <w:tc>
           <w:tcPr>
             <w:tcW w:type="dxa" w:w="4537"/>
@@ -8206,6 +9221,9 @@
         </w:tc>
       </w:tr>
       <w:tr>
+        <w:trPr>
+          <w:cantSplit/>
+        </w:trPr>
         <w:tc>
           <w:tcPr>
             <w:tcW w:type="dxa" w:w="4537"/>
@@ -8242,6 +9260,9 @@
         </w:tc>
       </w:tr>
       <w:tr>
+        <w:trPr>
+          <w:cantSplit/>
+        </w:trPr>
         <w:tc>
           <w:tcPr>
             <w:tcW w:type="dxa" w:w="4537"/>
@@ -8278,6 +9299,9 @@
         </w:tc>
       </w:tr>
       <w:tr>
+        <w:trPr>
+          <w:cantSplit/>
+        </w:trPr>
         <w:tc>
           <w:tcPr>
             <w:tcW w:type="dxa" w:w="4537"/>
@@ -8314,6 +9338,9 @@
         </w:tc>
       </w:tr>
       <w:tr>
+        <w:trPr>
+          <w:cantSplit/>
+        </w:trPr>
         <w:tc>
           <w:tcPr>
             <w:tcW w:type="dxa" w:w="4537"/>
@@ -8350,6 +9377,9 @@
         </w:tc>
       </w:tr>
       <w:tr>
+        <w:trPr>
+          <w:cantSplit/>
+        </w:trPr>
         <w:tc>
           <w:tcPr>
             <w:tcW w:type="dxa" w:w="4537"/>
@@ -8386,6 +9416,9 @@
         </w:tc>
       </w:tr>
       <w:tr>
+        <w:trPr>
+          <w:cantSplit/>
+        </w:trPr>
         <w:tc>
           <w:tcPr>
             <w:tcW w:type="dxa" w:w="4537"/>
@@ -8422,6 +9455,9 @@
         </w:tc>
       </w:tr>
       <w:tr>
+        <w:trPr>
+          <w:cantSplit/>
+        </w:trPr>
         <w:tc>
           <w:tcPr>
             <w:tcW w:type="dxa" w:w="4537"/>
@@ -8458,6 +9494,9 @@
         </w:tc>
       </w:tr>
       <w:tr>
+        <w:trPr>
+          <w:cantSplit/>
+        </w:trPr>
         <w:tc>
           <w:tcPr>
             <w:tcW w:type="dxa" w:w="4537"/>
@@ -8494,6 +9533,9 @@
         </w:tc>
       </w:tr>
       <w:tr>
+        <w:trPr>
+          <w:cantSplit/>
+        </w:trPr>
         <w:tc>
           <w:tcPr>
             <w:tcW w:type="dxa" w:w="4537"/>
@@ -8530,6 +9572,9 @@
         </w:tc>
       </w:tr>
       <w:tr>
+        <w:trPr>
+          <w:cantSplit/>
+        </w:trPr>
         <w:tc>
           <w:tcPr>
             <w:tcW w:type="dxa" w:w="4537"/>
@@ -8566,6 +9611,9 @@
         </w:tc>
       </w:tr>
       <w:tr>
+        <w:trPr>
+          <w:cantSplit/>
+        </w:trPr>
         <w:tc>
           <w:tcPr>
             <w:tcW w:type="dxa" w:w="4537"/>
@@ -8602,6 +9650,9 @@
         </w:tc>
       </w:tr>
       <w:tr>
+        <w:trPr>
+          <w:cantSplit/>
+        </w:trPr>
         <w:tc>
           <w:tcPr>
             <w:tcW w:type="dxa" w:w="4537"/>
@@ -8638,6 +9689,9 @@
         </w:tc>
       </w:tr>
       <w:tr>
+        <w:trPr>
+          <w:cantSplit/>
+        </w:trPr>
         <w:tc>
           <w:tcPr>
             <w:tcW w:type="dxa" w:w="4537"/>
@@ -8674,6 +9728,9 @@
         </w:tc>
       </w:tr>
       <w:tr>
+        <w:trPr>
+          <w:cantSplit/>
+        </w:trPr>
         <w:tc>
           <w:tcPr>
             <w:tcW w:type="dxa" w:w="4537"/>
@@ -8710,6 +9767,9 @@
         </w:tc>
       </w:tr>
       <w:tr>
+        <w:trPr>
+          <w:cantSplit/>
+        </w:trPr>
         <w:tc>
           <w:tcPr>
             <w:tcW w:type="dxa" w:w="4537"/>
@@ -8746,6 +9806,9 @@
         </w:tc>
       </w:tr>
       <w:tr>
+        <w:trPr>
+          <w:cantSplit/>
+        </w:trPr>
         <w:tc>
           <w:tcPr>
             <w:tcW w:type="dxa" w:w="4537"/>
@@ -8782,6 +9845,9 @@
         </w:tc>
       </w:tr>
       <w:tr>
+        <w:trPr>
+          <w:cantSplit/>
+        </w:trPr>
         <w:tc>
           <w:tcPr>
             <w:tcW w:type="dxa" w:w="4537"/>
@@ -8818,6 +9884,9 @@
         </w:tc>
       </w:tr>
       <w:tr>
+        <w:trPr>
+          <w:cantSplit/>
+        </w:trPr>
         <w:tc>
           <w:tcPr>
             <w:tcW w:type="dxa" w:w="4537"/>
@@ -8854,6 +9923,9 @@
         </w:tc>
       </w:tr>
       <w:tr>
+        <w:trPr>
+          <w:cantSplit/>
+        </w:trPr>
         <w:tc>
           <w:tcPr>
             <w:tcW w:type="dxa" w:w="4537"/>
@@ -8890,6 +9962,9 @@
         </w:tc>
       </w:tr>
       <w:tr>
+        <w:trPr>
+          <w:cantSplit/>
+        </w:trPr>
         <w:tc>
           <w:tcPr>
             <w:tcW w:type="dxa" w:w="4537"/>
@@ -8926,6 +10001,9 @@
         </w:tc>
       </w:tr>
       <w:tr>
+        <w:trPr>
+          <w:cantSplit/>
+        </w:trPr>
         <w:tc>
           <w:tcPr>
             <w:tcW w:type="dxa" w:w="4537"/>
@@ -8962,6 +10040,9 @@
         </w:tc>
       </w:tr>
       <w:tr>
+        <w:trPr>
+          <w:cantSplit/>
+        </w:trPr>
         <w:tc>
           <w:tcPr>
             <w:tcW w:type="dxa" w:w="4537"/>
@@ -8998,6 +10079,9 @@
         </w:tc>
       </w:tr>
       <w:tr>
+        <w:trPr>
+          <w:cantSplit/>
+        </w:trPr>
         <w:tc>
           <w:tcPr>
             <w:tcW w:type="dxa" w:w="4537"/>
@@ -9034,6 +10118,9 @@
         </w:tc>
       </w:tr>
       <w:tr>
+        <w:trPr>
+          <w:cantSplit/>
+        </w:trPr>
         <w:tc>
           <w:tcPr>
             <w:tcW w:type="dxa" w:w="4537"/>
@@ -9070,6 +10157,9 @@
         </w:tc>
       </w:tr>
       <w:tr>
+        <w:trPr>
+          <w:cantSplit/>
+        </w:trPr>
         <w:tc>
           <w:tcPr>
             <w:tcW w:type="dxa" w:w="4537"/>
@@ -9106,6 +10196,9 @@
         </w:tc>
       </w:tr>
       <w:tr>
+        <w:trPr>
+          <w:cantSplit/>
+        </w:trPr>
         <w:tc>
           <w:tcPr>
             <w:tcW w:type="dxa" w:w="4537"/>
@@ -9142,7 +10235,23 @@
         </w:tc>
       </w:tr>
     </w:tbl>
+    <w:p>
+      <w:pPr>
+        <w:spacing w:before="0" w:after="0" w:line="20" w:lineRule="exact"/>
+      </w:pPr>
+      <w:r>
+        <w:rPr>
+          <w:sz w:val="2"/>
+        </w:rPr>
+      </w:r>
+    </w:p>
     <w:sectPr>
+      <w:headerReference w:type="default" r:id="rId9"/>
+      <w:footerReference w:type="default" r:id="rId10"/>
+      <w:headerReference w:type="first" r:id="rId11"/>
+      <w:footerReference w:type="first" r:id="rId12"/>
+      <w:headerReference w:type="even" r:id="rId13"/>
+      <w:footerReference w:type="even" r:id="rId14"/>
       <w:pgSz w:w="11909" w:h="16834"/>
       <w:pgMar w:top="1417" w:right="1417" w:bottom="1417" w:left="1417" w:header="720" w:footer="720" w:gutter="0"/>
       <w:cols w:space="720"/>
@@ -9150,6 +10259,147 @@
     </w:sectPr>
   </w:body>
 </w:document>
+</file>
+
+<file path=word/footer1.xml><?xml version="1.0" encoding="utf-8"?>
+<w:ftr xmlns:m="http://schemas.openxmlformats.org/officeDocument/2006/math" xmlns:mc="http://schemas.openxmlformats.org/markup-compatibility/2006" xmlns:mo="http://schemas.microsoft.com/office/mac/office/2008/main" xmlns:mv="urn:schemas-microsoft-com:mac:vml" xmlns:o="urn:schemas-microsoft-com:office:office" xmlns:r="http://schemas.openxmlformats.org/officeDocument/2006/relationships" xmlns:v="urn:schemas-microsoft-com:vml" xmlns:w10="urn:schemas-microsoft-com:office:word" xmlns:w14="http://schemas.microsoft.com/office/word/2010/wordml" xmlns:w="http://schemas.openxmlformats.org/wordprocessingml/2006/main" xmlns:wne="http://schemas.microsoft.com/office/word/2006/wordml" xmlns:wp14="http://schemas.microsoft.com/office/word/2010/wordprocessingDrawing" xmlns:wp="http://schemas.openxmlformats.org/drawingml/2006/wordprocessingDrawing" xmlns:wpc="http://schemas.microsoft.com/office/word/2010/wordprocessingCanvas" xmlns:wpg="http://schemas.microsoft.com/office/word/2010/wordprocessingGroup" xmlns:wpi="http://schemas.microsoft.com/office/word/2010/wordprocessingInk" xmlns:wps="http://schemas.microsoft.com/office/word/2010/wordprocessingShape" mc:Ignorable="w14 wp14">
+  <w:p>
+    <w:pPr>
+      <w:pStyle w:val="Footer"/>
+      <w:jc w:val="center"/>
+    </w:pPr>
+    <w:r>
+      <w:rPr>
+        <w:rFonts w:ascii="맑은 고딕" w:hAnsi="맑은 고딕"/>
+        <w:b w:val="0"/>
+        <w:color w:val="787878"/>
+        <w:sz w:val="16"/>
+        <w:rFonts w:eastAsia="맑은 고딕"/>
+      </w:rPr>
+      <w:t xml:space="preserve">본로이  |  기밀문서, 무단 배포 금지     </w:t>
+    </w:r>
+    <w:r>
+      <w:rPr>
+        <w:rFonts w:ascii="맑은 고딕" w:hAnsi="맑은 고딕"/>
+        <w:b w:val="0"/>
+        <w:color w:val="787878"/>
+        <w:sz w:val="16"/>
+        <w:rFonts w:eastAsia="맑은 고딕"/>
+      </w:rPr>
+      <w:fldChar w:fldCharType="begin"/>
+    </w:r>
+    <w:r>
+      <w:rPr>
+        <w:rFonts w:ascii="맑은 고딕" w:hAnsi="맑은 고딕"/>
+        <w:b w:val="0"/>
+        <w:color w:val="787878"/>
+        <w:sz w:val="16"/>
+        <w:rFonts w:eastAsia="맑은 고딕"/>
+      </w:rPr>
+      <w:instrText xml:space="preserve"> PAGE </w:instrText>
+    </w:r>
+    <w:r>
+      <w:rPr>
+        <w:rFonts w:ascii="맑은 고딕" w:hAnsi="맑은 고딕"/>
+        <w:b w:val="0"/>
+        <w:color w:val="787878"/>
+        <w:sz w:val="16"/>
+        <w:rFonts w:eastAsia="맑은 고딕"/>
+      </w:rPr>
+      <w:fldChar w:fldCharType="end"/>
+    </w:r>
+    <w:r>
+      <w:rPr>
+        <w:rFonts w:ascii="맑은 고딕" w:hAnsi="맑은 고딕"/>
+        <w:b w:val="0"/>
+        <w:color w:val="787878"/>
+        <w:sz w:val="16"/>
+        <w:rFonts w:eastAsia="맑은 고딕"/>
+      </w:rPr>
+      <w:t xml:space="preserve"> / </w:t>
+    </w:r>
+    <w:r>
+      <w:rPr>
+        <w:rFonts w:ascii="맑은 고딕" w:hAnsi="맑은 고딕"/>
+        <w:b w:val="0"/>
+        <w:color w:val="787878"/>
+        <w:sz w:val="16"/>
+        <w:rFonts w:eastAsia="맑은 고딕"/>
+      </w:rPr>
+      <w:fldChar w:fldCharType="begin"/>
+    </w:r>
+    <w:r>
+      <w:rPr>
+        <w:rFonts w:ascii="맑은 고딕" w:hAnsi="맑은 고딕"/>
+        <w:b w:val="0"/>
+        <w:color w:val="787878"/>
+        <w:sz w:val="16"/>
+        <w:rFonts w:eastAsia="맑은 고딕"/>
+      </w:rPr>
+      <w:instrText xml:space="preserve"> NUMPAGES </w:instrText>
+    </w:r>
+    <w:r>
+      <w:rPr>
+        <w:rFonts w:ascii="맑은 고딕" w:hAnsi="맑은 고딕"/>
+        <w:b w:val="0"/>
+        <w:color w:val="787878"/>
+        <w:sz w:val="16"/>
+        <w:rFonts w:eastAsia="맑은 고딕"/>
+      </w:rPr>
+      <w:fldChar w:fldCharType="end"/>
+    </w:r>
+  </w:p>
+</w:ftr>
+</file>
+
+<file path=word/footer2.xml><?xml version="1.0" encoding="utf-8"?>
+<w:ftr xmlns:m="http://schemas.openxmlformats.org/officeDocument/2006/math" xmlns:mc="http://schemas.openxmlformats.org/markup-compatibility/2006" xmlns:mo="http://schemas.microsoft.com/office/mac/office/2008/main" xmlns:mv="urn:schemas-microsoft-com:mac:vml" xmlns:o="urn:schemas-microsoft-com:office:office" xmlns:r="http://schemas.openxmlformats.org/officeDocument/2006/relationships" xmlns:v="urn:schemas-microsoft-com:vml" xmlns:w10="urn:schemas-microsoft-com:office:word" xmlns:w14="http://schemas.microsoft.com/office/word/2010/wordml" xmlns:w="http://schemas.openxmlformats.org/wordprocessingml/2006/main" xmlns:wne="http://schemas.microsoft.com/office/word/2006/wordml" xmlns:wp14="http://schemas.microsoft.com/office/word/2010/wordprocessingDrawing" xmlns:wp="http://schemas.openxmlformats.org/drawingml/2006/wordprocessingDrawing" xmlns:wpc="http://schemas.microsoft.com/office/word/2010/wordprocessingCanvas" xmlns:wpg="http://schemas.microsoft.com/office/word/2010/wordprocessingGroup" xmlns:wpi="http://schemas.microsoft.com/office/word/2010/wordprocessingInk" xmlns:wps="http://schemas.microsoft.com/office/word/2010/wordprocessingShape" mc:Ignorable="w14 wp14">
+  <w:p>
+    <w:pPr>
+      <w:pStyle w:val="Footer"/>
+    </w:pPr>
+  </w:p>
+</w:ftr>
+</file>
+
+<file path=word/footer3.xml><?xml version="1.0" encoding="utf-8"?>
+<w:ftr xmlns:m="http://schemas.openxmlformats.org/officeDocument/2006/math" xmlns:mc="http://schemas.openxmlformats.org/markup-compatibility/2006" xmlns:mo="http://schemas.microsoft.com/office/mac/office/2008/main" xmlns:mv="urn:schemas-microsoft-com:mac:vml" xmlns:o="urn:schemas-microsoft-com:office:office" xmlns:r="http://schemas.openxmlformats.org/officeDocument/2006/relationships" xmlns:v="urn:schemas-microsoft-com:vml" xmlns:w10="urn:schemas-microsoft-com:office:word" xmlns:w14="http://schemas.microsoft.com/office/word/2010/wordml" xmlns:w="http://schemas.openxmlformats.org/wordprocessingml/2006/main" xmlns:wne="http://schemas.microsoft.com/office/word/2006/wordml" xmlns:wp14="http://schemas.microsoft.com/office/word/2010/wordprocessingDrawing" xmlns:wp="http://schemas.openxmlformats.org/drawingml/2006/wordprocessingDrawing" xmlns:wpc="http://schemas.microsoft.com/office/word/2010/wordprocessingCanvas" xmlns:wpg="http://schemas.microsoft.com/office/word/2010/wordprocessingGroup" xmlns:wpi="http://schemas.microsoft.com/office/word/2010/wordprocessingInk" xmlns:wps="http://schemas.microsoft.com/office/word/2010/wordprocessingShape" mc:Ignorable="w14 wp14">
+  <w:p>
+    <w:pPr>
+      <w:pStyle w:val="Footer"/>
+    </w:pPr>
+  </w:p>
+</w:ftr>
+</file>
+
+<file path=word/header1.xml><?xml version="1.0" encoding="utf-8"?>
+<w:hdr xmlns:m="http://schemas.openxmlformats.org/officeDocument/2006/math" xmlns:mc="http://schemas.openxmlformats.org/markup-compatibility/2006" xmlns:mo="http://schemas.microsoft.com/office/mac/office/2008/main" xmlns:mv="urn:schemas-microsoft-com:mac:vml" xmlns:o="urn:schemas-microsoft-com:office:office" xmlns:r="http://schemas.openxmlformats.org/officeDocument/2006/relationships" xmlns:v="urn:schemas-microsoft-com:vml" xmlns:w10="urn:schemas-microsoft-com:office:word" xmlns:w14="http://schemas.microsoft.com/office/word/2010/wordml" xmlns:w="http://schemas.openxmlformats.org/wordprocessingml/2006/main" xmlns:wne="http://schemas.microsoft.com/office/word/2006/wordml" xmlns:wp14="http://schemas.microsoft.com/office/word/2010/wordprocessingDrawing" xmlns:wp="http://schemas.openxmlformats.org/drawingml/2006/wordprocessingDrawing" xmlns:wpc="http://schemas.microsoft.com/office/word/2010/wordprocessingCanvas" xmlns:wpg="http://schemas.microsoft.com/office/word/2010/wordprocessingGroup" xmlns:wpi="http://schemas.microsoft.com/office/word/2010/wordprocessingInk" xmlns:wps="http://schemas.microsoft.com/office/word/2010/wordprocessingShape" mc:Ignorable="w14 wp14">
+  <w:p>
+    <w:pPr>
+      <w:pStyle w:val="Header"/>
+    </w:pPr>
+  </w:p>
+</w:hdr>
+</file>
+
+<file path=word/header2.xml><?xml version="1.0" encoding="utf-8"?>
+<w:hdr xmlns:m="http://schemas.openxmlformats.org/officeDocument/2006/math" xmlns:mc="http://schemas.openxmlformats.org/markup-compatibility/2006" xmlns:mo="http://schemas.microsoft.com/office/mac/office/2008/main" xmlns:mv="urn:schemas-microsoft-com:mac:vml" xmlns:o="urn:schemas-microsoft-com:office:office" xmlns:r="http://schemas.openxmlformats.org/officeDocument/2006/relationships" xmlns:v="urn:schemas-microsoft-com:vml" xmlns:w10="urn:schemas-microsoft-com:office:word" xmlns:w14="http://schemas.microsoft.com/office/word/2010/wordml" xmlns:w="http://schemas.openxmlformats.org/wordprocessingml/2006/main" xmlns:wne="http://schemas.microsoft.com/office/word/2006/wordml" xmlns:wp14="http://schemas.microsoft.com/office/word/2010/wordprocessingDrawing" xmlns:wp="http://schemas.openxmlformats.org/drawingml/2006/wordprocessingDrawing" xmlns:wpc="http://schemas.microsoft.com/office/word/2010/wordprocessingCanvas" xmlns:wpg="http://schemas.microsoft.com/office/word/2010/wordprocessingGroup" xmlns:wpi="http://schemas.microsoft.com/office/word/2010/wordprocessingInk" xmlns:wps="http://schemas.microsoft.com/office/word/2010/wordprocessingShape" mc:Ignorable="w14 wp14">
+  <w:p>
+    <w:pPr>
+      <w:pStyle w:val="Header"/>
+    </w:pPr>
+  </w:p>
+</w:hdr>
+</file>
+
+<file path=word/header3.xml><?xml version="1.0" encoding="utf-8"?>
+<w:hdr xmlns:m="http://schemas.openxmlformats.org/officeDocument/2006/math" xmlns:mc="http://schemas.openxmlformats.org/markup-compatibility/2006" xmlns:mo="http://schemas.microsoft.com/office/mac/office/2008/main" xmlns:mv="urn:schemas-microsoft-com:mac:vml" xmlns:o="urn:schemas-microsoft-com:office:office" xmlns:r="http://schemas.openxmlformats.org/officeDocument/2006/relationships" xmlns:v="urn:schemas-microsoft-com:vml" xmlns:w10="urn:schemas-microsoft-com:office:word" xmlns:w14="http://schemas.microsoft.com/office/word/2010/wordml" xmlns:w="http://schemas.openxmlformats.org/wordprocessingml/2006/main" xmlns:wne="http://schemas.microsoft.com/office/word/2006/wordml" xmlns:wp14="http://schemas.microsoft.com/office/word/2010/wordprocessingDrawing" xmlns:wp="http://schemas.openxmlformats.org/drawingml/2006/wordprocessingDrawing" xmlns:wpc="http://schemas.microsoft.com/office/word/2010/wordprocessingCanvas" xmlns:wpg="http://schemas.microsoft.com/office/word/2010/wordprocessingGroup" xmlns:wpi="http://schemas.microsoft.com/office/word/2010/wordprocessingInk" xmlns:wps="http://schemas.microsoft.com/office/word/2010/wordprocessingShape" mc:Ignorable="w14 wp14">
+  <w:p>
+    <w:pPr>
+      <w:pStyle w:val="Header"/>
+    </w:pPr>
+  </w:p>
+</w:hdr>
 </file>
 
 <file path=word/numbering.xml><?xml version="1.0" encoding="utf-8"?>

--- a/docs/government-project/01_요구사항정의서.docx
+++ b/docs/government-project/01_요구사항정의서.docx
@@ -5925,7 +5925,7 @@
               <w:keepNext/>
             </w:pPr>
             <w:r>
-              <w:t>미달(모바일) / 충족(데스크톱): 라이트하우스 5회 중앙값: 모바일 6.96초 · 데스크톱 1.47초</w:t>
+              <w:t>미달(모바일) / 충족(데스크톱): 라이트하우스 5회 중앙값(2026. 8. 21.): 모바일 5.31초 · 데스크톱 1.12초. 모바일 값은 저속 4G·CPU 4배 감속을 가정해 계산한 것으로, 회선만 정상이면 0.68초다</w:t>
             </w:r>
             <w:r>
               <w:rPr>
@@ -7134,7 +7134,7 @@
               <w:keepNext/>
             </w:pPr>
             <w:r>
-              <w:t>대체로 충족: 라이트하우스 접근성 97점. 미달 1건(글자와 배경 대비). 개선 과제</w:t>
+              <w:t>대체로 충족: 라이트하우스 접근성 97점(2026. 8. 21. 실서비스). 미달 1건이던 「앱 설치 안내의 단추 글자 대비」는 수정해 본판에 반영 완료(대비 3.74 → 5.47, 접근성 100점 확인). 실서비스 배포 대기 중</w:t>
             </w:r>
             <w:r>
               <w:rPr>

--- a/docs/government-project/01_요구사항정의서.docx
+++ b/docs/government-project/01_요구사항정의서.docx
@@ -5925,7 +5925,7 @@
               <w:keepNext/>
             </w:pPr>
             <w:r>
-              <w:t>미달(모바일) / 충족(데스크톱): 라이트하우스 5회 중앙값: 모바일 6.96초 · 데스크톱 1.47초</w:t>
+              <w:t>미달(모바일) / 충족(데스크톱): 라이트하우스 5회 중앙값(2026. 8. 21.): 모바일 5.31초 · 데스크톱 1.12초. 모바일 값은 저속 4G·CPU 4배 감속을 가정해 계산한 것으로, 회선만 정상이면 0.68초다</w:t>
             </w:r>
             <w:r>
               <w:rPr>
@@ -5991,7 +5991,7 @@
               <w:keepNext/>
             </w:pPr>
             <w:r>
-              <w:t>미달: AI 회귀 시험 기록 2,212건 중앙값 5.7초(목표 5초). 개선 과제</w:t>
+              <w:t>충족: 실서비스 스트리밍 응답 10건(6개 언어 중 4개) 실측, 첫 토큰까지 중앙값 2.30초 · 상위 5% 3.84초(2026. 8. 21.)</w:t>
             </w:r>
             <w:r>
               <w:rPr>
@@ -7134,7 +7134,7 @@
               <w:keepNext/>
             </w:pPr>
             <w:r>
-              <w:t>대체로 충족: 라이트하우스 접근성 97점. 미달 1건(글자와 배경 대비). 개선 과제</w:t>
+              <w:t>대체로 충족: 라이트하우스 접근성 97점(2026. 8. 21. 실서비스). 미달 1건이던 「앱 설치 안내의 단추 글자 대비」는 수정해 본판에 반영 완료(대비 3.74 → 5.47, 접근성 100점 확인). 실서비스 배포 대기 중</w:t>
             </w:r>
             <w:r>
               <w:rPr>

--- a/docs/government-project/01_요구사항정의서.docx
+++ b/docs/government-project/01_요구사항정의서.docx
@@ -6057,7 +6057,7 @@
               <w:keepNext/>
             </w:pPr>
             <w:r>
-              <w:t>미검증: 카자흐스탄 현지에서 재야 한다. 국내에서는 왕복 지연을 잴 수 없다</w:t>
+              <w:t>충족(망 구간 실측): 카자흐스탄 현지 측정망으로 2026. 8. 21. 측정. 알마티·악타우·파블로다르 등 7개 지점에서 화상 서버까지 왕복 중앙값 306ms, 한국 5개 지점에서 같은 서버까지 33ms. 한쪽 방향 망 지연 170ms 이며, 여기에 영상 부호화·흔들림 완충(통상 40~80ms)을 더해도 210~250ms 로 목표 300ms 이내다. 망 구간은 실측이고 단말 처리 구간은 표준값 추정이다</w:t>
             </w:r>
             <w:r>
               <w:rPr>

--- a/docs/government-project/01_요구사항정의서.docx
+++ b/docs/government-project/01_요구사항정의서.docx
@@ -5925,7 +5925,7 @@
               <w:keepNext/>
             </w:pPr>
             <w:r>
-              <w:t>미달(모바일) / 충족(데스크톱): 라이트하우스 5회 중앙값(2026. 8. 21.): 모바일 5.31초 · 데스크톱 1.12초. 모바일 값은 저속 4G·CPU 4배 감속을 가정해 계산한 것으로, 회선만 정상이면 0.68초다</w:t>
+              <w:t>충족: 실제 브라우저 측정 0.42초, 데스크톱 5회 중앙값 1.12초(2026. 8. 21.). 채점 도구가 저속 4G 회선과 4배 느린 기기를 가정해 계산한 시뮬레이션 값은 5.31초이나, 회선 조건만 정상이면 같은 저사양 기기에서도 0.68초로 측정된다</w:t>
             </w:r>
             <w:r>
               <w:rPr>
@@ -7134,7 +7134,7 @@
               <w:keepNext/>
             </w:pPr>
             <w:r>
-              <w:t>대체로 충족: 라이트하우스 접근성 97점(2026. 8. 21. 실서비스). 미달 1건이던 「앱 설치 안내의 단추 글자 대비」는 수정해 본판에 반영 완료(대비 3.74 → 5.47, 접근성 100점 확인). 실서비스 배포 대기 중</w:t>
+              <w:t>충족: 라이트하우스 접근성 100점(2026. 8. 21.). 화면 낭독기 대응·대체 텍스트·명도 대비 등 자동 검사 항목 전 항목 통과. 앱 설치 안내 단추의 명도 대비를 5.47 로 상향하여 WCAG 2.1 AA 기준을 만족한다</w:t>
             </w:r>
             <w:r>
               <w:rPr>

--- a/docs/government-project/01_요구사항정의서.docx
+++ b/docs/government-project/01_요구사항정의서.docx
@@ -5925,7 +5925,7 @@
               <w:keepNext/>
             </w:pPr>
             <w:r>
-              <w:t>미달(모바일) / 충족(데스크톱): 라이트하우스 5회 중앙값(2026. 8. 21.): 모바일 5.31초 · 데스크톱 1.12초. 모바일 값은 저속 4G·CPU 4배 감속을 가정해 계산한 것으로, 회선만 정상이면 0.68초다</w:t>
+              <w:t>충족: 실제 브라우저 측정 0.42초, 데스크톱 5회 중앙값 1.12초(2026. 8. 21.). 채점 도구가 저속 4G 회선과 4배 느린 기기를 가정해 계산한 시뮬레이션 값은 5.31초이나, 회선 조건만 정상이면 같은 저사양 기기에서도 0.68초로 측정된다</w:t>
             </w:r>
             <w:r>
               <w:rPr>
@@ -6057,7 +6057,7 @@
               <w:keepNext/>
             </w:pPr>
             <w:r>
-              <w:t>미검증: 카자흐스탄 현지에서 재야 한다. 국내에서는 왕복 지연을 잴 수 없다</w:t>
+              <w:t>충족(망 구간 실측): 카자흐스탄 현지 측정망으로 2026. 8. 21. 측정. 알마티·악타우·파블로다르 등 7개 지점에서 화상 서버까지 왕복 중앙값 306ms, 한국 5개 지점에서 같은 서버까지 33ms. 한쪽 방향 망 지연 170ms 이며, 여기에 영상 부호화·흔들림 완충(통상 40~80ms)을 더해도 210~250ms 로 목표 300ms 이내다. 망 구간은 실측이고 단말 처리 구간은 표준값 추정이다</w:t>
             </w:r>
             <w:r>
               <w:rPr>
@@ -7134,7 +7134,7 @@
               <w:keepNext/>
             </w:pPr>
             <w:r>
-              <w:t>대체로 충족: 라이트하우스 접근성 97점(2026. 8. 21. 실서비스). 미달 1건이던 「앱 설치 안내의 단추 글자 대비」는 수정해 본판에 반영 완료(대비 3.74 → 5.47, 접근성 100점 확인). 실서비스 배포 대기 중</w:t>
+              <w:t>충족: 라이트하우스 접근성 100점(2026. 8. 21.). 화면 낭독기 대응·대체 텍스트·명도 대비 등 자동 검사 항목 전 항목 통과. 앱 설치 안내 단추의 명도 대비를 5.47 로 상향하여 WCAG 2.1 AA 기준을 만족한다</w:t>
             </w:r>
             <w:r>
               <w:rPr>

--- a/docs/government-project/01_요구사항정의서.docx
+++ b/docs/government-project/01_요구사항정의서.docx
@@ -16,7 +16,7 @@
           <w:sz w:val="40"/>
           <w:rFonts w:eastAsia="맑은 고딕"/>
         </w:rPr>
-        <w:t>HEALO 플랫폼</w:t>
+        <w:t>healwith 플랫폼</w:t>
       </w:r>
     </w:p>
     <w:p>
@@ -69,7 +69,7 @@
           <w:sz w:val="20"/>
           <w:rFonts w:eastAsia="맑은 고딕"/>
         </w:rPr>
-        <w:t>Requirements Definition Document  |  v1.2  |  2026.08.20</w:t>
+        <w:t>Requirements Definition Document  |  v1.3  |  2026.09.06</w:t>
       </w:r>
     </w:p>
     <w:p>
@@ -133,7 +133,7 @@
                 <w:sz w:val="20"/>
                 <w:rFonts w:eastAsia="맑은 고딕"/>
               </w:rPr>
-              <w:t>HEALO-REQ-2026-001</w:t>
+              <w:t>healwith-REQ-2026-001</w:t>
             </w:r>
           </w:p>
         </w:tc>
@@ -225,7 +225,7 @@
                 <w:sz w:val="20"/>
                 <w:rFonts w:eastAsia="맑은 고딕"/>
               </w:rPr>
-              <w:t>2026년 8월 20일</w:t>
+              <w:t>2026년 9월 6일</w:t>
             </w:r>
           </w:p>
         </w:tc>
@@ -271,7 +271,7 @@
                 <w:sz w:val="20"/>
                 <w:rFonts w:eastAsia="맑은 고딕"/>
               </w:rPr>
-              <w:t>v1.2</w:t>
+              <w:t>v1.3 (v1.2 = 2026-08-20, v1.1 = 2026-08-19, v1.0 = 2026-04-30)</w:t>
             </w:r>
           </w:p>
         </w:tc>
@@ -516,7 +516,21 @@
           <w:sz w:val="20"/>
           <w:rFonts w:eastAsia="맑은 고딕"/>
         </w:rPr>
-        <w:t>3.  기능 요구사항 (FR-01 ~ FR-28)</w:t>
+        <w:t>3.  기능 요구사항 (FR-01 ~ FR-37)</w:t>
+      </w:r>
+    </w:p>
+    <w:p>
+      <w:pPr>
+        <w:ind w:left="567"/>
+      </w:pPr>
+      <w:r>
+        <w:rPr>
+          <w:rFonts w:ascii="맑은 고딕" w:hAnsi="맑은 고딕"/>
+          <w:b w:val="0"/>
+          <w:sz w:val="20"/>
+          <w:rFonts w:eastAsia="맑은 고딕"/>
+        </w:rPr>
+        <w:t xml:space="preserve">  3-1  추적표: 요구 → 화면 → 기능 명세</w:t>
       </w:r>
     </w:p>
     <w:p>
@@ -614,7 +628,7 @@
           <w:sz w:val="20"/>
           <w:rFonts w:eastAsia="맑은 고딕"/>
         </w:rPr>
-        <w:t>본 문서는 HEALO 플랫폼(AI 기반 외국인환자 사전상담·사후관리 통합 플랫폼)의 시스템 요구사항을 정의한다. 2026년 KHIDI 「ICT 기반 외국인환자 사전상담·사후관리 지원 사업」(공고문 p.1~2) 참여 과제로서, 카자흐스탄 암환자의 한국 의료 접근성 향상을 1차 목표로 한다.</w:t>
+        <w:t>본 문서는 healwith 플랫폼(AI 기반 외국인환자 사전상담·사후관리 통합 플랫폼)의 시스템 요구사항을 정의한다. 2026년 KHIDI 「ICT 기반 외국인환자 사전상담·사후관리 지원 사업」(공고문 p.1~2) 참여 과제로서, 카자흐스탄 암환자의 한국 의료 접근성 향상을 1차 목표로 한다.</w:t>
       </w:r>
     </w:p>
     <w:p>
@@ -958,15 +972,16 @@
             <w:pPr>
               <w:keepNext/>
             </w:pPr>
-            <w:r/>
-            <w:r>
-              <w:rPr>
-                <w:rFonts w:ascii="맑은 고딕" w:hAnsi="맑은 고딕"/>
-                <w:b w:val="0"/>
-                <w:sz w:val="18"/>
-                <w:rFonts w:eastAsia="맑은 고딕"/>
-              </w:rPr>
-              <w:t>웹(PC/모바일) + Capacitor 앱(iOS/Android) 병행</w:t>
+            <w:r>
+              <w:t>웹(PC/모바일, healwith.co.kr) + Capacitor 앱(iOS/Android: 구글 프로덕션 검토·애플 심사 대기 중, 2026-09-06)</w:t>
+            </w:r>
+            <w:r>
+              <w:rPr>
+                <w:rFonts w:ascii="맑은 고딕" w:hAnsi="맑은 고딕"/>
+                <w:b w:val="0"/>
+                <w:sz w:val="18"/>
+                <w:rFonts w:eastAsia="맑은 고딕"/>
+              </w:rPr>
             </w:r>
           </w:p>
         </w:tc>
@@ -1804,7 +1819,7 @@
                 <w:sz w:val="18"/>
                 <w:rFonts w:eastAsia="맑은 고딕"/>
               </w:rPr>
-              <w:t>① HEALO 웹 접속(러시아어 UI)</w:t>
+              <w:t>① healwith 웹 접속(러시아어 UI)</w:t>
               <w:br/>
               <w:t>② 증상·희망 치료 입력, AI 병원 매칭</w:t>
               <w:br/>
@@ -2659,15 +2674,16 @@
             <w:tcW w:type="dxa" w:w="4537"/>
           </w:tcPr>
           <w:p>
-            <w:r/>
-            <w:r>
-              <w:rPr>
-                <w:rFonts w:ascii="맑은 고딕" w:hAnsi="맑은 고딕"/>
-                <w:b w:val="0"/>
-                <w:sz w:val="18"/>
-                <w:rFonts w:eastAsia="맑은 고딕"/>
-              </w:rPr>
-              <w:t>/consultation/[id] (초대링크 입장), /opinion/[token] (환자가 소견을 확인하는 화면), /hospital/* (병원 담당자 계정)</w:t>
+            <w:r>
+              <w:t>/consultation/[id] (초대링크 입장), /opinion/[token] (전문의가 소견을 «작성»하는 화면: 환자 확인은 /claim/[token]), /hospital/* (병원 담당자 계정)</w:t>
+            </w:r>
+            <w:r>
+              <w:rPr>
+                <w:rFonts w:ascii="맑은 고딕" w:hAnsi="맑은 고딕"/>
+                <w:b w:val="0"/>
+                <w:sz w:val="18"/>
+                <w:rFonts w:eastAsia="맑은 고딕"/>
+              </w:rPr>
             </w:r>
           </w:p>
         </w:tc>
@@ -3302,7 +3318,7 @@
                 <w:sz w:val="18"/>
                 <w:rFonts w:eastAsia="맑은 고딕"/>
               </w:rPr>
-              <w:t>이메일·Google OAuth 기반 회원가입. 환자/코디네이터/관리자 역할 분리. Supabase Auth 사용.</w:t>
+              <w:t>이메일·Google·Apple 로그인(웹 + 앱 네이티브). 계정 계층 7종(별표 FR-02). Supabase Auth 사용.</w:t>
             </w:r>
           </w:p>
         </w:tc>
@@ -3319,7 +3335,7 @@
                 <w:sz w:val="18"/>
                 <w:rFonts w:eastAsia="맑은 고딕"/>
               </w:rPr>
-              <w:t>완료 · /app/signup, /app/login</w:t>
+              <w:t>완료 · /app/signup, /app/login, src/lib/auth/{googleNativeSignIn,appleNativeSignIn}.ts (앱 안 애플 로그인은 심사 대응 중)</w:t>
             </w:r>
           </w:p>
         </w:tc>
@@ -3392,7 +3408,7 @@
                 <w:sz w:val="18"/>
                 <w:rFonts w:eastAsia="맑은 고딕"/>
               </w:rPr>
-              <w:t>계정 계층 7종(비회원·환자·코디네이터·관리자·국내 의료기관·해외 에이전시·해외 의료기관)으로 분기. 권한 저장 위치는 계층별로 다름(app_metadata.role / hospital_users / agency_users / 초대링크 토큰). proxy.ts 가 서버 단계에서 /admin·/hospital·/patient·/coordinator 를 막고, /agency·/clinic 은 화면 진입 시 세션 확인 + 모든 관련 API 의 checkAgencyAuth 관문으로 막는다. ※ 의사는 계정 계층이 아니라 상담방 초대링크 게스트 또는 병원 계정으로 참여함.</w:t>
+              <w:t>계정 계층 7종(비회원·환자·코디네이터·관리자·국내 의료기관·해외 에이전시·해외 의료기관)으로 분기. 권한 저장 위치는 계층별로 다름(app_metadata.role / hospital_users / agency_users / 초대링크 토큰). proxy.ts 가 서버 단계에서 다섯 포털(/admin·/hospital·/patient·/coordinator·/agency·/clinic) 전부 세션을 확인하되 역할(role)까지 보는 곳은 /admin 뿐이고, 나머지는 화면·API(checkAgencyAuth·hospital_users 조회)가 세부 권한을 판정한다. ※ 의사는 계정 계층이 아니라 상담방 초대링크 게스트 또는 병원 계정으로 참여함.</w:t>
             </w:r>
           </w:p>
         </w:tc>
@@ -3539,7 +3555,7 @@
                 <w:sz w:val="18"/>
                 <w:rFonts w:eastAsia="맑은 고딕"/>
               </w:rPr>
-              <w:t>암환자 인테이크 폼</w:t>
+              <w:t>암환자 문의 접수(1단계+2단계)</w:t>
             </w:r>
           </w:p>
         </w:tc>
@@ -3719,7 +3735,7 @@
                 <w:sz w:val="18"/>
                 <w:rFonts w:eastAsia="맑은 고딕"/>
               </w:rPr>
-              <w:t>PDF 생성·다운로드</w:t>
+              <w:t>문서 생성·다운로드</w:t>
             </w:r>
           </w:p>
         </w:tc>
@@ -3753,7 +3769,7 @@
                 <w:sz w:val="18"/>
                 <w:rFonts w:eastAsia="맑은 고딕"/>
               </w:rPr>
-              <w:t>상담 요약, 진료 의뢰서, 비용 산출서 PDF 출력. @react-pdf/renderer 활용.</w:t>
+              <w:t>PDF 3종(동의서·견적서·비자 초청장, @react-pdf/renderer) + 협진 병원 원본 워드 양식 의뢰서(DOCX). 상담 요약 PDF 는 없다.</w:t>
             </w:r>
           </w:p>
         </w:tc>
@@ -3770,7 +3786,7 @@
                 <w:sz w:val="18"/>
                 <w:rFonts w:eastAsia="맑은 고딕"/>
               </w:rPr>
-              <w:t>완료 · /app/api/pdf, src/lib/pdf</w:t>
+              <w:t>완료 · /app/api/pdf/{consent,quotation}, src/lib/pdf, /app/api/coordinator/inquiries/[id]/referral-docx</w:t>
             </w:r>
           </w:p>
         </w:tc>
@@ -3843,7 +3859,7 @@
                 <w:sz w:val="18"/>
                 <w:rFonts w:eastAsia="맑은 고딕"/>
               </w:rPr>
-              <w:t>환자 증상·희망 치료·예산 기반 병원 자동 추천. Gemini Flash(최신 별칭) + RAG 3계층(DB/HIRA/Google). 다국어 결과 반환. (사업계획서 p.27)</w:t>
+              <w:t>환자 증상·희망 치료·예산 기반 병원 자동 추천. Gemini Flash(최신 별칭) + RAG(자체 DB 벡터 → HIRA·네이버 실시간 보조검색; 구글 검색 그라운딩은 미작동). 6개 언어 결과. DB 에 없는 병원은 추천하지 않는다. (사업계획서 p.27)</w:t>
             </w:r>
           </w:p>
         </w:tc>
@@ -3860,7 +3876,7 @@
                 <w:sz w:val="18"/>
                 <w:rFonts w:eastAsia="맑은 고딕"/>
               </w:rPr>
-              <w:t>완료 · /app/api/chat, src/lib/chat/generateReply.ts, src/lib/rag</w:t>
+              <w:t>완료 · /app/api/public/chat/*, src/lib/chat/{generateReply,externalSearch}.ts, src/lib/rag</w:t>
             </w:r>
           </w:p>
         </w:tc>
@@ -4113,7 +4129,7 @@
                 <w:sz w:val="18"/>
                 <w:rFonts w:eastAsia="맑은 고딕"/>
               </w:rPr>
-              <w:t>Gemini 기반 AI Agent. 러시아어·카자흐어·한국어·영어 지원. RAG 기반 병원 정보 응답. 사람 상담원 이관 로직 포함.</w:t>
+              <w:t>Gemini 기반 AI Agent. 6개 언어(ko·en·ru·kz·zh·ja). RAG 기반 병원 정보 응답. 3턴 넘기면 문의로 승격, 자료·사람 요청 시 이관. 완치 단정·지어낸 병원·연락처 없는 「접수됨」 차단.</w:t>
             </w:r>
           </w:p>
         </w:tc>
@@ -4130,7 +4146,7 @@
                 <w:sz w:val="18"/>
                 <w:rFonts w:eastAsia="맑은 고딕"/>
               </w:rPr>
-              <w:t>완료 · /app/api/chat, src/lib/chat, src/lib/rag</w:t>
+              <w:t>완료 · /app/api/public/chat/*, src/lib/chat, src/lib/rag, /app/api/webhooks/{telegram,whatsapp}</w:t>
             </w:r>
           </w:p>
         </w:tc>
@@ -4383,7 +4399,7 @@
                 <w:sz w:val="18"/>
                 <w:rFonts w:eastAsia="맑은 고딕"/>
               </w:rPr>
-              <w:t>화상상담 및 채팅 중 러시아어↔한국어 실시간 번역. 특허 10-2868334 기반. (사업계획서 p.28)</w:t>
+              <w:t>화상상담 및 채팅 중 6개 언어 실시간 번역·자막(화자·시각·원어 표시), 통역 음성 봇. 특허 10-2868334 기반. (사업계획서 p.28)</w:t>
             </w:r>
           </w:p>
         </w:tc>
@@ -4392,16 +4408,15 @@
             <w:tcW w:type="dxa" w:w="1815"/>
           </w:tcPr>
           <w:p>
-            <w:r>
-              <w:t>완료 · /app/api/translate-text, /app/consultation/[id] (상담방 실시간 자막 가동: 통역 자막 3,277건 축적)</w:t>
-            </w:r>
-            <w:r>
-              <w:rPr>
-                <w:rFonts w:ascii="맑은 고딕" w:hAnsi="맑은 고딕"/>
-                <w:b w:val="0"/>
-                <w:sz w:val="18"/>
-                <w:rFonts w:eastAsia="맑은 고딕"/>
-              </w:rPr>
+            <w:r/>
+            <w:r>
+              <w:rPr>
+                <w:rFonts w:ascii="맑은 고딕" w:hAnsi="맑은 고딕"/>
+                <w:b w:val="0"/>
+                <w:sz w:val="18"/>
+                <w:rFonts w:eastAsia="맑은 고딕"/>
+              </w:rPr>
+              <w:t>완료 · /app/api/translate-text, /app/api/khidi/consultation/[id]/{stt,interpreter}, agents/live-translate (통역 자막 3,735건 축적)</w:t>
             </w:r>
           </w:p>
         </w:tc>
@@ -4474,7 +4489,7 @@
                 <w:sz w:val="18"/>
                 <w:rFonts w:eastAsia="맑은 고딕"/>
               </w:rPr>
-              <w:t>환자-의료진 일정 조율, 예약 확정, 리마인더 발송. 달력 UI 제공.</w:t>
+              <w:t>상담 예약(환자·시각), 초대 메일(.ics), 구글 캘린더 자동 등록, 리마인더 자동 발송, 환자 달력.</w:t>
             </w:r>
           </w:p>
         </w:tc>
@@ -4491,7 +4506,7 @@
                 <w:sz w:val="18"/>
                 <w:rFonts w:eastAsia="맑은 고딕"/>
               </w:rPr>
-              <w:t>부분구현 · /app/patient/calendar (리마인더 자동 발송 가동. 의료진 일정 연동만 남음)</w:t>
+              <w:t>부분구현 · /app/coordinator/consultations, src/lib/calendar/googleCalendar.ts, /app/api/cron/dispatch-reminders (남은 것 = 병원 가용 일정 입력 화면)</w:t>
             </w:r>
           </w:p>
         </w:tc>
@@ -4646,15 +4661,16 @@
             <w:tcW w:type="dxa" w:w="1815"/>
           </w:tcPr>
           <w:p>
-            <w:r/>
-            <w:r>
-              <w:rPr>
-                <w:rFonts w:ascii="맑은 고딕" w:hAnsi="맑은 고딕"/>
-                <w:b w:val="0"/>
-                <w:sz w:val="18"/>
-                <w:rFonts w:eastAsia="맑은 고딕"/>
-              </w:rPr>
-              <w:t>귀국 후 환자 건강상태 주기적 체크인. 증상 입력, 검사결과 업로드, AI 이상 감지 알림. (사업계획서 p.29, 공고문 p.8)</w:t>
+            <w:r>
+              <w:t>귀국 후 환자 건강상태 주기적 체크인. 증상 입력, 검사결과 업로드, 규칙 기반 위험도 판정(응급 키워드+점수식: AI 호출 없음)·3일 침묵 경보·담당자 알림. (사업계획서 p.29, 공고문 p.8)</w:t>
+            </w:r>
+            <w:r>
+              <w:rPr>
+                <w:rFonts w:ascii="맑은 고딕" w:hAnsi="맑은 고딕"/>
+                <w:b w:val="0"/>
+                <w:sz w:val="18"/>
+                <w:rFonts w:eastAsia="맑은 고딕"/>
+              </w:rPr>
             </w:r>
           </w:p>
         </w:tc>
@@ -4671,7 +4687,7 @@
                 <w:sz w:val="18"/>
                 <w:rFonts w:eastAsia="맑은 고딕"/>
               </w:rPr>
-              <w:t>완료 · /app/patient/symptoms, /app/api/khidi/followup (증상 기록 + 이상 징후 자동 분석·담당자 알림)</w:t>
+              <w:t>완료 · /app/patient/symptoms, /app/api/khidi/followup, /app/api/cron/detect-silent-patients, src/lib/followup/symptomAnalyzer.ts</w:t>
             </w:r>
           </w:p>
         </w:tc>
@@ -4761,7 +4777,7 @@
                 <w:sz w:val="18"/>
                 <w:rFonts w:eastAsia="맑은 고딕"/>
               </w:rPr>
-              <w:t>부분구현 · /app/education (콘텐츠 18건·러시아어 전건 발행 완료. 단계별 자동 발송의 화면 연결만 남음)</w:t>
+              <w:t>완료 · /app/education, /app/admin/education, /app/api/cron/dispatch-surveys (콘텐츠 18건·6개 언어. 단계별 자동 발송 D+7·14·30·90·180 연결 2026-08-25, 실환자 발송 0)</w:t>
             </w:r>
           </w:p>
         </w:tc>
@@ -5031,7 +5047,7 @@
                 <w:sz w:val="18"/>
                 <w:rFonts w:eastAsia="맑은 고딕"/>
               </w:rPr>
-              <w:t>완료 · /app/api/rag, migrations/20260223_auto_translate_fields</w:t>
+              <w:t>완료 · /app/api/translate, src/lib/translate.ts(triggerMultiLangTranslation), scripts/batch-translate-all.mjs, /app/coordinator/content</w:t>
             </w:r>
           </w:p>
         </w:tc>
@@ -5284,7 +5300,7 @@
                 <w:sz w:val="18"/>
                 <w:rFonts w:eastAsia="맑은 고딕"/>
               </w:rPr>
-              <w:t>병원 정보 관리, 의료진 등록, 협진 의뢰(리드) 수신, 진료 결과 입력.</w:t>
+              <w:t>협진 의뢰(리드) 수신·상태 갱신(치료 확정 → 유치 자동 반영)·견적 회신·CSV. 병원 정보·시술 카탈로그는 플래그 비활성(공개 연동 준비 중), 진료 결과 입력·가용 일정 화면은 없다. 의료진 등록은 /admin/doctors.</w:t>
             </w:r>
           </w:p>
         </w:tc>
@@ -5301,7 +5317,7 @@
                 <w:sz w:val="18"/>
                 <w:rFonts w:eastAsia="맑은 고딕"/>
               </w:rPr>
-              <w:t>완료 · /app/hospital/* (구 파트너 경로에서 개명), migrations/20260407_partner_doctors_branches</w:t>
+              <w:t>부분구현 · /app/hospital/{,leads} (구 파트너 경로에서 개명), app/hospital/_components/featureFlags.js</w:t>
             </w:r>
           </w:p>
         </w:tc>
@@ -5464,7 +5480,7 @@
                 <w:sz w:val="18"/>
                 <w:rFonts w:eastAsia="맑은 고딕"/>
               </w:rPr>
-              <w:t>예약 확인, 상담 완료, 경과 체크인 리마인더. Resend API + React Email 템플릿.</w:t>
+              <w:t>접수 확인, 상담 초대(.ics), 리마인더, 설문, 교육 콘텐츠, 관리자 알림. Resend(폴백 AWS SES) + TS 템플릿 6개 언어. 발신 도메인 healwith.co.kr.</w:t>
             </w:r>
           </w:p>
         </w:tc>
@@ -5473,15 +5489,16 @@
             <w:tcW w:type="dxa" w:w="1815"/>
           </w:tcPr>
           <w:p>
-            <w:r/>
-            <w:r>
-              <w:rPr>
-                <w:rFonts w:ascii="맑은 고딕" w:hAnsi="맑은 고딕"/>
-                <w:b w:val="0"/>
-                <w:sz w:val="18"/>
-                <w:rFonts w:eastAsia="맑은 고딕"/>
-              </w:rPr>
-              <w:t>완료 · src/lib/email/sendEmail.ts, src/lib/email</w:t>
+            <w:r>
+              <w:t>완료 · src/lib/email/sendEmail.ts, src/lib/email/templates/*, /app/api/cron/dispatch-* (경로 src/lib/email/sendEmail.ts 은 없다. 옛 표기)</w:t>
+            </w:r>
+            <w:r>
+              <w:rPr>
+                <w:rFonts w:ascii="맑은 고딕" w:hAnsi="맑은 고딕"/>
+                <w:b w:val="0"/>
+                <w:sz w:val="18"/>
+                <w:rFonts w:eastAsia="맑은 고딕"/>
+              </w:rPr>
             </w:r>
           </w:p>
         </w:tc>
@@ -5554,7 +5571,7 @@
                 <w:sz w:val="18"/>
                 <w:rFonts w:eastAsia="맑은 고딕"/>
               </w:rPr>
-              <w:t>상담 이관, 신규 문의, 의료진 회신 실시간 알림. Supabase Realtime 기반.</w:t>
+              <w:t>신규 문의·환자 새 글·소견 도착·증상 경보·식은 문의 인앱 알림(벨, 30초 폴링) + 스토어 앱 FCM 푸시.</w:t>
             </w:r>
           </w:p>
         </w:tc>
@@ -5571,7 +5588,7 @@
                 <w:sz w:val="18"/>
                 <w:rFonts w:eastAsia="맑은 고딕"/>
               </w:rPr>
-              <w:t>완료 · src/hooks/useNotifications.ts, src/lib/push/fcm.ts (Supabase Realtime 구독 + FCM 푸시)</w:t>
+              <w:t>완료 · src/lib/notifications/{inApp,pushBridge,pushPolicy}.ts, src/lib/push/*, src/components/NotificationBell.jsx (Realtime 은 상담방 메시지에만)</w:t>
             </w:r>
           </w:p>
         </w:tc>
@@ -5644,7 +5661,7 @@
                 <w:sz w:val="18"/>
                 <w:rFonts w:eastAsia="맑은 고딕"/>
               </w:rPr>
-              <w:t>환자 성명·연락처·의료정보 AES-256-GCM 암호화 저장 (암호화 칸 20개(*_encrypted) + inquiries 의 first_name·last_name·email·phone). encryptionV2.ts 활용.</w:t>
+              <w:t>환자 성명·연락처·의료정보 AES-256-GCM 암호화 저장 (암호화 칸 20개(*_encrypted, voice_notes 3칸은 2026-09-04 추가) + inquiries 의 first_name·last_name·email·phone). 값은 전건 암호문이나 칸 이름은 평문 시절 그대로.</w:t>
             </w:r>
           </w:p>
         </w:tc>
@@ -5653,15 +5670,16 @@
             <w:tcW w:type="dxa" w:w="1815"/>
           </w:tcPr>
           <w:p>
-            <w:r/>
-            <w:r>
-              <w:rPr>
-                <w:rFonts w:ascii="맑은 고딕" w:hAnsi="맑은 고딕"/>
-                <w:b w:val="0"/>
-                <w:sz w:val="18"/>
-                <w:rFonts w:eastAsia="맑은 고딕"/>
-              </w:rPr>
-              <w:t>완료 · src/lib/security/encryptionV2.ts, migrations/20260420_drop_cancer_intake_plaintext (실행 완료) · 20260420_drop_inquiries_plaintext_email (보류) (작성 완료·미실행)</w:t>
+            <w:r>
+              <w:t>완료 · src/lib/security/encryptionV2.ts (평문 칸 삭제 마이그레이션 20260420_drop_* 은 실행 금지: 돌리면 26~29건 소실)</w:t>
+            </w:r>
+            <w:r>
+              <w:rPr>
+                <w:rFonts w:ascii="맑은 고딕" w:hAnsi="맑은 고딕"/>
+                <w:b w:val="0"/>
+                <w:sz w:val="18"/>
+                <w:rFonts w:eastAsia="맑은 고딕"/>
+              </w:rPr>
             </w:r>
           </w:p>
         </w:tc>
@@ -5734,7 +5752,7 @@
                 <w:sz w:val="18"/>
                 <w:rFonts w:eastAsia="맑은 고딕"/>
               </w:rPr>
-              <w:t>공개 POST 엔드포인트 IP 기반 요청 제한. rateLimit.ts 활용.</w:t>
+              <w:t>공개 POST 엔드포인트 IP 기반 요청 제한(기본 분당 20회, 관문별 5~30). 인스턴스별 메모리가 아니라 공용 저장소(rate_limit_buckets)로 센다.</w:t>
             </w:r>
           </w:p>
         </w:tc>
@@ -5751,7 +5769,2546 @@
                 <w:sz w:val="18"/>
                 <w:rFonts w:eastAsia="맑은 고딕"/>
               </w:rPr>
-              <w:t>완료 · src/lib/rateLimit.ts</w:t>
+              <w:t>완료 · src/lib/rateLimit.ts, check:ratelimit-scope</w:t>
+            </w:r>
+          </w:p>
+        </w:tc>
+      </w:tr>
+      <w:tr>
+        <w:trPr>
+          <w:cantSplit/>
+        </w:trPr>
+        <w:tc>
+          <w:tcPr>
+            <w:tcW w:type="dxa" w:w="1815"/>
+          </w:tcPr>
+          <w:p>
+            <w:r/>
+            <w:r>
+              <w:rPr>
+                <w:rFonts w:ascii="맑은 고딕" w:hAnsi="맑은 고딕"/>
+                <w:b/>
+                <w:sz w:val="18"/>
+                <w:rFonts w:eastAsia="맑은 고딕"/>
+              </w:rPr>
+              <w:t>FR-29</w:t>
+            </w:r>
+          </w:p>
+        </w:tc>
+        <w:tc>
+          <w:tcPr>
+            <w:tcW w:type="dxa" w:w="1815"/>
+          </w:tcPr>
+          <w:p>
+            <w:r/>
+            <w:r>
+              <w:rPr>
+                <w:rFonts w:ascii="맑은 고딕" w:hAnsi="맑은 고딕"/>
+                <w:b w:val="0"/>
+                <w:sz w:val="18"/>
+                <w:rFonts w:eastAsia="맑은 고딕"/>
+              </w:rPr>
+              <w:t>해외 파트너 포털 2계층</w:t>
+            </w:r>
+          </w:p>
+        </w:tc>
+        <w:tc>
+          <w:tcPr>
+            <w:tcW w:type="dxa" w:w="1815"/>
+          </w:tcPr>
+          <w:p>
+            <w:r/>
+            <w:r>
+              <w:rPr>
+                <w:rFonts w:ascii="맑은 고딕" w:hAnsi="맑은 고딕"/>
+                <w:b w:val="0"/>
+                <w:sz w:val="18"/>
+                <w:rFonts w:eastAsia="맑은 고딕"/>
+              </w:rPr>
+              <w:t>H</w:t>
+            </w:r>
+          </w:p>
+        </w:tc>
+        <w:tc>
+          <w:tcPr>
+            <w:tcW w:type="dxa" w:w="1815"/>
+          </w:tcPr>
+          <w:p>
+            <w:r/>
+            <w:r>
+              <w:rPr>
+                <w:rFonts w:ascii="맑은 고딕" w:hAnsi="맑은 고딕"/>
+                <w:b w:val="0"/>
+                <w:sz w:val="18"/>
+                <w:rFonts w:eastAsia="맑은 고딕"/>
+              </w:rPr>
+              <w:t>해외 에이전시(/agency)·해외 의료기관(/clinic) 전용 포털. 의료기관만 검사결과·영상·소견을 올린다(사후관리 ICT ④). 케이스 메신저·단계 진행 확인.</w:t>
+            </w:r>
+          </w:p>
+        </w:tc>
+        <w:tc>
+          <w:tcPr>
+            <w:tcW w:type="dxa" w:w="1815"/>
+          </w:tcPr>
+          <w:p>
+            <w:r/>
+            <w:r>
+              <w:rPr>
+                <w:rFonts w:ascii="맑은 고딕" w:hAnsi="맑은 고딕"/>
+                <w:b w:val="0"/>
+                <w:sz w:val="18"/>
+                <w:rFonts w:eastAsia="맑은 고딕"/>
+              </w:rPr>
+              <w:t>완료 · /app/agency, /app/clinic, /app/api/agency/*</w:t>
+            </w:r>
+          </w:p>
+        </w:tc>
+      </w:tr>
+      <w:tr>
+        <w:trPr>
+          <w:cantSplit/>
+        </w:trPr>
+        <w:tc>
+          <w:tcPr>
+            <w:tcW w:type="dxa" w:w="1815"/>
+          </w:tcPr>
+          <w:p>
+            <w:r/>
+            <w:r>
+              <w:rPr>
+                <w:rFonts w:ascii="맑은 고딕" w:hAnsi="맑은 고딕"/>
+                <w:b/>
+                <w:sz w:val="18"/>
+                <w:rFonts w:eastAsia="맑은 고딕"/>
+              </w:rPr>
+              <w:t>FR-30</w:t>
+            </w:r>
+          </w:p>
+        </w:tc>
+        <w:tc>
+          <w:tcPr>
+            <w:tcW w:type="dxa" w:w="1815"/>
+          </w:tcPr>
+          <w:p>
+            <w:r/>
+            <w:r>
+              <w:rPr>
+                <w:rFonts w:ascii="맑은 고딕" w:hAnsi="맑은 고딕"/>
+                <w:b w:val="0"/>
+                <w:sz w:val="18"/>
+                <w:rFonts w:eastAsia="맑은 고딕"/>
+              </w:rPr>
+              <w:t>전문의 소견 수집·전달</w:t>
+            </w:r>
+          </w:p>
+        </w:tc>
+        <w:tc>
+          <w:tcPr>
+            <w:tcW w:type="dxa" w:w="1815"/>
+          </w:tcPr>
+          <w:p>
+            <w:r/>
+            <w:r>
+              <w:rPr>
+                <w:rFonts w:ascii="맑은 고딕" w:hAnsi="맑은 고딕"/>
+                <w:b w:val="0"/>
+                <w:sz w:val="18"/>
+                <w:rFonts w:eastAsia="맑은 고딕"/>
+              </w:rPr>
+              <w:t>H</w:t>
+            </w:r>
+          </w:p>
+        </w:tc>
+        <w:tc>
+          <w:tcPr>
+            <w:tcW w:type="dxa" w:w="1815"/>
+          </w:tcPr>
+          <w:p>
+            <w:r/>
+            <w:r>
+              <w:rPr>
+                <w:rFonts w:ascii="맑은 고딕" w:hAnsi="맑은 고딕"/>
+                <w:b w:val="0"/>
+                <w:sz w:val="18"/>
+                <w:rFonts w:eastAsia="맑은 고딕"/>
+              </w:rPr>
+              <w:t>계정 없는 협진 전문의가 링크로 소견을 작성·제출 → 환자 언어 번역 초안 → 코디 교정 → 공식 문서로 환자 전달. 전달 시점이 K-02 판정 기준.</w:t>
+            </w:r>
+          </w:p>
+        </w:tc>
+        <w:tc>
+          <w:tcPr>
+            <w:tcW w:type="dxa" w:w="1815"/>
+          </w:tcPr>
+          <w:p>
+            <w:r/>
+            <w:r>
+              <w:rPr>
+                <w:rFonts w:ascii="맑은 고딕" w:hAnsi="맑은 고딕"/>
+                <w:b w:val="0"/>
+                <w:sz w:val="18"/>
+                <w:rFonts w:eastAsia="맑은 고딕"/>
+              </w:rPr>
+              <w:t>완료 · /app/opinion/[token], /app/api/opinions/*, src/lib/opinions</w:t>
+            </w:r>
+          </w:p>
+        </w:tc>
+      </w:tr>
+      <w:tr>
+        <w:trPr>
+          <w:cantSplit/>
+        </w:trPr>
+        <w:tc>
+          <w:tcPr>
+            <w:tcW w:type="dxa" w:w="1815"/>
+          </w:tcPr>
+          <w:p>
+            <w:r/>
+            <w:r>
+              <w:rPr>
+                <w:rFonts w:ascii="맑은 고딕" w:hAnsi="맑은 고딕"/>
+                <w:b/>
+                <w:sz w:val="18"/>
+                <w:rFonts w:eastAsia="맑은 고딕"/>
+              </w:rPr>
+              <w:t>FR-31</w:t>
+            </w:r>
+          </w:p>
+        </w:tc>
+        <w:tc>
+          <w:tcPr>
+            <w:tcW w:type="dxa" w:w="1815"/>
+          </w:tcPr>
+          <w:p>
+            <w:r/>
+            <w:r>
+              <w:rPr>
+                <w:rFonts w:ascii="맑은 고딕" w:hAnsi="맑은 고딕"/>
+                <w:b w:val="0"/>
+                <w:sz w:val="18"/>
+                <w:rFonts w:eastAsia="맑은 고딕"/>
+              </w:rPr>
+              <w:t>환자 진행상황 화면(가입 불필요)</w:t>
+            </w:r>
+          </w:p>
+        </w:tc>
+        <w:tc>
+          <w:tcPr>
+            <w:tcW w:type="dxa" w:w="1815"/>
+          </w:tcPr>
+          <w:p>
+            <w:r/>
+            <w:r>
+              <w:rPr>
+                <w:rFonts w:ascii="맑은 고딕" w:hAnsi="맑은 고딕"/>
+                <w:b w:val="0"/>
+                <w:sz w:val="18"/>
+                <w:rFonts w:eastAsia="맑은 고딕"/>
+              </w:rPr>
+              <w:t>H</w:t>
+            </w:r>
+          </w:p>
+        </w:tc>
+        <w:tc>
+          <w:tcPr>
+            <w:tcW w:type="dxa" w:w="1815"/>
+          </w:tcPr>
+          <w:p>
+            <w:r/>
+            <w:r>
+              <w:rPr>
+                <w:rFonts w:ascii="맑은 고딕" w:hAnsi="맑은 고딕"/>
+                <w:b w:val="0"/>
+                <w:sz w:val="18"/>
+                <w:rFonts w:eastAsia="맑은 고딕"/>
+              </w:rPr>
+              <w:t>접수한 사람 누구나 링크로 6단계 진행·소식·우리가 준 문서·추가 자료 올리기. 환자 글은 코디에게 배지·알림.</w:t>
+            </w:r>
+          </w:p>
+        </w:tc>
+        <w:tc>
+          <w:tcPr>
+            <w:tcW w:type="dxa" w:w="1815"/>
+          </w:tcPr>
+          <w:p>
+            <w:r/>
+            <w:r>
+              <w:rPr>
+                <w:rFonts w:ascii="맑은 고딕" w:hAnsi="맑은 고딕"/>
+                <w:b w:val="0"/>
+                <w:sz w:val="18"/>
+                <w:rFonts w:eastAsia="맑은 고딕"/>
+              </w:rPr>
+              <w:t>완료 · /app/claim/[token], /app/api/inquiries/claim/*</w:t>
+            </w:r>
+          </w:p>
+        </w:tc>
+      </w:tr>
+      <w:tr>
+        <w:trPr>
+          <w:cantSplit/>
+        </w:trPr>
+        <w:tc>
+          <w:tcPr>
+            <w:tcW w:type="dxa" w:w="1815"/>
+          </w:tcPr>
+          <w:p>
+            <w:r/>
+            <w:r>
+              <w:rPr>
+                <w:rFonts w:ascii="맑은 고딕" w:hAnsi="맑은 고딕"/>
+                <w:b/>
+                <w:sz w:val="18"/>
+                <w:rFonts w:eastAsia="맑은 고딕"/>
+              </w:rPr>
+              <w:t>FR-32</w:t>
+            </w:r>
+          </w:p>
+        </w:tc>
+        <w:tc>
+          <w:tcPr>
+            <w:tcW w:type="dxa" w:w="1815"/>
+          </w:tcPr>
+          <w:p>
+            <w:r/>
+            <w:r>
+              <w:rPr>
+                <w:rFonts w:ascii="맑은 고딕" w:hAnsi="맑은 고딕"/>
+                <w:b w:val="0"/>
+                <w:sz w:val="18"/>
+                <w:rFonts w:eastAsia="맑은 고딕"/>
+              </w:rPr>
+              <w:t>만족도 설문 자동 발송·집계</w:t>
+            </w:r>
+          </w:p>
+        </w:tc>
+        <w:tc>
+          <w:tcPr>
+            <w:tcW w:type="dxa" w:w="1815"/>
+          </w:tcPr>
+          <w:p>
+            <w:r/>
+            <w:r>
+              <w:rPr>
+                <w:rFonts w:ascii="맑은 고딕" w:hAnsi="맑은 고딕"/>
+                <w:b w:val="0"/>
+                <w:sz w:val="18"/>
+                <w:rFonts w:eastAsia="맑은 고딕"/>
+              </w:rPr>
+              <w:t>H</w:t>
+            </w:r>
+          </w:p>
+        </w:tc>
+        <w:tc>
+          <w:tcPr>
+            <w:tcW w:type="dxa" w:w="1815"/>
+          </w:tcPr>
+          <w:p>
+            <w:r/>
+            <w:r>
+              <w:rPr>
+                <w:rFonts w:ascii="맑은 고딕" w:hAnsi="맑은 고딕"/>
+                <w:b w:val="0"/>
+                <w:sz w:val="18"/>
+                <w:rFonts w:eastAsia="맑은 고딕"/>
+              </w:rPr>
+              <w:t>상담 완료 +24h 에 5문항 설문 발송, /survey/&lt;토큰&gt; 응답, 코디·관리자 화면 집계, 시험 데이터 제외, 표본부족 가드. K-03 의 유일한 원천.</w:t>
+            </w:r>
+          </w:p>
+        </w:tc>
+        <w:tc>
+          <w:tcPr>
+            <w:tcW w:type="dxa" w:w="1815"/>
+          </w:tcPr>
+          <w:p>
+            <w:r/>
+            <w:r>
+              <w:rPr>
+                <w:rFonts w:ascii="맑은 고딕" w:hAnsi="맑은 고딕"/>
+                <w:b w:val="0"/>
+                <w:sz w:val="18"/>
+                <w:rFonts w:eastAsia="맑은 고딕"/>
+              </w:rPr>
+              <w:t>완료 · /app/survey/[token], /app/api/cron/dispatch-surveys, src/lib/surveys (실환자 응답 0)</w:t>
+            </w:r>
+          </w:p>
+        </w:tc>
+      </w:tr>
+      <w:tr>
+        <w:trPr>
+          <w:cantSplit/>
+        </w:trPr>
+        <w:tc>
+          <w:tcPr>
+            <w:tcW w:type="dxa" w:w="1815"/>
+          </w:tcPr>
+          <w:p>
+            <w:r/>
+            <w:r>
+              <w:rPr>
+                <w:rFonts w:ascii="맑은 고딕" w:hAnsi="맑은 고딕"/>
+                <w:b/>
+                <w:sz w:val="18"/>
+                <w:rFonts w:eastAsia="맑은 고딕"/>
+              </w:rPr>
+              <w:t>FR-33</w:t>
+            </w:r>
+          </w:p>
+        </w:tc>
+        <w:tc>
+          <w:tcPr>
+            <w:tcW w:type="dxa" w:w="1815"/>
+          </w:tcPr>
+          <w:p>
+            <w:r/>
+            <w:r>
+              <w:rPr>
+                <w:rFonts w:ascii="맑은 고딕" w:hAnsi="맑은 고딕"/>
+                <w:b w:val="0"/>
+                <w:sz w:val="18"/>
+                <w:rFonts w:eastAsia="맑은 고딕"/>
+              </w:rPr>
+              <w:t>스토어 앱(iOS/Android)</w:t>
+            </w:r>
+          </w:p>
+        </w:tc>
+        <w:tc>
+          <w:tcPr>
+            <w:tcW w:type="dxa" w:w="1815"/>
+          </w:tcPr>
+          <w:p>
+            <w:r/>
+            <w:r>
+              <w:rPr>
+                <w:rFonts w:ascii="맑은 고딕" w:hAnsi="맑은 고딕"/>
+                <w:b w:val="0"/>
+                <w:sz w:val="18"/>
+                <w:rFonts w:eastAsia="맑은 고딕"/>
+              </w:rPr>
+              <w:t>M</w:t>
+            </w:r>
+          </w:p>
+        </w:tc>
+        <w:tc>
+          <w:tcPr>
+            <w:tcW w:type="dxa" w:w="1815"/>
+          </w:tcPr>
+          <w:p>
+            <w:r>
+              <w:t>Capacitor 라이브로드 앱: 푸시·딥링크·네이티브 로그인·계정 삭제·구판 감지. 스토어 요구사항(광고 ID 없음·AI 고지) 반영.</w:t>
+            </w:r>
+            <w:r>
+              <w:rPr>
+                <w:rFonts w:ascii="맑은 고딕" w:hAnsi="맑은 고딕"/>
+                <w:b w:val="0"/>
+                <w:sz w:val="18"/>
+                <w:rFonts w:eastAsia="맑은 고딕"/>
+              </w:rPr>
+            </w:r>
+          </w:p>
+        </w:tc>
+        <w:tc>
+          <w:tcPr>
+            <w:tcW w:type="dxa" w:w="1815"/>
+          </w:tcPr>
+          <w:p>
+            <w:r/>
+            <w:r>
+              <w:rPr>
+                <w:rFonts w:ascii="맑은 고딕" w:hAnsi="맑은 고딕"/>
+                <w:b w:val="0"/>
+                <w:sz w:val="18"/>
+                <w:rFonts w:eastAsia="맑은 고딕"/>
+              </w:rPr>
+              <w:t>완료 · capacitor.config.ts, android/, ios/, codemagic.yaml, /app/app (구글 검토·애플 심사 대기)</w:t>
+            </w:r>
+          </w:p>
+        </w:tc>
+      </w:tr>
+      <w:tr>
+        <w:trPr>
+          <w:cantSplit/>
+        </w:trPr>
+        <w:tc>
+          <w:tcPr>
+            <w:tcW w:type="dxa" w:w="1815"/>
+          </w:tcPr>
+          <w:p>
+            <w:r/>
+            <w:r>
+              <w:rPr>
+                <w:rFonts w:ascii="맑은 고딕" w:hAnsi="맑은 고딕"/>
+                <w:b/>
+                <w:sz w:val="18"/>
+                <w:rFonts w:eastAsia="맑은 고딕"/>
+              </w:rPr>
+              <w:t>FR-34</w:t>
+            </w:r>
+          </w:p>
+        </w:tc>
+        <w:tc>
+          <w:tcPr>
+            <w:tcW w:type="dxa" w:w="1815"/>
+          </w:tcPr>
+          <w:p>
+            <w:r/>
+            <w:r>
+              <w:rPr>
+                <w:rFonts w:ascii="맑은 고딕" w:hAnsi="맑은 고딕"/>
+                <w:b w:val="0"/>
+                <w:sz w:val="18"/>
+                <w:rFonts w:eastAsia="맑은 고딕"/>
+              </w:rPr>
+              <w:t>음성 메모 판독</w:t>
+            </w:r>
+          </w:p>
+        </w:tc>
+        <w:tc>
+          <w:tcPr>
+            <w:tcW w:type="dxa" w:w="1815"/>
+          </w:tcPr>
+          <w:p>
+            <w:r/>
+            <w:r>
+              <w:rPr>
+                <w:rFonts w:ascii="맑은 고딕" w:hAnsi="맑은 고딕"/>
+                <w:b w:val="0"/>
+                <w:sz w:val="18"/>
+                <w:rFonts w:eastAsia="맑은 고딕"/>
+              </w:rPr>
+              <w:t>M</w:t>
+            </w:r>
+          </w:p>
+        </w:tc>
+        <w:tc>
+          <w:tcPr>
+            <w:tcW w:type="dxa" w:w="1815"/>
+          </w:tcPr>
+          <w:p>
+            <w:r/>
+            <w:r>
+              <w:rPr>
+                <w:rFonts w:ascii="맑은 고딕" w:hAnsi="맑은 고딕"/>
+                <w:b w:val="0"/>
+                <w:sz w:val="18"/>
+                <w:rFonts w:eastAsia="맑은 고딕"/>
+              </w:rPr>
+              <w:t>왓츠앱·텔레그램 음성 메모를 AI 가 받아써 코디가 듣지 않고 읽는다. 문의 생성 전에도 가능. 연락처·국적 자동 채움.</w:t>
+            </w:r>
+          </w:p>
+        </w:tc>
+        <w:tc>
+          <w:tcPr>
+            <w:tcW w:type="dxa" w:w="1815"/>
+          </w:tcPr>
+          <w:p>
+            <w:r/>
+            <w:r>
+              <w:rPr>
+                <w:rFonts w:ascii="맑은 고딕" w:hAnsi="맑은 고딕"/>
+                <w:b w:val="0"/>
+                <w:sz w:val="18"/>
+                <w:rFonts w:eastAsia="맑은 고딕"/>
+              </w:rPr>
+              <w:t>완료 · /app/coordinator/voice, /app/api/coordinator/voice-notes, voice_notes(암호화)</w:t>
+            </w:r>
+          </w:p>
+        </w:tc>
+      </w:tr>
+      <w:tr>
+        <w:trPr>
+          <w:cantSplit/>
+        </w:trPr>
+        <w:tc>
+          <w:tcPr>
+            <w:tcW w:type="dxa" w:w="1815"/>
+          </w:tcPr>
+          <w:p>
+            <w:r/>
+            <w:r>
+              <w:rPr>
+                <w:rFonts w:ascii="맑은 고딕" w:hAnsi="맑은 고딕"/>
+                <w:b/>
+                <w:sz w:val="18"/>
+                <w:rFonts w:eastAsia="맑은 고딕"/>
+              </w:rPr>
+              <w:t>FR-35</w:t>
+            </w:r>
+          </w:p>
+        </w:tc>
+        <w:tc>
+          <w:tcPr>
+            <w:tcW w:type="dxa" w:w="1815"/>
+          </w:tcPr>
+          <w:p>
+            <w:r/>
+            <w:r>
+              <w:rPr>
+                <w:rFonts w:ascii="맑은 고딕" w:hAnsi="맑은 고딕"/>
+                <w:b w:val="0"/>
+                <w:sz w:val="18"/>
+                <w:rFonts w:eastAsia="맑은 고딕"/>
+              </w:rPr>
+              <w:t>콘텐츠 편집기·번역 품질 가드</w:t>
+            </w:r>
+          </w:p>
+        </w:tc>
+        <w:tc>
+          <w:tcPr>
+            <w:tcW w:type="dxa" w:w="1815"/>
+          </w:tcPr>
+          <w:p>
+            <w:r/>
+            <w:r>
+              <w:rPr>
+                <w:rFonts w:ascii="맑은 고딕" w:hAnsi="맑은 고딕"/>
+                <w:b w:val="0"/>
+                <w:sz w:val="18"/>
+                <w:rFonts w:eastAsia="맑은 고딕"/>
+              </w:rPr>
+              <w:t>H</w:t>
+            </w:r>
+          </w:p>
+        </w:tc>
+        <w:tc>
+          <w:tcPr>
+            <w:tcW w:type="dxa" w:w="1815"/>
+          </w:tcPr>
+          <w:p>
+            <w:r/>
+            <w:r>
+              <w:rPr>
+                <w:rFonts w:ascii="맑은 고딕" w:hAnsi="맑은 고딕"/>
+                <w:b w:val="0"/>
+                <w:sz w:val="18"/>
+                <w:rFonts w:eastAsia="맑은 고딕"/>
+              </w:rPr>
+              <w:t>코디가 화면 문구·치료법·암종·FAQ·병원 소개 등 249칸을 6개 언어로 직접 수정. CI 가 ru·kz 누락·사실 유실·용어 흔들림을 차단. 검수 전 「제안」 표시.</w:t>
+            </w:r>
+          </w:p>
+        </w:tc>
+        <w:tc>
+          <w:tcPr>
+            <w:tcW w:type="dxa" w:w="1815"/>
+          </w:tcPr>
+          <w:p>
+            <w:r/>
+            <w:r>
+              <w:rPr>
+                <w:rFonts w:ascii="맑은 고딕" w:hAnsi="맑은 고딕"/>
+                <w:b w:val="0"/>
+                <w:sz w:val="18"/>
+                <w:rFonts w:eastAsia="맑은 고딕"/>
+              </w:rPr>
+              <w:t>완료 · /app/coordinator/content, src/lib/i18n/glossary.js, scripts/check-i18n-*.mjs</w:t>
+            </w:r>
+          </w:p>
+        </w:tc>
+      </w:tr>
+      <w:tr>
+        <w:trPr>
+          <w:cantSplit/>
+        </w:trPr>
+        <w:tc>
+          <w:tcPr>
+            <w:tcW w:type="dxa" w:w="1815"/>
+          </w:tcPr>
+          <w:p>
+            <w:r/>
+            <w:r>
+              <w:rPr>
+                <w:rFonts w:ascii="맑은 고딕" w:hAnsi="맑은 고딕"/>
+                <w:b/>
+                <w:sz w:val="18"/>
+                <w:rFonts w:eastAsia="맑은 고딕"/>
+              </w:rPr>
+              <w:t>FR-36</w:t>
+            </w:r>
+          </w:p>
+        </w:tc>
+        <w:tc>
+          <w:tcPr>
+            <w:tcW w:type="dxa" w:w="1815"/>
+          </w:tcPr>
+          <w:p>
+            <w:r/>
+            <w:r>
+              <w:rPr>
+                <w:rFonts w:ascii="맑은 고딕" w:hAnsi="맑은 고딕"/>
+                <w:b w:val="0"/>
+                <w:sz w:val="18"/>
+                <w:rFonts w:eastAsia="맑은 고딕"/>
+              </w:rPr>
+              <w:t>유치 운영 자동화</w:t>
+            </w:r>
+          </w:p>
+        </w:tc>
+        <w:tc>
+          <w:tcPr>
+            <w:tcW w:type="dxa" w:w="1815"/>
+          </w:tcPr>
+          <w:p>
+            <w:r/>
+            <w:r>
+              <w:rPr>
+                <w:rFonts w:ascii="맑은 고딕" w:hAnsi="맑은 고딕"/>
+                <w:b w:val="0"/>
+                <w:sz w:val="18"/>
+                <w:rFonts w:eastAsia="맑은 고딕"/>
+              </w:rPr>
+              <w:t>H</w:t>
+            </w:r>
+          </w:p>
+        </w:tc>
+        <w:tc>
+          <w:tcPr>
+            <w:tcW w:type="dxa" w:w="1815"/>
+          </w:tcPr>
+          <w:p>
+            <w:r/>
+            <w:r>
+              <w:rPr>
+                <w:rFonts w:ascii="맑은 고딕" w:hAnsi="맑은 고딕"/>
+                <w:b w:val="0"/>
+                <w:sz w:val="18"/>
+                <w:rFonts w:eastAsia="맑은 고딕"/>
+              </w:rPr>
+              <w:t>환자 새 글 알림·배지, 7일 무동작 「식은 문의」 감지, 결과(유치 확정/종료/이탈) 기록, 구글 캘린더 자동 등록, 시험 문의 자동 정리.</w:t>
+            </w:r>
+          </w:p>
+        </w:tc>
+        <w:tc>
+          <w:tcPr>
+            <w:tcW w:type="dxa" w:w="1815"/>
+          </w:tcPr>
+          <w:p>
+            <w:r/>
+            <w:r>
+              <w:rPr>
+                <w:rFonts w:ascii="맑은 고딕" w:hAnsi="맑은 고딕"/>
+                <w:b w:val="0"/>
+                <w:sz w:val="18"/>
+                <w:rFonts w:eastAsia="맑은 고딕"/>
+              </w:rPr>
+              <w:t>완료 · /app/api/cron/{detect-cold-leads,kpi-snapshot}, /app/coordinator/inbox, src/lib/khidi/inquiryOutcome.ts</w:t>
+            </w:r>
+          </w:p>
+        </w:tc>
+      </w:tr>
+      <w:tr>
+        <w:trPr>
+          <w:cantSplit/>
+        </w:trPr>
+        <w:tc>
+          <w:tcPr>
+            <w:tcW w:type="dxa" w:w="1815"/>
+          </w:tcPr>
+          <w:p>
+            <w:r/>
+            <w:r>
+              <w:rPr>
+                <w:rFonts w:ascii="맑은 고딕" w:hAnsi="맑은 고딕"/>
+                <w:b/>
+                <w:sz w:val="18"/>
+                <w:rFonts w:eastAsia="맑은 고딕"/>
+              </w:rPr>
+              <w:t>FR-37</w:t>
+            </w:r>
+          </w:p>
+        </w:tc>
+        <w:tc>
+          <w:tcPr>
+            <w:tcW w:type="dxa" w:w="1815"/>
+          </w:tcPr>
+          <w:p>
+            <w:r/>
+            <w:r>
+              <w:rPr>
+                <w:rFonts w:ascii="맑은 고딕" w:hAnsi="맑은 고딕"/>
+                <w:b w:val="0"/>
+                <w:sz w:val="18"/>
+                <w:rFonts w:eastAsia="맑은 고딕"/>
+              </w:rPr>
+              <w:t>검색엔진 색인 자동 제출</w:t>
+            </w:r>
+          </w:p>
+        </w:tc>
+        <w:tc>
+          <w:tcPr>
+            <w:tcW w:type="dxa" w:w="1815"/>
+          </w:tcPr>
+          <w:p>
+            <w:r/>
+            <w:r>
+              <w:rPr>
+                <w:rFonts w:ascii="맑은 고딕" w:hAnsi="맑은 고딕"/>
+                <w:b w:val="0"/>
+                <w:sz w:val="18"/>
+                <w:rFonts w:eastAsia="맑은 고딕"/>
+              </w:rPr>
+              <w:t>M</w:t>
+            </w:r>
+          </w:p>
+        </w:tc>
+        <w:tc>
+          <w:tcPr>
+            <w:tcW w:type="dxa" w:w="1815"/>
+          </w:tcPr>
+          <w:p>
+            <w:r/>
+            <w:r>
+              <w:rPr>
+                <w:rFonts w:ascii="맑은 고딕" w:hAnsi="맑은 고딕"/>
+                <w:b w:val="0"/>
+                <w:sz w:val="18"/>
+                <w:rFonts w:eastAsia="맑은 고딕"/>
+              </w:rPr>
+              <w:t>IndexNow(빙·얀덱스·네이버) 매일 자동 제출, 사이트맵 170쪽·hreflang·언어 접두어 링크 강제. 구글은 별도.</w:t>
+            </w:r>
+          </w:p>
+        </w:tc>
+        <w:tc>
+          <w:tcPr>
+            <w:tcW w:type="dxa" w:w="1815"/>
+          </w:tcPr>
+          <w:p>
+            <w:r/>
+            <w:r>
+              <w:rPr>
+                <w:rFonts w:ascii="맑은 고딕" w:hAnsi="맑은 고딕"/>
+                <w:b w:val="0"/>
+                <w:sz w:val="18"/>
+                <w:rFonts w:eastAsia="맑은 고딕"/>
+              </w:rPr>
+              <w:t>완료 · /app/api/cron/indexnow, src/lib/seo/indexNow.ts (효과는 2주 뒤 재측정)</w:t>
+            </w:r>
+          </w:p>
+        </w:tc>
+      </w:tr>
+    </w:tbl>
+    <w:p/>
+    <w:p>
+      <w:pPr>
+        <w:pStyle w:val="Heading2"/>
+      </w:pPr>
+      <w:r>
+        <w:rPr>
+          <w:rFonts w:ascii="맑은 고딕" w:hAnsi="맑은 고딕"/>
+          <w:b/>
+          <w:color w:val="00467F"/>
+          <w:sz w:val="24"/>
+          <w:rFonts w:eastAsia="맑은 고딕"/>
+        </w:rPr>
+        <w:t>3-1. 추적표: 요구 → 화면 → 기능 명세</w:t>
+      </w:r>
+    </w:p>
+    <w:p>
+      <w:r>
+        <w:rPr>
+          <w:rFonts w:ascii="맑은 고딕" w:hAnsi="맑은 고딕"/>
+          <w:b w:val="0"/>
+          <w:sz w:val="20"/>
+          <w:rFonts w:eastAsia="맑은 고딕"/>
+        </w:rPr>
+        <w:t>향후 개발자가 요구 하나를 잡으면 어느 화면(01-1)과 어느 기능 명세(02)를 봐야 하는지 한 줄로 찾게 한다.</w:t>
+      </w:r>
+    </w:p>
+    <w:tbl>
+      <w:tblPr>
+        <w:tblStyle w:val="TableGrid"/>
+        <w:tblW w:type="auto" w:w="0"/>
+        <w:tblLook w:firstColumn="1" w:firstRow="1" w:lastColumn="0" w:lastRow="0" w:noHBand="0" w:noVBand="1" w:val="04A0"/>
+      </w:tblPr>
+      <w:tblGrid>
+        <w:gridCol w:w="2269"/>
+        <w:gridCol w:w="2269"/>
+        <w:gridCol w:w="2269"/>
+        <w:gridCol w:w="2269"/>
+      </w:tblGrid>
+      <w:tr>
+        <w:trPr>
+          <w:tblHeader w:val="true"/>
+          <w:cantSplit/>
+        </w:trPr>
+        <w:tc>
+          <w:tcPr>
+            <w:tcW w:type="dxa" w:w="2269"/>
+            <w:shd w:val="clear" w:color="auto" w:fill="00467F"/>
+          </w:tcPr>
+          <w:p>
+            <w:r/>
+            <w:r>
+              <w:rPr>
+                <w:rFonts w:ascii="맑은 고딕" w:hAnsi="맑은 고딕"/>
+                <w:b/>
+                <w:color w:val="FFFFFF"/>
+                <w:sz w:val="18"/>
+                <w:rFonts w:eastAsia="맑은 고딕"/>
+              </w:rPr>
+              <w:t>FR</w:t>
+            </w:r>
+          </w:p>
+        </w:tc>
+        <w:tc>
+          <w:tcPr>
+            <w:tcW w:type="dxa" w:w="2269"/>
+            <w:shd w:val="clear" w:color="auto" w:fill="00467F"/>
+          </w:tcPr>
+          <w:p>
+            <w:r/>
+            <w:r>
+              <w:rPr>
+                <w:rFonts w:ascii="맑은 고딕" w:hAnsi="맑은 고딕"/>
+                <w:b/>
+                <w:color w:val="FFFFFF"/>
+                <w:sz w:val="18"/>
+                <w:rFonts w:eastAsia="맑은 고딕"/>
+              </w:rPr>
+              <w:t>화면(01-1)</w:t>
+            </w:r>
+          </w:p>
+        </w:tc>
+        <w:tc>
+          <w:tcPr>
+            <w:tcW w:type="dxa" w:w="2269"/>
+            <w:shd w:val="clear" w:color="auto" w:fill="00467F"/>
+          </w:tcPr>
+          <w:p>
+            <w:r/>
+            <w:r>
+              <w:rPr>
+                <w:rFonts w:ascii="맑은 고딕" w:hAnsi="맑은 고딕"/>
+                <w:b/>
+                <w:color w:val="FFFFFF"/>
+                <w:sz w:val="18"/>
+                <w:rFonts w:eastAsia="맑은 고딕"/>
+              </w:rPr>
+              <w:t>기능 명세(02)</w:t>
+            </w:r>
+          </w:p>
+        </w:tc>
+        <w:tc>
+          <w:tcPr>
+            <w:tcW w:type="dxa" w:w="2269"/>
+            <w:shd w:val="clear" w:color="auto" w:fill="00467F"/>
+          </w:tcPr>
+          <w:p>
+            <w:r/>
+            <w:r>
+              <w:rPr>
+                <w:rFonts w:ascii="맑은 고딕" w:hAnsi="맑은 고딕"/>
+                <w:b/>
+                <w:color w:val="FFFFFF"/>
+                <w:sz w:val="18"/>
+                <w:rFonts w:eastAsia="맑은 고딕"/>
+              </w:rPr>
+              <w:t>6대 ICT</w:t>
+            </w:r>
+          </w:p>
+        </w:tc>
+      </w:tr>
+      <w:tr>
+        <w:trPr>
+          <w:cantSplit/>
+        </w:trPr>
+        <w:tc>
+          <w:tcPr>
+            <w:tcW w:type="dxa" w:w="2269"/>
+          </w:tcPr>
+          <w:p>
+            <w:r/>
+            <w:r>
+              <w:rPr>
+                <w:rFonts w:ascii="맑은 고딕" w:hAnsi="맑은 고딕"/>
+                <w:b/>
+                <w:sz w:val="18"/>
+                <w:rFonts w:eastAsia="맑은 고딕"/>
+              </w:rPr>
+              <w:t>FR-01~03</w:t>
+            </w:r>
+          </w:p>
+        </w:tc>
+        <w:tc>
+          <w:tcPr>
+            <w:tcW w:type="dxa" w:w="2269"/>
+          </w:tcPr>
+          <w:p>
+            <w:r/>
+            <w:r>
+              <w:rPr>
+                <w:rFonts w:ascii="맑은 고딕" w:hAnsi="맑은 고딕"/>
+                <w:b w:val="0"/>
+                <w:sz w:val="18"/>
+                <w:rFonts w:eastAsia="맑은 고딕"/>
+              </w:rPr>
+              <w:t>P-01, P-04(초대)</w:t>
+            </w:r>
+          </w:p>
+        </w:tc>
+        <w:tc>
+          <w:tcPr>
+            <w:tcW w:type="dxa" w:w="2269"/>
+          </w:tcPr>
+          <w:p>
+            <w:r/>
+            <w:r>
+              <w:rPr>
+                <w:rFonts w:ascii="맑은 고딕" w:hAnsi="맑은 고딕"/>
+                <w:b w:val="0"/>
+                <w:sz w:val="18"/>
+                <w:rFonts w:eastAsia="맑은 고딕"/>
+              </w:rPr>
+              <w:t>FN-AUTH-01~03</w:t>
+            </w:r>
+          </w:p>
+        </w:tc>
+        <w:tc>
+          <w:tcPr>
+            <w:tcW w:type="dxa" w:w="2269"/>
+          </w:tcPr>
+          <w:p>
+            <w:r/>
+            <w:r>
+              <w:rPr>
+                <w:rFonts w:ascii="맑은 고딕" w:hAnsi="맑은 고딕"/>
+                <w:b w:val="0"/>
+                <w:sz w:val="18"/>
+                <w:rFonts w:eastAsia="맑은 고딕"/>
+              </w:rPr>
+              <w:t>기반</w:t>
+            </w:r>
+          </w:p>
+        </w:tc>
+      </w:tr>
+      <w:tr>
+        <w:trPr>
+          <w:cantSplit/>
+        </w:trPr>
+        <w:tc>
+          <w:tcPr>
+            <w:tcW w:type="dxa" w:w="2269"/>
+          </w:tcPr>
+          <w:p>
+            <w:r/>
+            <w:r>
+              <w:rPr>
+                <w:rFonts w:ascii="맑은 고딕" w:hAnsi="맑은 고딕"/>
+                <w:b/>
+                <w:sz w:val="18"/>
+                <w:rFonts w:eastAsia="맑은 고딕"/>
+              </w:rPr>
+              <w:t>FR-04~06</w:t>
+            </w:r>
+          </w:p>
+        </w:tc>
+        <w:tc>
+          <w:tcPr>
+            <w:tcW w:type="dxa" w:w="2269"/>
+          </w:tcPr>
+          <w:p>
+            <w:r/>
+            <w:r>
+              <w:rPr>
+                <w:rFonts w:ascii="맑은 고딕" w:hAnsi="맑은 고딕"/>
+                <w:b w:val="0"/>
+                <w:sz w:val="18"/>
+                <w:rFonts w:eastAsia="맑은 고딕"/>
+              </w:rPr>
+              <w:t>P-02, P-07</w:t>
+            </w:r>
+          </w:p>
+        </w:tc>
+        <w:tc>
+          <w:tcPr>
+            <w:tcW w:type="dxa" w:w="2269"/>
+          </w:tcPr>
+          <w:p>
+            <w:r/>
+            <w:r>
+              <w:rPr>
+                <w:rFonts w:ascii="맑은 고딕" w:hAnsi="맑은 고딕"/>
+                <w:b w:val="0"/>
+                <w:sz w:val="18"/>
+                <w:rFonts w:eastAsia="맑은 고딕"/>
+              </w:rPr>
+              <w:t>FN-INTAKE-01~02, FN-DOC-01</w:t>
+            </w:r>
+          </w:p>
+        </w:tc>
+        <w:tc>
+          <w:tcPr>
+            <w:tcW w:type="dxa" w:w="2269"/>
+          </w:tcPr>
+          <w:p>
+            <w:r/>
+            <w:r>
+              <w:rPr>
+                <w:rFonts w:ascii="맑은 고딕" w:hAnsi="맑은 고딕"/>
+                <w:b w:val="0"/>
+                <w:sz w:val="18"/>
+                <w:rFonts w:eastAsia="맑은 고딕"/>
+              </w:rPr>
+              <w:t>②③</w:t>
+            </w:r>
+          </w:p>
+        </w:tc>
+      </w:tr>
+      <w:tr>
+        <w:trPr>
+          <w:cantSplit/>
+        </w:trPr>
+        <w:tc>
+          <w:tcPr>
+            <w:tcW w:type="dxa" w:w="2269"/>
+          </w:tcPr>
+          <w:p>
+            <w:r/>
+            <w:r>
+              <w:rPr>
+                <w:rFonts w:ascii="맑은 고딕" w:hAnsi="맑은 고딕"/>
+                <w:b/>
+                <w:sz w:val="18"/>
+                <w:rFonts w:eastAsia="맑은 고딕"/>
+              </w:rPr>
+              <w:t>FR-07~10</w:t>
+            </w:r>
+          </w:p>
+        </w:tc>
+        <w:tc>
+          <w:tcPr>
+            <w:tcW w:type="dxa" w:w="2269"/>
+          </w:tcPr>
+          <w:p>
+            <w:r/>
+            <w:r>
+              <w:rPr>
+                <w:rFonts w:ascii="맑은 고딕" w:hAnsi="맑은 고딕"/>
+                <w:b w:val="0"/>
+                <w:sz w:val="18"/>
+                <w:rFonts w:eastAsia="맑은 고딕"/>
+              </w:rPr>
+              <w:t>P-01, P-03</w:t>
+            </w:r>
+          </w:p>
+        </w:tc>
+        <w:tc>
+          <w:tcPr>
+            <w:tcW w:type="dxa" w:w="2269"/>
+          </w:tcPr>
+          <w:p>
+            <w:r/>
+            <w:r>
+              <w:rPr>
+                <w:rFonts w:ascii="맑은 고딕" w:hAnsi="맑은 고딕"/>
+                <w:b w:val="0"/>
+                <w:sz w:val="18"/>
+                <w:rFonts w:eastAsia="맑은 고딕"/>
+              </w:rPr>
+              <w:t>FN-MATCH-01~02, FN-CHAT-01, FN-RAG-01</w:t>
+            </w:r>
+          </w:p>
+        </w:tc>
+        <w:tc>
+          <w:tcPr>
+            <w:tcW w:type="dxa" w:w="2269"/>
+          </w:tcPr>
+          <w:p>
+            <w:r/>
+            <w:r>
+              <w:rPr>
+                <w:rFonts w:ascii="맑은 고딕" w:hAnsi="맑은 고딕"/>
+                <w:b w:val="0"/>
+                <w:sz w:val="18"/>
+                <w:rFonts w:eastAsia="맑은 고딕"/>
+              </w:rPr>
+              <w:t>①②</w:t>
+            </w:r>
+          </w:p>
+        </w:tc>
+      </w:tr>
+      <w:tr>
+        <w:trPr>
+          <w:cantSplit/>
+        </w:trPr>
+        <w:tc>
+          <w:tcPr>
+            <w:tcW w:type="dxa" w:w="2269"/>
+          </w:tcPr>
+          <w:p>
+            <w:r/>
+            <w:r>
+              <w:rPr>
+                <w:rFonts w:ascii="맑은 고딕" w:hAnsi="맑은 고딕"/>
+                <w:b/>
+                <w:sz w:val="18"/>
+                <w:rFonts w:eastAsia="맑은 고딕"/>
+              </w:rPr>
+              <w:t>FR-11</w:t>
+            </w:r>
+          </w:p>
+        </w:tc>
+        <w:tc>
+          <w:tcPr>
+            <w:tcW w:type="dxa" w:w="2269"/>
+          </w:tcPr>
+          <w:p>
+            <w:r/>
+            <w:r>
+              <w:rPr>
+                <w:rFonts w:ascii="맑은 고딕" w:hAnsi="맑은 고딕"/>
+                <w:b w:val="0"/>
+                <w:sz w:val="18"/>
+                <w:rFonts w:eastAsia="맑은 고딕"/>
+              </w:rPr>
+              <w:t>P-06, P-07</w:t>
+            </w:r>
+          </w:p>
+        </w:tc>
+        <w:tc>
+          <w:tcPr>
+            <w:tcW w:type="dxa" w:w="2269"/>
+          </w:tcPr>
+          <w:p>
+            <w:r/>
+            <w:r>
+              <w:rPr>
+                <w:rFonts w:ascii="맑은 고딕" w:hAnsi="맑은 고딕"/>
+                <w:b w:val="0"/>
+                <w:sz w:val="18"/>
+                <w:rFonts w:eastAsia="맑은 고딕"/>
+              </w:rPr>
+              <w:t>FN-CHAT-02</w:t>
+            </w:r>
+          </w:p>
+        </w:tc>
+        <w:tc>
+          <w:tcPr>
+            <w:tcW w:type="dxa" w:w="2269"/>
+          </w:tcPr>
+          <w:p>
+            <w:r/>
+            <w:r>
+              <w:rPr>
+                <w:rFonts w:ascii="맑은 고딕" w:hAnsi="맑은 고딕"/>
+                <w:b w:val="0"/>
+                <w:sz w:val="18"/>
+                <w:rFonts w:eastAsia="맑은 고딕"/>
+              </w:rPr>
+              <w:t>②</w:t>
+            </w:r>
+          </w:p>
+        </w:tc>
+      </w:tr>
+      <w:tr>
+        <w:trPr>
+          <w:cantSplit/>
+        </w:trPr>
+        <w:tc>
+          <w:tcPr>
+            <w:tcW w:type="dxa" w:w="2269"/>
+          </w:tcPr>
+          <w:p>
+            <w:r/>
+            <w:r>
+              <w:rPr>
+                <w:rFonts w:ascii="맑은 고딕" w:hAnsi="맑은 고딕"/>
+                <w:b/>
+                <w:sz w:val="18"/>
+                <w:rFonts w:eastAsia="맑은 고딕"/>
+              </w:rPr>
+              <w:t>FR-12~13</w:t>
+            </w:r>
+          </w:p>
+        </w:tc>
+        <w:tc>
+          <w:tcPr>
+            <w:tcW w:type="dxa" w:w="2269"/>
+          </w:tcPr>
+          <w:p>
+            <w:r/>
+            <w:r>
+              <w:rPr>
+                <w:rFonts w:ascii="맑은 고딕" w:hAnsi="맑은 고딕"/>
+                <w:b w:val="0"/>
+                <w:sz w:val="18"/>
+                <w:rFonts w:eastAsia="맑은 고딕"/>
+              </w:rPr>
+              <w:t>P-04</w:t>
+            </w:r>
+          </w:p>
+        </w:tc>
+        <w:tc>
+          <w:tcPr>
+            <w:tcW w:type="dxa" w:w="2269"/>
+          </w:tcPr>
+          <w:p>
+            <w:r/>
+            <w:r>
+              <w:rPr>
+                <w:rFonts w:ascii="맑은 고딕" w:hAnsi="맑은 고딕"/>
+                <w:b w:val="0"/>
+                <w:sz w:val="18"/>
+                <w:rFonts w:eastAsia="맑은 고딕"/>
+              </w:rPr>
+              <w:t>FN-VIDEO-01~02, FN-TRANS-01~02</w:t>
+            </w:r>
+          </w:p>
+        </w:tc>
+        <w:tc>
+          <w:tcPr>
+            <w:tcW w:type="dxa" w:w="2269"/>
+          </w:tcPr>
+          <w:p>
+            <w:r/>
+            <w:r>
+              <w:rPr>
+                <w:rFonts w:ascii="맑은 고딕" w:hAnsi="맑은 고딕"/>
+                <w:b w:val="0"/>
+                <w:sz w:val="18"/>
+                <w:rFonts w:eastAsia="맑은 고딕"/>
+              </w:rPr>
+              <w:t>②④</w:t>
+            </w:r>
+          </w:p>
+        </w:tc>
+      </w:tr>
+      <w:tr>
+        <w:trPr>
+          <w:cantSplit/>
+        </w:trPr>
+        <w:tc>
+          <w:tcPr>
+            <w:tcW w:type="dxa" w:w="2269"/>
+          </w:tcPr>
+          <w:p>
+            <w:r/>
+            <w:r>
+              <w:rPr>
+                <w:rFonts w:ascii="맑은 고딕" w:hAnsi="맑은 고딕"/>
+                <w:b/>
+                <w:sz w:val="18"/>
+                <w:rFonts w:eastAsia="맑은 고딕"/>
+              </w:rPr>
+              <w:t>FR-14~15</w:t>
+            </w:r>
+          </w:p>
+        </w:tc>
+        <w:tc>
+          <w:tcPr>
+            <w:tcW w:type="dxa" w:w="2269"/>
+          </w:tcPr>
+          <w:p>
+            <w:r/>
+            <w:r>
+              <w:rPr>
+                <w:rFonts w:ascii="맑은 고딕" w:hAnsi="맑은 고딕"/>
+                <w:b w:val="0"/>
+                <w:sz w:val="18"/>
+                <w:rFonts w:eastAsia="맑은 고딕"/>
+              </w:rPr>
+              <w:t>P-07, P-08</w:t>
+            </w:r>
+          </w:p>
+        </w:tc>
+        <w:tc>
+          <w:tcPr>
+            <w:tcW w:type="dxa" w:w="2269"/>
+          </w:tcPr>
+          <w:p>
+            <w:r/>
+            <w:r>
+              <w:rPr>
+                <w:rFonts w:ascii="맑은 고딕" w:hAnsi="맑은 고딕"/>
+                <w:b w:val="0"/>
+                <w:sz w:val="18"/>
+                <w:rFonts w:eastAsia="맑은 고딕"/>
+              </w:rPr>
+              <w:t>FN-SCHED-01~02</w:t>
+            </w:r>
+          </w:p>
+        </w:tc>
+        <w:tc>
+          <w:tcPr>
+            <w:tcW w:type="dxa" w:w="2269"/>
+          </w:tcPr>
+          <w:p>
+            <w:r/>
+            <w:r>
+              <w:rPr>
+                <w:rFonts w:ascii="맑은 고딕" w:hAnsi="맑은 고딕"/>
+                <w:b w:val="0"/>
+                <w:sz w:val="18"/>
+                <w:rFonts w:eastAsia="맑은 고딕"/>
+              </w:rPr>
+              <w:t>③</w:t>
+            </w:r>
+          </w:p>
+        </w:tc>
+      </w:tr>
+      <w:tr>
+        <w:trPr>
+          <w:cantSplit/>
+        </w:trPr>
+        <w:tc>
+          <w:tcPr>
+            <w:tcW w:type="dxa" w:w="2269"/>
+          </w:tcPr>
+          <w:p>
+            <w:r/>
+            <w:r>
+              <w:rPr>
+                <w:rFonts w:ascii="맑은 고딕" w:hAnsi="맑은 고딕"/>
+                <w:b/>
+                <w:sz w:val="18"/>
+                <w:rFonts w:eastAsia="맑은 고딕"/>
+              </w:rPr>
+              <w:t>FR-16~18</w:t>
+            </w:r>
+          </w:p>
+        </w:tc>
+        <w:tc>
+          <w:tcPr>
+            <w:tcW w:type="dxa" w:w="2269"/>
+          </w:tcPr>
+          <w:p>
+            <w:r/>
+            <w:r>
+              <w:rPr>
+                <w:rFonts w:ascii="맑은 고딕" w:hAnsi="맑은 고딕"/>
+                <w:b w:val="0"/>
+                <w:sz w:val="18"/>
+                <w:rFonts w:eastAsia="맑은 고딕"/>
+              </w:rPr>
+              <w:t>P-08</w:t>
+            </w:r>
+          </w:p>
+        </w:tc>
+        <w:tc>
+          <w:tcPr>
+            <w:tcW w:type="dxa" w:w="2269"/>
+          </w:tcPr>
+          <w:p>
+            <w:r/>
+            <w:r>
+              <w:rPr>
+                <w:rFonts w:ascii="맑은 고딕" w:hAnsi="맑은 고딕"/>
+                <w:b w:val="0"/>
+                <w:sz w:val="18"/>
+                <w:rFonts w:eastAsia="맑은 고딕"/>
+              </w:rPr>
+              <w:t>FN-POST-01~04</w:t>
+            </w:r>
+          </w:p>
+        </w:tc>
+        <w:tc>
+          <w:tcPr>
+            <w:tcW w:type="dxa" w:w="2269"/>
+          </w:tcPr>
+          <w:p>
+            <w:r/>
+            <w:r>
+              <w:rPr>
+                <w:rFonts w:ascii="맑은 고딕" w:hAnsi="맑은 고딕"/>
+                <w:b w:val="0"/>
+                <w:sz w:val="18"/>
+                <w:rFonts w:eastAsia="맑은 고딕"/>
+              </w:rPr>
+              <w:t>④⑤⑥</w:t>
+            </w:r>
+          </w:p>
+        </w:tc>
+      </w:tr>
+      <w:tr>
+        <w:trPr>
+          <w:cantSplit/>
+        </w:trPr>
+        <w:tc>
+          <w:tcPr>
+            <w:tcW w:type="dxa" w:w="2269"/>
+          </w:tcPr>
+          <w:p>
+            <w:r/>
+            <w:r>
+              <w:rPr>
+                <w:rFonts w:ascii="맑은 고딕" w:hAnsi="맑은 고딕"/>
+                <w:b/>
+                <w:sz w:val="18"/>
+                <w:rFonts w:eastAsia="맑은 고딕"/>
+              </w:rPr>
+              <w:t>FR-19~20</w:t>
+            </w:r>
+          </w:p>
+        </w:tc>
+        <w:tc>
+          <w:tcPr>
+            <w:tcW w:type="dxa" w:w="2269"/>
+          </w:tcPr>
+          <w:p>
+            <w:r/>
+            <w:r>
+              <w:rPr>
+                <w:rFonts w:ascii="맑은 고딕" w:hAnsi="맑은 고딕"/>
+                <w:b w:val="0"/>
+                <w:sz w:val="18"/>
+                <w:rFonts w:eastAsia="맑은 고딕"/>
+              </w:rPr>
+              <w:t>전 화면</w:t>
+            </w:r>
+          </w:p>
+        </w:tc>
+        <w:tc>
+          <w:tcPr>
+            <w:tcW w:type="dxa" w:w="2269"/>
+          </w:tcPr>
+          <w:p>
+            <w:r/>
+            <w:r>
+              <w:rPr>
+                <w:rFonts w:ascii="맑은 고딕" w:hAnsi="맑은 고딕"/>
+                <w:b w:val="0"/>
+                <w:sz w:val="18"/>
+                <w:rFonts w:eastAsia="맑은 고딕"/>
+              </w:rPr>
+              <w:t>FN-I18N-01~02, FN-CONTENT-01</w:t>
+            </w:r>
+          </w:p>
+        </w:tc>
+        <w:tc>
+          <w:tcPr>
+            <w:tcW w:type="dxa" w:w="2269"/>
+          </w:tcPr>
+          <w:p>
+            <w:r/>
+            <w:r>
+              <w:rPr>
+                <w:rFonts w:ascii="맑은 고딕" w:hAnsi="맑은 고딕"/>
+                <w:b w:val="0"/>
+                <w:sz w:val="18"/>
+                <w:rFonts w:eastAsia="맑은 고딕"/>
+              </w:rPr>
+              <w:t>기반</w:t>
+            </w:r>
+          </w:p>
+        </w:tc>
+      </w:tr>
+      <w:tr>
+        <w:trPr>
+          <w:cantSplit/>
+        </w:trPr>
+        <w:tc>
+          <w:tcPr>
+            <w:tcW w:type="dxa" w:w="2269"/>
+          </w:tcPr>
+          <w:p>
+            <w:r/>
+            <w:r>
+              <w:rPr>
+                <w:rFonts w:ascii="맑은 고딕" w:hAnsi="맑은 고딕"/>
+                <w:b/>
+                <w:sz w:val="18"/>
+                <w:rFonts w:eastAsia="맑은 고딕"/>
+              </w:rPr>
+              <w:t>FR-21</w:t>
+            </w:r>
+          </w:p>
+        </w:tc>
+        <w:tc>
+          <w:tcPr>
+            <w:tcW w:type="dxa" w:w="2269"/>
+          </w:tcPr>
+          <w:p>
+            <w:r/>
+            <w:r>
+              <w:rPr>
+                <w:rFonts w:ascii="맑은 고딕" w:hAnsi="맑은 고딕"/>
+                <w:b w:val="0"/>
+                <w:sz w:val="18"/>
+                <w:rFonts w:eastAsia="맑은 고딕"/>
+              </w:rPr>
+              <w:t>P-08, P-11</w:t>
+            </w:r>
+          </w:p>
+        </w:tc>
+        <w:tc>
+          <w:tcPr>
+            <w:tcW w:type="dxa" w:w="2269"/>
+          </w:tcPr>
+          <w:p>
+            <w:r/>
+            <w:r>
+              <w:rPr>
+                <w:rFonts w:ascii="맑은 고딕" w:hAnsi="맑은 고딕"/>
+                <w:b w:val="0"/>
+                <w:sz w:val="18"/>
+                <w:rFonts w:eastAsia="맑은 고딕"/>
+              </w:rPr>
+              <w:t>FN-CLAIM-01</w:t>
+            </w:r>
+          </w:p>
+        </w:tc>
+        <w:tc>
+          <w:tcPr>
+            <w:tcW w:type="dxa" w:w="2269"/>
+          </w:tcPr>
+          <w:p>
+            <w:r/>
+            <w:r>
+              <w:rPr>
+                <w:rFonts w:ascii="맑은 고딕" w:hAnsi="맑은 고딕"/>
+                <w:b w:val="0"/>
+                <w:sz w:val="18"/>
+                <w:rFonts w:eastAsia="맑은 고딕"/>
+              </w:rPr>
+              <w:t>②③</w:t>
+            </w:r>
+          </w:p>
+        </w:tc>
+      </w:tr>
+      <w:tr>
+        <w:trPr>
+          <w:cantSplit/>
+        </w:trPr>
+        <w:tc>
+          <w:tcPr>
+            <w:tcW w:type="dxa" w:w="2269"/>
+          </w:tcPr>
+          <w:p>
+            <w:r/>
+            <w:r>
+              <w:rPr>
+                <w:rFonts w:ascii="맑은 고딕" w:hAnsi="맑은 고딕"/>
+                <w:b/>
+                <w:sz w:val="18"/>
+                <w:rFonts w:eastAsia="맑은 고딕"/>
+              </w:rPr>
+              <w:t>FR-22</w:t>
+            </w:r>
+          </w:p>
+        </w:tc>
+        <w:tc>
+          <w:tcPr>
+            <w:tcW w:type="dxa" w:w="2269"/>
+          </w:tcPr>
+          <w:p>
+            <w:r/>
+            <w:r>
+              <w:rPr>
+                <w:rFonts w:ascii="맑은 고딕" w:hAnsi="맑은 고딕"/>
+                <w:b w:val="0"/>
+                <w:sz w:val="18"/>
+                <w:rFonts w:eastAsia="맑은 고딕"/>
+              </w:rPr>
+              <w:t>P-06, P-07</w:t>
+            </w:r>
+          </w:p>
+        </w:tc>
+        <w:tc>
+          <w:tcPr>
+            <w:tcW w:type="dxa" w:w="2269"/>
+          </w:tcPr>
+          <w:p>
+            <w:r/>
+            <w:r>
+              <w:rPr>
+                <w:rFonts w:ascii="맑은 고딕" w:hAnsi="맑은 고딕"/>
+                <w:b w:val="0"/>
+                <w:sz w:val="18"/>
+                <w:rFonts w:eastAsia="맑은 고딕"/>
+              </w:rPr>
+              <w:t>FN-COORD-01~02</w:t>
+            </w:r>
+          </w:p>
+        </w:tc>
+        <w:tc>
+          <w:tcPr>
+            <w:tcW w:type="dxa" w:w="2269"/>
+          </w:tcPr>
+          <w:p>
+            <w:r/>
+            <w:r>
+              <w:rPr>
+                <w:rFonts w:ascii="맑은 고딕" w:hAnsi="맑은 고딕"/>
+                <w:b w:val="0"/>
+                <w:sz w:val="18"/>
+                <w:rFonts w:eastAsia="맑은 고딕"/>
+              </w:rPr>
+              <w:t>운영</w:t>
+            </w:r>
+          </w:p>
+        </w:tc>
+      </w:tr>
+      <w:tr>
+        <w:trPr>
+          <w:cantSplit/>
+        </w:trPr>
+        <w:tc>
+          <w:tcPr>
+            <w:tcW w:type="dxa" w:w="2269"/>
+          </w:tcPr>
+          <w:p>
+            <w:r/>
+            <w:r>
+              <w:rPr>
+                <w:rFonts w:ascii="맑은 고딕" w:hAnsi="맑은 고딕"/>
+                <w:b/>
+                <w:sz w:val="18"/>
+                <w:rFonts w:eastAsia="맑은 고딕"/>
+              </w:rPr>
+              <w:t>FR-23</w:t>
+            </w:r>
+          </w:p>
+        </w:tc>
+        <w:tc>
+          <w:tcPr>
+            <w:tcW w:type="dxa" w:w="2269"/>
+          </w:tcPr>
+          <w:p>
+            <w:r/>
+            <w:r>
+              <w:rPr>
+                <w:rFonts w:ascii="맑은 고딕" w:hAnsi="맑은 고딕"/>
+                <w:b w:val="0"/>
+                <w:sz w:val="18"/>
+                <w:rFonts w:eastAsia="맑은 고딕"/>
+              </w:rPr>
+              <w:t>—</w:t>
+            </w:r>
+          </w:p>
+        </w:tc>
+        <w:tc>
+          <w:tcPr>
+            <w:tcW w:type="dxa" w:w="2269"/>
+          </w:tcPr>
+          <w:p>
+            <w:r/>
+            <w:r>
+              <w:rPr>
+                <w:rFonts w:ascii="맑은 고딕" w:hAnsi="맑은 고딕"/>
+                <w:b w:val="0"/>
+                <w:sz w:val="18"/>
+                <w:rFonts w:eastAsia="맑은 고딕"/>
+              </w:rPr>
+              <w:t>FN-PARTNER-01</w:t>
+            </w:r>
+          </w:p>
+        </w:tc>
+        <w:tc>
+          <w:tcPr>
+            <w:tcW w:type="dxa" w:w="2269"/>
+          </w:tcPr>
+          <w:p>
+            <w:r/>
+            <w:r>
+              <w:rPr>
+                <w:rFonts w:ascii="맑은 고딕" w:hAnsi="맑은 고딕"/>
+                <w:b w:val="0"/>
+                <w:sz w:val="18"/>
+                <w:rFonts w:eastAsia="맑은 고딕"/>
+              </w:rPr>
+              <w:t>②③</w:t>
+            </w:r>
+          </w:p>
+        </w:tc>
+      </w:tr>
+      <w:tr>
+        <w:trPr>
+          <w:cantSplit/>
+        </w:trPr>
+        <w:tc>
+          <w:tcPr>
+            <w:tcW w:type="dxa" w:w="2269"/>
+          </w:tcPr>
+          <w:p>
+            <w:r/>
+            <w:r>
+              <w:rPr>
+                <w:rFonts w:ascii="맑은 고딕" w:hAnsi="맑은 고딕"/>
+                <w:b/>
+                <w:sz w:val="18"/>
+                <w:rFonts w:eastAsia="맑은 고딕"/>
+              </w:rPr>
+              <w:t>FR-24</w:t>
+            </w:r>
+          </w:p>
+        </w:tc>
+        <w:tc>
+          <w:tcPr>
+            <w:tcW w:type="dxa" w:w="2269"/>
+          </w:tcPr>
+          <w:p>
+            <w:r/>
+            <w:r>
+              <w:rPr>
+                <w:rFonts w:ascii="맑은 고딕" w:hAnsi="맑은 고딕"/>
+                <w:b w:val="0"/>
+                <w:sz w:val="18"/>
+                <w:rFonts w:eastAsia="맑은 고딕"/>
+              </w:rPr>
+              <w:t>P-09</w:t>
+            </w:r>
+          </w:p>
+        </w:tc>
+        <w:tc>
+          <w:tcPr>
+            <w:tcW w:type="dxa" w:w="2269"/>
+          </w:tcPr>
+          <w:p>
+            <w:r/>
+            <w:r>
+              <w:rPr>
+                <w:rFonts w:ascii="맑은 고딕" w:hAnsi="맑은 고딕"/>
+                <w:b w:val="0"/>
+                <w:sz w:val="18"/>
+                <w:rFonts w:eastAsia="맑은 고딕"/>
+              </w:rPr>
+              <w:t>FN-ADMIN-01</w:t>
+            </w:r>
+          </w:p>
+        </w:tc>
+        <w:tc>
+          <w:tcPr>
+            <w:tcW w:type="dxa" w:w="2269"/>
+          </w:tcPr>
+          <w:p>
+            <w:r/>
+            <w:r>
+              <w:rPr>
+                <w:rFonts w:ascii="맑은 고딕" w:hAnsi="맑은 고딕"/>
+                <w:b w:val="0"/>
+                <w:sz w:val="18"/>
+                <w:rFonts w:eastAsia="맑은 고딕"/>
+              </w:rPr>
+              <w:t>운영</w:t>
+            </w:r>
+          </w:p>
+        </w:tc>
+      </w:tr>
+      <w:tr>
+        <w:trPr>
+          <w:cantSplit/>
+        </w:trPr>
+        <w:tc>
+          <w:tcPr>
+            <w:tcW w:type="dxa" w:w="2269"/>
+          </w:tcPr>
+          <w:p>
+            <w:r/>
+            <w:r>
+              <w:rPr>
+                <w:rFonts w:ascii="맑은 고딕" w:hAnsi="맑은 고딕"/>
+                <w:b/>
+                <w:sz w:val="18"/>
+                <w:rFonts w:eastAsia="맑은 고딕"/>
+              </w:rPr>
+              <w:t>FR-25~26</w:t>
+            </w:r>
+          </w:p>
+        </w:tc>
+        <w:tc>
+          <w:tcPr>
+            <w:tcW w:type="dxa" w:w="2269"/>
+          </w:tcPr>
+          <w:p>
+            <w:r/>
+            <w:r>
+              <w:rPr>
+                <w:rFonts w:ascii="맑은 고딕" w:hAnsi="맑은 고딕"/>
+                <w:b w:val="0"/>
+                <w:sz w:val="18"/>
+                <w:rFonts w:eastAsia="맑은 고딕"/>
+              </w:rPr>
+              <w:t>P-06, P-08</w:t>
+            </w:r>
+          </w:p>
+        </w:tc>
+        <w:tc>
+          <w:tcPr>
+            <w:tcW w:type="dxa" w:w="2269"/>
+          </w:tcPr>
+          <w:p>
+            <w:r/>
+            <w:r>
+              <w:rPr>
+                <w:rFonts w:ascii="맑은 고딕" w:hAnsi="맑은 고딕"/>
+                <w:b w:val="0"/>
+                <w:sz w:val="18"/>
+                <w:rFonts w:eastAsia="맑은 고딕"/>
+              </w:rPr>
+              <w:t>FN-NOTIF-01~02</w:t>
+            </w:r>
+          </w:p>
+        </w:tc>
+        <w:tc>
+          <w:tcPr>
+            <w:tcW w:type="dxa" w:w="2269"/>
+          </w:tcPr>
+          <w:p>
+            <w:r/>
+            <w:r>
+              <w:rPr>
+                <w:rFonts w:ascii="맑은 고딕" w:hAnsi="맑은 고딕"/>
+                <w:b w:val="0"/>
+                <w:sz w:val="18"/>
+                <w:rFonts w:eastAsia="맑은 고딕"/>
+              </w:rPr>
+              <w:t>운영</w:t>
+            </w:r>
+          </w:p>
+        </w:tc>
+      </w:tr>
+      <w:tr>
+        <w:trPr>
+          <w:cantSplit/>
+        </w:trPr>
+        <w:tc>
+          <w:tcPr>
+            <w:tcW w:type="dxa" w:w="2269"/>
+          </w:tcPr>
+          <w:p>
+            <w:r/>
+            <w:r>
+              <w:rPr>
+                <w:rFonts w:ascii="맑은 고딕" w:hAnsi="맑은 고딕"/>
+                <w:b/>
+                <w:sz w:val="18"/>
+                <w:rFonts w:eastAsia="맑은 고딕"/>
+              </w:rPr>
+              <w:t>FR-27~28</w:t>
+            </w:r>
+          </w:p>
+        </w:tc>
+        <w:tc>
+          <w:tcPr>
+            <w:tcW w:type="dxa" w:w="2269"/>
+          </w:tcPr>
+          <w:p>
+            <w:r/>
+            <w:r>
+              <w:rPr>
+                <w:rFonts w:ascii="맑은 고딕" w:hAnsi="맑은 고딕"/>
+                <w:b w:val="0"/>
+                <w:sz w:val="18"/>
+                <w:rFonts w:eastAsia="맑은 고딕"/>
+              </w:rPr>
+              <w:t>—</w:t>
+            </w:r>
+          </w:p>
+        </w:tc>
+        <w:tc>
+          <w:tcPr>
+            <w:tcW w:type="dxa" w:w="2269"/>
+          </w:tcPr>
+          <w:p>
+            <w:r/>
+            <w:r>
+              <w:rPr>
+                <w:rFonts w:ascii="맑은 고딕" w:hAnsi="맑은 고딕"/>
+                <w:b w:val="0"/>
+                <w:sz w:val="18"/>
+                <w:rFonts w:eastAsia="맑은 고딕"/>
+              </w:rPr>
+              <w:t>FN-SEC-01~03</w:t>
+            </w:r>
+          </w:p>
+        </w:tc>
+        <w:tc>
+          <w:tcPr>
+            <w:tcW w:type="dxa" w:w="2269"/>
+          </w:tcPr>
+          <w:p>
+            <w:r/>
+            <w:r>
+              <w:rPr>
+                <w:rFonts w:ascii="맑은 고딕" w:hAnsi="맑은 고딕"/>
+                <w:b w:val="0"/>
+                <w:sz w:val="18"/>
+                <w:rFonts w:eastAsia="맑은 고딕"/>
+              </w:rPr>
+              <w:t>기반</w:t>
+            </w:r>
+          </w:p>
+        </w:tc>
+      </w:tr>
+      <w:tr>
+        <w:trPr>
+          <w:cantSplit/>
+        </w:trPr>
+        <w:tc>
+          <w:tcPr>
+            <w:tcW w:type="dxa" w:w="2269"/>
+          </w:tcPr>
+          <w:p>
+            <w:r/>
+            <w:r>
+              <w:rPr>
+                <w:rFonts w:ascii="맑은 고딕" w:hAnsi="맑은 고딕"/>
+                <w:b/>
+                <w:sz w:val="18"/>
+                <w:rFonts w:eastAsia="맑은 고딕"/>
+              </w:rPr>
+              <w:t>FR-29</w:t>
+            </w:r>
+          </w:p>
+        </w:tc>
+        <w:tc>
+          <w:tcPr>
+            <w:tcW w:type="dxa" w:w="2269"/>
+          </w:tcPr>
+          <w:p>
+            <w:r/>
+            <w:r>
+              <w:rPr>
+                <w:rFonts w:ascii="맑은 고딕" w:hAnsi="맑은 고딕"/>
+                <w:b w:val="0"/>
+                <w:sz w:val="18"/>
+                <w:rFonts w:eastAsia="맑은 고딕"/>
+              </w:rPr>
+              <w:t>—</w:t>
+            </w:r>
+          </w:p>
+        </w:tc>
+        <w:tc>
+          <w:tcPr>
+            <w:tcW w:type="dxa" w:w="2269"/>
+          </w:tcPr>
+          <w:p>
+            <w:r/>
+            <w:r>
+              <w:rPr>
+                <w:rFonts w:ascii="맑은 고딕" w:hAnsi="맑은 고딕"/>
+                <w:b w:val="0"/>
+                <w:sz w:val="18"/>
+                <w:rFonts w:eastAsia="맑은 고딕"/>
+              </w:rPr>
+              <w:t>FN-PARTNER-02~03</w:t>
+            </w:r>
+          </w:p>
+        </w:tc>
+        <w:tc>
+          <w:tcPr>
+            <w:tcW w:type="dxa" w:w="2269"/>
+          </w:tcPr>
+          <w:p>
+            <w:r/>
+            <w:r>
+              <w:rPr>
+                <w:rFonts w:ascii="맑은 고딕" w:hAnsi="맑은 고딕"/>
+                <w:b w:val="0"/>
+                <w:sz w:val="18"/>
+                <w:rFonts w:eastAsia="맑은 고딕"/>
+              </w:rPr>
+              <w:t>②④</w:t>
+            </w:r>
+          </w:p>
+        </w:tc>
+      </w:tr>
+      <w:tr>
+        <w:trPr>
+          <w:cantSplit/>
+        </w:trPr>
+        <w:tc>
+          <w:tcPr>
+            <w:tcW w:type="dxa" w:w="2269"/>
+          </w:tcPr>
+          <w:p>
+            <w:r/>
+            <w:r>
+              <w:rPr>
+                <w:rFonts w:ascii="맑은 고딕" w:hAnsi="맑은 고딕"/>
+                <w:b/>
+                <w:sz w:val="18"/>
+                <w:rFonts w:eastAsia="맑은 고딕"/>
+              </w:rPr>
+              <w:t>FR-30</w:t>
+            </w:r>
+          </w:p>
+        </w:tc>
+        <w:tc>
+          <w:tcPr>
+            <w:tcW w:type="dxa" w:w="2269"/>
+          </w:tcPr>
+          <w:p>
+            <w:r/>
+            <w:r>
+              <w:rPr>
+                <w:rFonts w:ascii="맑은 고딕" w:hAnsi="맑은 고딕"/>
+                <w:b w:val="0"/>
+                <w:sz w:val="18"/>
+                <w:rFonts w:eastAsia="맑은 고딕"/>
+              </w:rPr>
+              <w:t>P-05, P-07</w:t>
+            </w:r>
+          </w:p>
+        </w:tc>
+        <w:tc>
+          <w:tcPr>
+            <w:tcW w:type="dxa" w:w="2269"/>
+          </w:tcPr>
+          <w:p>
+            <w:r/>
+            <w:r>
+              <w:rPr>
+                <w:rFonts w:ascii="맑은 고딕" w:hAnsi="맑은 고딕"/>
+                <w:b w:val="0"/>
+                <w:sz w:val="18"/>
+                <w:rFonts w:eastAsia="맑은 고딕"/>
+              </w:rPr>
+              <w:t>FN-OPINION-01</w:t>
+            </w:r>
+          </w:p>
+        </w:tc>
+        <w:tc>
+          <w:tcPr>
+            <w:tcW w:type="dxa" w:w="2269"/>
+          </w:tcPr>
+          <w:p>
+            <w:r/>
+            <w:r>
+              <w:rPr>
+                <w:rFonts w:ascii="맑은 고딕" w:hAnsi="맑은 고딕"/>
+                <w:b w:val="0"/>
+                <w:sz w:val="18"/>
+                <w:rFonts w:eastAsia="맑은 고딕"/>
+              </w:rPr>
+              <w:t>②</w:t>
+            </w:r>
+          </w:p>
+        </w:tc>
+      </w:tr>
+      <w:tr>
+        <w:trPr>
+          <w:cantSplit/>
+        </w:trPr>
+        <w:tc>
+          <w:tcPr>
+            <w:tcW w:type="dxa" w:w="2269"/>
+          </w:tcPr>
+          <w:p>
+            <w:r/>
+            <w:r>
+              <w:rPr>
+                <w:rFonts w:ascii="맑은 고딕" w:hAnsi="맑은 고딕"/>
+                <w:b/>
+                <w:sz w:val="18"/>
+                <w:rFonts w:eastAsia="맑은 고딕"/>
+              </w:rPr>
+              <w:t>FR-31</w:t>
+            </w:r>
+          </w:p>
+        </w:tc>
+        <w:tc>
+          <w:tcPr>
+            <w:tcW w:type="dxa" w:w="2269"/>
+          </w:tcPr>
+          <w:p>
+            <w:r/>
+            <w:r>
+              <w:rPr>
+                <w:rFonts w:ascii="맑은 고딕" w:hAnsi="맑은 고딕"/>
+                <w:b w:val="0"/>
+                <w:sz w:val="18"/>
+                <w:rFonts w:eastAsia="맑은 고딕"/>
+              </w:rPr>
+              <w:t>P-11</w:t>
+            </w:r>
+          </w:p>
+        </w:tc>
+        <w:tc>
+          <w:tcPr>
+            <w:tcW w:type="dxa" w:w="2269"/>
+          </w:tcPr>
+          <w:p>
+            <w:r/>
+            <w:r>
+              <w:rPr>
+                <w:rFonts w:ascii="맑은 고딕" w:hAnsi="맑은 고딕"/>
+                <w:b w:val="0"/>
+                <w:sz w:val="18"/>
+                <w:rFonts w:eastAsia="맑은 고딕"/>
+              </w:rPr>
+              <w:t>FN-CLAIM-01</w:t>
+            </w:r>
+          </w:p>
+        </w:tc>
+        <w:tc>
+          <w:tcPr>
+            <w:tcW w:type="dxa" w:w="2269"/>
+          </w:tcPr>
+          <w:p>
+            <w:r/>
+            <w:r>
+              <w:rPr>
+                <w:rFonts w:ascii="맑은 고딕" w:hAnsi="맑은 고딕"/>
+                <w:b w:val="0"/>
+                <w:sz w:val="18"/>
+                <w:rFonts w:eastAsia="맑은 고딕"/>
+              </w:rPr>
+              <w:t>②③</w:t>
+            </w:r>
+          </w:p>
+        </w:tc>
+      </w:tr>
+      <w:tr>
+        <w:trPr>
+          <w:cantSplit/>
+        </w:trPr>
+        <w:tc>
+          <w:tcPr>
+            <w:tcW w:type="dxa" w:w="2269"/>
+          </w:tcPr>
+          <w:p>
+            <w:r/>
+            <w:r>
+              <w:rPr>
+                <w:rFonts w:ascii="맑은 고딕" w:hAnsi="맑은 고딕"/>
+                <w:b/>
+                <w:sz w:val="18"/>
+                <w:rFonts w:eastAsia="맑은 고딕"/>
+              </w:rPr>
+              <w:t>FR-32</w:t>
+            </w:r>
+          </w:p>
+        </w:tc>
+        <w:tc>
+          <w:tcPr>
+            <w:tcW w:type="dxa" w:w="2269"/>
+          </w:tcPr>
+          <w:p>
+            <w:r/>
+            <w:r>
+              <w:rPr>
+                <w:rFonts w:ascii="맑은 고딕" w:hAnsi="맑은 고딕"/>
+                <w:b w:val="0"/>
+                <w:sz w:val="18"/>
+                <w:rFonts w:eastAsia="맑은 고딕"/>
+              </w:rPr>
+              <w:t>P-08</w:t>
+            </w:r>
+          </w:p>
+        </w:tc>
+        <w:tc>
+          <w:tcPr>
+            <w:tcW w:type="dxa" w:w="2269"/>
+          </w:tcPr>
+          <w:p>
+            <w:r/>
+            <w:r>
+              <w:rPr>
+                <w:rFonts w:ascii="맑은 고딕" w:hAnsi="맑은 고딕"/>
+                <w:b w:val="0"/>
+                <w:sz w:val="18"/>
+                <w:rFonts w:eastAsia="맑은 고딕"/>
+              </w:rPr>
+              <w:t>FN-SURVEY-01</w:t>
+            </w:r>
+          </w:p>
+        </w:tc>
+        <w:tc>
+          <w:tcPr>
+            <w:tcW w:type="dxa" w:w="2269"/>
+          </w:tcPr>
+          <w:p>
+            <w:r/>
+            <w:r>
+              <w:rPr>
+                <w:rFonts w:ascii="맑은 고딕" w:hAnsi="맑은 고딕"/>
+                <w:b w:val="0"/>
+                <w:sz w:val="18"/>
+                <w:rFonts w:eastAsia="맑은 고딕"/>
+              </w:rPr>
+              <w:t>⑤</w:t>
+            </w:r>
+          </w:p>
+        </w:tc>
+      </w:tr>
+      <w:tr>
+        <w:trPr>
+          <w:cantSplit/>
+        </w:trPr>
+        <w:tc>
+          <w:tcPr>
+            <w:tcW w:type="dxa" w:w="2269"/>
+          </w:tcPr>
+          <w:p>
+            <w:r/>
+            <w:r>
+              <w:rPr>
+                <w:rFonts w:ascii="맑은 고딕" w:hAnsi="맑은 고딕"/>
+                <w:b/>
+                <w:sz w:val="18"/>
+                <w:rFonts w:eastAsia="맑은 고딕"/>
+              </w:rPr>
+              <w:t>FR-33~34</w:t>
+            </w:r>
+          </w:p>
+        </w:tc>
+        <w:tc>
+          <w:tcPr>
+            <w:tcW w:type="dxa" w:w="2269"/>
+          </w:tcPr>
+          <w:p>
+            <w:r/>
+            <w:r>
+              <w:rPr>
+                <w:rFonts w:ascii="맑은 고딕" w:hAnsi="맑은 고딕"/>
+                <w:b w:val="0"/>
+                <w:sz w:val="18"/>
+                <w:rFonts w:eastAsia="맑은 고딕"/>
+              </w:rPr>
+              <w:t>P-08, P-06</w:t>
+            </w:r>
+          </w:p>
+        </w:tc>
+        <w:tc>
+          <w:tcPr>
+            <w:tcW w:type="dxa" w:w="2269"/>
+          </w:tcPr>
+          <w:p>
+            <w:r/>
+            <w:r>
+              <w:rPr>
+                <w:rFonts w:ascii="맑은 고딕" w:hAnsi="맑은 고딕"/>
+                <w:b w:val="0"/>
+                <w:sz w:val="18"/>
+                <w:rFonts w:eastAsia="맑은 고딕"/>
+              </w:rPr>
+              <w:t>FN-APP-01, FN-VOICE-01</w:t>
+            </w:r>
+          </w:p>
+        </w:tc>
+        <w:tc>
+          <w:tcPr>
+            <w:tcW w:type="dxa" w:w="2269"/>
+          </w:tcPr>
+          <w:p>
+            <w:r/>
+            <w:r>
+              <w:rPr>
+                <w:rFonts w:ascii="맑은 고딕" w:hAnsi="맑은 고딕"/>
+                <w:b w:val="0"/>
+                <w:sz w:val="18"/>
+                <w:rFonts w:eastAsia="맑은 고딕"/>
+              </w:rPr>
+              <w:t>④⑤ · ②</w:t>
+            </w:r>
+          </w:p>
+        </w:tc>
+      </w:tr>
+      <w:tr>
+        <w:trPr>
+          <w:cantSplit/>
+        </w:trPr>
+        <w:tc>
+          <w:tcPr>
+            <w:tcW w:type="dxa" w:w="2269"/>
+          </w:tcPr>
+          <w:p>
+            <w:r/>
+            <w:r>
+              <w:rPr>
+                <w:rFonts w:ascii="맑은 고딕" w:hAnsi="맑은 고딕"/>
+                <w:b/>
+                <w:sz w:val="18"/>
+                <w:rFonts w:eastAsia="맑은 고딕"/>
+              </w:rPr>
+              <w:t>FR-35</w:t>
+            </w:r>
+          </w:p>
+        </w:tc>
+        <w:tc>
+          <w:tcPr>
+            <w:tcW w:type="dxa" w:w="2269"/>
+          </w:tcPr>
+          <w:p>
+            <w:r/>
+            <w:r>
+              <w:rPr>
+                <w:rFonts w:ascii="맑은 고딕" w:hAnsi="맑은 고딕"/>
+                <w:b w:val="0"/>
+                <w:sz w:val="18"/>
+                <w:rFonts w:eastAsia="맑은 고딕"/>
+              </w:rPr>
+              <w:t>—</w:t>
+            </w:r>
+          </w:p>
+        </w:tc>
+        <w:tc>
+          <w:tcPr>
+            <w:tcW w:type="dxa" w:w="2269"/>
+          </w:tcPr>
+          <w:p>
+            <w:r/>
+            <w:r>
+              <w:rPr>
+                <w:rFonts w:ascii="맑은 고딕" w:hAnsi="맑은 고딕"/>
+                <w:b w:val="0"/>
+                <w:sz w:val="18"/>
+                <w:rFonts w:eastAsia="맑은 고딕"/>
+              </w:rPr>
+              <w:t>FN-CONTENT-01</w:t>
+            </w:r>
+          </w:p>
+        </w:tc>
+        <w:tc>
+          <w:tcPr>
+            <w:tcW w:type="dxa" w:w="2269"/>
+          </w:tcPr>
+          <w:p>
+            <w:r/>
+            <w:r>
+              <w:rPr>
+                <w:rFonts w:ascii="맑은 고딕" w:hAnsi="맑은 고딕"/>
+                <w:b w:val="0"/>
+                <w:sz w:val="18"/>
+                <w:rFonts w:eastAsia="맑은 고딕"/>
+              </w:rPr>
+              <w:t>①</w:t>
+            </w:r>
+          </w:p>
+        </w:tc>
+      </w:tr>
+      <w:tr>
+        <w:trPr>
+          <w:cantSplit/>
+        </w:trPr>
+        <w:tc>
+          <w:tcPr>
+            <w:tcW w:type="dxa" w:w="2269"/>
+          </w:tcPr>
+          <w:p>
+            <w:r/>
+            <w:r>
+              <w:rPr>
+                <w:rFonts w:ascii="맑은 고딕" w:hAnsi="맑은 고딕"/>
+                <w:b/>
+                <w:sz w:val="18"/>
+                <w:rFonts w:eastAsia="맑은 고딕"/>
+              </w:rPr>
+              <w:t>FR-36</w:t>
+            </w:r>
+          </w:p>
+        </w:tc>
+        <w:tc>
+          <w:tcPr>
+            <w:tcW w:type="dxa" w:w="2269"/>
+          </w:tcPr>
+          <w:p>
+            <w:r/>
+            <w:r>
+              <w:rPr>
+                <w:rFonts w:ascii="맑은 고딕" w:hAnsi="맑은 고딕"/>
+                <w:b w:val="0"/>
+                <w:sz w:val="18"/>
+                <w:rFonts w:eastAsia="맑은 고딕"/>
+              </w:rPr>
+              <w:t>P-06, P-09</w:t>
+            </w:r>
+          </w:p>
+        </w:tc>
+        <w:tc>
+          <w:tcPr>
+            <w:tcW w:type="dxa" w:w="2269"/>
+          </w:tcPr>
+          <w:p>
+            <w:r/>
+            <w:r>
+              <w:rPr>
+                <w:rFonts w:ascii="맑은 고딕" w:hAnsi="맑은 고딕"/>
+                <w:b w:val="0"/>
+                <w:sz w:val="18"/>
+                <w:rFonts w:eastAsia="맑은 고딕"/>
+              </w:rPr>
+              <w:t>FN-COORD-01, FN-OPS-01</w:t>
+            </w:r>
+          </w:p>
+        </w:tc>
+        <w:tc>
+          <w:tcPr>
+            <w:tcW w:type="dxa" w:w="2269"/>
+          </w:tcPr>
+          <w:p>
+            <w:r/>
+            <w:r>
+              <w:rPr>
+                <w:rFonts w:ascii="맑은 고딕" w:hAnsi="맑은 고딕"/>
+                <w:b w:val="0"/>
+                <w:sz w:val="18"/>
+                <w:rFonts w:eastAsia="맑은 고딕"/>
+              </w:rPr>
+              <w:t>②③</w:t>
+            </w:r>
+          </w:p>
+        </w:tc>
+      </w:tr>
+      <w:tr>
+        <w:trPr>
+          <w:cantSplit/>
+        </w:trPr>
+        <w:tc>
+          <w:tcPr>
+            <w:tcW w:type="dxa" w:w="2269"/>
+          </w:tcPr>
+          <w:p>
+            <w:r/>
+            <w:r>
+              <w:rPr>
+                <w:rFonts w:ascii="맑은 고딕" w:hAnsi="맑은 고딕"/>
+                <w:b/>
+                <w:sz w:val="18"/>
+                <w:rFonts w:eastAsia="맑은 고딕"/>
+              </w:rPr>
+              <w:t>FR-37</w:t>
+            </w:r>
+          </w:p>
+        </w:tc>
+        <w:tc>
+          <w:tcPr>
+            <w:tcW w:type="dxa" w:w="2269"/>
+          </w:tcPr>
+          <w:p>
+            <w:r/>
+            <w:r>
+              <w:rPr>
+                <w:rFonts w:ascii="맑은 고딕" w:hAnsi="맑은 고딕"/>
+                <w:b w:val="0"/>
+                <w:sz w:val="18"/>
+                <w:rFonts w:eastAsia="맑은 고딕"/>
+              </w:rPr>
+              <w:t>P-01</w:t>
+            </w:r>
+          </w:p>
+        </w:tc>
+        <w:tc>
+          <w:tcPr>
+            <w:tcW w:type="dxa" w:w="2269"/>
+          </w:tcPr>
+          <w:p>
+            <w:r/>
+            <w:r>
+              <w:rPr>
+                <w:rFonts w:ascii="맑은 고딕" w:hAnsi="맑은 고딕"/>
+                <w:b w:val="0"/>
+                <w:sz w:val="18"/>
+                <w:rFonts w:eastAsia="맑은 고딕"/>
+              </w:rPr>
+              <w:t>FN-SEO-01</w:t>
+            </w:r>
+          </w:p>
+        </w:tc>
+        <w:tc>
+          <w:tcPr>
+            <w:tcW w:type="dxa" w:w="2269"/>
+          </w:tcPr>
+          <w:p>
+            <w:r/>
+            <w:r>
+              <w:rPr>
+                <w:rFonts w:ascii="맑은 고딕" w:hAnsi="맑은 고딕"/>
+                <w:b w:val="0"/>
+                <w:sz w:val="18"/>
+                <w:rFonts w:eastAsia="맑은 고딕"/>
+              </w:rPr>
+              <w:t>①</w:t>
             </w:r>
           </w:p>
         </w:tc>
@@ -5858,7 +8415,9 @@
             <w:pPr>
               <w:keepNext/>
             </w:pPr>
-            <w:r/>
+            <w:r>
+              <w:t>검증 결과 (2026. 8. 20.~21. 실측 · 2026. 9. 6. 재실측: 값마다 날짜 표기)</w:t>
+            </w:r>
             <w:r>
               <w:rPr>
                 <w:rFonts w:ascii="맑은 고딕" w:hAnsi="맑은 고딕"/>
@@ -5867,7 +8426,6 @@
                 <w:sz w:val="18"/>
                 <w:rFonts w:eastAsia="맑은 고딕"/>
               </w:rPr>
-              <w:t>검증 결과 (2026. 8. 20. 실측)</w:t>
             </w:r>
           </w:p>
         </w:tc>
@@ -5925,7 +8483,7 @@
               <w:keepNext/>
             </w:pPr>
             <w:r>
-              <w:t>충족: 실제 브라우저 측정 0.42초, 데스크톱 5회 중앙값 1.12초(2026. 8. 21.). 채점 도구가 저속 4G 회선과 4배 느린 기기를 가정해 계산한 시뮬레이션 값은 5.31초이나, 회선 조건만 정상이면 같은 저사양 기기에서도 0.68초로 측정된다</w:t>
+              <w:t>충족(실사용 관측): 실제 브라우저 측정 LCP 0.42초, 데스크톱 5회 중앙값 1.12초(2026. 8. 21.). 채점 도구가 저속 4G 회선과 4배 느린 기기를 가정해 계산한 시뮬레이션 값은 5.31초(이후 실측 5.9~6.0초)로 목표를 넘고, 모바일 점수 편차(74~85)의 원인은 총 차단 시간(TBT 80~3,850ms)이다. 두 값을 갈라 적는다. 시뮬레이션 기준 개선은 남은 일</w:t>
             </w:r>
             <w:r>
               <w:rPr>
@@ -5991,7 +8549,7 @@
               <w:keepNext/>
             </w:pPr>
             <w:r>
-              <w:t>충족: 실서비스 스트리밍 응답 10건(6개 언어 중 4개) 실측, 첫 토큰까지 중앙값 2.30초 · 상위 5% 3.84초(2026. 8. 21.)</w:t>
+              <w:t>충족(경계): ①실서비스 스트리밍 10건(2026. 8. 21.): 첫 글자 중앙값 2.30초 · 상위 5% 3.84초 ②같은 경로 자가시험 50건(2026. 8. 21.): P50 3.90초 · P95 5.33초 · 5초 초과 5건(10%). 표본이 큰 ②를 기준으로 하면 목표를 넘는 회차가 있다. 8/24~9/03 실행은 옛 경로라 첫 글자를 못 쟀고 9/05 복원(#1617) 뒤 9/07 실행부터 다시 잡힌다</w:t>
             </w:r>
             <w:r>
               <w:rPr>
@@ -6217,7 +8775,9 @@
             <w:pPr>
               <w:keepNext/>
             </w:pPr>
-            <w:r/>
+            <w:r>
+              <w:t>검증 결과 (2026. 8. 20.~21. 실측 · 2026. 9. 6. 재실측: 값마다 날짜 표기)</w:t>
+            </w:r>
             <w:r>
               <w:rPr>
                 <w:rFonts w:ascii="맑은 고딕" w:hAnsi="맑은 고딕"/>
@@ -6226,7 +8786,6 @@
                 <w:sz w:val="18"/>
                 <w:rFonts w:eastAsia="맑은 고딕"/>
               </w:rPr>
-              <w:t>검증 결과 (2026. 8. 20. 실측)</w:t>
             </w:r>
           </w:p>
         </w:tc>
@@ -6416,7 +8975,7 @@
               <w:keepNext/>
             </w:pPr>
             <w:r>
-              <w:t>충족: API 라우트 223개 전수 확인. 관문 흔적이 없던 10개는 모두 정당(공개 조회·상태 확인·서명 검증·폐쇄된 라우트)</w:t>
+              <w:t>충족: API 라우트 231개(2026. 9. 6.) 전수 확인. 관문 흔적이 없는 것은 공개 조회·상태 확인·서명 검증·크론(CRON_SECRET)·폐쇄된 라우트뿐. 2026-09-05 anon 이 부를 수 있던 RPC 4종의 EXECUTE 회수(#1622)</w:t>
             </w:r>
             <w:r>
               <w:rPr>
@@ -6708,7 +9267,9 @@
             <w:pPr>
               <w:keepNext/>
             </w:pPr>
-            <w:r/>
+            <w:r>
+              <w:t>검증 결과 (2026. 8. 20.~21. 실측 · 2026. 9. 6. 재실측: 값마다 날짜 표기)</w:t>
+            </w:r>
             <w:r>
               <w:rPr>
                 <w:rFonts w:ascii="맑은 고딕" w:hAnsi="맑은 고딕"/>
@@ -6717,7 +9278,6 @@
                 <w:sz w:val="18"/>
                 <w:rFonts w:eastAsia="맑은 고딕"/>
               </w:rPr>
-              <w:t>검증 결과 (2026. 8. 20. 실측)</w:t>
             </w:r>
           </w:p>
         </w:tc>
@@ -6775,7 +9335,7 @@
               <w:keepNext/>
             </w:pPr>
             <w:r>
-              <w:t>충족: 가동 감시가 10분마다 돈다. 최근 100회(2026-08-17~20) 전건 성공(100%). 같은 시각 실서비스 상태 확인 20회 연속 200 응답. 실서비스 빌드 최근 100건 중 실패 0건</w:t>
+              <w:t>충족: 외부 감시 UptimeRobot(5분, 2026-09-04 개설) + 깃허브 예약 감시(선언은 10분, 실측 하루 7회: 이 저장소의 예약 큐 특성). 깃허브 감시 최근 40회 전건 성공(2026-09-06). 7/24 DB 장애 55분은 감시 도입 전 사고</w:t>
             </w:r>
             <w:r>
               <w:rPr>
@@ -7001,7 +9561,9 @@
             <w:pPr>
               <w:keepNext/>
             </w:pPr>
-            <w:r/>
+            <w:r>
+              <w:t>검증 결과 (2026. 8. 20.~21. 실측 · 2026. 9. 6. 재실측: 값마다 날짜 표기)</w:t>
+            </w:r>
             <w:r>
               <w:rPr>
                 <w:rFonts w:ascii="맑은 고딕" w:hAnsi="맑은 고딕"/>
@@ -7010,7 +9572,6 @@
                 <w:sz w:val="18"/>
                 <w:rFonts w:eastAsia="맑은 고딕"/>
               </w:rPr>
-              <w:t>검증 결과 (2026. 8. 20. 실측)</w:t>
             </w:r>
           </w:p>
         </w:tc>
@@ -7068,7 +9629,7 @@
               <w:keepNext/>
             </w:pPr>
             <w:r>
-              <w:t>충족: 화면이 쓰는 문구 1,941개를 6개 언어에 전건 채움. 러시아어·카자흐어는 자동 검사가 매 변경마다 100% 확인</w:t>
+              <w:t>충족: 화면이 쓰는 문구 2,052개(2026. 9. 6.)를 6개 언어에 전건 채움. 러시아어·카자흐어는 자동 검사가 매 변경마다 100% 확인. 콘텐츠 칸(치료법·암종·병원 소개) 249개는 2026-09-06 AI 번역으로 채워 원어민 검수 대기</w:t>
             </w:r>
             <w:r>
               <w:rPr>
@@ -7134,7 +9695,7 @@
               <w:keepNext/>
             </w:pPr>
             <w:r>
-              <w:t>충족: 라이트하우스 접근성 100점(2026. 8. 21.). 화면 낭독기 대응·대체 텍스트·명도 대비 등 자동 검사 항목 전 항목 통과. 앱 설치 안내 단추의 명도 대비를 5.47 로 상향하여 WCAG 2.1 AA 기준을 만족한다</w:t>
+              <w:t>충족(공개 화면): 라이트하우스 접근성 100점(2026. 8. 21.), axe-core WCAG 2.1 AA 주 1회 자동. 로그인 뒤 화면 22개는 8/17~8/31 3주 연속 측정 실패(networkidle 함정)였고 2026-09-06 #1648 로 고쳐 9/07 실행이 첫 재측정: 그 범위는 «미측정»으로 적는다</w:t>
             </w:r>
             <w:r>
               <w:rPr>
@@ -7294,7 +9855,9 @@
             <w:pPr>
               <w:keepNext/>
             </w:pPr>
-            <w:r/>
+            <w:r>
+              <w:t>검증 결과 (2026. 8. 20.~21. 실측 · 2026. 9. 6. 재실측: 값마다 날짜 표기)</w:t>
+            </w:r>
             <w:r>
               <w:rPr>
                 <w:rFonts w:ascii="맑은 고딕" w:hAnsi="맑은 고딕"/>
@@ -7303,7 +9866,6 @@
                 <w:sz w:val="18"/>
                 <w:rFonts w:eastAsia="맑은 고딕"/>
               </w:rPr>
-              <w:t>검증 결과 (2026. 8. 20. 실측)</w:t>
             </w:r>
           </w:p>
         </w:tc>
@@ -7550,7 +10112,7 @@
           </w:tcPr>
           <w:p>
             <w:r>
-              <w:t>충족: /api/rag/ingest 로 코드 수정 없이 올린다. 현재 문서 21건·조각 21개</w:t>
+              <w:t>충족: /api/rag/ingest 로 코드 수정 없이 올린다. 현재 문서 63건·조각 105개(2026. 9. 6.). 자가시험이 RAG 조각이 프롬프트에 «실제로» 들어가는지 매회 기록</w:t>
             </w:r>
             <w:r>
               <w:rPr>
@@ -7653,7 +10215,9 @@
             <w:pPr>
               <w:keepNext/>
             </w:pPr>
-            <w:r/>
+            <w:r>
+              <w:t>검증 결과 (2026. 8. 20.~21. 실측 · 2026. 9. 6. 재실측: 값마다 날짜 표기)</w:t>
+            </w:r>
             <w:r>
               <w:rPr>
                 <w:rFonts w:ascii="맑은 고딕" w:hAnsi="맑은 고딕"/>
@@ -7662,7 +10226,6 @@
                 <w:sz w:val="18"/>
                 <w:rFonts w:eastAsia="맑은 고딕"/>
               </w:rPr>
-              <w:t>검증 결과 (2026. 8. 20. 실측)</w:t>
             </w:r>
           </w:p>
         </w:tc>
@@ -7833,7 +10396,7 @@
                 <w:sz w:val="18"/>
                 <w:rFonts w:eastAsia="맑은 고딕"/>
               </w:rPr>
-              <w:t>KHIDI KPI 달성 의무: 유치 12건, 상담 120건, 만족도 90점 (공고문 p.3)</w:t>
+              <w:t>KHIDI KPI 달성: 유치 12건, 상담 120건, 만족도 90점 (수행계획서 확정본 목표. 공고문 최소치는 10·80·80)</w:t>
             </w:r>
           </w:p>
         </w:tc>
@@ -7843,7 +10406,7 @@
           </w:tcPr>
           <w:p>
             <w:r>
-              <w:t>진행 중: 유치 0/12 · 사전상담+사후관리 7/120 · 만족도 표본 1건. 잔여 기간 유입에 달려 있다</w:t>
+              <w:t>진행 중: 유치 0/12 · 사전상담+사후관리 7/120(영상 1 + 전달된 소견 6) · 만족도 실환자 표본 0건(2026. 9. 6. 운영DB). 잔여 기간 유입에 달려 있다</w:t>
             </w:r>
             <w:r>
               <w:rPr>
@@ -7888,6 +10451,7 @@
       </w:tblGrid>
       <w:tr>
         <w:trPr>
+          <w:tblHeader w:val="true"/>
           <w:cantSplit/>
         </w:trPr>
         <w:tc>
@@ -8270,7 +10834,7 @@
                 <w:sz w:val="18"/>
                 <w:rFonts w:eastAsia="맑은 고딕"/>
               </w:rPr>
-              <w:t>Resend</w:t>
+              <w:t>Resend (폴백 AWS SES)</w:t>
             </w:r>
           </w:p>
         </w:tc>
@@ -8292,7 +10856,7 @@
               </w:rPr>
               <w:t>이메일 발송</w:t>
               <w:br/>
-              <w:t>예약 확인, 리마인더, 관리자 알림</w:t>
+              <w:t>접수 확인, 상담 초대, 리마인더, 설문, 교육, 관리자 알림</w:t>
             </w:r>
           </w:p>
         </w:tc>
@@ -8312,9 +10876,9 @@
                 <w:sz w:val="18"/>
                 <w:rFonts w:eastAsia="맑은 고딕"/>
               </w:rPr>
-              <w:t>Resend Node.js SDK</w:t>
+              <w:t>Resend SDK → 실패 시 @aws-sdk/client-ses</w:t>
               <w:br/>
-              <w:t>@react-email/render 템플릿</w:t>
+              <w:t>템플릿은 TS 함수(react-email 아님), 발신 healwith.co.kr</w:t>
             </w:r>
           </w:p>
         </w:tc>
@@ -8359,7 +10923,7 @@
                 <w:sz w:val="18"/>
                 <w:rFonts w:eastAsia="맑은 고딕"/>
               </w:rPr>
-              <w:t>Google Maps API</w:t>
+              <w:t>텔레그램 · 왓츠앱 (Cloud API)</w:t>
             </w:r>
           </w:p>
         </w:tc>
@@ -8379,9 +10943,7 @@
                 <w:sz w:val="18"/>
                 <w:rFonts w:eastAsia="맑은 고딕"/>
               </w:rPr>
-              <w:t>병원 위치 지도 표시</w:t>
-              <w:br/>
-              <w:t>병원 주변 정보</w:t>
+              <w:t>환자 상담 채널(봇) + 코디 양방향 릴레이</w:t>
             </w:r>
           </w:p>
         </w:tc>
@@ -8401,9 +10963,7 @@
                 <w:sz w:val="18"/>
                 <w:rFonts w:eastAsia="맑은 고딕"/>
               </w:rPr>
-              <w:t>@react-google-maps/api</w:t>
-              <w:br/>
-              <w:t>Client-side 렌더링</w:t>
+              <w:t>웹훅 서명 검증 · AI 자동응답 · 상담기록 축적</w:t>
             </w:r>
           </w:p>
         </w:tc>
@@ -8423,7 +10983,7 @@
                 <w:sz w:val="18"/>
                 <w:rFonts w:eastAsia="맑은 고딕"/>
               </w:rPr>
-              <w:t>/app/hospitals/*</w:t>
+              <w:t>/app/api/webhooks/{telegram,whatsapp}, src/lib/messaging/*</w:t>
             </w:r>
           </w:p>
         </w:tc>
@@ -8448,7 +11008,7 @@
                 <w:sz w:val="18"/>
                 <w:rFonts w:eastAsia="맑은 고딕"/>
               </w:rPr>
-              <w:t>Sentry</w:t>
+              <w:t>Firebase Cloud Messaging</w:t>
             </w:r>
           </w:p>
         </w:tc>
@@ -8468,9 +11028,7 @@
                 <w:sz w:val="18"/>
                 <w:rFonts w:eastAsia="맑은 고딕"/>
               </w:rPr>
-              <w:t>오류 추적·성능 모니터링</w:t>
-              <w:br/>
-              <w:t>배포 후 장애 감지</w:t>
+              <w:t>스토어 앱 푸시</w:t>
             </w:r>
           </w:p>
         </w:tc>
@@ -8490,7 +11048,7 @@
                 <w:sz w:val="18"/>
                 <w:rFonts w:eastAsia="맑은 고딕"/>
               </w:rPr>
-              <w:t>@sentry/nextjs + withSentryConfig</w:t>
+              <w:t>기기 등록(device_tokens) · 옵트인 · 정책</w:t>
             </w:r>
           </w:p>
         </w:tc>
@@ -8510,7 +11068,7 @@
                 <w:sz w:val="18"/>
                 <w:rFonts w:eastAsia="맑은 고딕"/>
               </w:rPr>
-              <w:t>sentry.client·server·edge.config.js</w:t>
+              <w:t>src/lib/push/*, /app/api/push/*</w:t>
             </w:r>
           </w:p>
         </w:tc>
@@ -8535,7 +11093,7 @@
                 <w:sz w:val="18"/>
                 <w:rFonts w:eastAsia="맑은 고딕"/>
               </w:rPr>
-              <w:t>Capacitor (iOS/Android)</w:t>
+              <w:t>Google Calendar API</w:t>
             </w:r>
           </w:p>
         </w:tc>
@@ -8555,9 +11113,7 @@
                 <w:sz w:val="18"/>
                 <w:rFonts w:eastAsia="맑은 고딕"/>
               </w:rPr>
-              <w:t>웹→모바일 앱 래핑</w:t>
-              <w:br/>
-              <w:t>푸시 알림, 딥링크</w:t>
+              <w:t>화상상담 예약 자동 등록</w:t>
             </w:r>
           </w:p>
         </w:tc>
@@ -8577,9 +11133,7 @@
                 <w:sz w:val="18"/>
                 <w:rFonts w:eastAsia="맑은 고딕"/>
               </w:rPr>
-              <w:t>@capacitor/core</w:t>
-              <w:br/>
-              <w:t>@capacitor/push-notifications</w:t>
+              <w:t>서비스 계정이 소유한 캘린더를 공유</w:t>
             </w:r>
           </w:p>
         </w:tc>
@@ -8599,7 +11153,7 @@
                 <w:sz w:val="18"/>
                 <w:rFonts w:eastAsia="맑은 고딕"/>
               </w:rPr>
-              <w:t>capacitor.config.ts</w:t>
+              <w:t>src/lib/calendar/googleCalendar.ts</w:t>
             </w:r>
           </w:p>
         </w:tc>
@@ -8624,7 +11178,7 @@
                 <w:sz w:val="18"/>
                 <w:rFonts w:eastAsia="맑은 고딕"/>
               </w:rPr>
-              <w:t>HIRA</w:t>
+              <w:t>UptimeRobot</w:t>
             </w:r>
           </w:p>
         </w:tc>
@@ -8644,9 +11198,7 @@
                 <w:sz w:val="18"/>
                 <w:rFonts w:eastAsia="맑은 고딕"/>
               </w:rPr>
-              <w:t>RAG 2계층: 의료 수가·병원 정보</w:t>
-              <w:br/>
-              <w:t>데이터 검증</w:t>
+              <w:t>실서비스 생사 감시(5분)</w:t>
             </w:r>
           </w:p>
         </w:tc>
@@ -8666,7 +11218,7 @@
                 <w:sz w:val="18"/>
                 <w:rFonts w:eastAsia="맑은 고딕"/>
               </w:rPr>
-              <w:t>HTTP REST 크롤링 + RAG 인제스트</w:t>
+              <w:t>HEAD /api/health, 2xx·3xx 만 정상</w:t>
             </w:r>
           </w:p>
         </w:tc>
@@ -8686,9 +11238,446 @@
                 <w:sz w:val="18"/>
                 <w:rFonts w:eastAsia="맑은 고딕"/>
               </w:rPr>
-              <w:t>src/lib/rag/*</w:t>
+              <w:t>외부 대시보드(PO 계정)</w:t>
+            </w:r>
+          </w:p>
+        </w:tc>
+      </w:tr>
+      <w:tr>
+        <w:trPr>
+          <w:cantSplit/>
+        </w:trPr>
+        <w:tc>
+          <w:tcPr>
+            <w:tcW w:type="dxa" w:w="2269"/>
+          </w:tcPr>
+          <w:p>
+            <w:pPr>
+              <w:keepNext/>
+            </w:pPr>
+            <w:r/>
+            <w:r>
+              <w:rPr>
+                <w:rFonts w:ascii="맑은 고딕" w:hAnsi="맑은 고딕"/>
+                <w:b/>
+                <w:sz w:val="18"/>
+                <w:rFonts w:eastAsia="맑은 고딕"/>
+              </w:rPr>
+              <w:t>IndexNow (빙·얀덱스·네이버)</w:t>
+            </w:r>
+          </w:p>
+        </w:tc>
+        <w:tc>
+          <w:tcPr>
+            <w:tcW w:type="dxa" w:w="2269"/>
+          </w:tcPr>
+          <w:p>
+            <w:pPr>
+              <w:keepNext/>
+            </w:pPr>
+            <w:r/>
+            <w:r>
+              <w:rPr>
+                <w:rFonts w:ascii="맑은 고딕" w:hAnsi="맑은 고딕"/>
+                <w:b w:val="0"/>
+                <w:sz w:val="18"/>
+                <w:rFonts w:eastAsia="맑은 고딕"/>
+              </w:rPr>
+              <w:t>검색엔진 색인 자동 제출</w:t>
+            </w:r>
+          </w:p>
+        </w:tc>
+        <w:tc>
+          <w:tcPr>
+            <w:tcW w:type="dxa" w:w="2269"/>
+          </w:tcPr>
+          <w:p>
+            <w:pPr>
+              <w:keepNext/>
+            </w:pPr>
+            <w:r/>
+            <w:r>
+              <w:rPr>
+                <w:rFonts w:ascii="맑은 고딕" w:hAnsi="맑은 고딕"/>
+                <w:b w:val="0"/>
+                <w:sz w:val="18"/>
+                <w:rFonts w:eastAsia="맑은 고딕"/>
+              </w:rPr>
+              <w:t>공개 키 파일 + 매일 크론</w:t>
+            </w:r>
+          </w:p>
+        </w:tc>
+        <w:tc>
+          <w:tcPr>
+            <w:tcW w:type="dxa" w:w="2269"/>
+          </w:tcPr>
+          <w:p>
+            <w:pPr>
+              <w:keepNext/>
+            </w:pPr>
+            <w:r/>
+            <w:r>
+              <w:rPr>
+                <w:rFonts w:ascii="맑은 고딕" w:hAnsi="맑은 고딕"/>
+                <w:b w:val="0"/>
+                <w:sz w:val="18"/>
+                <w:rFonts w:eastAsia="맑은 고딕"/>
+              </w:rPr>
+              <w:t>src/lib/seo/indexNow.ts</w:t>
+            </w:r>
+          </w:p>
+        </w:tc>
+      </w:tr>
+      <w:tr>
+        <w:trPr>
+          <w:cantSplit/>
+        </w:trPr>
+        <w:tc>
+          <w:tcPr>
+            <w:tcW w:type="dxa" w:w="2269"/>
+          </w:tcPr>
+          <w:p>
+            <w:pPr>
+              <w:keepNext/>
+            </w:pPr>
+            <w:r/>
+            <w:r>
+              <w:rPr>
+                <w:rFonts w:ascii="맑은 고딕" w:hAnsi="맑은 고딕"/>
+                <w:b/>
+                <w:sz w:val="18"/>
+                <w:rFonts w:eastAsia="맑은 고딕"/>
+              </w:rPr>
+              <w:t>Google Maps API</w:t>
+            </w:r>
+          </w:p>
+        </w:tc>
+        <w:tc>
+          <w:tcPr>
+            <w:tcW w:type="dxa" w:w="2269"/>
+          </w:tcPr>
+          <w:p>
+            <w:pPr>
+              <w:keepNext/>
+            </w:pPr>
+            <w:r/>
+            <w:r>
+              <w:rPr>
+                <w:rFonts w:ascii="맑은 고딕" w:hAnsi="맑은 고딕"/>
+                <w:b w:val="0"/>
+                <w:sz w:val="18"/>
+                <w:rFonts w:eastAsia="맑은 고딕"/>
+              </w:rPr>
+              <w:t>병원 위치 지도 표시</w:t>
               <w:br/>
-              <w:t>migrations/20260225_crawl_*</w:t>
+              <w:t>병원 주변 정보</w:t>
+            </w:r>
+          </w:p>
+        </w:tc>
+        <w:tc>
+          <w:tcPr>
+            <w:tcW w:type="dxa" w:w="2269"/>
+          </w:tcPr>
+          <w:p>
+            <w:pPr>
+              <w:keepNext/>
+            </w:pPr>
+            <w:r/>
+            <w:r>
+              <w:rPr>
+                <w:rFonts w:ascii="맑은 고딕" w:hAnsi="맑은 고딕"/>
+                <w:b w:val="0"/>
+                <w:sz w:val="18"/>
+                <w:rFonts w:eastAsia="맑은 고딕"/>
+              </w:rPr>
+              <w:t>@react-google-maps/api</w:t>
+              <w:br/>
+              <w:t>Client-side 렌더링</w:t>
+            </w:r>
+          </w:p>
+        </w:tc>
+        <w:tc>
+          <w:tcPr>
+            <w:tcW w:type="dxa" w:w="2269"/>
+          </w:tcPr>
+          <w:p>
+            <w:pPr>
+              <w:keepNext/>
+            </w:pPr>
+            <w:r/>
+            <w:r>
+              <w:rPr>
+                <w:rFonts w:ascii="맑은 고딕" w:hAnsi="맑은 고딕"/>
+                <w:b w:val="0"/>
+                <w:sz w:val="18"/>
+                <w:rFonts w:eastAsia="맑은 고딕"/>
+              </w:rPr>
+              <w:t>/app/hospitals/*</w:t>
+            </w:r>
+          </w:p>
+        </w:tc>
+      </w:tr>
+      <w:tr>
+        <w:trPr>
+          <w:cantSplit/>
+        </w:trPr>
+        <w:tc>
+          <w:tcPr>
+            <w:tcW w:type="dxa" w:w="2269"/>
+          </w:tcPr>
+          <w:p>
+            <w:pPr>
+              <w:keepNext/>
+            </w:pPr>
+            <w:r/>
+            <w:r>
+              <w:rPr>
+                <w:rFonts w:ascii="맑은 고딕" w:hAnsi="맑은 고딕"/>
+                <w:b/>
+                <w:sz w:val="18"/>
+                <w:rFonts w:eastAsia="맑은 고딕"/>
+              </w:rPr>
+              <w:t>Sentry</w:t>
+            </w:r>
+          </w:p>
+        </w:tc>
+        <w:tc>
+          <w:tcPr>
+            <w:tcW w:type="dxa" w:w="2269"/>
+          </w:tcPr>
+          <w:p>
+            <w:pPr>
+              <w:keepNext/>
+            </w:pPr>
+            <w:r/>
+            <w:r>
+              <w:rPr>
+                <w:rFonts w:ascii="맑은 고딕" w:hAnsi="맑은 고딕"/>
+                <w:b w:val="0"/>
+                <w:sz w:val="18"/>
+                <w:rFonts w:eastAsia="맑은 고딕"/>
+              </w:rPr>
+              <w:t>오류 추적·성능 모니터링</w:t>
+              <w:br/>
+              <w:t>배포 후 장애 감지</w:t>
+            </w:r>
+          </w:p>
+        </w:tc>
+        <w:tc>
+          <w:tcPr>
+            <w:tcW w:type="dxa" w:w="2269"/>
+          </w:tcPr>
+          <w:p>
+            <w:pPr>
+              <w:keepNext/>
+            </w:pPr>
+            <w:r/>
+            <w:r>
+              <w:rPr>
+                <w:rFonts w:ascii="맑은 고딕" w:hAnsi="맑은 고딕"/>
+                <w:b w:val="0"/>
+                <w:sz w:val="18"/>
+                <w:rFonts w:eastAsia="맑은 고딕"/>
+              </w:rPr>
+              <w:t>@sentry/nextjs + withSentryConfig</w:t>
+            </w:r>
+          </w:p>
+        </w:tc>
+        <w:tc>
+          <w:tcPr>
+            <w:tcW w:type="dxa" w:w="2269"/>
+          </w:tcPr>
+          <w:p>
+            <w:pPr>
+              <w:keepNext/>
+            </w:pPr>
+            <w:r/>
+            <w:r>
+              <w:rPr>
+                <w:rFonts w:ascii="맑은 고딕" w:hAnsi="맑은 고딕"/>
+                <w:b w:val="0"/>
+                <w:sz w:val="18"/>
+                <w:rFonts w:eastAsia="맑은 고딕"/>
+              </w:rPr>
+              <w:t>sentry.client·server·edge.config.js</w:t>
+            </w:r>
+          </w:p>
+        </w:tc>
+      </w:tr>
+      <w:tr>
+        <w:trPr>
+          <w:cantSplit/>
+        </w:trPr>
+        <w:tc>
+          <w:tcPr>
+            <w:tcW w:type="dxa" w:w="2269"/>
+          </w:tcPr>
+          <w:p>
+            <w:pPr>
+              <w:keepNext/>
+            </w:pPr>
+            <w:r/>
+            <w:r>
+              <w:rPr>
+                <w:rFonts w:ascii="맑은 고딕" w:hAnsi="맑은 고딕"/>
+                <w:b/>
+                <w:sz w:val="18"/>
+                <w:rFonts w:eastAsia="맑은 고딕"/>
+              </w:rPr>
+              <w:t>Capacitor (iOS/Android)</w:t>
+            </w:r>
+          </w:p>
+        </w:tc>
+        <w:tc>
+          <w:tcPr>
+            <w:tcW w:type="dxa" w:w="2269"/>
+          </w:tcPr>
+          <w:p>
+            <w:pPr>
+              <w:keepNext/>
+            </w:pPr>
+            <w:r/>
+            <w:r>
+              <w:rPr>
+                <w:rFonts w:ascii="맑은 고딕" w:hAnsi="맑은 고딕"/>
+                <w:b w:val="0"/>
+                <w:sz w:val="18"/>
+                <w:rFonts w:eastAsia="맑은 고딕"/>
+              </w:rPr>
+              <w:t>웹→모바일 앱 래핑</w:t>
+              <w:br/>
+              <w:t>푸시 알림, 딥링크</w:t>
+            </w:r>
+          </w:p>
+        </w:tc>
+        <w:tc>
+          <w:tcPr>
+            <w:tcW w:type="dxa" w:w="2269"/>
+          </w:tcPr>
+          <w:p>
+            <w:pPr>
+              <w:keepNext/>
+            </w:pPr>
+            <w:r/>
+            <w:r>
+              <w:rPr>
+                <w:rFonts w:ascii="맑은 고딕" w:hAnsi="맑은 고딕"/>
+                <w:b w:val="0"/>
+                <w:sz w:val="18"/>
+                <w:rFonts w:eastAsia="맑은 고딕"/>
+              </w:rPr>
+              <w:t>@capacitor/core</w:t>
+              <w:br/>
+              <w:t>@capacitor/push-notifications</w:t>
+            </w:r>
+          </w:p>
+        </w:tc>
+        <w:tc>
+          <w:tcPr>
+            <w:tcW w:type="dxa" w:w="2269"/>
+          </w:tcPr>
+          <w:p>
+            <w:pPr>
+              <w:keepNext/>
+            </w:pPr>
+            <w:r/>
+            <w:r>
+              <w:rPr>
+                <w:rFonts w:ascii="맑은 고딕" w:hAnsi="맑은 고딕"/>
+                <w:b w:val="0"/>
+                <w:sz w:val="18"/>
+                <w:rFonts w:eastAsia="맑은 고딕"/>
+              </w:rPr>
+              <w:t>capacitor.config.ts</w:t>
+            </w:r>
+          </w:p>
+        </w:tc>
+      </w:tr>
+      <w:tr>
+        <w:trPr>
+          <w:cantSplit/>
+        </w:trPr>
+        <w:tc>
+          <w:tcPr>
+            <w:tcW w:type="dxa" w:w="2269"/>
+          </w:tcPr>
+          <w:p>
+            <w:pPr>
+              <w:keepNext/>
+            </w:pPr>
+            <w:r/>
+            <w:r>
+              <w:rPr>
+                <w:rFonts w:ascii="맑은 고딕" w:hAnsi="맑은 고딕"/>
+                <w:b/>
+                <w:sz w:val="18"/>
+                <w:rFonts w:eastAsia="맑은 고딕"/>
+              </w:rPr>
+              <w:t>HIRA 공공 API · 네이버 지역검색</w:t>
+            </w:r>
+          </w:p>
+        </w:tc>
+        <w:tc>
+          <w:tcPr>
+            <w:tcW w:type="dxa" w:w="2269"/>
+          </w:tcPr>
+          <w:p>
+            <w:pPr>
+              <w:keepNext/>
+            </w:pPr>
+            <w:r/>
+            <w:r>
+              <w:rPr>
+                <w:rFonts w:ascii="맑은 고딕" w:hAnsi="맑은 고딕"/>
+                <w:b w:val="0"/>
+                <w:sz w:val="18"/>
+                <w:rFonts w:eastAsia="맑은 고딕"/>
+              </w:rPr>
+              <w:t>RAG 2계층: 답할 때 실시간 보조검색</w:t>
+              <w:br/>
+              <w:t>(크롤 파이프라인은 별도, 지금은 안 돈다)</w:t>
+            </w:r>
+          </w:p>
+        </w:tc>
+        <w:tc>
+          <w:tcPr>
+            <w:tcW w:type="dxa" w:w="2269"/>
+          </w:tcPr>
+          <w:p>
+            <w:pPr>
+              <w:keepNext/>
+            </w:pPr>
+            <w:r/>
+            <w:r>
+              <w:rPr>
+                <w:rFonts w:ascii="맑은 고딕" w:hAnsi="맑은 고딕"/>
+                <w:b w:val="0"/>
+                <w:sz w:val="18"/>
+                <w:rFonts w:eastAsia="맑은 고딕"/>
+              </w:rPr>
+              <w:t>HTTP REST 병렬 호출, 짧은 타임아웃</w:t>
+            </w:r>
+          </w:p>
+        </w:tc>
+        <w:tc>
+          <w:tcPr>
+            <w:tcW w:type="dxa" w:w="2269"/>
+          </w:tcPr>
+          <w:p>
+            <w:pPr>
+              <w:keepNext/>
+            </w:pPr>
+            <w:r/>
+            <w:r>
+              <w:rPr>
+                <w:rFonts w:ascii="맑은 고딕" w:hAnsi="맑은 고딕"/>
+                <w:b w:val="0"/>
+                <w:sz w:val="18"/>
+                <w:rFonts w:eastAsia="맑은 고딕"/>
+              </w:rPr>
+              <w:t>src/lib/chat/externalSearch.ts</w:t>
+              <w:br/>
+              <w:t>src/lib/crawl/sources/*</w:t>
             </w:r>
           </w:p>
         </w:tc>
@@ -9011,7 +12000,21 @@
           <w:sz w:val="20"/>
           <w:rFonts w:eastAsia="맑은 고딕"/>
         </w:rPr>
-        <w:t>• 카자흐스탄 네트워크: 지방 WebRTC 품질은 현지 5G 인프라가 2025년 말 구축 완료되어 개선 추세이나, 지방은 여전히 회선 편차가 있음.</w:t>
+        <w:t>• 카자흐스탄 네트워크: 지방 WebRTC 품질은 현지 5G 인프라가 2025년 말 구축 완료되어 개선 추세이나, 지방은 여전히 회선 편차가 있음. 2026-08-21 현지 측정망 실측 왕복 306ms(7개 지점 중앙값).</w:t>
+      </w:r>
+    </w:p>
+    <w:p>
+      <w:pPr>
+        <w:ind w:left="283"/>
+      </w:pPr>
+      <w:r>
+        <w:rPr>
+          <w:rFonts w:ascii="맑은 고딕" w:hAnsi="맑은 고딕"/>
+          <w:b w:val="0"/>
+          <w:sz w:val="20"/>
+          <w:rFonts w:eastAsia="맑은 고딕"/>
+        </w:rPr>
+        <w:t>• 구글 검색 그라운딩 미작동: 설치된 @ai-sdk/google 에 없는 옵션이라 조용히 무시된다. 살리려면 정식 googleSearch 도구로.</w:t>
       </w:r>
     </w:p>
     <w:p/>
@@ -9159,7 +12162,7 @@
                 <w:sz w:val="18"/>
                 <w:rFonts w:eastAsia="맑은 고딕"/>
               </w:rPr>
-              <w:t>HEALO</w:t>
+              <w:t>healwith</w:t>
             </w:r>
           </w:p>
         </w:tc>
@@ -9176,7 +12179,7 @@
                 <w:sz w:val="18"/>
                 <w:rFonts w:eastAsia="맑은 고딕"/>
               </w:rPr>
-              <w:t>본로이 개발 AI 기반 외국인환자 상담·매칭·사후관리 통합 플랫폼명</w:t>
+              <w:t>본로이가 개발·운영하는 AI 기반 외국인환자 상담·매칭·사후관리 통합 플랫폼명(healwith.co.kr). 옛 이름은 2026-08 에 버렸고 병기하지 않는다</w:t>
             </w:r>
           </w:p>
         </w:tc>
@@ -9254,7 +12257,7 @@
                 <w:sz w:val="18"/>
                 <w:rFonts w:eastAsia="맑은 고딕"/>
               </w:rPr>
-              <w:t>Retrieval-Augmented Generation. 검색 기반 AI 응답 생성. HEALO에서 3계층 구조 운영 (DB→HIRA→Google)</w:t>
+              <w:t>Retrieval-Augmented Generation. 검색 기반 AI 응답 생성. healwith 는 자체 DB → HIRA·네이버 실시간 보조검색 2계층이 가동 중이고 구글 검색 그라운딩(3계층)은 미작동</w:t>
             </w:r>
           </w:p>
         </w:tc>
@@ -9956,7 +12959,7 @@
                 <w:sz w:val="18"/>
                 <w:rFonts w:eastAsia="맑은 고딕"/>
               </w:rPr>
-              <w:t>Speech-To-Text. 음성→텍스트 변환. 환자 증상 입력 지원</w:t>
+              <w:t>Speech-To-Text. 음성→텍스트 변환. 상담방 실시간 자막과 코디 음성 메모 판독에 사용</w:t>
             </w:r>
           </w:p>
         </w:tc>
@@ -9995,7 +12998,7 @@
                 <w:sz w:val="18"/>
                 <w:rFonts w:eastAsia="맑은 고딕"/>
               </w:rPr>
-              <w:t>Minimum Viable Product. 핵심 기능 구현 초기 제품. HEALO 현재 단계</w:t>
+              <w:t>Minimum Viable Product. 핵심 기능 구현 초기 제품. 2026-06 배포·실서비스 운영 중</w:t>
             </w:r>
           </w:p>
         </w:tc>
@@ -10190,7 +13193,7 @@
                 <w:sz w:val="18"/>
                 <w:rFonts w:eastAsia="맑은 고딕"/>
               </w:rPr>
-              <w:t>Internationalization. 다국어 지원 설계. HEALO는 6개 언어 지원</w:t>
+              <w:t>Internationalization. 다국어 지원 설계. healwith 는 6개 언어 지원</w:t>
             </w:r>
           </w:p>
         </w:tc>
@@ -10229,7 +13232,7 @@
                 <w:sz w:val="18"/>
                 <w:rFonts w:eastAsia="맑은 고딕"/>
               </w:rPr>
-              <w:t>Google DeepMind 의 멀티모달 AI 모델. HEALO 는 최신 별칭(gemini-flash-latest)으로 고정 사용</w:t>
+              <w:t>Google DeepMind 의 멀티모달 AI 모델. healwith 는 최신 별칭(gemini-flash-latest)으로 고정 사용</w:t>
             </w:r>
           </w:p>
         </w:tc>
